--- a/Doc/Release notes.docx
+++ b/Doc/Release notes.docx
@@ -9,6 +9,7 @@
           <w:bCs/>
           <w:sz w:val="28"/>
           <w:szCs w:val="28"/>
+          <w:lang w:val="en-GB"/>
         </w:rPr>
       </w:pPr>
       <w:r>
@@ -17,6 +18,7 @@
           <w:bCs/>
           <w:sz w:val="28"/>
           <w:szCs w:val="28"/>
+          <w:lang w:val="en-GB"/>
         </w:rPr>
         <w:t>Release 0.4.0</w:t>
       </w:r>
@@ -35,6 +37,7 @@
           <w:bCs/>
           <w:sz w:val="28"/>
           <w:szCs w:val="28"/>
+          <w:lang w:val="en-GB"/>
         </w:rPr>
         <w:tab/>
       </w:r>
@@ -61,6 +64,7 @@
           <w:bCs/>
           <w:sz w:val="28"/>
           <w:szCs w:val="28"/>
+          <w:lang w:val="en-GB"/>
         </w:rPr>
       </w:pPr>
       <w:r>
@@ -69,6 +73,7 @@
           <w:bCs/>
           <w:sz w:val="28"/>
           <w:szCs w:val="28"/>
+          <w:lang w:val="en-GB"/>
         </w:rPr>
         <w:t>Release 0.4.1</w:t>
       </w:r>
@@ -89,6 +94,108 @@
         </w:rPr>
         <w:tab/>
         <w:t>Zoom implemented with horizontal slider</w:t>
+      </w:r>
+    </w:p>
+    <w:p>
+      <w:pPr>
+        <w:rPr>
+          <w:sz w:val="24"/>
+          <w:szCs w:val="24"/>
+          <w:lang w:val="en-GB"/>
+        </w:rPr>
+      </w:pPr>
+    </w:p>
+    <w:p>
+      <w:pPr>
+        <w:rPr>
+          <w:b/>
+          <w:bCs/>
+          <w:sz w:val="28"/>
+          <w:szCs w:val="28"/>
+          <w:lang w:val="en-GB"/>
+        </w:rPr>
+      </w:pPr>
+      <w:r>
+        <w:rPr>
+          <w:b/>
+          <w:bCs/>
+          <w:sz w:val="28"/>
+          <w:szCs w:val="28"/>
+          <w:lang w:val="en-GB"/>
+        </w:rPr>
+        <w:t>Versione 0.5.0</w:t>
+      </w:r>
+    </w:p>
+    <w:p>
+      <w:pPr>
+        <w:rPr>
+          <w:sz w:val="24"/>
+          <w:szCs w:val="24"/>
+          <w:lang w:val="en-GB"/>
+        </w:rPr>
+      </w:pPr>
+      <w:r>
+        <w:rPr>
+          <w:sz w:val="24"/>
+          <w:szCs w:val="24"/>
+          <w:lang w:val="en-GB"/>
+        </w:rPr>
+        <w:tab/>
+        <w:t xml:space="preserve">Restructured </w:t>
+      </w:r>
+    </w:p>
+    <w:p>
+      <w:pPr>
+        <w:ind w:left="1416"/>
+        <w:rPr>
+          <w:sz w:val="24"/>
+          <w:szCs w:val="24"/>
+          <w:lang w:val="en-GB"/>
+        </w:rPr>
+      </w:pPr>
+      <w:r>
+        <w:rPr>
+          <w:sz w:val="24"/>
+          <w:szCs w:val="24"/>
+          <w:lang w:val="en-GB"/>
+        </w:rPr>
+        <w:t>MainActivity is now the APP cover</w:t>
+      </w:r>
+    </w:p>
+    <w:p>
+      <w:pPr>
+        <w:ind w:left="1416"/>
+        <w:rPr>
+          <w:sz w:val="24"/>
+          <w:szCs w:val="24"/>
+          <w:lang w:val="en-GB"/>
+        </w:rPr>
+      </w:pPr>
+      <w:r>
+        <w:rPr>
+          <w:sz w:val="24"/>
+          <w:szCs w:val="24"/>
+          <w:lang w:val="en-GB"/>
+        </w:rPr>
+        <w:t>PhotoActivity added</w:t>
+      </w:r>
+    </w:p>
+    <w:p>
+      <w:pPr>
+        <w:ind w:left="1416"/>
+        <w:rPr>
+          <w:sz w:val="24"/>
+          <w:szCs w:val="24"/>
+          <w:lang w:val="en-GB"/>
+        </w:rPr>
+      </w:pPr>
+      <w:r>
+        <w:rPr>
+          <w:sz w:val="24"/>
+          <w:szCs w:val="24"/>
+          <w:lang w:val="en-GB"/>
+        </w:rPr>
+        <w:t>VideoActivity added</w:t>
       </w:r>
     </w:p>
     <w:sectPr>

--- a/Doc/Release notes.docx
+++ b/Doc/Release notes.docx
@@ -53,6 +53,47 @@
     <w:p>
       <w:pPr>
         <w:rPr>
+          <w:b/>
+          <w:bCs/>
+          <w:sz w:val="24"/>
+          <w:szCs w:val="24"/>
+          <w:lang w:val="en-GB"/>
+        </w:rPr>
+      </w:pPr>
+      <w:r>
+        <w:rPr>
+          <w:b/>
+          <w:bCs/>
+          <w:sz w:val="24"/>
+          <w:szCs w:val="24"/>
+          <w:lang w:val="en-GB"/>
+        </w:rPr>
+        <w:t>Release 0.4.1</w:t>
+      </w:r>
+    </w:p>
+    <w:p>
+      <w:pPr>
+        <w:rPr>
+          <w:sz w:val="24"/>
+          <w:szCs w:val="24"/>
+          <w:lang w:val="en-GB"/>
+        </w:rPr>
+      </w:pPr>
+      <w:r>
+        <w:rPr>
+          <w:sz w:val="24"/>
+          <w:szCs w:val="24"/>
+          <w:lang w:val="en-GB"/>
+        </w:rPr>
+        <w:tab/>
+        <w:t>Zoom implemented with horizontal slider</w:t>
+      </w:r>
+    </w:p>
+    <w:p>
+      <w:pPr>
+        <w:rPr>
+          <w:sz w:val="24"/>
+          <w:szCs w:val="24"/>
           <w:lang w:val="en-GB"/>
         </w:rPr>
       </w:pPr>
@@ -67,6 +108,7 @@
           <w:lang w:val="en-GB"/>
         </w:rPr>
       </w:pPr>
+      <w:proofErr w:type="spellStart"/>
       <w:r>
         <w:rPr>
           <w:b/>
@@ -75,38 +117,10 @@
           <w:szCs w:val="28"/>
           <w:lang w:val="en-GB"/>
         </w:rPr>
-        <w:t>Release 0.4.1</w:t>
-      </w:r>
-    </w:p>
-    <w:p>
-      <w:pPr>
-        <w:rPr>
-          <w:sz w:val="24"/>
-          <w:szCs w:val="24"/>
-          <w:lang w:val="en-GB"/>
-        </w:rPr>
-      </w:pPr>
-      <w:r>
-        <w:rPr>
-          <w:sz w:val="24"/>
-          <w:szCs w:val="24"/>
-          <w:lang w:val="en-GB"/>
-        </w:rPr>
-        <w:tab/>
-        <w:t>Zoom implemented with horizontal slider</w:t>
-      </w:r>
-    </w:p>
-    <w:p>
-      <w:pPr>
-        <w:rPr>
-          <w:sz w:val="24"/>
-          <w:szCs w:val="24"/>
-          <w:lang w:val="en-GB"/>
-        </w:rPr>
-      </w:pPr>
-    </w:p>
-    <w:p>
-      <w:pPr>
+        <w:t>Versione</w:t>
+      </w:r>
+      <w:proofErr w:type="spellEnd"/>
+      <w:r>
         <w:rPr>
           <w:b/>
           <w:bCs/>
@@ -114,16 +128,7 @@
           <w:szCs w:val="28"/>
           <w:lang w:val="en-GB"/>
         </w:rPr>
-      </w:pPr>
-      <w:r>
-        <w:rPr>
-          <w:b/>
-          <w:bCs/>
-          <w:sz w:val="28"/>
-          <w:szCs w:val="28"/>
-          <w:lang w:val="en-GB"/>
-        </w:rPr>
-        <w:t>Versione 0.5.0</w:t>
+        <w:t xml:space="preserve"> 0.5.0</w:t>
       </w:r>
     </w:p>
     <w:p>
@@ -153,13 +158,23 @@
           <w:lang w:val="en-GB"/>
         </w:rPr>
       </w:pPr>
-      <w:r>
-        <w:rPr>
-          <w:sz w:val="24"/>
-          <w:szCs w:val="24"/>
-          <w:lang w:val="en-GB"/>
-        </w:rPr>
-        <w:t>MainActivity is now the APP cover</w:t>
+      <w:proofErr w:type="spellStart"/>
+      <w:r>
+        <w:rPr>
+          <w:sz w:val="24"/>
+          <w:szCs w:val="24"/>
+          <w:lang w:val="en-GB"/>
+        </w:rPr>
+        <w:t>MainActivity</w:t>
+      </w:r>
+      <w:proofErr w:type="spellEnd"/>
+      <w:r>
+        <w:rPr>
+          <w:sz w:val="24"/>
+          <w:szCs w:val="24"/>
+          <w:lang w:val="en-GB"/>
+        </w:rPr>
+        <w:t xml:space="preserve"> is now the APP cover</w:t>
       </w:r>
     </w:p>
     <w:p>
@@ -171,13 +186,23 @@
           <w:lang w:val="en-GB"/>
         </w:rPr>
       </w:pPr>
-      <w:r>
-        <w:rPr>
-          <w:sz w:val="24"/>
-          <w:szCs w:val="24"/>
-          <w:lang w:val="en-GB"/>
-        </w:rPr>
-        <w:t>PhotoActivity added</w:t>
+      <w:proofErr w:type="spellStart"/>
+      <w:r>
+        <w:rPr>
+          <w:sz w:val="24"/>
+          <w:szCs w:val="24"/>
+          <w:lang w:val="en-GB"/>
+        </w:rPr>
+        <w:t>PhotoActivity</w:t>
+      </w:r>
+      <w:proofErr w:type="spellEnd"/>
+      <w:r>
+        <w:rPr>
+          <w:sz w:val="24"/>
+          <w:szCs w:val="24"/>
+          <w:lang w:val="en-GB"/>
+        </w:rPr>
+        <w:t xml:space="preserve"> added</w:t>
       </w:r>
     </w:p>
     <w:p>
@@ -189,13 +214,62 @@
           <w:lang w:val="en-GB"/>
         </w:rPr>
       </w:pPr>
-      <w:r>
-        <w:rPr>
-          <w:sz w:val="24"/>
-          <w:szCs w:val="24"/>
-          <w:lang w:val="en-GB"/>
-        </w:rPr>
-        <w:t>VideoActivity added</w:t>
+      <w:proofErr w:type="spellStart"/>
+      <w:r>
+        <w:rPr>
+          <w:sz w:val="24"/>
+          <w:szCs w:val="24"/>
+          <w:lang w:val="en-GB"/>
+        </w:rPr>
+        <w:t>VideoActivity</w:t>
+      </w:r>
+      <w:proofErr w:type="spellEnd"/>
+      <w:r>
+        <w:rPr>
+          <w:sz w:val="24"/>
+          <w:szCs w:val="24"/>
+          <w:lang w:val="en-GB"/>
+        </w:rPr>
+        <w:t xml:space="preserve"> added</w:t>
+      </w:r>
+    </w:p>
+    <w:p>
+      <w:pPr>
+        <w:rPr>
+          <w:b/>
+          <w:bCs/>
+          <w:sz w:val="24"/>
+          <w:szCs w:val="24"/>
+          <w:lang w:val="en-GB"/>
+        </w:rPr>
+      </w:pPr>
+      <w:r>
+        <w:rPr>
+          <w:b/>
+          <w:bCs/>
+          <w:sz w:val="24"/>
+          <w:szCs w:val="24"/>
+          <w:lang w:val="en-GB"/>
+        </w:rPr>
+        <w:t>Version 0.5.2</w:t>
+      </w:r>
+    </w:p>
+    <w:p>
+      <w:pPr>
+        <w:rPr>
+          <w:sz w:val="24"/>
+          <w:szCs w:val="24"/>
+          <w:lang w:val="en-GB"/>
+        </w:rPr>
+      </w:pPr>
+      <w:r>
+        <w:rPr>
+          <w:sz w:val="24"/>
+          <w:szCs w:val="24"/>
+          <w:lang w:val="en-GB"/>
+        </w:rPr>
+        <w:tab/>
+        <w:t>Firs version of stacking added</w:t>
       </w:r>
     </w:p>
     <w:sectPr>

--- a/Doc/Release notes.docx
+++ b/Doc/Release notes.docx
@@ -271,6 +271,77 @@
         <w:tab/>
         <w:t>Firs version of stacking added</w:t>
       </w:r>
+    </w:p>
+    <w:p>
+      <w:pPr>
+        <w:rPr>
+          <w:sz w:val="24"/>
+          <w:szCs w:val="24"/>
+          <w:lang w:val="en-GB"/>
+        </w:rPr>
+      </w:pPr>
+    </w:p>
+    <w:p>
+      <w:pPr>
+        <w:rPr>
+          <w:sz w:val="24"/>
+          <w:szCs w:val="24"/>
+          <w:lang w:val="en-GB"/>
+        </w:rPr>
+      </w:pPr>
+      <w:r>
+        <w:rPr>
+          <w:sz w:val="24"/>
+          <w:szCs w:val="24"/>
+          <w:lang w:val="en-GB"/>
+        </w:rPr>
+        <w:t>Version 0.5.3</w:t>
+      </w:r>
+    </w:p>
+    <w:p>
+      <w:pPr>
+        <w:rPr>
+          <w:sz w:val="24"/>
+          <w:szCs w:val="24"/>
+          <w:lang w:val="en-GB"/>
+        </w:rPr>
+      </w:pPr>
+      <w:r>
+        <w:rPr>
+          <w:sz w:val="24"/>
+          <w:szCs w:val="24"/>
+          <w:lang w:val="en-GB"/>
+        </w:rPr>
+        <w:tab/>
+        <w:t>Fixed icons for Photo, Multiple photos and Stacking</w:t>
+      </w:r>
+    </w:p>
+    <w:p>
+      <w:pPr>
+        <w:rPr>
+          <w:sz w:val="24"/>
+          <w:szCs w:val="24"/>
+          <w:lang w:val="en-GB"/>
+        </w:rPr>
+      </w:pPr>
+      <w:r>
+        <w:rPr>
+          <w:sz w:val="24"/>
+          <w:szCs w:val="24"/>
+          <w:lang w:val="en-GB"/>
+        </w:rPr>
+        <w:tab/>
+        <w:t xml:space="preserve">Num of multiple phots added in Settings </w:t>
+      </w:r>
+    </w:p>
+    <w:p>
+      <w:pPr>
+        <w:rPr>
+          <w:sz w:val="24"/>
+          <w:szCs w:val="24"/>
+          <w:lang w:val="en-GB"/>
+        </w:rPr>
+      </w:pPr>
     </w:p>
     <w:sectPr>
       <w:pgSz w:w="11906" w:h="16838"/>

--- a/Doc/Release notes.docx
+++ b/Doc/Release notes.docx
@@ -108,7 +108,6 @@
           <w:lang w:val="en-GB"/>
         </w:rPr>
       </w:pPr>
-      <w:proofErr w:type="spellStart"/>
       <w:r>
         <w:rPr>
           <w:b/>
@@ -117,124 +116,92 @@
           <w:szCs w:val="28"/>
           <w:lang w:val="en-GB"/>
         </w:rPr>
-        <w:t>Versione</w:t>
-      </w:r>
-      <w:proofErr w:type="spellEnd"/>
-      <w:r>
+        <w:t>Versione 0.5.0</w:t>
+      </w:r>
+    </w:p>
+    <w:p>
+      <w:pPr>
+        <w:rPr>
+          <w:sz w:val="24"/>
+          <w:szCs w:val="24"/>
+          <w:lang w:val="en-GB"/>
+        </w:rPr>
+      </w:pPr>
+      <w:r>
+        <w:rPr>
+          <w:sz w:val="24"/>
+          <w:szCs w:val="24"/>
+          <w:lang w:val="en-GB"/>
+        </w:rPr>
+        <w:tab/>
+        <w:t xml:space="preserve">Restructured </w:t>
+      </w:r>
+    </w:p>
+    <w:p>
+      <w:pPr>
+        <w:ind w:left="1416"/>
+        <w:rPr>
+          <w:sz w:val="24"/>
+          <w:szCs w:val="24"/>
+          <w:lang w:val="en-GB"/>
+        </w:rPr>
+      </w:pPr>
+      <w:r>
+        <w:rPr>
+          <w:sz w:val="24"/>
+          <w:szCs w:val="24"/>
+          <w:lang w:val="en-GB"/>
+        </w:rPr>
+        <w:t>MainActivity is now the APP cover</w:t>
+      </w:r>
+    </w:p>
+    <w:p>
+      <w:pPr>
+        <w:ind w:left="1416"/>
+        <w:rPr>
+          <w:sz w:val="24"/>
+          <w:szCs w:val="24"/>
+          <w:lang w:val="en-GB"/>
+        </w:rPr>
+      </w:pPr>
+      <w:r>
+        <w:rPr>
+          <w:sz w:val="24"/>
+          <w:szCs w:val="24"/>
+          <w:lang w:val="en-GB"/>
+        </w:rPr>
+        <w:t>PhotoActivity added</w:t>
+      </w:r>
+    </w:p>
+    <w:p>
+      <w:pPr>
+        <w:ind w:left="1416"/>
+        <w:rPr>
+          <w:sz w:val="24"/>
+          <w:szCs w:val="24"/>
+          <w:lang w:val="en-GB"/>
+        </w:rPr>
+      </w:pPr>
+      <w:r>
+        <w:rPr>
+          <w:sz w:val="24"/>
+          <w:szCs w:val="24"/>
+          <w:lang w:val="en-GB"/>
+        </w:rPr>
+        <w:t>VideoActivity added</w:t>
+      </w:r>
+    </w:p>
+    <w:p>
+      <w:pPr>
         <w:rPr>
           <w:b/>
           <w:bCs/>
-          <w:sz w:val="28"/>
-          <w:szCs w:val="28"/>
-          <w:lang w:val="en-GB"/>
-        </w:rPr>
-        <w:t xml:space="preserve"> 0.5.0</w:t>
-      </w:r>
-    </w:p>
-    <w:p>
-      <w:pPr>
-        <w:rPr>
-          <w:sz w:val="24"/>
-          <w:szCs w:val="24"/>
-          <w:lang w:val="en-GB"/>
-        </w:rPr>
-      </w:pPr>
-      <w:r>
-        <w:rPr>
-          <w:sz w:val="24"/>
-          <w:szCs w:val="24"/>
-          <w:lang w:val="en-GB"/>
-        </w:rPr>
-        <w:tab/>
-        <w:t xml:space="preserve">Restructured </w:t>
-      </w:r>
-    </w:p>
-    <w:p>
-      <w:pPr>
-        <w:ind w:left="1416"/>
-        <w:rPr>
-          <w:sz w:val="24"/>
-          <w:szCs w:val="24"/>
-          <w:lang w:val="en-GB"/>
-        </w:rPr>
-      </w:pPr>
-      <w:proofErr w:type="spellStart"/>
-      <w:r>
-        <w:rPr>
-          <w:sz w:val="24"/>
-          <w:szCs w:val="24"/>
-          <w:lang w:val="en-GB"/>
-        </w:rPr>
-        <w:t>MainActivity</w:t>
-      </w:r>
-      <w:proofErr w:type="spellEnd"/>
-      <w:r>
-        <w:rPr>
-          <w:sz w:val="24"/>
-          <w:szCs w:val="24"/>
-          <w:lang w:val="en-GB"/>
-        </w:rPr>
-        <w:t xml:space="preserve"> is now the APP cover</w:t>
-      </w:r>
-    </w:p>
-    <w:p>
-      <w:pPr>
-        <w:ind w:left="1416"/>
-        <w:rPr>
-          <w:sz w:val="24"/>
-          <w:szCs w:val="24"/>
-          <w:lang w:val="en-GB"/>
-        </w:rPr>
-      </w:pPr>
-      <w:proofErr w:type="spellStart"/>
-      <w:r>
-        <w:rPr>
-          <w:sz w:val="24"/>
-          <w:szCs w:val="24"/>
-          <w:lang w:val="en-GB"/>
-        </w:rPr>
-        <w:t>PhotoActivity</w:t>
-      </w:r>
-      <w:proofErr w:type="spellEnd"/>
-      <w:r>
-        <w:rPr>
-          <w:sz w:val="24"/>
-          <w:szCs w:val="24"/>
-          <w:lang w:val="en-GB"/>
-        </w:rPr>
-        <w:t xml:space="preserve"> added</w:t>
-      </w:r>
-    </w:p>
-    <w:p>
-      <w:pPr>
-        <w:ind w:left="1416"/>
-        <w:rPr>
-          <w:sz w:val="24"/>
-          <w:szCs w:val="24"/>
-          <w:lang w:val="en-GB"/>
-        </w:rPr>
-      </w:pPr>
-      <w:proofErr w:type="spellStart"/>
-      <w:r>
-        <w:rPr>
-          <w:sz w:val="24"/>
-          <w:szCs w:val="24"/>
-          <w:lang w:val="en-GB"/>
-        </w:rPr>
-        <w:t>VideoActivity</w:t>
-      </w:r>
-      <w:proofErr w:type="spellEnd"/>
-      <w:r>
-        <w:rPr>
-          <w:sz w:val="24"/>
-          <w:szCs w:val="24"/>
-          <w:lang w:val="en-GB"/>
-        </w:rPr>
-        <w:t xml:space="preserve"> added</w:t>
-      </w:r>
-    </w:p>
-    <w:p>
-      <w:pPr>
+          <w:sz w:val="24"/>
+          <w:szCs w:val="24"/>
+          <w:lang w:val="en-GB"/>
+        </w:rPr>
+      </w:pPr>
+      <w:r>
         <w:rPr>
           <w:b/>
           <w:bCs/>
@@ -242,8 +209,54 @@
           <w:szCs w:val="24"/>
           <w:lang w:val="en-GB"/>
         </w:rPr>
-      </w:pPr>
-      <w:r>
+        <w:t>Version 0.5.2</w:t>
+      </w:r>
+    </w:p>
+    <w:p>
+      <w:pPr>
+        <w:rPr>
+          <w:sz w:val="24"/>
+          <w:szCs w:val="24"/>
+          <w:lang w:val="en-GB"/>
+        </w:rPr>
+      </w:pPr>
+      <w:r>
+        <w:rPr>
+          <w:sz w:val="24"/>
+          <w:szCs w:val="24"/>
+          <w:lang w:val="en-GB"/>
+        </w:rPr>
+        <w:tab/>
+        <w:t>Firs</w:t>
+      </w:r>
+      <w:r>
+        <w:rPr>
+          <w:sz w:val="24"/>
+          <w:szCs w:val="24"/>
+          <w:lang w:val="en-GB"/>
+        </w:rPr>
+        <w:t>t</w:t>
+      </w:r>
+      <w:r>
+        <w:rPr>
+          <w:sz w:val="24"/>
+          <w:szCs w:val="24"/>
+          <w:lang w:val="en-GB"/>
+        </w:rPr>
+        <w:t xml:space="preserve"> version of stacking added</w:t>
+      </w:r>
+    </w:p>
+    <w:p>
+      <w:pPr>
+        <w:rPr>
+          <w:sz w:val="24"/>
+          <w:szCs w:val="24"/>
+          <w:lang w:val="en-GB"/>
+        </w:rPr>
+      </w:pPr>
+    </w:p>
+    <w:p>
+      <w:pPr>
         <w:rPr>
           <w:b/>
           <w:bCs/>
@@ -251,46 +264,11 @@
           <w:szCs w:val="24"/>
           <w:lang w:val="en-GB"/>
         </w:rPr>
-        <w:t>Version 0.5.2</w:t>
-      </w:r>
-    </w:p>
-    <w:p>
-      <w:pPr>
-        <w:rPr>
-          <w:sz w:val="24"/>
-          <w:szCs w:val="24"/>
-          <w:lang w:val="en-GB"/>
-        </w:rPr>
-      </w:pPr>
-      <w:r>
-        <w:rPr>
-          <w:sz w:val="24"/>
-          <w:szCs w:val="24"/>
-          <w:lang w:val="en-GB"/>
-        </w:rPr>
-        <w:tab/>
-        <w:t>Firs version of stacking added</w:t>
-      </w:r>
-    </w:p>
-    <w:p>
-      <w:pPr>
-        <w:rPr>
-          <w:sz w:val="24"/>
-          <w:szCs w:val="24"/>
-          <w:lang w:val="en-GB"/>
-        </w:rPr>
-      </w:pPr>
-    </w:p>
-    <w:p>
-      <w:pPr>
-        <w:rPr>
-          <w:sz w:val="24"/>
-          <w:szCs w:val="24"/>
-          <w:lang w:val="en-GB"/>
-        </w:rPr>
-      </w:pPr>
-      <w:r>
-        <w:rPr>
+      </w:pPr>
+      <w:r>
+        <w:rPr>
+          <w:b/>
+          <w:bCs/>
           <w:sz w:val="24"/>
           <w:szCs w:val="24"/>
           <w:lang w:val="en-GB"/>
@@ -331,17 +309,182 @@
           <w:lang w:val="en-GB"/>
         </w:rPr>
         <w:tab/>
-        <w:t xml:space="preserve">Num of multiple phots added in Settings </w:t>
-      </w:r>
-    </w:p>
-    <w:p>
-      <w:pPr>
-        <w:rPr>
-          <w:sz w:val="24"/>
-          <w:szCs w:val="24"/>
-          <w:lang w:val="en-GB"/>
-        </w:rPr>
-      </w:pPr>
+        <w:t>Num of multiple phots added in Settings</w:t>
+      </w:r>
+    </w:p>
+    <w:p>
+      <w:pPr>
+        <w:rPr>
+          <w:sz w:val="24"/>
+          <w:szCs w:val="24"/>
+          <w:lang w:val="en-GB"/>
+        </w:rPr>
+      </w:pPr>
+      <w:r>
+        <w:rPr>
+          <w:sz w:val="24"/>
+          <w:szCs w:val="24"/>
+          <w:lang w:val="en-GB"/>
+        </w:rPr>
+        <w:tab/>
+        <w:t xml:space="preserve">Stacked photo – name with time </w:t>
+      </w:r>
+    </w:p>
+    <w:p>
+      <w:pPr>
+        <w:rPr>
+          <w:sz w:val="24"/>
+          <w:szCs w:val="24"/>
+          <w:lang w:val="en-GB"/>
+        </w:rPr>
+      </w:pPr>
+      <w:r>
+        <w:rPr>
+          <w:sz w:val="24"/>
+          <w:szCs w:val="24"/>
+          <w:lang w:val="en-GB"/>
+        </w:rPr>
+        <w:tab/>
+        <w:t xml:space="preserve">Stacked messages Init &amp; end </w:t>
+      </w:r>
+    </w:p>
+    <w:p>
+      <w:pPr>
+        <w:rPr>
+          <w:sz w:val="24"/>
+          <w:szCs w:val="24"/>
+          <w:lang w:val="en-GB"/>
+        </w:rPr>
+      </w:pPr>
+      <w:r>
+        <w:rPr>
+          <w:sz w:val="24"/>
+          <w:szCs w:val="24"/>
+          <w:lang w:val="en-GB"/>
+        </w:rPr>
+        <w:tab/>
+        <w:t>Stacked photo saved in correct orientation</w:t>
+      </w:r>
+    </w:p>
+    <w:p>
+      <w:pPr>
+        <w:rPr>
+          <w:sz w:val="24"/>
+          <w:szCs w:val="24"/>
+          <w:lang w:val="en-GB"/>
+        </w:rPr>
+      </w:pPr>
+    </w:p>
+    <w:p>
+      <w:pPr>
+        <w:rPr>
+          <w:b/>
+          <w:bCs/>
+          <w:sz w:val="24"/>
+          <w:szCs w:val="24"/>
+          <w:lang w:val="en-GB"/>
+        </w:rPr>
+      </w:pPr>
+      <w:r>
+        <w:rPr>
+          <w:b/>
+          <w:bCs/>
+          <w:sz w:val="24"/>
+          <w:szCs w:val="24"/>
+          <w:lang w:val="en-GB"/>
+        </w:rPr>
+        <w:t>Version 0.5.4</w:t>
+      </w:r>
+    </w:p>
+    <w:p>
+      <w:pPr>
+        <w:rPr>
+          <w:sz w:val="24"/>
+          <w:szCs w:val="24"/>
+          <w:lang w:val="en-GB"/>
+        </w:rPr>
+      </w:pPr>
+      <w:r>
+        <w:rPr>
+          <w:sz w:val="24"/>
+          <w:szCs w:val="24"/>
+          <w:lang w:val="en-GB"/>
+        </w:rPr>
+        <w:tab/>
+        <w:t>Changed name to AstroPhoto</w:t>
+      </w:r>
+    </w:p>
+    <w:p>
+      <w:pPr>
+        <w:rPr>
+          <w:sz w:val="24"/>
+          <w:szCs w:val="24"/>
+          <w:lang w:val="en-GB"/>
+        </w:rPr>
+      </w:pPr>
+      <w:r>
+        <w:rPr>
+          <w:sz w:val="24"/>
+          <w:szCs w:val="24"/>
+          <w:lang w:val="en-GB"/>
+        </w:rPr>
+        <w:tab/>
+        <w:t>Added Stacking beep in Settings</w:t>
+      </w:r>
+    </w:p>
+    <w:p>
+      <w:pPr>
+        <w:rPr>
+          <w:sz w:val="24"/>
+          <w:szCs w:val="24"/>
+          <w:lang w:val="en-GB"/>
+        </w:rPr>
+      </w:pPr>
+      <w:r>
+        <w:rPr>
+          <w:sz w:val="24"/>
+          <w:szCs w:val="24"/>
+          <w:lang w:val="en-GB"/>
+        </w:rPr>
+        <w:tab/>
+        <w:t>StackingBeep when Stacking ended</w:t>
+      </w:r>
+    </w:p>
+    <w:p>
+      <w:pPr>
+        <w:rPr>
+          <w:sz w:val="24"/>
+          <w:szCs w:val="24"/>
+          <w:lang w:val="en-GB"/>
+        </w:rPr>
+      </w:pPr>
+      <w:r>
+        <w:rPr>
+          <w:sz w:val="24"/>
+          <w:szCs w:val="24"/>
+          <w:lang w:val="en-GB"/>
+        </w:rPr>
+        <w:tab/>
+        <w:t>Settings called by Photo&amp; Video not from Main</w:t>
+      </w:r>
+    </w:p>
+    <w:p>
+      <w:pPr>
+        <w:rPr>
+          <w:sz w:val="24"/>
+          <w:szCs w:val="24"/>
+          <w:lang w:val="en-GB"/>
+        </w:rPr>
+      </w:pPr>
+      <w:r>
+        <w:rPr>
+          <w:sz w:val="24"/>
+          <w:szCs w:val="24"/>
+          <w:lang w:val="en-GB"/>
+        </w:rPr>
+        <w:tab/>
+        <w:t>Separated Photo and Video Settings</w:t>
+      </w:r>
     </w:p>
     <w:sectPr>
       <w:pgSz w:w="11906" w:h="16838"/>

--- a/Doc/Release notes.docx
+++ b/Doc/Release notes.docx
@@ -20,17 +20,8 @@
           <w:szCs w:val="28"/>
           <w:lang w:val="en-GB"/>
         </w:rPr>
-        <w:t>Release 0.4.0</w:t>
-      </w:r>
-    </w:p>
-    <w:p>
-      <w:pPr>
-        <w:rPr>
-          <w:sz w:val="24"/>
-          <w:szCs w:val="24"/>
-          <w:lang w:val="en-GB"/>
-        </w:rPr>
-      </w:pPr>
+        <w:t>Release 0.4.</w:t>
+      </w:r>
       <w:r>
         <w:rPr>
           <w:b/>
@@ -39,67 +30,18 @@
           <w:szCs w:val="28"/>
           <w:lang w:val="en-GB"/>
         </w:rPr>
-        <w:tab/>
-      </w:r>
-      <w:r>
-        <w:rPr>
-          <w:sz w:val="24"/>
-          <w:szCs w:val="24"/>
-          <w:lang w:val="en-GB"/>
-        </w:rPr>
-        <w:t>Photo and Video working OK with programmable delay</w:t>
-      </w:r>
-    </w:p>
-    <w:p>
-      <w:pPr>
-        <w:rPr>
-          <w:b/>
-          <w:bCs/>
-          <w:sz w:val="24"/>
-          <w:szCs w:val="24"/>
-          <w:lang w:val="en-GB"/>
-        </w:rPr>
-      </w:pPr>
-      <w:r>
-        <w:rPr>
-          <w:b/>
-          <w:bCs/>
-          <w:sz w:val="24"/>
-          <w:szCs w:val="24"/>
-          <w:lang w:val="en-GB"/>
-        </w:rPr>
-        <w:t>Release 0.4.1</w:t>
-      </w:r>
-    </w:p>
-    <w:p>
-      <w:pPr>
-        <w:rPr>
-          <w:sz w:val="24"/>
-          <w:szCs w:val="24"/>
-          <w:lang w:val="en-GB"/>
-        </w:rPr>
-      </w:pPr>
-      <w:r>
-        <w:rPr>
-          <w:sz w:val="24"/>
-          <w:szCs w:val="24"/>
-          <w:lang w:val="en-GB"/>
-        </w:rPr>
-        <w:tab/>
-        <w:t>Zoom implemented with horizontal slider</w:t>
-      </w:r>
-    </w:p>
-    <w:p>
-      <w:pPr>
-        <w:rPr>
-          <w:sz w:val="24"/>
-          <w:szCs w:val="24"/>
-          <w:lang w:val="en-GB"/>
-        </w:rPr>
-      </w:pPr>
-    </w:p>
-    <w:p>
-      <w:pPr>
+        <w:t>1</w:t>
+      </w:r>
+    </w:p>
+    <w:p>
+      <w:pPr>
+        <w:rPr>
+          <w:sz w:val="24"/>
+          <w:szCs w:val="24"/>
+          <w:lang w:val="en-GB"/>
+        </w:rPr>
+      </w:pPr>
+      <w:r>
         <w:rPr>
           <w:b/>
           <w:bCs/>
@@ -107,8 +49,46 @@
           <w:szCs w:val="28"/>
           <w:lang w:val="en-GB"/>
         </w:rPr>
-      </w:pPr>
-      <w:r>
+        <w:tab/>
+      </w:r>
+      <w:r>
+        <w:rPr>
+          <w:sz w:val="24"/>
+          <w:szCs w:val="24"/>
+          <w:lang w:val="en-GB"/>
+        </w:rPr>
+        <w:t>Photo and Video working OK with programmable delay</w:t>
+      </w:r>
+    </w:p>
+    <w:p>
+      <w:pPr>
+        <w:rPr>
+          <w:sz w:val="24"/>
+          <w:szCs w:val="24"/>
+          <w:lang w:val="en-GB"/>
+        </w:rPr>
+      </w:pPr>
+      <w:r>
+        <w:rPr>
+          <w:sz w:val="24"/>
+          <w:szCs w:val="24"/>
+          <w:lang w:val="en-GB"/>
+        </w:rPr>
+        <w:tab/>
+        <w:t>Zoom implemented with horizontal slider</w:t>
+      </w:r>
+    </w:p>
+    <w:p>
+      <w:pPr>
+        <w:rPr>
+          <w:sz w:val="24"/>
+          <w:szCs w:val="24"/>
+          <w:lang w:val="en-GB"/>
+        </w:rPr>
+      </w:pPr>
+    </w:p>
+    <w:p>
+      <w:pPr>
         <w:rPr>
           <w:b/>
           <w:bCs/>
@@ -116,7 +96,28 @@
           <w:szCs w:val="28"/>
           <w:lang w:val="en-GB"/>
         </w:rPr>
-        <w:t>Versione 0.5.0</w:t>
+      </w:pPr>
+      <w:proofErr w:type="spellStart"/>
+      <w:r>
+        <w:rPr>
+          <w:b/>
+          <w:bCs/>
+          <w:sz w:val="28"/>
+          <w:szCs w:val="28"/>
+          <w:lang w:val="en-GB"/>
+        </w:rPr>
+        <w:t>Versione</w:t>
+      </w:r>
+      <w:proofErr w:type="spellEnd"/>
+      <w:r>
+        <w:rPr>
+          <w:b/>
+          <w:bCs/>
+          <w:sz w:val="28"/>
+          <w:szCs w:val="28"/>
+          <w:lang w:val="en-GB"/>
+        </w:rPr>
+        <w:t xml:space="preserve"> 0.5.0</w:t>
       </w:r>
     </w:p>
     <w:p>
@@ -146,13 +147,23 @@
           <w:lang w:val="en-GB"/>
         </w:rPr>
       </w:pPr>
-      <w:r>
-        <w:rPr>
-          <w:sz w:val="24"/>
-          <w:szCs w:val="24"/>
-          <w:lang w:val="en-GB"/>
-        </w:rPr>
-        <w:t>MainActivity is now the APP cover</w:t>
+      <w:proofErr w:type="spellStart"/>
+      <w:r>
+        <w:rPr>
+          <w:sz w:val="24"/>
+          <w:szCs w:val="24"/>
+          <w:lang w:val="en-GB"/>
+        </w:rPr>
+        <w:t>MainActivity</w:t>
+      </w:r>
+      <w:proofErr w:type="spellEnd"/>
+      <w:r>
+        <w:rPr>
+          <w:sz w:val="24"/>
+          <w:szCs w:val="24"/>
+          <w:lang w:val="en-GB"/>
+        </w:rPr>
+        <w:t xml:space="preserve"> is now the APP cover</w:t>
       </w:r>
     </w:p>
     <w:p>
@@ -164,13 +175,23 @@
           <w:lang w:val="en-GB"/>
         </w:rPr>
       </w:pPr>
-      <w:r>
-        <w:rPr>
-          <w:sz w:val="24"/>
-          <w:szCs w:val="24"/>
-          <w:lang w:val="en-GB"/>
-        </w:rPr>
-        <w:t>PhotoActivity added</w:t>
+      <w:proofErr w:type="spellStart"/>
+      <w:r>
+        <w:rPr>
+          <w:sz w:val="24"/>
+          <w:szCs w:val="24"/>
+          <w:lang w:val="en-GB"/>
+        </w:rPr>
+        <w:t>PhotoActivity</w:t>
+      </w:r>
+      <w:proofErr w:type="spellEnd"/>
+      <w:r>
+        <w:rPr>
+          <w:sz w:val="24"/>
+          <w:szCs w:val="24"/>
+          <w:lang w:val="en-GB"/>
+        </w:rPr>
+        <w:t xml:space="preserve"> added</w:t>
       </w:r>
     </w:p>
     <w:p>
@@ -182,14 +203,34 @@
           <w:lang w:val="en-GB"/>
         </w:rPr>
       </w:pPr>
-      <w:r>
-        <w:rPr>
-          <w:sz w:val="24"/>
-          <w:szCs w:val="24"/>
-          <w:lang w:val="en-GB"/>
-        </w:rPr>
-        <w:t>VideoActivity added</w:t>
-      </w:r>
+      <w:proofErr w:type="spellStart"/>
+      <w:r>
+        <w:rPr>
+          <w:sz w:val="24"/>
+          <w:szCs w:val="24"/>
+          <w:lang w:val="en-GB"/>
+        </w:rPr>
+        <w:t>VideoActivity</w:t>
+      </w:r>
+      <w:proofErr w:type="spellEnd"/>
+      <w:r>
+        <w:rPr>
+          <w:sz w:val="24"/>
+          <w:szCs w:val="24"/>
+          <w:lang w:val="en-GB"/>
+        </w:rPr>
+        <w:t xml:space="preserve"> added</w:t>
+      </w:r>
+    </w:p>
+    <w:p>
+      <w:pPr>
+        <w:ind w:left="1416"/>
+        <w:rPr>
+          <w:sz w:val="24"/>
+          <w:szCs w:val="24"/>
+          <w:lang w:val="en-GB"/>
+        </w:rPr>
+      </w:pPr>
     </w:p>
     <w:p>
       <w:pPr>
@@ -411,8 +452,18 @@
           <w:lang w:val="en-GB"/>
         </w:rPr>
         <w:tab/>
-        <w:t>Changed name to AstroPhoto</w:t>
-      </w:r>
+        <w:t xml:space="preserve">Changed name to </w:t>
+      </w:r>
+      <w:proofErr w:type="spellStart"/>
+      <w:r>
+        <w:rPr>
+          <w:sz w:val="24"/>
+          <w:szCs w:val="24"/>
+          <w:lang w:val="en-GB"/>
+        </w:rPr>
+        <w:t>AstroPhoto</w:t>
+      </w:r>
+      <w:proofErr w:type="spellEnd"/>
     </w:p>
     <w:p>
       <w:pPr>
@@ -447,7 +498,42 @@
           <w:lang w:val="en-GB"/>
         </w:rPr>
         <w:tab/>
-        <w:t>StackingBeep when Stacking ended</w:t>
+      </w:r>
+      <w:proofErr w:type="spellStart"/>
+      <w:r>
+        <w:rPr>
+          <w:sz w:val="24"/>
+          <w:szCs w:val="24"/>
+          <w:lang w:val="en-GB"/>
+        </w:rPr>
+        <w:t>StackingBeep</w:t>
+      </w:r>
+      <w:proofErr w:type="spellEnd"/>
+      <w:r>
+        <w:rPr>
+          <w:sz w:val="24"/>
+          <w:szCs w:val="24"/>
+          <w:lang w:val="en-GB"/>
+        </w:rPr>
+        <w:t xml:space="preserve"> when </w:t>
+      </w:r>
+      <w:proofErr w:type="gramStart"/>
+      <w:r>
+        <w:rPr>
+          <w:sz w:val="24"/>
+          <w:szCs w:val="24"/>
+          <w:lang w:val="en-GB"/>
+        </w:rPr>
+        <w:t>Stacking</w:t>
+      </w:r>
+      <w:proofErr w:type="gramEnd"/>
+      <w:r>
+        <w:rPr>
+          <w:sz w:val="24"/>
+          <w:szCs w:val="24"/>
+          <w:lang w:val="en-GB"/>
+        </w:rPr>
+        <w:t xml:space="preserve"> ended</w:t>
       </w:r>
     </w:p>
     <w:p>
@@ -484,6 +570,142 @@
         </w:rPr>
         <w:tab/>
         <w:t>Separated Photo and Video Settings</w:t>
+      </w:r>
+    </w:p>
+    <w:p>
+      <w:pPr>
+        <w:rPr>
+          <w:sz w:val="24"/>
+          <w:szCs w:val="24"/>
+          <w:lang w:val="en-GB"/>
+        </w:rPr>
+      </w:pPr>
+    </w:p>
+    <w:p>
+      <w:pPr>
+        <w:rPr>
+          <w:b/>
+          <w:bCs/>
+          <w:sz w:val="24"/>
+          <w:szCs w:val="24"/>
+          <w:lang w:val="en-GB"/>
+        </w:rPr>
+      </w:pPr>
+      <w:r>
+        <w:rPr>
+          <w:b/>
+          <w:bCs/>
+          <w:sz w:val="24"/>
+          <w:szCs w:val="24"/>
+          <w:lang w:val="en-GB"/>
+        </w:rPr>
+        <w:t>Version 0.5.5</w:t>
+      </w:r>
+    </w:p>
+    <w:p>
+      <w:pPr>
+        <w:rPr>
+          <w:sz w:val="24"/>
+          <w:szCs w:val="24"/>
+          <w:lang w:val="en-GB"/>
+        </w:rPr>
+      </w:pPr>
+      <w:r>
+        <w:rPr>
+          <w:sz w:val="24"/>
+          <w:szCs w:val="24"/>
+          <w:lang w:val="en-GB"/>
+        </w:rPr>
+        <w:tab/>
+        <w:t>Stacking works with 10 images (alignment necessary)</w:t>
+      </w:r>
+    </w:p>
+    <w:p>
+      <w:pPr>
+        <w:rPr>
+          <w:sz w:val="24"/>
+          <w:szCs w:val="24"/>
+          <w:lang w:val="en-GB"/>
+        </w:rPr>
+      </w:pPr>
+      <w:r>
+        <w:rPr>
+          <w:sz w:val="24"/>
+          <w:szCs w:val="24"/>
+          <w:lang w:val="en-GB"/>
+        </w:rPr>
+        <w:tab/>
+        <w:t>Delay between successive photos added</w:t>
+      </w:r>
+      <w:r>
+        <w:rPr>
+          <w:sz w:val="24"/>
+          <w:szCs w:val="24"/>
+          <w:lang w:val="en-GB"/>
+        </w:rPr>
+        <w:t xml:space="preserve"> in Settings</w:t>
+      </w:r>
+    </w:p>
+    <w:p>
+      <w:pPr>
+        <w:rPr>
+          <w:sz w:val="24"/>
+          <w:szCs w:val="24"/>
+          <w:lang w:val="en-GB"/>
+        </w:rPr>
+      </w:pPr>
+    </w:p>
+    <w:p>
+      <w:pPr>
+        <w:rPr>
+          <w:sz w:val="24"/>
+          <w:szCs w:val="24"/>
+          <w:lang w:val="en-GB"/>
+        </w:rPr>
+      </w:pPr>
+      <w:r>
+        <w:rPr>
+          <w:sz w:val="24"/>
+          <w:szCs w:val="24"/>
+          <w:lang w:val="en-GB"/>
+        </w:rPr>
+        <w:t>Version 0.5.6</w:t>
+      </w:r>
+    </w:p>
+    <w:p>
+      <w:pPr>
+        <w:rPr>
+          <w:sz w:val="24"/>
+          <w:szCs w:val="24"/>
+          <w:lang w:val="en-GB"/>
+        </w:rPr>
+      </w:pPr>
+      <w:r>
+        <w:rPr>
+          <w:sz w:val="24"/>
+          <w:szCs w:val="24"/>
+          <w:lang w:val="en-GB"/>
+        </w:rPr>
+        <w:tab/>
+        <w:t>Beep during video delay added</w:t>
+      </w:r>
+    </w:p>
+    <w:p>
+      <w:pPr>
+        <w:rPr>
+          <w:sz w:val="24"/>
+          <w:szCs w:val="24"/>
+          <w:lang w:val="en-GB"/>
+        </w:rPr>
+      </w:pPr>
+      <w:r>
+        <w:rPr>
+          <w:sz w:val="24"/>
+          <w:szCs w:val="24"/>
+          <w:lang w:val="en-GB"/>
+        </w:rPr>
+        <w:tab/>
+        <w:t>Fixed problem in video stop</w:t>
       </w:r>
     </w:p>
     <w:sectPr>

--- a/Doc/Release notes.docx
+++ b/Doc/Release notes.docx
@@ -57,7 +57,7 @@
           <w:szCs w:val="24"/>
           <w:lang w:val="en-GB"/>
         </w:rPr>
-        <w:t>Photo and Video working OK with programmable delay</w:t>
+        <w:t>Photo and Video work OK with programmable delay</w:t>
       </w:r>
     </w:p>
     <w:p>
@@ -97,7 +97,6 @@
           <w:lang w:val="en-GB"/>
         </w:rPr>
       </w:pPr>
-      <w:proofErr w:type="spellStart"/>
       <w:r>
         <w:rPr>
           <w:b/>
@@ -106,9 +105,98 @@
           <w:szCs w:val="28"/>
           <w:lang w:val="en-GB"/>
         </w:rPr>
-        <w:t>Versione</w:t>
-      </w:r>
-      <w:proofErr w:type="spellEnd"/>
+        <w:t>Versione 0.5.0</w:t>
+      </w:r>
+    </w:p>
+    <w:p>
+      <w:pPr>
+        <w:rPr>
+          <w:sz w:val="24"/>
+          <w:szCs w:val="24"/>
+          <w:lang w:val="en-GB"/>
+        </w:rPr>
+      </w:pPr>
+      <w:r>
+        <w:rPr>
+          <w:sz w:val="24"/>
+          <w:szCs w:val="24"/>
+          <w:lang w:val="en-GB"/>
+        </w:rPr>
+        <w:tab/>
+        <w:t xml:space="preserve">Restructured </w:t>
+      </w:r>
+    </w:p>
+    <w:p>
+      <w:pPr>
+        <w:ind w:left="1416"/>
+        <w:rPr>
+          <w:sz w:val="24"/>
+          <w:szCs w:val="24"/>
+          <w:lang w:val="en-GB"/>
+        </w:rPr>
+      </w:pPr>
+      <w:r>
+        <w:rPr>
+          <w:sz w:val="24"/>
+          <w:szCs w:val="24"/>
+          <w:lang w:val="en-GB"/>
+        </w:rPr>
+        <w:t>MainActivity is now the APP cover</w:t>
+      </w:r>
+    </w:p>
+    <w:p>
+      <w:pPr>
+        <w:ind w:left="1416"/>
+        <w:rPr>
+          <w:sz w:val="24"/>
+          <w:szCs w:val="24"/>
+          <w:lang w:val="en-GB"/>
+        </w:rPr>
+      </w:pPr>
+      <w:r>
+        <w:rPr>
+          <w:sz w:val="24"/>
+          <w:szCs w:val="24"/>
+          <w:lang w:val="en-GB"/>
+        </w:rPr>
+        <w:t>PhotoActivity added</w:t>
+      </w:r>
+    </w:p>
+    <w:p>
+      <w:pPr>
+        <w:ind w:left="1416"/>
+        <w:rPr>
+          <w:sz w:val="24"/>
+          <w:szCs w:val="24"/>
+          <w:lang w:val="en-GB"/>
+        </w:rPr>
+      </w:pPr>
+      <w:r>
+        <w:rPr>
+          <w:sz w:val="24"/>
+          <w:szCs w:val="24"/>
+          <w:lang w:val="en-GB"/>
+        </w:rPr>
+        <w:t>VideoActivity added</w:t>
+      </w:r>
+    </w:p>
+    <w:p>
+      <w:pPr>
+        <w:rPr>
+          <w:sz w:val="24"/>
+          <w:szCs w:val="24"/>
+          <w:lang w:val="en-GB"/>
+        </w:rPr>
+      </w:pPr>
+    </w:p>
+    <w:p>
+      <w:pPr>
+        <w:rPr>
+          <w:sz w:val="24"/>
+          <w:szCs w:val="24"/>
+          <w:lang w:val="en-GB"/>
+        </w:rPr>
+      </w:pPr>
       <w:r>
         <w:rPr>
           <w:b/>
@@ -117,221 +205,92 @@
           <w:szCs w:val="28"/>
           <w:lang w:val="en-GB"/>
         </w:rPr>
-        <w:t xml:space="preserve"> 0.5.0</w:t>
-      </w:r>
-    </w:p>
-    <w:p>
-      <w:pPr>
-        <w:rPr>
-          <w:sz w:val="24"/>
-          <w:szCs w:val="24"/>
-          <w:lang w:val="en-GB"/>
-        </w:rPr>
-      </w:pPr>
-      <w:r>
-        <w:rPr>
-          <w:sz w:val="24"/>
-          <w:szCs w:val="24"/>
-          <w:lang w:val="en-GB"/>
-        </w:rPr>
-        <w:tab/>
-        <w:t xml:space="preserve">Restructured </w:t>
-      </w:r>
-    </w:p>
-    <w:p>
-      <w:pPr>
-        <w:ind w:left="1416"/>
-        <w:rPr>
-          <w:sz w:val="24"/>
-          <w:szCs w:val="24"/>
-          <w:lang w:val="en-GB"/>
-        </w:rPr>
-      </w:pPr>
-      <w:proofErr w:type="spellStart"/>
-      <w:r>
-        <w:rPr>
-          <w:sz w:val="24"/>
-          <w:szCs w:val="24"/>
-          <w:lang w:val="en-GB"/>
-        </w:rPr>
-        <w:t>MainActivity</w:t>
-      </w:r>
-      <w:proofErr w:type="spellEnd"/>
-      <w:r>
-        <w:rPr>
-          <w:sz w:val="24"/>
-          <w:szCs w:val="24"/>
-          <w:lang w:val="en-GB"/>
-        </w:rPr>
-        <w:t xml:space="preserve"> is now the APP cover</w:t>
-      </w:r>
-    </w:p>
-    <w:p>
-      <w:pPr>
-        <w:ind w:left="1416"/>
-        <w:rPr>
-          <w:sz w:val="24"/>
-          <w:szCs w:val="24"/>
-          <w:lang w:val="en-GB"/>
-        </w:rPr>
-      </w:pPr>
-      <w:proofErr w:type="spellStart"/>
-      <w:r>
-        <w:rPr>
-          <w:sz w:val="24"/>
-          <w:szCs w:val="24"/>
-          <w:lang w:val="en-GB"/>
-        </w:rPr>
-        <w:t>PhotoActivity</w:t>
-      </w:r>
-      <w:proofErr w:type="spellEnd"/>
-      <w:r>
-        <w:rPr>
-          <w:sz w:val="24"/>
-          <w:szCs w:val="24"/>
-          <w:lang w:val="en-GB"/>
-        </w:rPr>
-        <w:t xml:space="preserve"> added</w:t>
-      </w:r>
-    </w:p>
-    <w:p>
-      <w:pPr>
-        <w:ind w:left="1416"/>
-        <w:rPr>
-          <w:sz w:val="24"/>
-          <w:szCs w:val="24"/>
-          <w:lang w:val="en-GB"/>
-        </w:rPr>
-      </w:pPr>
-      <w:proofErr w:type="spellStart"/>
-      <w:r>
-        <w:rPr>
-          <w:sz w:val="24"/>
-          <w:szCs w:val="24"/>
-          <w:lang w:val="en-GB"/>
-        </w:rPr>
-        <w:t>VideoActivity</w:t>
-      </w:r>
-      <w:proofErr w:type="spellEnd"/>
-      <w:r>
-        <w:rPr>
-          <w:sz w:val="24"/>
-          <w:szCs w:val="24"/>
-          <w:lang w:val="en-GB"/>
-        </w:rPr>
-        <w:t xml:space="preserve"> added</w:t>
-      </w:r>
-    </w:p>
-    <w:p>
-      <w:pPr>
-        <w:ind w:left="1416"/>
-        <w:rPr>
-          <w:sz w:val="24"/>
-          <w:szCs w:val="24"/>
-          <w:lang w:val="en-GB"/>
-        </w:rPr>
-      </w:pPr>
-    </w:p>
-    <w:p>
-      <w:pPr>
+        <w:t>Version 0.6.0</w:t>
+      </w:r>
+      <w:r>
         <w:rPr>
           <w:b/>
           <w:bCs/>
-          <w:sz w:val="24"/>
-          <w:szCs w:val="24"/>
-          <w:lang w:val="en-GB"/>
-        </w:rPr>
-      </w:pPr>
-      <w:r>
-        <w:rPr>
-          <w:b/>
-          <w:bCs/>
-          <w:sz w:val="24"/>
-          <w:szCs w:val="24"/>
-          <w:lang w:val="en-GB"/>
-        </w:rPr>
-        <w:t>Version 0.5.2</w:t>
-      </w:r>
-    </w:p>
-    <w:p>
-      <w:pPr>
-        <w:rPr>
-          <w:sz w:val="24"/>
-          <w:szCs w:val="24"/>
-          <w:lang w:val="en-GB"/>
-        </w:rPr>
-      </w:pPr>
-      <w:r>
-        <w:rPr>
-          <w:sz w:val="24"/>
-          <w:szCs w:val="24"/>
-          <w:lang w:val="en-GB"/>
-        </w:rPr>
-        <w:tab/>
-        <w:t>Firs</w:t>
-      </w:r>
-      <w:r>
-        <w:rPr>
-          <w:sz w:val="24"/>
-          <w:szCs w:val="24"/>
-          <w:lang w:val="en-GB"/>
-        </w:rPr>
-        <w:t>t</w:t>
-      </w:r>
-      <w:r>
-        <w:rPr>
-          <w:sz w:val="24"/>
-          <w:szCs w:val="24"/>
-          <w:lang w:val="en-GB"/>
-        </w:rPr>
-        <w:t xml:space="preserve"> version of stacking added</w:t>
-      </w:r>
-    </w:p>
-    <w:p>
-      <w:pPr>
-        <w:rPr>
-          <w:sz w:val="24"/>
-          <w:szCs w:val="24"/>
-          <w:lang w:val="en-GB"/>
-        </w:rPr>
-      </w:pPr>
-    </w:p>
-    <w:p>
-      <w:pPr>
-        <w:rPr>
-          <w:b/>
-          <w:bCs/>
-          <w:sz w:val="24"/>
-          <w:szCs w:val="24"/>
-          <w:lang w:val="en-GB"/>
-        </w:rPr>
-      </w:pPr>
-      <w:r>
-        <w:rPr>
-          <w:b/>
-          <w:bCs/>
-          <w:sz w:val="24"/>
-          <w:szCs w:val="24"/>
-          <w:lang w:val="en-GB"/>
-        </w:rPr>
-        <w:t>Version 0.5.3</w:t>
-      </w:r>
-    </w:p>
-    <w:p>
-      <w:pPr>
-        <w:rPr>
-          <w:sz w:val="24"/>
-          <w:szCs w:val="24"/>
-          <w:lang w:val="en-GB"/>
-        </w:rPr>
-      </w:pPr>
-      <w:r>
-        <w:rPr>
-          <w:sz w:val="24"/>
-          <w:szCs w:val="24"/>
-          <w:lang w:val="en-GB"/>
-        </w:rPr>
-        <w:tab/>
+          <w:sz w:val="28"/>
+          <w:szCs w:val="28"/>
+          <w:lang w:val="en-GB"/>
+        </w:rPr>
+        <w:tab/>
+      </w:r>
+    </w:p>
+    <w:p>
+      <w:pPr>
+        <w:rPr>
+          <w:sz w:val="24"/>
+          <w:szCs w:val="24"/>
+          <w:lang w:val="en-GB"/>
+        </w:rPr>
+      </w:pPr>
+      <w:r>
+        <w:rPr>
+          <w:sz w:val="24"/>
+          <w:szCs w:val="24"/>
+          <w:lang w:val="en-GB"/>
+        </w:rPr>
+        <w:tab/>
+      </w:r>
+      <w:r>
+        <w:rPr>
+          <w:sz w:val="24"/>
+          <w:szCs w:val="24"/>
+          <w:lang w:val="en-GB"/>
+        </w:rPr>
+        <w:t>General</w:t>
+      </w:r>
+    </w:p>
+    <w:p>
+      <w:pPr>
+        <w:rPr>
+          <w:sz w:val="24"/>
+          <w:szCs w:val="24"/>
+          <w:lang w:val="en-GB"/>
+        </w:rPr>
+      </w:pPr>
+      <w:r>
+        <w:rPr>
+          <w:sz w:val="24"/>
+          <w:szCs w:val="24"/>
+          <w:lang w:val="en-GB"/>
+        </w:rPr>
+        <w:tab/>
+      </w:r>
+      <w:r>
+        <w:rPr>
+          <w:sz w:val="24"/>
+          <w:szCs w:val="24"/>
+          <w:lang w:val="en-GB"/>
+        </w:rPr>
+        <w:tab/>
+      </w:r>
+      <w:r>
+        <w:rPr>
+          <w:sz w:val="24"/>
+          <w:szCs w:val="24"/>
+          <w:lang w:val="en-GB"/>
+        </w:rPr>
+        <w:t>Changed name to AstroPhoto</w:t>
+      </w:r>
+    </w:p>
+    <w:p>
+      <w:pPr>
+        <w:ind w:left="708" w:firstLine="708"/>
+        <w:rPr>
+          <w:sz w:val="24"/>
+          <w:szCs w:val="24"/>
+          <w:lang w:val="en-GB"/>
+        </w:rPr>
+      </w:pPr>
+      <w:r>
+        <w:rPr>
+          <w:sz w:val="24"/>
+          <w:szCs w:val="24"/>
+          <w:lang w:val="en-GB"/>
+        </w:rPr>
         <w:t>Fixed icons for Photo, Multiple photos and Stacking</w:t>
       </w:r>
     </w:p>
@@ -350,363 +309,223 @@
           <w:lang w:val="en-GB"/>
         </w:rPr>
         <w:tab/>
-        <w:t>Num of multiple phots added in Settings</w:t>
-      </w:r>
-    </w:p>
-    <w:p>
-      <w:pPr>
-        <w:rPr>
-          <w:sz w:val="24"/>
-          <w:szCs w:val="24"/>
-          <w:lang w:val="en-GB"/>
-        </w:rPr>
-      </w:pPr>
-      <w:r>
-        <w:rPr>
-          <w:sz w:val="24"/>
-          <w:szCs w:val="24"/>
-          <w:lang w:val="en-GB"/>
-        </w:rPr>
-        <w:tab/>
-        <w:t xml:space="preserve">Stacked photo – name with time </w:t>
-      </w:r>
-    </w:p>
-    <w:p>
-      <w:pPr>
-        <w:rPr>
-          <w:sz w:val="24"/>
-          <w:szCs w:val="24"/>
-          <w:lang w:val="en-GB"/>
-        </w:rPr>
-      </w:pPr>
-      <w:r>
-        <w:rPr>
-          <w:sz w:val="24"/>
-          <w:szCs w:val="24"/>
-          <w:lang w:val="en-GB"/>
-        </w:rPr>
-        <w:tab/>
-        <w:t xml:space="preserve">Stacked messages Init &amp; end </w:t>
-      </w:r>
-    </w:p>
-    <w:p>
-      <w:pPr>
-        <w:rPr>
-          <w:sz w:val="24"/>
-          <w:szCs w:val="24"/>
-          <w:lang w:val="en-GB"/>
-        </w:rPr>
-      </w:pPr>
-      <w:r>
-        <w:rPr>
-          <w:sz w:val="24"/>
-          <w:szCs w:val="24"/>
-          <w:lang w:val="en-GB"/>
-        </w:rPr>
-        <w:tab/>
-        <w:t>Stacked photo saved in correct orientation</w:t>
-      </w:r>
-    </w:p>
-    <w:p>
-      <w:pPr>
-        <w:rPr>
-          <w:sz w:val="24"/>
-          <w:szCs w:val="24"/>
-          <w:lang w:val="en-GB"/>
-        </w:rPr>
-      </w:pPr>
-    </w:p>
-    <w:p>
-      <w:pPr>
-        <w:rPr>
-          <w:b/>
-          <w:bCs/>
-          <w:sz w:val="24"/>
-          <w:szCs w:val="24"/>
-          <w:lang w:val="en-GB"/>
-        </w:rPr>
-      </w:pPr>
-      <w:r>
-        <w:rPr>
-          <w:b/>
-          <w:bCs/>
-          <w:sz w:val="24"/>
-          <w:szCs w:val="24"/>
-          <w:lang w:val="en-GB"/>
-        </w:rPr>
-        <w:t>Version 0.5.4</w:t>
-      </w:r>
-    </w:p>
-    <w:p>
-      <w:pPr>
-        <w:rPr>
-          <w:sz w:val="24"/>
-          <w:szCs w:val="24"/>
-          <w:lang w:val="en-GB"/>
-        </w:rPr>
-      </w:pPr>
-      <w:r>
-        <w:rPr>
-          <w:sz w:val="24"/>
-          <w:szCs w:val="24"/>
-          <w:lang w:val="en-GB"/>
-        </w:rPr>
-        <w:tab/>
-        <w:t xml:space="preserve">Changed name to </w:t>
-      </w:r>
-      <w:proofErr w:type="spellStart"/>
-      <w:r>
-        <w:rPr>
-          <w:sz w:val="24"/>
-          <w:szCs w:val="24"/>
-          <w:lang w:val="en-GB"/>
-        </w:rPr>
-        <w:t>AstroPhoto</w:t>
-      </w:r>
-      <w:proofErr w:type="spellEnd"/>
-    </w:p>
-    <w:p>
-      <w:pPr>
-        <w:rPr>
-          <w:sz w:val="24"/>
-          <w:szCs w:val="24"/>
-          <w:lang w:val="en-GB"/>
-        </w:rPr>
-      </w:pPr>
-      <w:r>
-        <w:rPr>
-          <w:sz w:val="24"/>
-          <w:szCs w:val="24"/>
-          <w:lang w:val="en-GB"/>
-        </w:rPr>
-        <w:tab/>
-        <w:t>Added Stacking beep in Settings</w:t>
-      </w:r>
-    </w:p>
-    <w:p>
-      <w:pPr>
-        <w:rPr>
-          <w:sz w:val="24"/>
-          <w:szCs w:val="24"/>
-          <w:lang w:val="en-GB"/>
-        </w:rPr>
-      </w:pPr>
-      <w:r>
-        <w:rPr>
-          <w:sz w:val="24"/>
-          <w:szCs w:val="24"/>
-          <w:lang w:val="en-GB"/>
-        </w:rPr>
-        <w:tab/>
-      </w:r>
-      <w:proofErr w:type="spellStart"/>
-      <w:r>
-        <w:rPr>
-          <w:sz w:val="24"/>
-          <w:szCs w:val="24"/>
-          <w:lang w:val="en-GB"/>
-        </w:rPr>
-        <w:t>StackingBeep</w:t>
-      </w:r>
-      <w:proofErr w:type="spellEnd"/>
-      <w:r>
-        <w:rPr>
-          <w:sz w:val="24"/>
-          <w:szCs w:val="24"/>
-          <w:lang w:val="en-GB"/>
-        </w:rPr>
-        <w:t xml:space="preserve"> when </w:t>
-      </w:r>
-      <w:proofErr w:type="gramStart"/>
-      <w:r>
-        <w:rPr>
-          <w:sz w:val="24"/>
-          <w:szCs w:val="24"/>
-          <w:lang w:val="en-GB"/>
-        </w:rPr>
+        <w:t>Setting</w:t>
+      </w:r>
+    </w:p>
+    <w:p>
+      <w:pPr>
+        <w:rPr>
+          <w:sz w:val="24"/>
+          <w:szCs w:val="24"/>
+          <w:lang w:val="en-GB"/>
+        </w:rPr>
+      </w:pPr>
+      <w:r>
+        <w:rPr>
+          <w:sz w:val="24"/>
+          <w:szCs w:val="24"/>
+          <w:lang w:val="en-GB"/>
+        </w:rPr>
+        <w:tab/>
+      </w:r>
+      <w:r>
+        <w:rPr>
+          <w:sz w:val="24"/>
+          <w:szCs w:val="24"/>
+          <w:lang w:val="en-GB"/>
+        </w:rPr>
+        <w:tab/>
+        <w:t>Separated Photo and video settings</w:t>
+      </w:r>
+    </w:p>
+    <w:p>
+      <w:pPr>
+        <w:rPr>
+          <w:sz w:val="24"/>
+          <w:szCs w:val="24"/>
+          <w:lang w:val="en-GB"/>
+        </w:rPr>
+      </w:pPr>
+      <w:r>
+        <w:rPr>
+          <w:sz w:val="24"/>
+          <w:szCs w:val="24"/>
+          <w:lang w:val="en-GB"/>
+        </w:rPr>
+        <w:tab/>
+      </w:r>
+      <w:r>
+        <w:rPr>
+          <w:sz w:val="24"/>
+          <w:szCs w:val="24"/>
+          <w:lang w:val="en-GB"/>
+        </w:rPr>
+        <w:tab/>
+        <w:t>All items have the same background elevation</w:t>
+      </w:r>
+    </w:p>
+    <w:p>
+      <w:pPr>
+        <w:rPr>
+          <w:sz w:val="24"/>
+          <w:szCs w:val="24"/>
+          <w:lang w:val="en-GB"/>
+        </w:rPr>
+      </w:pPr>
+      <w:r>
+        <w:rPr>
+          <w:sz w:val="24"/>
+          <w:szCs w:val="24"/>
+          <w:lang w:val="en-GB"/>
+        </w:rPr>
+        <w:tab/>
+      </w:r>
+      <w:r>
+        <w:rPr>
+          <w:sz w:val="24"/>
+          <w:szCs w:val="24"/>
+          <w:lang w:val="en-GB"/>
+        </w:rPr>
+        <w:tab/>
+        <w:t>SettingSwitch has buttons and value aligned to the right</w:t>
+      </w:r>
+    </w:p>
+    <w:p>
+      <w:pPr>
+        <w:rPr>
+          <w:sz w:val="24"/>
+          <w:szCs w:val="24"/>
+          <w:lang w:val="en-GB"/>
+        </w:rPr>
+      </w:pPr>
+      <w:r>
+        <w:rPr>
+          <w:sz w:val="24"/>
+          <w:szCs w:val="24"/>
+          <w:lang w:val="en-GB"/>
+        </w:rPr>
+        <w:tab/>
+      </w:r>
+      <w:r>
+        <w:rPr>
+          <w:sz w:val="24"/>
+          <w:szCs w:val="24"/>
+          <w:lang w:val="en-GB"/>
+        </w:rPr>
+        <w:tab/>
+        <w:t>More parameters added</w:t>
+      </w:r>
+    </w:p>
+    <w:p>
+      <w:pPr>
+        <w:rPr>
+          <w:sz w:val="24"/>
+          <w:szCs w:val="24"/>
+          <w:lang w:val="en-GB"/>
+        </w:rPr>
+      </w:pPr>
+      <w:r>
+        <w:rPr>
+          <w:sz w:val="24"/>
+          <w:szCs w:val="24"/>
+          <w:lang w:val="en-GB"/>
+        </w:rPr>
+        <w:tab/>
         <w:t>Stacking</w:t>
       </w:r>
-      <w:proofErr w:type="gramEnd"/>
-      <w:r>
-        <w:rPr>
-          <w:sz w:val="24"/>
-          <w:szCs w:val="24"/>
-          <w:lang w:val="en-GB"/>
-        </w:rPr>
-        <w:t xml:space="preserve"> ended</w:t>
-      </w:r>
-    </w:p>
-    <w:p>
-      <w:pPr>
-        <w:rPr>
-          <w:sz w:val="24"/>
-          <w:szCs w:val="24"/>
-          <w:lang w:val="en-GB"/>
-        </w:rPr>
-      </w:pPr>
-      <w:r>
-        <w:rPr>
-          <w:sz w:val="24"/>
-          <w:szCs w:val="24"/>
-          <w:lang w:val="en-GB"/>
-        </w:rPr>
-        <w:tab/>
-        <w:t>Settings called by Photo&amp; Video not from Main</w:t>
-      </w:r>
-    </w:p>
-    <w:p>
-      <w:pPr>
-        <w:rPr>
-          <w:sz w:val="24"/>
-          <w:szCs w:val="24"/>
-          <w:lang w:val="en-GB"/>
-        </w:rPr>
-      </w:pPr>
-      <w:r>
-        <w:rPr>
-          <w:sz w:val="24"/>
-          <w:szCs w:val="24"/>
-          <w:lang w:val="en-GB"/>
-        </w:rPr>
-        <w:tab/>
-        <w:t>Separated Photo and Video Settings</w:t>
-      </w:r>
-    </w:p>
-    <w:p>
-      <w:pPr>
-        <w:rPr>
-          <w:sz w:val="24"/>
-          <w:szCs w:val="24"/>
-          <w:lang w:val="en-GB"/>
-        </w:rPr>
-      </w:pPr>
-    </w:p>
-    <w:p>
-      <w:pPr>
-        <w:rPr>
-          <w:b/>
-          <w:bCs/>
-          <w:sz w:val="24"/>
-          <w:szCs w:val="24"/>
-          <w:lang w:val="en-GB"/>
-        </w:rPr>
-      </w:pPr>
-      <w:r>
-        <w:rPr>
-          <w:b/>
-          <w:bCs/>
-          <w:sz w:val="24"/>
-          <w:szCs w:val="24"/>
-          <w:lang w:val="en-GB"/>
-        </w:rPr>
-        <w:t>Version 0.5.5</w:t>
-      </w:r>
-    </w:p>
-    <w:p>
-      <w:pPr>
-        <w:rPr>
-          <w:sz w:val="24"/>
-          <w:szCs w:val="24"/>
-          <w:lang w:val="en-GB"/>
-        </w:rPr>
-      </w:pPr>
-      <w:r>
-        <w:rPr>
-          <w:sz w:val="24"/>
-          <w:szCs w:val="24"/>
-          <w:lang w:val="en-GB"/>
-        </w:rPr>
-        <w:tab/>
-        <w:t>Stacking works with 10 images (alignment necessary)</w:t>
-      </w:r>
-    </w:p>
-    <w:p>
-      <w:pPr>
-        <w:rPr>
-          <w:sz w:val="24"/>
-          <w:szCs w:val="24"/>
-          <w:lang w:val="en-GB"/>
-        </w:rPr>
-      </w:pPr>
-      <w:r>
-        <w:rPr>
-          <w:sz w:val="24"/>
-          <w:szCs w:val="24"/>
-          <w:lang w:val="en-GB"/>
-        </w:rPr>
-        <w:tab/>
-        <w:t>Delay between successive photos added</w:t>
-      </w:r>
-      <w:r>
-        <w:rPr>
-          <w:sz w:val="24"/>
-          <w:szCs w:val="24"/>
-          <w:lang w:val="en-GB"/>
-        </w:rPr>
-        <w:t xml:space="preserve"> in Settings</w:t>
-      </w:r>
-    </w:p>
-    <w:p>
-      <w:pPr>
-        <w:rPr>
-          <w:sz w:val="24"/>
-          <w:szCs w:val="24"/>
-          <w:lang w:val="en-GB"/>
-        </w:rPr>
-      </w:pPr>
-    </w:p>
-    <w:p>
-      <w:pPr>
-        <w:rPr>
-          <w:sz w:val="24"/>
-          <w:szCs w:val="24"/>
-          <w:lang w:val="en-GB"/>
-        </w:rPr>
-      </w:pPr>
-      <w:r>
-        <w:rPr>
-          <w:sz w:val="24"/>
-          <w:szCs w:val="24"/>
-          <w:lang w:val="en-GB"/>
-        </w:rPr>
-        <w:t>Version 0.5.6</w:t>
-      </w:r>
-    </w:p>
-    <w:p>
-      <w:pPr>
-        <w:rPr>
-          <w:sz w:val="24"/>
-          <w:szCs w:val="24"/>
-          <w:lang w:val="en-GB"/>
-        </w:rPr>
-      </w:pPr>
-      <w:r>
-        <w:rPr>
-          <w:sz w:val="24"/>
-          <w:szCs w:val="24"/>
-          <w:lang w:val="en-GB"/>
-        </w:rPr>
-        <w:tab/>
-        <w:t>Beep during video delay added</w:t>
-      </w:r>
-    </w:p>
-    <w:p>
-      <w:pPr>
-        <w:rPr>
-          <w:sz w:val="24"/>
-          <w:szCs w:val="24"/>
-          <w:lang w:val="en-GB"/>
-        </w:rPr>
-      </w:pPr>
-      <w:r>
-        <w:rPr>
-          <w:sz w:val="24"/>
-          <w:szCs w:val="24"/>
-          <w:lang w:val="en-GB"/>
-        </w:rPr>
-        <w:tab/>
-        <w:t>Fixed problem in video stop</w:t>
-      </w:r>
+    </w:p>
+    <w:p>
+      <w:pPr>
+        <w:rPr>
+          <w:sz w:val="24"/>
+          <w:szCs w:val="24"/>
+          <w:lang w:val="en-GB"/>
+        </w:rPr>
+      </w:pPr>
+      <w:r>
+        <w:rPr>
+          <w:sz w:val="24"/>
+          <w:szCs w:val="24"/>
+          <w:lang w:val="en-GB"/>
+        </w:rPr>
+        <w:tab/>
+      </w:r>
+      <w:r>
+        <w:rPr>
+          <w:sz w:val="24"/>
+          <w:szCs w:val="24"/>
+          <w:lang w:val="en-GB"/>
+        </w:rPr>
+        <w:tab/>
+      </w:r>
+      <w:r>
+        <w:rPr>
+          <w:sz w:val="24"/>
+          <w:szCs w:val="24"/>
+          <w:lang w:val="en-GB"/>
+        </w:rPr>
+        <w:t>Stacking</w:t>
+      </w:r>
+      <w:r>
+        <w:rPr>
+          <w:sz w:val="24"/>
+          <w:szCs w:val="24"/>
+          <w:lang w:val="en-GB"/>
+        </w:rPr>
+        <w:t xml:space="preserve"> feature </w:t>
+      </w:r>
+      <w:r>
+        <w:rPr>
+          <w:sz w:val="24"/>
+          <w:szCs w:val="24"/>
+          <w:lang w:val="en-GB"/>
+        </w:rPr>
+        <w:t xml:space="preserve"> with alignment added</w:t>
+      </w:r>
+    </w:p>
+    <w:p>
+      <w:pPr>
+        <w:rPr>
+          <w:sz w:val="24"/>
+          <w:szCs w:val="24"/>
+          <w:lang w:val="en-GB"/>
+        </w:rPr>
+      </w:pPr>
+    </w:p>
+    <w:p>
+      <w:pPr>
+        <w:rPr>
+          <w:sz w:val="24"/>
+          <w:szCs w:val="24"/>
+          <w:lang w:val="en-GB"/>
+        </w:rPr>
+      </w:pPr>
+      <w:r>
+        <w:rPr>
+          <w:sz w:val="24"/>
+          <w:szCs w:val="24"/>
+          <w:lang w:val="en-GB"/>
+        </w:rPr>
+        <w:tab/>
+      </w:r>
+    </w:p>
+    <w:p>
+      <w:pPr>
+        <w:rPr>
+          <w:sz w:val="24"/>
+          <w:szCs w:val="24"/>
+          <w:lang w:val="en-GB"/>
+        </w:rPr>
+      </w:pPr>
+    </w:p>
+    <w:p>
+      <w:pPr>
+        <w:rPr>
+          <w:sz w:val="24"/>
+          <w:szCs w:val="24"/>
+          <w:lang w:val="en-GB"/>
+        </w:rPr>
+      </w:pPr>
     </w:p>
     <w:sectPr>
       <w:pgSz w:w="11906" w:h="16838"/>

--- a/Doc/Release notes.docx
+++ b/Doc/Release notes.docx
@@ -97,6 +97,7 @@
           <w:lang w:val="en-GB"/>
         </w:rPr>
       </w:pPr>
+      <w:proofErr w:type="spellStart"/>
       <w:r>
         <w:rPr>
           <w:b/>
@@ -105,98 +106,9 @@
           <w:szCs w:val="28"/>
           <w:lang w:val="en-GB"/>
         </w:rPr>
-        <w:t>Versione 0.5.0</w:t>
-      </w:r>
-    </w:p>
-    <w:p>
-      <w:pPr>
-        <w:rPr>
-          <w:sz w:val="24"/>
-          <w:szCs w:val="24"/>
-          <w:lang w:val="en-GB"/>
-        </w:rPr>
-      </w:pPr>
-      <w:r>
-        <w:rPr>
-          <w:sz w:val="24"/>
-          <w:szCs w:val="24"/>
-          <w:lang w:val="en-GB"/>
-        </w:rPr>
-        <w:tab/>
-        <w:t xml:space="preserve">Restructured </w:t>
-      </w:r>
-    </w:p>
-    <w:p>
-      <w:pPr>
-        <w:ind w:left="1416"/>
-        <w:rPr>
-          <w:sz w:val="24"/>
-          <w:szCs w:val="24"/>
-          <w:lang w:val="en-GB"/>
-        </w:rPr>
-      </w:pPr>
-      <w:r>
-        <w:rPr>
-          <w:sz w:val="24"/>
-          <w:szCs w:val="24"/>
-          <w:lang w:val="en-GB"/>
-        </w:rPr>
-        <w:t>MainActivity is now the APP cover</w:t>
-      </w:r>
-    </w:p>
-    <w:p>
-      <w:pPr>
-        <w:ind w:left="1416"/>
-        <w:rPr>
-          <w:sz w:val="24"/>
-          <w:szCs w:val="24"/>
-          <w:lang w:val="en-GB"/>
-        </w:rPr>
-      </w:pPr>
-      <w:r>
-        <w:rPr>
-          <w:sz w:val="24"/>
-          <w:szCs w:val="24"/>
-          <w:lang w:val="en-GB"/>
-        </w:rPr>
-        <w:t>PhotoActivity added</w:t>
-      </w:r>
-    </w:p>
-    <w:p>
-      <w:pPr>
-        <w:ind w:left="1416"/>
-        <w:rPr>
-          <w:sz w:val="24"/>
-          <w:szCs w:val="24"/>
-          <w:lang w:val="en-GB"/>
-        </w:rPr>
-      </w:pPr>
-      <w:r>
-        <w:rPr>
-          <w:sz w:val="24"/>
-          <w:szCs w:val="24"/>
-          <w:lang w:val="en-GB"/>
-        </w:rPr>
-        <w:t>VideoActivity added</w:t>
-      </w:r>
-    </w:p>
-    <w:p>
-      <w:pPr>
-        <w:rPr>
-          <w:sz w:val="24"/>
-          <w:szCs w:val="24"/>
-          <w:lang w:val="en-GB"/>
-        </w:rPr>
-      </w:pPr>
-    </w:p>
-    <w:p>
-      <w:pPr>
-        <w:rPr>
-          <w:sz w:val="24"/>
-          <w:szCs w:val="24"/>
-          <w:lang w:val="en-GB"/>
-        </w:rPr>
-      </w:pPr>
+        <w:t>Versione</w:t>
+      </w:r>
+      <w:proofErr w:type="spellEnd"/>
       <w:r>
         <w:rPr>
           <w:b/>
@@ -205,8 +117,128 @@
           <w:szCs w:val="28"/>
           <w:lang w:val="en-GB"/>
         </w:rPr>
-        <w:t>Version 0.6.0</w:t>
-      </w:r>
+        <w:t xml:space="preserve"> 0.5.0</w:t>
+      </w:r>
+    </w:p>
+    <w:p>
+      <w:pPr>
+        <w:rPr>
+          <w:sz w:val="24"/>
+          <w:szCs w:val="24"/>
+          <w:lang w:val="en-GB"/>
+        </w:rPr>
+      </w:pPr>
+      <w:r>
+        <w:rPr>
+          <w:sz w:val="24"/>
+          <w:szCs w:val="24"/>
+          <w:lang w:val="en-GB"/>
+        </w:rPr>
+        <w:tab/>
+        <w:t xml:space="preserve">Restructured </w:t>
+      </w:r>
+    </w:p>
+    <w:p>
+      <w:pPr>
+        <w:ind w:left="1416"/>
+        <w:rPr>
+          <w:sz w:val="24"/>
+          <w:szCs w:val="24"/>
+          <w:lang w:val="en-GB"/>
+        </w:rPr>
+      </w:pPr>
+      <w:proofErr w:type="spellStart"/>
+      <w:r>
+        <w:rPr>
+          <w:sz w:val="24"/>
+          <w:szCs w:val="24"/>
+          <w:lang w:val="en-GB"/>
+        </w:rPr>
+        <w:t>MainActivity</w:t>
+      </w:r>
+      <w:proofErr w:type="spellEnd"/>
+      <w:r>
+        <w:rPr>
+          <w:sz w:val="24"/>
+          <w:szCs w:val="24"/>
+          <w:lang w:val="en-GB"/>
+        </w:rPr>
+        <w:t xml:space="preserve"> is now the APP cover</w:t>
+      </w:r>
+    </w:p>
+    <w:p>
+      <w:pPr>
+        <w:ind w:left="1416"/>
+        <w:rPr>
+          <w:sz w:val="24"/>
+          <w:szCs w:val="24"/>
+          <w:lang w:val="en-GB"/>
+        </w:rPr>
+      </w:pPr>
+      <w:proofErr w:type="spellStart"/>
+      <w:r>
+        <w:rPr>
+          <w:sz w:val="24"/>
+          <w:szCs w:val="24"/>
+          <w:lang w:val="en-GB"/>
+        </w:rPr>
+        <w:t>PhotoActivity</w:t>
+      </w:r>
+      <w:proofErr w:type="spellEnd"/>
+      <w:r>
+        <w:rPr>
+          <w:sz w:val="24"/>
+          <w:szCs w:val="24"/>
+          <w:lang w:val="en-GB"/>
+        </w:rPr>
+        <w:t xml:space="preserve"> added</w:t>
+      </w:r>
+    </w:p>
+    <w:p>
+      <w:pPr>
+        <w:ind w:left="1416"/>
+        <w:rPr>
+          <w:sz w:val="24"/>
+          <w:szCs w:val="24"/>
+          <w:lang w:val="en-GB"/>
+        </w:rPr>
+      </w:pPr>
+      <w:proofErr w:type="spellStart"/>
+      <w:r>
+        <w:rPr>
+          <w:sz w:val="24"/>
+          <w:szCs w:val="24"/>
+          <w:lang w:val="en-GB"/>
+        </w:rPr>
+        <w:t>VideoActivity</w:t>
+      </w:r>
+      <w:proofErr w:type="spellEnd"/>
+      <w:r>
+        <w:rPr>
+          <w:sz w:val="24"/>
+          <w:szCs w:val="24"/>
+          <w:lang w:val="en-GB"/>
+        </w:rPr>
+        <w:t xml:space="preserve"> added</w:t>
+      </w:r>
+    </w:p>
+    <w:p>
+      <w:pPr>
+        <w:rPr>
+          <w:sz w:val="24"/>
+          <w:szCs w:val="24"/>
+          <w:lang w:val="en-GB"/>
+        </w:rPr>
+      </w:pPr>
+    </w:p>
+    <w:p>
+      <w:pPr>
+        <w:rPr>
+          <w:sz w:val="24"/>
+          <w:szCs w:val="24"/>
+          <w:lang w:val="en-GB"/>
+        </w:rPr>
+      </w:pPr>
       <w:r>
         <w:rPr>
           <w:b/>
@@ -215,6 +247,16 @@
           <w:szCs w:val="28"/>
           <w:lang w:val="en-GB"/>
         </w:rPr>
+        <w:t>Version 0.6.0</w:t>
+      </w:r>
+      <w:r>
+        <w:rPr>
+          <w:b/>
+          <w:bCs/>
+          <w:sz w:val="28"/>
+          <w:szCs w:val="28"/>
+          <w:lang w:val="en-GB"/>
+        </w:rPr>
         <w:tab/>
       </w:r>
     </w:p>
@@ -266,15 +308,18 @@
           <w:lang w:val="en-GB"/>
         </w:rPr>
         <w:tab/>
-      </w:r>
-      <w:r>
-        <w:rPr>
-          <w:sz w:val="24"/>
-          <w:szCs w:val="24"/>
-          <w:lang w:val="en-GB"/>
-        </w:rPr>
-        <w:t>Changed name to AstroPhoto</w:t>
-      </w:r>
+        <w:t xml:space="preserve">Changed name to </w:t>
+      </w:r>
+      <w:proofErr w:type="spellStart"/>
+      <w:r>
+        <w:rPr>
+          <w:sz w:val="24"/>
+          <w:szCs w:val="24"/>
+          <w:lang w:val="en-GB"/>
+        </w:rPr>
+        <w:t>AstroPhoto</w:t>
+      </w:r>
+      <w:proofErr w:type="spellEnd"/>
     </w:p>
     <w:p>
       <w:pPr>
@@ -387,7 +432,24 @@
           <w:lang w:val="en-GB"/>
         </w:rPr>
         <w:tab/>
-        <w:t>SettingSwitch has buttons and value aligned to the right</w:t>
+      </w:r>
+      <w:proofErr w:type="spellStart"/>
+      <w:r>
+        <w:rPr>
+          <w:sz w:val="24"/>
+          <w:szCs w:val="24"/>
+          <w:lang w:val="en-GB"/>
+        </w:rPr>
+        <w:t>SettingSwitch</w:t>
+      </w:r>
+      <w:proofErr w:type="spellEnd"/>
+      <w:r>
+        <w:rPr>
+          <w:sz w:val="24"/>
+          <w:szCs w:val="24"/>
+          <w:lang w:val="en-GB"/>
+        </w:rPr>
+        <w:t xml:space="preserve"> has buttons and value aligned to the right</w:t>
       </w:r>
     </w:p>
     <w:p>
@@ -436,6 +498,16 @@
     </w:p>
     <w:p>
       <w:pPr>
+        <w:tabs>
+          <w:tab w:val="left" w:pos="708"/>
+          <w:tab w:val="left" w:pos="1416"/>
+          <w:tab w:val="left" w:pos="2124"/>
+          <w:tab w:val="left" w:pos="2832"/>
+          <w:tab w:val="left" w:pos="3540"/>
+          <w:tab w:val="left" w:pos="4248"/>
+          <w:tab w:val="left" w:pos="4956"/>
+          <w:tab w:val="left" w:pos="6246"/>
+        </w:tabs>
         <w:rPr>
           <w:sz w:val="24"/>
           <w:szCs w:val="24"/>
@@ -472,7 +544,7 @@
           <w:szCs w:val="24"/>
           <w:lang w:val="en-GB"/>
         </w:rPr>
-        <w:t xml:space="preserve"> feature </w:t>
+        <w:t xml:space="preserve"> feature</w:t>
       </w:r>
       <w:r>
         <w:rPr>
@@ -481,6 +553,170 @@
           <w:lang w:val="en-GB"/>
         </w:rPr>
         <w:t xml:space="preserve"> with alignment added</w:t>
+      </w:r>
+      <w:r>
+        <w:rPr>
+          <w:sz w:val="24"/>
+          <w:szCs w:val="24"/>
+          <w:lang w:val="en-GB"/>
+        </w:rPr>
+        <w:tab/>
+      </w:r>
+    </w:p>
+    <w:p>
+      <w:pPr>
+        <w:tabs>
+          <w:tab w:val="left" w:pos="708"/>
+          <w:tab w:val="left" w:pos="1416"/>
+          <w:tab w:val="left" w:pos="2124"/>
+          <w:tab w:val="left" w:pos="2832"/>
+          <w:tab w:val="left" w:pos="3540"/>
+          <w:tab w:val="left" w:pos="4248"/>
+          <w:tab w:val="left" w:pos="4956"/>
+          <w:tab w:val="left" w:pos="6246"/>
+        </w:tabs>
+        <w:rPr>
+          <w:sz w:val="24"/>
+          <w:szCs w:val="24"/>
+          <w:lang w:val="en-GB"/>
+        </w:rPr>
+      </w:pPr>
+    </w:p>
+    <w:p>
+      <w:pPr>
+        <w:tabs>
+          <w:tab w:val="left" w:pos="708"/>
+          <w:tab w:val="left" w:pos="1416"/>
+          <w:tab w:val="left" w:pos="2124"/>
+          <w:tab w:val="left" w:pos="2832"/>
+          <w:tab w:val="left" w:pos="3540"/>
+          <w:tab w:val="left" w:pos="4248"/>
+          <w:tab w:val="left" w:pos="4956"/>
+          <w:tab w:val="left" w:pos="6246"/>
+        </w:tabs>
+        <w:rPr>
+          <w:sz w:val="24"/>
+          <w:szCs w:val="24"/>
+          <w:lang w:val="en-GB"/>
+        </w:rPr>
+      </w:pPr>
+      <w:r>
+        <w:rPr>
+          <w:sz w:val="24"/>
+          <w:szCs w:val="24"/>
+          <w:lang w:val="en-GB"/>
+        </w:rPr>
+        <w:t>Version 0.6.1</w:t>
+      </w:r>
+    </w:p>
+    <w:p>
+      <w:pPr>
+        <w:tabs>
+          <w:tab w:val="left" w:pos="708"/>
+          <w:tab w:val="left" w:pos="1416"/>
+          <w:tab w:val="left" w:pos="2124"/>
+          <w:tab w:val="left" w:pos="2832"/>
+          <w:tab w:val="left" w:pos="3540"/>
+          <w:tab w:val="left" w:pos="4248"/>
+          <w:tab w:val="left" w:pos="4956"/>
+          <w:tab w:val="left" w:pos="6246"/>
+        </w:tabs>
+        <w:rPr>
+          <w:sz w:val="24"/>
+          <w:szCs w:val="24"/>
+          <w:lang w:val="en-GB"/>
+        </w:rPr>
+      </w:pPr>
+      <w:r>
+        <w:rPr>
+          <w:sz w:val="24"/>
+          <w:szCs w:val="24"/>
+          <w:lang w:val="en-GB"/>
+        </w:rPr>
+        <w:tab/>
+        <w:t>Stacking</w:t>
+      </w:r>
+    </w:p>
+    <w:p>
+      <w:pPr>
+        <w:tabs>
+          <w:tab w:val="left" w:pos="708"/>
+          <w:tab w:val="left" w:pos="1416"/>
+          <w:tab w:val="left" w:pos="2124"/>
+          <w:tab w:val="left" w:pos="2832"/>
+          <w:tab w:val="left" w:pos="3540"/>
+          <w:tab w:val="left" w:pos="4248"/>
+          <w:tab w:val="left" w:pos="4956"/>
+          <w:tab w:val="left" w:pos="6246"/>
+        </w:tabs>
+        <w:rPr>
+          <w:sz w:val="24"/>
+          <w:szCs w:val="24"/>
+          <w:lang w:val="en-GB"/>
+        </w:rPr>
+      </w:pPr>
+      <w:r>
+        <w:rPr>
+          <w:sz w:val="24"/>
+          <w:szCs w:val="24"/>
+          <w:lang w:val="en-GB"/>
+        </w:rPr>
+        <w:tab/>
+      </w:r>
+      <w:r>
+        <w:rPr>
+          <w:sz w:val="24"/>
+          <w:szCs w:val="24"/>
+          <w:lang w:val="en-GB"/>
+        </w:rPr>
+        <w:tab/>
+        <w:t xml:space="preserve">Created a new </w:t>
+      </w:r>
+      <w:proofErr w:type="spellStart"/>
+      <w:r>
+        <w:rPr>
+          <w:sz w:val="24"/>
+          <w:szCs w:val="24"/>
+          <w:lang w:val="en-GB"/>
+        </w:rPr>
+        <w:t>StackerActivity</w:t>
+      </w:r>
+      <w:proofErr w:type="spellEnd"/>
+    </w:p>
+    <w:p>
+      <w:pPr>
+        <w:tabs>
+          <w:tab w:val="left" w:pos="708"/>
+          <w:tab w:val="left" w:pos="1416"/>
+          <w:tab w:val="left" w:pos="2124"/>
+          <w:tab w:val="left" w:pos="2832"/>
+          <w:tab w:val="left" w:pos="3540"/>
+          <w:tab w:val="left" w:pos="4248"/>
+          <w:tab w:val="left" w:pos="4956"/>
+          <w:tab w:val="left" w:pos="6246"/>
+        </w:tabs>
+        <w:rPr>
+          <w:sz w:val="24"/>
+          <w:szCs w:val="24"/>
+          <w:lang w:val="en-GB"/>
+        </w:rPr>
+      </w:pPr>
+      <w:r>
+        <w:rPr>
+          <w:sz w:val="24"/>
+          <w:szCs w:val="24"/>
+          <w:lang w:val="en-GB"/>
+        </w:rPr>
+        <w:tab/>
+      </w:r>
+      <w:r>
+        <w:rPr>
+          <w:sz w:val="24"/>
+          <w:szCs w:val="24"/>
+          <w:lang w:val="en-GB"/>
+        </w:rPr>
+        <w:tab/>
+        <w:t>Has its own Settings</w:t>
       </w:r>
     </w:p>
     <w:p>

--- a/Doc/Release notes.docx
+++ b/Doc/Release notes.docx
@@ -97,7 +97,6 @@
           <w:lang w:val="en-GB"/>
         </w:rPr>
       </w:pPr>
-      <w:proofErr w:type="spellStart"/>
       <w:r>
         <w:rPr>
           <w:b/>
@@ -106,9 +105,98 @@
           <w:szCs w:val="28"/>
           <w:lang w:val="en-GB"/>
         </w:rPr>
-        <w:t>Versione</w:t>
-      </w:r>
-      <w:proofErr w:type="spellEnd"/>
+        <w:t>Versione 0.5.0</w:t>
+      </w:r>
+    </w:p>
+    <w:p>
+      <w:pPr>
+        <w:rPr>
+          <w:sz w:val="24"/>
+          <w:szCs w:val="24"/>
+          <w:lang w:val="en-GB"/>
+        </w:rPr>
+      </w:pPr>
+      <w:r>
+        <w:rPr>
+          <w:sz w:val="24"/>
+          <w:szCs w:val="24"/>
+          <w:lang w:val="en-GB"/>
+        </w:rPr>
+        <w:tab/>
+        <w:t xml:space="preserve">Restructured </w:t>
+      </w:r>
+    </w:p>
+    <w:p>
+      <w:pPr>
+        <w:ind w:left="1416"/>
+        <w:rPr>
+          <w:sz w:val="24"/>
+          <w:szCs w:val="24"/>
+          <w:lang w:val="en-GB"/>
+        </w:rPr>
+      </w:pPr>
+      <w:r>
+        <w:rPr>
+          <w:sz w:val="24"/>
+          <w:szCs w:val="24"/>
+          <w:lang w:val="en-GB"/>
+        </w:rPr>
+        <w:t>MainActivity is now the APP cover</w:t>
+      </w:r>
+    </w:p>
+    <w:p>
+      <w:pPr>
+        <w:ind w:left="1416"/>
+        <w:rPr>
+          <w:sz w:val="24"/>
+          <w:szCs w:val="24"/>
+          <w:lang w:val="en-GB"/>
+        </w:rPr>
+      </w:pPr>
+      <w:r>
+        <w:rPr>
+          <w:sz w:val="24"/>
+          <w:szCs w:val="24"/>
+          <w:lang w:val="en-GB"/>
+        </w:rPr>
+        <w:t>PhotoActivity added</w:t>
+      </w:r>
+    </w:p>
+    <w:p>
+      <w:pPr>
+        <w:ind w:left="1416"/>
+        <w:rPr>
+          <w:sz w:val="24"/>
+          <w:szCs w:val="24"/>
+          <w:lang w:val="en-GB"/>
+        </w:rPr>
+      </w:pPr>
+      <w:r>
+        <w:rPr>
+          <w:sz w:val="24"/>
+          <w:szCs w:val="24"/>
+          <w:lang w:val="en-GB"/>
+        </w:rPr>
+        <w:t>VideoActivity added</w:t>
+      </w:r>
+    </w:p>
+    <w:p>
+      <w:pPr>
+        <w:rPr>
+          <w:sz w:val="24"/>
+          <w:szCs w:val="24"/>
+          <w:lang w:val="en-GB"/>
+        </w:rPr>
+      </w:pPr>
+    </w:p>
+    <w:p>
+      <w:pPr>
+        <w:rPr>
+          <w:sz w:val="24"/>
+          <w:szCs w:val="24"/>
+          <w:lang w:val="en-GB"/>
+        </w:rPr>
+      </w:pPr>
       <w:r>
         <w:rPr>
           <w:b/>
@@ -117,128 +205,8 @@
           <w:szCs w:val="28"/>
           <w:lang w:val="en-GB"/>
         </w:rPr>
-        <w:t xml:space="preserve"> 0.5.0</w:t>
-      </w:r>
-    </w:p>
-    <w:p>
-      <w:pPr>
-        <w:rPr>
-          <w:sz w:val="24"/>
-          <w:szCs w:val="24"/>
-          <w:lang w:val="en-GB"/>
-        </w:rPr>
-      </w:pPr>
-      <w:r>
-        <w:rPr>
-          <w:sz w:val="24"/>
-          <w:szCs w:val="24"/>
-          <w:lang w:val="en-GB"/>
-        </w:rPr>
-        <w:tab/>
-        <w:t xml:space="preserve">Restructured </w:t>
-      </w:r>
-    </w:p>
-    <w:p>
-      <w:pPr>
-        <w:ind w:left="1416"/>
-        <w:rPr>
-          <w:sz w:val="24"/>
-          <w:szCs w:val="24"/>
-          <w:lang w:val="en-GB"/>
-        </w:rPr>
-      </w:pPr>
-      <w:proofErr w:type="spellStart"/>
-      <w:r>
-        <w:rPr>
-          <w:sz w:val="24"/>
-          <w:szCs w:val="24"/>
-          <w:lang w:val="en-GB"/>
-        </w:rPr>
-        <w:t>MainActivity</w:t>
-      </w:r>
-      <w:proofErr w:type="spellEnd"/>
-      <w:r>
-        <w:rPr>
-          <w:sz w:val="24"/>
-          <w:szCs w:val="24"/>
-          <w:lang w:val="en-GB"/>
-        </w:rPr>
-        <w:t xml:space="preserve"> is now the APP cover</w:t>
-      </w:r>
-    </w:p>
-    <w:p>
-      <w:pPr>
-        <w:ind w:left="1416"/>
-        <w:rPr>
-          <w:sz w:val="24"/>
-          <w:szCs w:val="24"/>
-          <w:lang w:val="en-GB"/>
-        </w:rPr>
-      </w:pPr>
-      <w:proofErr w:type="spellStart"/>
-      <w:r>
-        <w:rPr>
-          <w:sz w:val="24"/>
-          <w:szCs w:val="24"/>
-          <w:lang w:val="en-GB"/>
-        </w:rPr>
-        <w:t>PhotoActivity</w:t>
-      </w:r>
-      <w:proofErr w:type="spellEnd"/>
-      <w:r>
-        <w:rPr>
-          <w:sz w:val="24"/>
-          <w:szCs w:val="24"/>
-          <w:lang w:val="en-GB"/>
-        </w:rPr>
-        <w:t xml:space="preserve"> added</w:t>
-      </w:r>
-    </w:p>
-    <w:p>
-      <w:pPr>
-        <w:ind w:left="1416"/>
-        <w:rPr>
-          <w:sz w:val="24"/>
-          <w:szCs w:val="24"/>
-          <w:lang w:val="en-GB"/>
-        </w:rPr>
-      </w:pPr>
-      <w:proofErr w:type="spellStart"/>
-      <w:r>
-        <w:rPr>
-          <w:sz w:val="24"/>
-          <w:szCs w:val="24"/>
-          <w:lang w:val="en-GB"/>
-        </w:rPr>
-        <w:t>VideoActivity</w:t>
-      </w:r>
-      <w:proofErr w:type="spellEnd"/>
-      <w:r>
-        <w:rPr>
-          <w:sz w:val="24"/>
-          <w:szCs w:val="24"/>
-          <w:lang w:val="en-GB"/>
-        </w:rPr>
-        <w:t xml:space="preserve"> added</w:t>
-      </w:r>
-    </w:p>
-    <w:p>
-      <w:pPr>
-        <w:rPr>
-          <w:sz w:val="24"/>
-          <w:szCs w:val="24"/>
-          <w:lang w:val="en-GB"/>
-        </w:rPr>
-      </w:pPr>
-    </w:p>
-    <w:p>
-      <w:pPr>
-        <w:rPr>
-          <w:sz w:val="24"/>
-          <w:szCs w:val="24"/>
-          <w:lang w:val="en-GB"/>
-        </w:rPr>
-      </w:pPr>
+        <w:t>Version 0.6.0</w:t>
+      </w:r>
       <w:r>
         <w:rPr>
           <w:b/>
@@ -247,16 +215,6 @@
           <w:szCs w:val="28"/>
           <w:lang w:val="en-GB"/>
         </w:rPr>
-        <w:t>Version 0.6.0</w:t>
-      </w:r>
-      <w:r>
-        <w:rPr>
-          <w:b/>
-          <w:bCs/>
-          <w:sz w:val="28"/>
-          <w:szCs w:val="28"/>
-          <w:lang w:val="en-GB"/>
-        </w:rPr>
         <w:tab/>
       </w:r>
     </w:p>
@@ -308,18 +266,8 @@
           <w:lang w:val="en-GB"/>
         </w:rPr>
         <w:tab/>
-        <w:t xml:space="preserve">Changed name to </w:t>
-      </w:r>
-      <w:proofErr w:type="spellStart"/>
-      <w:r>
-        <w:rPr>
-          <w:sz w:val="24"/>
-          <w:szCs w:val="24"/>
-          <w:lang w:val="en-GB"/>
-        </w:rPr>
-        <w:t>AstroPhoto</w:t>
-      </w:r>
-      <w:proofErr w:type="spellEnd"/>
+        <w:t>Changed name to AstroPhoto</w:t>
+      </w:r>
     </w:p>
     <w:p>
       <w:pPr>
@@ -432,24 +380,7 @@
           <w:lang w:val="en-GB"/>
         </w:rPr>
         <w:tab/>
-      </w:r>
-      <w:proofErr w:type="spellStart"/>
-      <w:r>
-        <w:rPr>
-          <w:sz w:val="24"/>
-          <w:szCs w:val="24"/>
-          <w:lang w:val="en-GB"/>
-        </w:rPr>
-        <w:t>SettingSwitch</w:t>
-      </w:r>
-      <w:proofErr w:type="spellEnd"/>
-      <w:r>
-        <w:rPr>
-          <w:sz w:val="24"/>
-          <w:szCs w:val="24"/>
-          <w:lang w:val="en-GB"/>
-        </w:rPr>
-        <w:t xml:space="preserve"> has buttons and value aligned to the right</w:t>
+        <w:t>SettingSwitch has buttons and value aligned to the right</w:t>
       </w:r>
     </w:p>
     <w:p>
@@ -670,18 +601,8 @@
           <w:lang w:val="en-GB"/>
         </w:rPr>
         <w:tab/>
-        <w:t xml:space="preserve">Created a new </w:t>
-      </w:r>
-      <w:proofErr w:type="spellStart"/>
-      <w:r>
-        <w:rPr>
-          <w:sz w:val="24"/>
-          <w:szCs w:val="24"/>
-          <w:lang w:val="en-GB"/>
-        </w:rPr>
-        <w:t>StackerActivity</w:t>
-      </w:r>
-      <w:proofErr w:type="spellEnd"/>
+        <w:t>Created a new StackerActivity</w:t>
+      </w:r>
     </w:p>
     <w:p>
       <w:pPr>
@@ -721,28 +642,826 @@
     </w:p>
     <w:p>
       <w:pPr>
-        <w:rPr>
-          <w:sz w:val="24"/>
-          <w:szCs w:val="24"/>
-          <w:lang w:val="en-GB"/>
-        </w:rPr>
-      </w:pPr>
-    </w:p>
-    <w:p>
-      <w:pPr>
-        <w:rPr>
-          <w:sz w:val="24"/>
-          <w:szCs w:val="24"/>
-          <w:lang w:val="en-GB"/>
-        </w:rPr>
-      </w:pPr>
-      <w:r>
-        <w:rPr>
-          <w:sz w:val="24"/>
-          <w:szCs w:val="24"/>
-          <w:lang w:val="en-GB"/>
-        </w:rPr>
-        <w:tab/>
+        <w:tabs>
+          <w:tab w:val="left" w:pos="708"/>
+          <w:tab w:val="left" w:pos="1416"/>
+          <w:tab w:val="left" w:pos="2124"/>
+          <w:tab w:val="left" w:pos="2832"/>
+          <w:tab w:val="left" w:pos="3540"/>
+          <w:tab w:val="left" w:pos="4248"/>
+          <w:tab w:val="left" w:pos="4956"/>
+          <w:tab w:val="left" w:pos="6246"/>
+        </w:tabs>
+        <w:rPr>
+          <w:sz w:val="24"/>
+          <w:szCs w:val="24"/>
+          <w:lang w:val="en-GB"/>
+        </w:rPr>
+      </w:pPr>
+    </w:p>
+    <w:p>
+      <w:pPr>
+        <w:tabs>
+          <w:tab w:val="left" w:pos="708"/>
+          <w:tab w:val="left" w:pos="1416"/>
+          <w:tab w:val="left" w:pos="2124"/>
+          <w:tab w:val="left" w:pos="2832"/>
+          <w:tab w:val="left" w:pos="3540"/>
+          <w:tab w:val="left" w:pos="4248"/>
+          <w:tab w:val="left" w:pos="4956"/>
+          <w:tab w:val="left" w:pos="6246"/>
+        </w:tabs>
+        <w:rPr>
+          <w:sz w:val="24"/>
+          <w:szCs w:val="24"/>
+          <w:lang w:val="en-GB"/>
+        </w:rPr>
+      </w:pPr>
+      <w:r>
+        <w:rPr>
+          <w:sz w:val="24"/>
+          <w:szCs w:val="24"/>
+          <w:lang w:val="en-GB"/>
+        </w:rPr>
+        <w:t>Version 0.6.2</w:t>
+      </w:r>
+    </w:p>
+    <w:p>
+      <w:pPr>
+        <w:tabs>
+          <w:tab w:val="left" w:pos="708"/>
+          <w:tab w:val="left" w:pos="1416"/>
+          <w:tab w:val="left" w:pos="2124"/>
+          <w:tab w:val="left" w:pos="2832"/>
+          <w:tab w:val="left" w:pos="3540"/>
+          <w:tab w:val="left" w:pos="4248"/>
+          <w:tab w:val="left" w:pos="4956"/>
+          <w:tab w:val="left" w:pos="6246"/>
+        </w:tabs>
+        <w:rPr>
+          <w:sz w:val="24"/>
+          <w:szCs w:val="24"/>
+          <w:lang w:val="en-GB"/>
+        </w:rPr>
+      </w:pPr>
+      <w:r>
+        <w:rPr>
+          <w:sz w:val="24"/>
+          <w:szCs w:val="24"/>
+          <w:lang w:val="en-GB"/>
+        </w:rPr>
+        <w:tab/>
+      </w:r>
+      <w:r>
+        <w:rPr>
+          <w:sz w:val="24"/>
+          <w:szCs w:val="24"/>
+          <w:lang w:val="en-GB"/>
+        </w:rPr>
+        <w:tab/>
+        <w:t xml:space="preserve">RAW Photo added </w:t>
+      </w:r>
+    </w:p>
+    <w:p>
+      <w:pPr>
+        <w:rPr>
+          <w:sz w:val="24"/>
+          <w:szCs w:val="24"/>
+          <w:lang w:val="en-GB"/>
+        </w:rPr>
+      </w:pPr>
+    </w:p>
+    <w:p>
+      <w:pPr>
+        <w:rPr>
+          <w:sz w:val="24"/>
+          <w:szCs w:val="24"/>
+          <w:lang w:val="en-GB"/>
+        </w:rPr>
+      </w:pPr>
+      <w:r>
+        <w:rPr>
+          <w:sz w:val="24"/>
+          <w:szCs w:val="24"/>
+          <w:lang w:val="en-GB"/>
+        </w:rPr>
+        <w:lastRenderedPageBreak/>
+        <w:t>Version 0.6.3</w:t>
+      </w:r>
+    </w:p>
+    <w:p>
+      <w:pPr>
+        <w:rPr>
+          <w:sz w:val="24"/>
+          <w:szCs w:val="24"/>
+          <w:lang w:val="en-GB"/>
+        </w:rPr>
+      </w:pPr>
+      <w:r>
+        <w:rPr>
+          <w:sz w:val="24"/>
+          <w:szCs w:val="24"/>
+          <w:lang w:val="en-GB"/>
+        </w:rPr>
+        <w:tab/>
+      </w:r>
+      <w:r>
+        <w:rPr>
+          <w:sz w:val="24"/>
+          <w:szCs w:val="24"/>
+          <w:lang w:val="en-GB"/>
+        </w:rPr>
+        <w:tab/>
+        <w:t>Multiple photo fixd also for RAW photos</w:t>
+      </w:r>
+    </w:p>
+    <w:p>
+      <w:pPr>
+        <w:rPr>
+          <w:sz w:val="24"/>
+          <w:szCs w:val="24"/>
+          <w:lang w:val="en-GB"/>
+        </w:rPr>
+      </w:pPr>
+      <w:r>
+        <w:rPr>
+          <w:sz w:val="24"/>
+          <w:szCs w:val="24"/>
+          <w:lang w:val="en-GB"/>
+        </w:rPr>
+        <w:tab/>
+      </w:r>
+      <w:r>
+        <w:rPr>
+          <w:sz w:val="24"/>
+          <w:szCs w:val="24"/>
+          <w:lang w:val="en-GB"/>
+        </w:rPr>
+        <w:tab/>
+        <w:t>Messages and Beep Ok for multiple hotos</w:t>
+      </w:r>
+      <w:r>
+        <w:rPr>
+          <w:sz w:val="24"/>
+          <w:szCs w:val="24"/>
+          <w:lang w:val="en-GB"/>
+        </w:rPr>
+        <w:tab/>
+      </w:r>
+      <w:r>
+        <w:rPr>
+          <w:sz w:val="24"/>
+          <w:szCs w:val="24"/>
+          <w:lang w:val="en-GB"/>
+        </w:rPr>
+        <w:tab/>
+      </w:r>
+    </w:p>
+    <w:p>
+      <w:pPr>
+        <w:rPr>
+          <w:sz w:val="24"/>
+          <w:szCs w:val="24"/>
+          <w:lang w:val="en-GB"/>
+        </w:rPr>
+      </w:pPr>
+    </w:p>
+    <w:p>
+      <w:pPr>
+        <w:rPr>
+          <w:sz w:val="24"/>
+          <w:szCs w:val="24"/>
+          <w:lang w:val="en-GB"/>
+        </w:rPr>
+      </w:pPr>
+    </w:p>
+    <w:p>
+      <w:pPr>
+        <w:rPr>
+          <w:sz w:val="24"/>
+          <w:szCs w:val="24"/>
+          <w:lang w:val="en-GB"/>
+        </w:rPr>
+      </w:pPr>
+      <w:r>
+        <w:rPr>
+          <w:sz w:val="24"/>
+          <w:szCs w:val="24"/>
+          <w:lang w:val="en-GB"/>
+        </w:rPr>
+        <w:t>Messages</w:t>
+      </w:r>
+    </w:p>
+    <w:p>
+      <w:pPr>
+        <w:rPr>
+          <w:sz w:val="24"/>
+          <w:szCs w:val="24"/>
+          <w:lang w:val="en-GB"/>
+        </w:rPr>
+      </w:pPr>
+    </w:p>
+    <w:p>
+      <w:pPr>
+        <w:ind w:left="1416" w:firstLine="708"/>
+        <w:rPr>
+          <w:sz w:val="24"/>
+          <w:szCs w:val="24"/>
+          <w:lang w:val="en-GB"/>
+        </w:rPr>
+      </w:pPr>
+      <w:r>
+        <w:rPr>
+          <w:sz w:val="24"/>
+          <w:szCs w:val="24"/>
+          <w:lang w:val="en-GB"/>
+        </w:rPr>
+        <w:t>Single</w:t>
+      </w:r>
+      <w:r>
+        <w:rPr>
+          <w:sz w:val="24"/>
+          <w:szCs w:val="24"/>
+          <w:lang w:val="en-GB"/>
+        </w:rPr>
+        <w:tab/>
+      </w:r>
+      <w:r>
+        <w:rPr>
+          <w:sz w:val="24"/>
+          <w:szCs w:val="24"/>
+          <w:lang w:val="en-GB"/>
+        </w:rPr>
+        <w:tab/>
+        <w:t>Multiple</w:t>
+      </w:r>
+      <w:r>
+        <w:rPr>
+          <w:sz w:val="24"/>
+          <w:szCs w:val="24"/>
+          <w:lang w:val="en-GB"/>
+        </w:rPr>
+        <w:tab/>
+      </w:r>
+      <w:r>
+        <w:rPr>
+          <w:sz w:val="24"/>
+          <w:szCs w:val="24"/>
+          <w:lang w:val="en-GB"/>
+        </w:rPr>
+        <w:tab/>
+        <w:t>Stacking</w:t>
+      </w:r>
+    </w:p>
+    <w:p>
+      <w:pPr>
+        <w:rPr>
+          <w:sz w:val="24"/>
+          <w:szCs w:val="24"/>
+          <w:lang w:val="en-GB"/>
+        </w:rPr>
+      </w:pPr>
+      <w:r>
+        <w:rPr>
+          <w:sz w:val="24"/>
+          <w:szCs w:val="24"/>
+          <w:lang w:val="en-GB"/>
+        </w:rPr>
+        <w:t>Countdown</w:t>
+      </w:r>
+      <w:r>
+        <w:rPr>
+          <w:sz w:val="24"/>
+          <w:szCs w:val="24"/>
+          <w:lang w:val="en-GB"/>
+        </w:rPr>
+        <w:tab/>
+      </w:r>
+      <w:r>
+        <w:rPr>
+          <w:sz w:val="24"/>
+          <w:szCs w:val="24"/>
+          <w:lang w:val="en-GB"/>
+        </w:rPr>
+        <w:tab/>
+        <w:t xml:space="preserve"> </w:t>
+      </w:r>
+      <w:r>
+        <w:rPr>
+          <w:sz w:val="24"/>
+          <w:szCs w:val="24"/>
+          <w:highlight w:val="green"/>
+          <w:lang w:val="en-GB"/>
+        </w:rPr>
+        <w:t>OK</w:t>
+      </w:r>
+      <w:r>
+        <w:rPr>
+          <w:sz w:val="24"/>
+          <w:szCs w:val="24"/>
+          <w:lang w:val="en-GB"/>
+        </w:rPr>
+        <w:tab/>
+      </w:r>
+      <w:r>
+        <w:rPr>
+          <w:sz w:val="24"/>
+          <w:szCs w:val="24"/>
+          <w:lang w:val="en-GB"/>
+        </w:rPr>
+        <w:tab/>
+      </w:r>
+      <w:r>
+        <w:rPr>
+          <w:sz w:val="24"/>
+          <w:szCs w:val="24"/>
+          <w:highlight w:val="green"/>
+          <w:lang w:val="en-GB"/>
+        </w:rPr>
+        <w:t>OK</w:t>
+      </w:r>
+      <w:r>
+        <w:rPr>
+          <w:sz w:val="24"/>
+          <w:szCs w:val="24"/>
+          <w:lang w:val="en-GB"/>
+        </w:rPr>
+        <w:tab/>
+      </w:r>
+      <w:r>
+        <w:rPr>
+          <w:sz w:val="24"/>
+          <w:szCs w:val="24"/>
+          <w:lang w:val="en-GB"/>
+        </w:rPr>
+        <w:tab/>
+      </w:r>
+      <w:r>
+        <w:rPr>
+          <w:sz w:val="24"/>
+          <w:szCs w:val="24"/>
+          <w:lang w:val="en-GB"/>
+        </w:rPr>
+        <w:tab/>
+        <w:t xml:space="preserve"> </w:t>
+      </w:r>
+      <w:r>
+        <w:rPr>
+          <w:sz w:val="24"/>
+          <w:szCs w:val="24"/>
+          <w:highlight w:val="green"/>
+          <w:lang w:val="en-GB"/>
+        </w:rPr>
+        <w:t>-</w:t>
+      </w:r>
+    </w:p>
+    <w:p>
+      <w:pPr>
+        <w:rPr>
+          <w:sz w:val="24"/>
+          <w:szCs w:val="24"/>
+          <w:lang w:val="en-GB"/>
+        </w:rPr>
+      </w:pPr>
+      <w:r>
+        <w:rPr>
+          <w:sz w:val="24"/>
+          <w:szCs w:val="24"/>
+          <w:lang w:val="en-GB"/>
+        </w:rPr>
+        <w:t>Start</w:t>
+      </w:r>
+      <w:r>
+        <w:rPr>
+          <w:sz w:val="24"/>
+          <w:szCs w:val="24"/>
+          <w:lang w:val="en-GB"/>
+        </w:rPr>
+        <w:tab/>
+      </w:r>
+      <w:r>
+        <w:rPr>
+          <w:sz w:val="24"/>
+          <w:szCs w:val="24"/>
+          <w:lang w:val="en-GB"/>
+        </w:rPr>
+        <w:tab/>
+      </w:r>
+      <w:r>
+        <w:rPr>
+          <w:sz w:val="24"/>
+          <w:szCs w:val="24"/>
+          <w:lang w:val="en-GB"/>
+        </w:rPr>
+        <w:tab/>
+        <w:t xml:space="preserve"> </w:t>
+      </w:r>
+      <w:r>
+        <w:rPr>
+          <w:sz w:val="24"/>
+          <w:szCs w:val="24"/>
+          <w:highlight w:val="green"/>
+          <w:lang w:val="en-GB"/>
+        </w:rPr>
+        <w:t>-</w:t>
+      </w:r>
+      <w:r>
+        <w:rPr>
+          <w:sz w:val="24"/>
+          <w:szCs w:val="24"/>
+          <w:lang w:val="en-GB"/>
+        </w:rPr>
+        <w:tab/>
+      </w:r>
+      <w:r>
+        <w:rPr>
+          <w:sz w:val="24"/>
+          <w:szCs w:val="24"/>
+          <w:lang w:val="en-GB"/>
+        </w:rPr>
+        <w:tab/>
+      </w:r>
+      <w:r>
+        <w:rPr>
+          <w:sz w:val="24"/>
+          <w:szCs w:val="24"/>
+          <w:highlight w:val="green"/>
+          <w:lang w:val="en-GB"/>
+        </w:rPr>
+        <w:t>OK</w:t>
+      </w:r>
+      <w:r>
+        <w:rPr>
+          <w:sz w:val="24"/>
+          <w:szCs w:val="24"/>
+          <w:lang w:val="en-GB"/>
+        </w:rPr>
+        <w:tab/>
+      </w:r>
+      <w:r>
+        <w:rPr>
+          <w:sz w:val="24"/>
+          <w:szCs w:val="24"/>
+          <w:lang w:val="en-GB"/>
+        </w:rPr>
+        <w:tab/>
+      </w:r>
+      <w:r>
+        <w:rPr>
+          <w:sz w:val="24"/>
+          <w:szCs w:val="24"/>
+          <w:lang w:val="en-GB"/>
+        </w:rPr>
+        <w:tab/>
+      </w:r>
+      <w:r>
+        <w:rPr>
+          <w:sz w:val="24"/>
+          <w:szCs w:val="24"/>
+          <w:highlight w:val="green"/>
+          <w:lang w:val="en-GB"/>
+        </w:rPr>
+        <w:t>OK</w:t>
+      </w:r>
+    </w:p>
+    <w:p>
+      <w:pPr>
+        <w:rPr>
+          <w:sz w:val="24"/>
+          <w:szCs w:val="24"/>
+          <w:lang w:val="en-GB"/>
+        </w:rPr>
+      </w:pPr>
+      <w:r>
+        <w:rPr>
+          <w:sz w:val="24"/>
+          <w:szCs w:val="24"/>
+          <w:lang w:val="en-GB"/>
+        </w:rPr>
+        <w:t>In Progress</w:t>
+      </w:r>
+      <w:r>
+        <w:rPr>
+          <w:sz w:val="24"/>
+          <w:szCs w:val="24"/>
+          <w:lang w:val="en-GB"/>
+        </w:rPr>
+        <w:tab/>
+      </w:r>
+      <w:r>
+        <w:rPr>
+          <w:sz w:val="24"/>
+          <w:szCs w:val="24"/>
+          <w:lang w:val="en-GB"/>
+        </w:rPr>
+        <w:tab/>
+      </w:r>
+      <w:r>
+        <w:rPr>
+          <w:sz w:val="24"/>
+          <w:szCs w:val="24"/>
+          <w:highlight w:val="green"/>
+          <w:lang w:val="en-GB"/>
+        </w:rPr>
+        <w:t>-</w:t>
+      </w:r>
+      <w:r>
+        <w:rPr>
+          <w:sz w:val="24"/>
+          <w:szCs w:val="24"/>
+          <w:lang w:val="en-GB"/>
+        </w:rPr>
+        <w:tab/>
+      </w:r>
+      <w:r>
+        <w:rPr>
+          <w:sz w:val="24"/>
+          <w:szCs w:val="24"/>
+          <w:lang w:val="en-GB"/>
+        </w:rPr>
+        <w:tab/>
+      </w:r>
+      <w:r>
+        <w:rPr>
+          <w:sz w:val="24"/>
+          <w:szCs w:val="24"/>
+          <w:highlight w:val="green"/>
+          <w:lang w:val="en-GB"/>
+        </w:rPr>
+        <w:t>OK</w:t>
+      </w:r>
+      <w:r>
+        <w:rPr>
+          <w:sz w:val="24"/>
+          <w:szCs w:val="24"/>
+          <w:lang w:val="en-GB"/>
+        </w:rPr>
+        <w:tab/>
+      </w:r>
+      <w:r>
+        <w:rPr>
+          <w:sz w:val="24"/>
+          <w:szCs w:val="24"/>
+          <w:lang w:val="en-GB"/>
+        </w:rPr>
+        <w:tab/>
+      </w:r>
+      <w:r>
+        <w:rPr>
+          <w:sz w:val="24"/>
+          <w:szCs w:val="24"/>
+          <w:lang w:val="en-GB"/>
+        </w:rPr>
+        <w:tab/>
+      </w:r>
+      <w:r>
+        <w:rPr>
+          <w:sz w:val="24"/>
+          <w:szCs w:val="24"/>
+          <w:highlight w:val="red"/>
+          <w:lang w:val="en-GB"/>
+        </w:rPr>
+        <w:t>NO</w:t>
+      </w:r>
+    </w:p>
+    <w:p>
+      <w:pPr>
+        <w:rPr>
+          <w:sz w:val="24"/>
+          <w:szCs w:val="24"/>
+          <w:lang w:val="en-GB"/>
+        </w:rPr>
+      </w:pPr>
+      <w:r>
+        <w:rPr>
+          <w:sz w:val="24"/>
+          <w:szCs w:val="24"/>
+          <w:lang w:val="en-GB"/>
+        </w:rPr>
+        <w:t>End</w:t>
+      </w:r>
+      <w:r>
+        <w:rPr>
+          <w:sz w:val="24"/>
+          <w:szCs w:val="24"/>
+          <w:lang w:val="en-GB"/>
+        </w:rPr>
+        <w:tab/>
+      </w:r>
+      <w:r>
+        <w:rPr>
+          <w:sz w:val="24"/>
+          <w:szCs w:val="24"/>
+          <w:lang w:val="en-GB"/>
+        </w:rPr>
+        <w:tab/>
+      </w:r>
+      <w:r>
+        <w:rPr>
+          <w:sz w:val="24"/>
+          <w:szCs w:val="24"/>
+          <w:lang w:val="en-GB"/>
+        </w:rPr>
+        <w:tab/>
+      </w:r>
+      <w:r>
+        <w:rPr>
+          <w:sz w:val="24"/>
+          <w:szCs w:val="24"/>
+          <w:highlight w:val="green"/>
+          <w:lang w:val="en-GB"/>
+        </w:rPr>
+        <w:t>OK</w:t>
+      </w:r>
+      <w:r>
+        <w:rPr>
+          <w:sz w:val="24"/>
+          <w:szCs w:val="24"/>
+          <w:lang w:val="en-GB"/>
+        </w:rPr>
+        <w:tab/>
+      </w:r>
+      <w:r>
+        <w:rPr>
+          <w:sz w:val="24"/>
+          <w:szCs w:val="24"/>
+          <w:lang w:val="en-GB"/>
+        </w:rPr>
+        <w:tab/>
+      </w:r>
+      <w:r>
+        <w:rPr>
+          <w:sz w:val="24"/>
+          <w:szCs w:val="24"/>
+          <w:highlight w:val="green"/>
+          <w:lang w:val="en-GB"/>
+        </w:rPr>
+        <w:t>OK</w:t>
+      </w:r>
+      <w:r>
+        <w:rPr>
+          <w:sz w:val="24"/>
+          <w:szCs w:val="24"/>
+          <w:lang w:val="en-GB"/>
+        </w:rPr>
+        <w:tab/>
+      </w:r>
+      <w:r>
+        <w:rPr>
+          <w:sz w:val="24"/>
+          <w:szCs w:val="24"/>
+          <w:lang w:val="en-GB"/>
+        </w:rPr>
+        <w:tab/>
+      </w:r>
+      <w:r>
+        <w:rPr>
+          <w:sz w:val="24"/>
+          <w:szCs w:val="24"/>
+          <w:lang w:val="en-GB"/>
+        </w:rPr>
+        <w:tab/>
+      </w:r>
+      <w:r>
+        <w:rPr>
+          <w:sz w:val="24"/>
+          <w:szCs w:val="24"/>
+          <w:highlight w:val="green"/>
+          <w:lang w:val="en-GB"/>
+        </w:rPr>
+        <w:t>YES</w:t>
+      </w:r>
+      <w:r>
+        <w:rPr>
+          <w:sz w:val="24"/>
+          <w:szCs w:val="24"/>
+          <w:lang w:val="en-GB"/>
+        </w:rPr>
+        <w:tab/>
+      </w:r>
+      <w:r>
+        <w:rPr>
+          <w:sz w:val="24"/>
+          <w:szCs w:val="24"/>
+          <w:lang w:val="en-GB"/>
+        </w:rPr>
+        <w:tab/>
+      </w:r>
+      <w:r>
+        <w:rPr>
+          <w:sz w:val="24"/>
+          <w:szCs w:val="24"/>
+          <w:lang w:val="en-GB"/>
+        </w:rPr>
+        <w:tab/>
+      </w:r>
+    </w:p>
+    <w:p>
+      <w:pPr>
+        <w:rPr>
+          <w:sz w:val="24"/>
+          <w:szCs w:val="24"/>
+          <w:lang w:val="en-GB"/>
+        </w:rPr>
+      </w:pPr>
+      <w:r>
+        <w:rPr>
+          <w:sz w:val="24"/>
+          <w:szCs w:val="24"/>
+          <w:lang w:val="en-GB"/>
+        </w:rPr>
+        <w:t>Beep</w:t>
+      </w:r>
+      <w:r>
+        <w:rPr>
+          <w:sz w:val="24"/>
+          <w:szCs w:val="24"/>
+          <w:lang w:val="en-GB"/>
+        </w:rPr>
+        <w:tab/>
+      </w:r>
+      <w:r>
+        <w:rPr>
+          <w:sz w:val="24"/>
+          <w:szCs w:val="24"/>
+          <w:lang w:val="en-GB"/>
+        </w:rPr>
+        <w:tab/>
+      </w:r>
+      <w:r>
+        <w:rPr>
+          <w:sz w:val="24"/>
+          <w:szCs w:val="24"/>
+          <w:lang w:val="en-GB"/>
+        </w:rPr>
+        <w:tab/>
+      </w:r>
+      <w:r>
+        <w:rPr>
+          <w:sz w:val="24"/>
+          <w:szCs w:val="24"/>
+          <w:highlight w:val="green"/>
+          <w:lang w:val="en-GB"/>
+        </w:rPr>
+        <w:t>OK</w:t>
+      </w:r>
+      <w:r>
+        <w:rPr>
+          <w:sz w:val="24"/>
+          <w:szCs w:val="24"/>
+          <w:lang w:val="en-GB"/>
+        </w:rPr>
+        <w:tab/>
+      </w:r>
+      <w:r>
+        <w:rPr>
+          <w:sz w:val="24"/>
+          <w:szCs w:val="24"/>
+          <w:lang w:val="en-GB"/>
+        </w:rPr>
+        <w:tab/>
+      </w:r>
+      <w:r>
+        <w:rPr>
+          <w:sz w:val="24"/>
+          <w:szCs w:val="24"/>
+          <w:highlight w:val="green"/>
+          <w:lang w:val="en-GB"/>
+        </w:rPr>
+        <w:t>OK</w:t>
+      </w:r>
+      <w:r>
+        <w:rPr>
+          <w:sz w:val="24"/>
+          <w:szCs w:val="24"/>
+          <w:lang w:val="en-GB"/>
+        </w:rPr>
+        <w:tab/>
+      </w:r>
+      <w:r>
+        <w:rPr>
+          <w:sz w:val="24"/>
+          <w:szCs w:val="24"/>
+          <w:lang w:val="en-GB"/>
+        </w:rPr>
+        <w:tab/>
+      </w:r>
+      <w:r>
+        <w:rPr>
+          <w:sz w:val="24"/>
+          <w:szCs w:val="24"/>
+          <w:lang w:val="en-GB"/>
+        </w:rPr>
+        <w:tab/>
+      </w:r>
+      <w:r>
+        <w:rPr>
+          <w:sz w:val="24"/>
+          <w:szCs w:val="24"/>
+          <w:highlight w:val="green"/>
+          <w:lang w:val="en-GB"/>
+        </w:rPr>
+        <w:t>YES</w:t>
       </w:r>
     </w:p>
     <w:p>

--- a/Doc/Release notes.docx
+++ b/Doc/Release notes.docx
@@ -97,6 +97,7 @@
           <w:lang w:val="en-GB"/>
         </w:rPr>
       </w:pPr>
+      <w:proofErr w:type="spellStart"/>
       <w:r>
         <w:rPr>
           <w:b/>
@@ -105,98 +106,9 @@
           <w:szCs w:val="28"/>
           <w:lang w:val="en-GB"/>
         </w:rPr>
-        <w:t>Versione 0.5.0</w:t>
-      </w:r>
-    </w:p>
-    <w:p>
-      <w:pPr>
-        <w:rPr>
-          <w:sz w:val="24"/>
-          <w:szCs w:val="24"/>
-          <w:lang w:val="en-GB"/>
-        </w:rPr>
-      </w:pPr>
-      <w:r>
-        <w:rPr>
-          <w:sz w:val="24"/>
-          <w:szCs w:val="24"/>
-          <w:lang w:val="en-GB"/>
-        </w:rPr>
-        <w:tab/>
-        <w:t xml:space="preserve">Restructured </w:t>
-      </w:r>
-    </w:p>
-    <w:p>
-      <w:pPr>
-        <w:ind w:left="1416"/>
-        <w:rPr>
-          <w:sz w:val="24"/>
-          <w:szCs w:val="24"/>
-          <w:lang w:val="en-GB"/>
-        </w:rPr>
-      </w:pPr>
-      <w:r>
-        <w:rPr>
-          <w:sz w:val="24"/>
-          <w:szCs w:val="24"/>
-          <w:lang w:val="en-GB"/>
-        </w:rPr>
-        <w:t>MainActivity is now the APP cover</w:t>
-      </w:r>
-    </w:p>
-    <w:p>
-      <w:pPr>
-        <w:ind w:left="1416"/>
-        <w:rPr>
-          <w:sz w:val="24"/>
-          <w:szCs w:val="24"/>
-          <w:lang w:val="en-GB"/>
-        </w:rPr>
-      </w:pPr>
-      <w:r>
-        <w:rPr>
-          <w:sz w:val="24"/>
-          <w:szCs w:val="24"/>
-          <w:lang w:val="en-GB"/>
-        </w:rPr>
-        <w:t>PhotoActivity added</w:t>
-      </w:r>
-    </w:p>
-    <w:p>
-      <w:pPr>
-        <w:ind w:left="1416"/>
-        <w:rPr>
-          <w:sz w:val="24"/>
-          <w:szCs w:val="24"/>
-          <w:lang w:val="en-GB"/>
-        </w:rPr>
-      </w:pPr>
-      <w:r>
-        <w:rPr>
-          <w:sz w:val="24"/>
-          <w:szCs w:val="24"/>
-          <w:lang w:val="en-GB"/>
-        </w:rPr>
-        <w:t>VideoActivity added</w:t>
-      </w:r>
-    </w:p>
-    <w:p>
-      <w:pPr>
-        <w:rPr>
-          <w:sz w:val="24"/>
-          <w:szCs w:val="24"/>
-          <w:lang w:val="en-GB"/>
-        </w:rPr>
-      </w:pPr>
-    </w:p>
-    <w:p>
-      <w:pPr>
-        <w:rPr>
-          <w:sz w:val="24"/>
-          <w:szCs w:val="24"/>
-          <w:lang w:val="en-GB"/>
-        </w:rPr>
-      </w:pPr>
+        <w:t>Versione</w:t>
+      </w:r>
+      <w:proofErr w:type="spellEnd"/>
       <w:r>
         <w:rPr>
           <w:b/>
@@ -205,8 +117,128 @@
           <w:szCs w:val="28"/>
           <w:lang w:val="en-GB"/>
         </w:rPr>
-        <w:t>Version 0.6.0</w:t>
-      </w:r>
+        <w:t xml:space="preserve"> 0.5.0</w:t>
+      </w:r>
+    </w:p>
+    <w:p>
+      <w:pPr>
+        <w:rPr>
+          <w:sz w:val="24"/>
+          <w:szCs w:val="24"/>
+          <w:lang w:val="en-GB"/>
+        </w:rPr>
+      </w:pPr>
+      <w:r>
+        <w:rPr>
+          <w:sz w:val="24"/>
+          <w:szCs w:val="24"/>
+          <w:lang w:val="en-GB"/>
+        </w:rPr>
+        <w:tab/>
+        <w:t xml:space="preserve">Restructured </w:t>
+      </w:r>
+    </w:p>
+    <w:p>
+      <w:pPr>
+        <w:ind w:left="1416"/>
+        <w:rPr>
+          <w:sz w:val="24"/>
+          <w:szCs w:val="24"/>
+          <w:lang w:val="en-GB"/>
+        </w:rPr>
+      </w:pPr>
+      <w:proofErr w:type="spellStart"/>
+      <w:r>
+        <w:rPr>
+          <w:sz w:val="24"/>
+          <w:szCs w:val="24"/>
+          <w:lang w:val="en-GB"/>
+        </w:rPr>
+        <w:t>MainActivity</w:t>
+      </w:r>
+      <w:proofErr w:type="spellEnd"/>
+      <w:r>
+        <w:rPr>
+          <w:sz w:val="24"/>
+          <w:szCs w:val="24"/>
+          <w:lang w:val="en-GB"/>
+        </w:rPr>
+        <w:t xml:space="preserve"> is now the APP cover</w:t>
+      </w:r>
+    </w:p>
+    <w:p>
+      <w:pPr>
+        <w:ind w:left="1416"/>
+        <w:rPr>
+          <w:sz w:val="24"/>
+          <w:szCs w:val="24"/>
+          <w:lang w:val="en-GB"/>
+        </w:rPr>
+      </w:pPr>
+      <w:proofErr w:type="spellStart"/>
+      <w:r>
+        <w:rPr>
+          <w:sz w:val="24"/>
+          <w:szCs w:val="24"/>
+          <w:lang w:val="en-GB"/>
+        </w:rPr>
+        <w:t>PhotoActivity</w:t>
+      </w:r>
+      <w:proofErr w:type="spellEnd"/>
+      <w:r>
+        <w:rPr>
+          <w:sz w:val="24"/>
+          <w:szCs w:val="24"/>
+          <w:lang w:val="en-GB"/>
+        </w:rPr>
+        <w:t xml:space="preserve"> added</w:t>
+      </w:r>
+    </w:p>
+    <w:p>
+      <w:pPr>
+        <w:ind w:left="1416"/>
+        <w:rPr>
+          <w:sz w:val="24"/>
+          <w:szCs w:val="24"/>
+          <w:lang w:val="en-GB"/>
+        </w:rPr>
+      </w:pPr>
+      <w:proofErr w:type="spellStart"/>
+      <w:r>
+        <w:rPr>
+          <w:sz w:val="24"/>
+          <w:szCs w:val="24"/>
+          <w:lang w:val="en-GB"/>
+        </w:rPr>
+        <w:t>VideoActivity</w:t>
+      </w:r>
+      <w:proofErr w:type="spellEnd"/>
+      <w:r>
+        <w:rPr>
+          <w:sz w:val="24"/>
+          <w:szCs w:val="24"/>
+          <w:lang w:val="en-GB"/>
+        </w:rPr>
+        <w:t xml:space="preserve"> added</w:t>
+      </w:r>
+    </w:p>
+    <w:p>
+      <w:pPr>
+        <w:rPr>
+          <w:sz w:val="24"/>
+          <w:szCs w:val="24"/>
+          <w:lang w:val="en-GB"/>
+        </w:rPr>
+      </w:pPr>
+    </w:p>
+    <w:p>
+      <w:pPr>
+        <w:rPr>
+          <w:sz w:val="24"/>
+          <w:szCs w:val="24"/>
+          <w:lang w:val="en-GB"/>
+        </w:rPr>
+      </w:pPr>
       <w:r>
         <w:rPr>
           <w:b/>
@@ -215,6 +247,16 @@
           <w:szCs w:val="28"/>
           <w:lang w:val="en-GB"/>
         </w:rPr>
+        <w:t>Version 0.6.0</w:t>
+      </w:r>
+      <w:r>
+        <w:rPr>
+          <w:b/>
+          <w:bCs/>
+          <w:sz w:val="28"/>
+          <w:szCs w:val="28"/>
+          <w:lang w:val="en-GB"/>
+        </w:rPr>
         <w:tab/>
       </w:r>
     </w:p>
@@ -266,8 +308,18 @@
           <w:lang w:val="en-GB"/>
         </w:rPr>
         <w:tab/>
-        <w:t>Changed name to AstroPhoto</w:t>
-      </w:r>
+        <w:t xml:space="preserve">Changed name to </w:t>
+      </w:r>
+      <w:proofErr w:type="spellStart"/>
+      <w:r>
+        <w:rPr>
+          <w:sz w:val="24"/>
+          <w:szCs w:val="24"/>
+          <w:lang w:val="en-GB"/>
+        </w:rPr>
+        <w:t>AstroPhoto</w:t>
+      </w:r>
+      <w:proofErr w:type="spellEnd"/>
     </w:p>
     <w:p>
       <w:pPr>
@@ -380,7 +432,24 @@
           <w:lang w:val="en-GB"/>
         </w:rPr>
         <w:tab/>
-        <w:t>SettingSwitch has buttons and value aligned to the right</w:t>
+      </w:r>
+      <w:proofErr w:type="spellStart"/>
+      <w:r>
+        <w:rPr>
+          <w:sz w:val="24"/>
+          <w:szCs w:val="24"/>
+          <w:lang w:val="en-GB"/>
+        </w:rPr>
+        <w:t>SettingSwitch</w:t>
+      </w:r>
+      <w:proofErr w:type="spellEnd"/>
+      <w:r>
+        <w:rPr>
+          <w:sz w:val="24"/>
+          <w:szCs w:val="24"/>
+          <w:lang w:val="en-GB"/>
+        </w:rPr>
+        <w:t xml:space="preserve"> has buttons and value aligned to the right</w:t>
       </w:r>
     </w:p>
     <w:p>
@@ -601,8 +670,18 @@
           <w:lang w:val="en-GB"/>
         </w:rPr>
         <w:tab/>
-        <w:t>Created a new StackerActivity</w:t>
-      </w:r>
+        <w:t xml:space="preserve">Created a new </w:t>
+      </w:r>
+      <w:proofErr w:type="spellStart"/>
+      <w:r>
+        <w:rPr>
+          <w:sz w:val="24"/>
+          <w:szCs w:val="24"/>
+          <w:lang w:val="en-GB"/>
+        </w:rPr>
+        <w:t>StackerActivity</w:t>
+      </w:r>
+      <w:proofErr w:type="spellEnd"/>
     </w:p>
     <w:p>
       <w:pPr>
@@ -772,697 +851,232 @@
           <w:lang w:val="en-GB"/>
         </w:rPr>
         <w:tab/>
-        <w:t>Multiple photo fixd also for RAW photos</w:t>
-      </w:r>
-    </w:p>
-    <w:p>
-      <w:pPr>
-        <w:rPr>
-          <w:sz w:val="24"/>
-          <w:szCs w:val="24"/>
-          <w:lang w:val="en-GB"/>
-        </w:rPr>
-      </w:pPr>
-      <w:r>
-        <w:rPr>
-          <w:sz w:val="24"/>
-          <w:szCs w:val="24"/>
-          <w:lang w:val="en-GB"/>
-        </w:rPr>
-        <w:tab/>
-      </w:r>
-      <w:r>
-        <w:rPr>
-          <w:sz w:val="24"/>
-          <w:szCs w:val="24"/>
-          <w:lang w:val="en-GB"/>
-        </w:rPr>
-        <w:tab/>
-        <w:t>Messages and Beep Ok for multiple hotos</w:t>
-      </w:r>
-      <w:r>
-        <w:rPr>
-          <w:sz w:val="24"/>
-          <w:szCs w:val="24"/>
-          <w:lang w:val="en-GB"/>
-        </w:rPr>
-        <w:tab/>
-      </w:r>
-      <w:r>
-        <w:rPr>
-          <w:sz w:val="24"/>
-          <w:szCs w:val="24"/>
-          <w:lang w:val="en-GB"/>
-        </w:rPr>
-        <w:tab/>
-      </w:r>
-    </w:p>
-    <w:p>
-      <w:pPr>
-        <w:rPr>
-          <w:sz w:val="24"/>
-          <w:szCs w:val="24"/>
-          <w:lang w:val="en-GB"/>
-        </w:rPr>
-      </w:pPr>
-    </w:p>
-    <w:p>
-      <w:pPr>
-        <w:rPr>
-          <w:sz w:val="24"/>
-          <w:szCs w:val="24"/>
-          <w:lang w:val="en-GB"/>
-        </w:rPr>
-      </w:pPr>
-    </w:p>
-    <w:p>
-      <w:pPr>
-        <w:rPr>
-          <w:sz w:val="24"/>
-          <w:szCs w:val="24"/>
-          <w:lang w:val="en-GB"/>
-        </w:rPr>
-      </w:pPr>
-      <w:r>
-        <w:rPr>
-          <w:sz w:val="24"/>
-          <w:szCs w:val="24"/>
-          <w:lang w:val="en-GB"/>
-        </w:rPr>
-        <w:t>Messages</w:t>
-      </w:r>
-    </w:p>
-    <w:p>
-      <w:pPr>
-        <w:rPr>
-          <w:sz w:val="24"/>
-          <w:szCs w:val="24"/>
-          <w:lang w:val="en-GB"/>
-        </w:rPr>
-      </w:pPr>
-    </w:p>
-    <w:p>
-      <w:pPr>
-        <w:ind w:left="1416" w:firstLine="708"/>
-        <w:rPr>
-          <w:sz w:val="24"/>
-          <w:szCs w:val="24"/>
-          <w:lang w:val="en-GB"/>
-        </w:rPr>
-      </w:pPr>
-      <w:r>
-        <w:rPr>
-          <w:sz w:val="24"/>
-          <w:szCs w:val="24"/>
-          <w:lang w:val="en-GB"/>
-        </w:rPr>
-        <w:t>Single</w:t>
-      </w:r>
-      <w:r>
-        <w:rPr>
-          <w:sz w:val="24"/>
-          <w:szCs w:val="24"/>
-          <w:lang w:val="en-GB"/>
-        </w:rPr>
-        <w:tab/>
-      </w:r>
-      <w:r>
-        <w:rPr>
-          <w:sz w:val="24"/>
-          <w:szCs w:val="24"/>
-          <w:lang w:val="en-GB"/>
-        </w:rPr>
-        <w:tab/>
-        <w:t>Multiple</w:t>
-      </w:r>
-      <w:r>
-        <w:rPr>
-          <w:sz w:val="24"/>
-          <w:szCs w:val="24"/>
-          <w:lang w:val="en-GB"/>
-        </w:rPr>
-        <w:tab/>
-      </w:r>
-      <w:r>
-        <w:rPr>
-          <w:sz w:val="24"/>
-          <w:szCs w:val="24"/>
-          <w:lang w:val="en-GB"/>
-        </w:rPr>
-        <w:tab/>
-        <w:t>Stacking</w:t>
-      </w:r>
-    </w:p>
-    <w:p>
-      <w:pPr>
-        <w:rPr>
-          <w:sz w:val="24"/>
-          <w:szCs w:val="24"/>
-          <w:lang w:val="en-GB"/>
-        </w:rPr>
-      </w:pPr>
-      <w:r>
-        <w:rPr>
-          <w:sz w:val="24"/>
-          <w:szCs w:val="24"/>
-          <w:lang w:val="en-GB"/>
-        </w:rPr>
-        <w:t>Countdown</w:t>
-      </w:r>
-      <w:r>
-        <w:rPr>
-          <w:sz w:val="24"/>
-          <w:szCs w:val="24"/>
-          <w:lang w:val="en-GB"/>
-        </w:rPr>
-        <w:tab/>
-      </w:r>
-      <w:r>
-        <w:rPr>
-          <w:sz w:val="24"/>
-          <w:szCs w:val="24"/>
-          <w:lang w:val="en-GB"/>
-        </w:rPr>
-        <w:tab/>
-        <w:t xml:space="preserve"> </w:t>
-      </w:r>
-      <w:r>
-        <w:rPr>
-          <w:sz w:val="24"/>
-          <w:szCs w:val="24"/>
-          <w:highlight w:val="green"/>
-          <w:lang w:val="en-GB"/>
-        </w:rPr>
-        <w:t>OK</w:t>
-      </w:r>
-      <w:r>
-        <w:rPr>
-          <w:sz w:val="24"/>
-          <w:szCs w:val="24"/>
-          <w:lang w:val="en-GB"/>
-        </w:rPr>
-        <w:tab/>
-      </w:r>
-      <w:r>
-        <w:rPr>
-          <w:sz w:val="24"/>
-          <w:szCs w:val="24"/>
-          <w:lang w:val="en-GB"/>
-        </w:rPr>
-        <w:tab/>
-      </w:r>
-      <w:r>
-        <w:rPr>
-          <w:sz w:val="24"/>
-          <w:szCs w:val="24"/>
-          <w:highlight w:val="green"/>
-          <w:lang w:val="en-GB"/>
-        </w:rPr>
-        <w:t>OK</w:t>
-      </w:r>
-      <w:r>
-        <w:rPr>
-          <w:sz w:val="24"/>
-          <w:szCs w:val="24"/>
-          <w:lang w:val="en-GB"/>
-        </w:rPr>
-        <w:tab/>
-      </w:r>
-      <w:r>
-        <w:rPr>
-          <w:sz w:val="24"/>
-          <w:szCs w:val="24"/>
-          <w:lang w:val="en-GB"/>
-        </w:rPr>
-        <w:tab/>
-      </w:r>
-      <w:r>
-        <w:rPr>
-          <w:sz w:val="24"/>
-          <w:szCs w:val="24"/>
-          <w:lang w:val="en-GB"/>
-        </w:rPr>
-        <w:tab/>
-        <w:t xml:space="preserve"> </w:t>
-      </w:r>
-      <w:r>
-        <w:rPr>
-          <w:sz w:val="24"/>
-          <w:szCs w:val="24"/>
-          <w:highlight w:val="green"/>
-          <w:lang w:val="en-GB"/>
-        </w:rPr>
-        <w:t>-</w:t>
-      </w:r>
-    </w:p>
-    <w:p>
-      <w:pPr>
-        <w:rPr>
-          <w:sz w:val="24"/>
-          <w:szCs w:val="24"/>
-          <w:lang w:val="en-GB"/>
-        </w:rPr>
-      </w:pPr>
-      <w:r>
-        <w:rPr>
-          <w:sz w:val="24"/>
-          <w:szCs w:val="24"/>
-          <w:lang w:val="en-GB"/>
-        </w:rPr>
-        <w:t>Start</w:t>
-      </w:r>
-      <w:r>
-        <w:rPr>
-          <w:sz w:val="24"/>
-          <w:szCs w:val="24"/>
-          <w:lang w:val="en-GB"/>
-        </w:rPr>
-        <w:tab/>
-      </w:r>
-      <w:r>
-        <w:rPr>
-          <w:sz w:val="24"/>
-          <w:szCs w:val="24"/>
-          <w:lang w:val="en-GB"/>
-        </w:rPr>
-        <w:tab/>
-      </w:r>
-      <w:r>
-        <w:rPr>
-          <w:sz w:val="24"/>
-          <w:szCs w:val="24"/>
-          <w:lang w:val="en-GB"/>
-        </w:rPr>
-        <w:tab/>
-        <w:t xml:space="preserve"> </w:t>
-      </w:r>
-      <w:r>
-        <w:rPr>
-          <w:sz w:val="24"/>
-          <w:szCs w:val="24"/>
-          <w:highlight w:val="green"/>
-          <w:lang w:val="en-GB"/>
-        </w:rPr>
-        <w:t>-</w:t>
-      </w:r>
-      <w:r>
-        <w:rPr>
-          <w:sz w:val="24"/>
-          <w:szCs w:val="24"/>
-          <w:lang w:val="en-GB"/>
-        </w:rPr>
-        <w:tab/>
-      </w:r>
-      <w:r>
-        <w:rPr>
-          <w:sz w:val="24"/>
-          <w:szCs w:val="24"/>
-          <w:lang w:val="en-GB"/>
-        </w:rPr>
-        <w:tab/>
-      </w:r>
-      <w:r>
-        <w:rPr>
-          <w:sz w:val="24"/>
-          <w:szCs w:val="24"/>
-          <w:highlight w:val="green"/>
-          <w:lang w:val="en-GB"/>
-        </w:rPr>
-        <w:t>OK</w:t>
-      </w:r>
-      <w:r>
-        <w:rPr>
-          <w:sz w:val="24"/>
-          <w:szCs w:val="24"/>
-          <w:lang w:val="en-GB"/>
-        </w:rPr>
-        <w:tab/>
-      </w:r>
-      <w:r>
-        <w:rPr>
-          <w:sz w:val="24"/>
-          <w:szCs w:val="24"/>
-          <w:lang w:val="en-GB"/>
-        </w:rPr>
-        <w:tab/>
-      </w:r>
-      <w:r>
-        <w:rPr>
-          <w:sz w:val="24"/>
-          <w:szCs w:val="24"/>
-          <w:lang w:val="en-GB"/>
-        </w:rPr>
-        <w:tab/>
-      </w:r>
-      <w:r>
-        <w:rPr>
-          <w:sz w:val="24"/>
-          <w:szCs w:val="24"/>
-          <w:highlight w:val="green"/>
-          <w:lang w:val="en-GB"/>
-        </w:rPr>
-        <w:t>OK</w:t>
-      </w:r>
-    </w:p>
-    <w:p>
-      <w:pPr>
-        <w:rPr>
-          <w:sz w:val="24"/>
-          <w:szCs w:val="24"/>
-          <w:lang w:val="en-GB"/>
-        </w:rPr>
-      </w:pPr>
-      <w:r>
-        <w:rPr>
-          <w:sz w:val="24"/>
-          <w:szCs w:val="24"/>
-          <w:lang w:val="en-GB"/>
-        </w:rPr>
-        <w:t>In Progress</w:t>
-      </w:r>
-      <w:r>
-        <w:rPr>
-          <w:sz w:val="24"/>
-          <w:szCs w:val="24"/>
-          <w:lang w:val="en-GB"/>
-        </w:rPr>
-        <w:tab/>
-      </w:r>
-      <w:r>
-        <w:rPr>
-          <w:sz w:val="24"/>
-          <w:szCs w:val="24"/>
-          <w:lang w:val="en-GB"/>
-        </w:rPr>
-        <w:tab/>
-      </w:r>
-      <w:r>
-        <w:rPr>
-          <w:sz w:val="24"/>
-          <w:szCs w:val="24"/>
-          <w:highlight w:val="green"/>
-          <w:lang w:val="en-GB"/>
-        </w:rPr>
-        <w:t>-</w:t>
-      </w:r>
-      <w:r>
-        <w:rPr>
-          <w:sz w:val="24"/>
-          <w:szCs w:val="24"/>
-          <w:lang w:val="en-GB"/>
-        </w:rPr>
-        <w:tab/>
-      </w:r>
-      <w:r>
-        <w:rPr>
-          <w:sz w:val="24"/>
-          <w:szCs w:val="24"/>
-          <w:lang w:val="en-GB"/>
-        </w:rPr>
-        <w:tab/>
-      </w:r>
-      <w:r>
-        <w:rPr>
-          <w:sz w:val="24"/>
-          <w:szCs w:val="24"/>
-          <w:highlight w:val="green"/>
-          <w:lang w:val="en-GB"/>
-        </w:rPr>
-        <w:t>OK</w:t>
-      </w:r>
-      <w:r>
-        <w:rPr>
-          <w:sz w:val="24"/>
-          <w:szCs w:val="24"/>
-          <w:lang w:val="en-GB"/>
-        </w:rPr>
-        <w:tab/>
-      </w:r>
-      <w:r>
-        <w:rPr>
-          <w:sz w:val="24"/>
-          <w:szCs w:val="24"/>
-          <w:lang w:val="en-GB"/>
-        </w:rPr>
-        <w:tab/>
-      </w:r>
-      <w:r>
-        <w:rPr>
-          <w:sz w:val="24"/>
-          <w:szCs w:val="24"/>
-          <w:lang w:val="en-GB"/>
-        </w:rPr>
-        <w:tab/>
-      </w:r>
-      <w:r>
-        <w:rPr>
-          <w:sz w:val="24"/>
-          <w:szCs w:val="24"/>
-          <w:highlight w:val="red"/>
-          <w:lang w:val="en-GB"/>
-        </w:rPr>
-        <w:t>NO</w:t>
-      </w:r>
-    </w:p>
-    <w:p>
-      <w:pPr>
-        <w:rPr>
-          <w:sz w:val="24"/>
-          <w:szCs w:val="24"/>
-          <w:lang w:val="en-GB"/>
-        </w:rPr>
-      </w:pPr>
-      <w:r>
-        <w:rPr>
-          <w:sz w:val="24"/>
-          <w:szCs w:val="24"/>
-          <w:lang w:val="en-GB"/>
-        </w:rPr>
-        <w:t>End</w:t>
-      </w:r>
-      <w:r>
-        <w:rPr>
-          <w:sz w:val="24"/>
-          <w:szCs w:val="24"/>
-          <w:lang w:val="en-GB"/>
-        </w:rPr>
-        <w:tab/>
-      </w:r>
-      <w:r>
-        <w:rPr>
-          <w:sz w:val="24"/>
-          <w:szCs w:val="24"/>
-          <w:lang w:val="en-GB"/>
-        </w:rPr>
-        <w:tab/>
-      </w:r>
-      <w:r>
-        <w:rPr>
-          <w:sz w:val="24"/>
-          <w:szCs w:val="24"/>
-          <w:lang w:val="en-GB"/>
-        </w:rPr>
-        <w:tab/>
-      </w:r>
-      <w:r>
-        <w:rPr>
-          <w:sz w:val="24"/>
-          <w:szCs w:val="24"/>
-          <w:highlight w:val="green"/>
-          <w:lang w:val="en-GB"/>
-        </w:rPr>
-        <w:t>OK</w:t>
-      </w:r>
-      <w:r>
-        <w:rPr>
-          <w:sz w:val="24"/>
-          <w:szCs w:val="24"/>
-          <w:lang w:val="en-GB"/>
-        </w:rPr>
-        <w:tab/>
-      </w:r>
-      <w:r>
-        <w:rPr>
-          <w:sz w:val="24"/>
-          <w:szCs w:val="24"/>
-          <w:lang w:val="en-GB"/>
-        </w:rPr>
-        <w:tab/>
-      </w:r>
-      <w:r>
-        <w:rPr>
-          <w:sz w:val="24"/>
-          <w:szCs w:val="24"/>
-          <w:highlight w:val="green"/>
-          <w:lang w:val="en-GB"/>
-        </w:rPr>
-        <w:t>OK</w:t>
-      </w:r>
-      <w:r>
-        <w:rPr>
-          <w:sz w:val="24"/>
-          <w:szCs w:val="24"/>
-          <w:lang w:val="en-GB"/>
-        </w:rPr>
-        <w:tab/>
-      </w:r>
-      <w:r>
-        <w:rPr>
-          <w:sz w:val="24"/>
-          <w:szCs w:val="24"/>
-          <w:lang w:val="en-GB"/>
-        </w:rPr>
-        <w:tab/>
-      </w:r>
-      <w:r>
-        <w:rPr>
-          <w:sz w:val="24"/>
-          <w:szCs w:val="24"/>
-          <w:lang w:val="en-GB"/>
-        </w:rPr>
-        <w:tab/>
-      </w:r>
-      <w:r>
-        <w:rPr>
-          <w:sz w:val="24"/>
-          <w:szCs w:val="24"/>
-          <w:highlight w:val="green"/>
-          <w:lang w:val="en-GB"/>
-        </w:rPr>
-        <w:t>YES</w:t>
-      </w:r>
-      <w:r>
-        <w:rPr>
-          <w:sz w:val="24"/>
-          <w:szCs w:val="24"/>
-          <w:lang w:val="en-GB"/>
-        </w:rPr>
-        <w:tab/>
-      </w:r>
-      <w:r>
-        <w:rPr>
-          <w:sz w:val="24"/>
-          <w:szCs w:val="24"/>
-          <w:lang w:val="en-GB"/>
-        </w:rPr>
-        <w:tab/>
-      </w:r>
-      <w:r>
-        <w:rPr>
-          <w:sz w:val="24"/>
-          <w:szCs w:val="24"/>
-          <w:lang w:val="en-GB"/>
-        </w:rPr>
-        <w:tab/>
-      </w:r>
-    </w:p>
-    <w:p>
-      <w:pPr>
-        <w:rPr>
-          <w:sz w:val="24"/>
-          <w:szCs w:val="24"/>
-          <w:lang w:val="en-GB"/>
-        </w:rPr>
-      </w:pPr>
-      <w:r>
-        <w:rPr>
-          <w:sz w:val="24"/>
-          <w:szCs w:val="24"/>
-          <w:lang w:val="en-GB"/>
-        </w:rPr>
-        <w:t>Beep</w:t>
-      </w:r>
-      <w:r>
-        <w:rPr>
-          <w:sz w:val="24"/>
-          <w:szCs w:val="24"/>
-          <w:lang w:val="en-GB"/>
-        </w:rPr>
-        <w:tab/>
-      </w:r>
-      <w:r>
-        <w:rPr>
-          <w:sz w:val="24"/>
-          <w:szCs w:val="24"/>
-          <w:lang w:val="en-GB"/>
-        </w:rPr>
-        <w:tab/>
-      </w:r>
-      <w:r>
-        <w:rPr>
-          <w:sz w:val="24"/>
-          <w:szCs w:val="24"/>
-          <w:lang w:val="en-GB"/>
-        </w:rPr>
-        <w:tab/>
-      </w:r>
-      <w:r>
-        <w:rPr>
-          <w:sz w:val="24"/>
-          <w:szCs w:val="24"/>
-          <w:highlight w:val="green"/>
-          <w:lang w:val="en-GB"/>
-        </w:rPr>
-        <w:t>OK</w:t>
-      </w:r>
-      <w:r>
-        <w:rPr>
-          <w:sz w:val="24"/>
-          <w:szCs w:val="24"/>
-          <w:lang w:val="en-GB"/>
-        </w:rPr>
-        <w:tab/>
-      </w:r>
-      <w:r>
-        <w:rPr>
-          <w:sz w:val="24"/>
-          <w:szCs w:val="24"/>
-          <w:lang w:val="en-GB"/>
-        </w:rPr>
-        <w:tab/>
-      </w:r>
-      <w:r>
-        <w:rPr>
-          <w:sz w:val="24"/>
-          <w:szCs w:val="24"/>
-          <w:highlight w:val="green"/>
-          <w:lang w:val="en-GB"/>
-        </w:rPr>
-        <w:t>OK</w:t>
-      </w:r>
-      <w:r>
-        <w:rPr>
-          <w:sz w:val="24"/>
-          <w:szCs w:val="24"/>
-          <w:lang w:val="en-GB"/>
-        </w:rPr>
-        <w:tab/>
-      </w:r>
-      <w:r>
-        <w:rPr>
-          <w:sz w:val="24"/>
-          <w:szCs w:val="24"/>
-          <w:lang w:val="en-GB"/>
-        </w:rPr>
-        <w:tab/>
-      </w:r>
-      <w:r>
-        <w:rPr>
-          <w:sz w:val="24"/>
-          <w:szCs w:val="24"/>
-          <w:lang w:val="en-GB"/>
-        </w:rPr>
-        <w:tab/>
-      </w:r>
-      <w:r>
-        <w:rPr>
-          <w:sz w:val="24"/>
-          <w:szCs w:val="24"/>
-          <w:highlight w:val="green"/>
-          <w:lang w:val="en-GB"/>
-        </w:rPr>
-        <w:t>YES</w:t>
-      </w:r>
+        <w:t>Multiple photo fix</w:t>
+      </w:r>
+      <w:r>
+        <w:rPr>
+          <w:sz w:val="24"/>
+          <w:szCs w:val="24"/>
+          <w:lang w:val="en-GB"/>
+        </w:rPr>
+        <w:t>e</w:t>
+      </w:r>
+      <w:r>
+        <w:rPr>
+          <w:sz w:val="24"/>
+          <w:szCs w:val="24"/>
+          <w:lang w:val="en-GB"/>
+        </w:rPr>
+        <w:t>d also for RAW photos</w:t>
+      </w:r>
+    </w:p>
+    <w:p>
+      <w:pPr>
+        <w:rPr>
+          <w:sz w:val="24"/>
+          <w:szCs w:val="24"/>
+          <w:lang w:val="en-GB"/>
+        </w:rPr>
+      </w:pPr>
+      <w:r>
+        <w:rPr>
+          <w:sz w:val="24"/>
+          <w:szCs w:val="24"/>
+          <w:lang w:val="en-GB"/>
+        </w:rPr>
+        <w:tab/>
+      </w:r>
+      <w:r>
+        <w:rPr>
+          <w:sz w:val="24"/>
+          <w:szCs w:val="24"/>
+          <w:lang w:val="en-GB"/>
+        </w:rPr>
+        <w:tab/>
+        <w:t xml:space="preserve">Messages and Beep Ok for multiple </w:t>
+      </w:r>
+      <w:r>
+        <w:rPr>
+          <w:sz w:val="24"/>
+          <w:szCs w:val="24"/>
+          <w:lang w:val="en-GB"/>
+        </w:rPr>
+        <w:t>p</w:t>
+      </w:r>
+      <w:r>
+        <w:rPr>
+          <w:sz w:val="24"/>
+          <w:szCs w:val="24"/>
+          <w:lang w:val="en-GB"/>
+        </w:rPr>
+        <w:t>hotos</w:t>
+      </w:r>
+      <w:r>
+        <w:rPr>
+          <w:sz w:val="24"/>
+          <w:szCs w:val="24"/>
+          <w:lang w:val="en-GB"/>
+        </w:rPr>
+        <w:tab/>
+      </w:r>
+      <w:r>
+        <w:rPr>
+          <w:sz w:val="24"/>
+          <w:szCs w:val="24"/>
+          <w:lang w:val="en-GB"/>
+        </w:rPr>
+        <w:tab/>
+      </w:r>
+    </w:p>
+    <w:p>
+      <w:pPr>
+        <w:rPr>
+          <w:sz w:val="24"/>
+          <w:szCs w:val="24"/>
+          <w:lang w:val="en-GB"/>
+        </w:rPr>
+      </w:pPr>
+    </w:p>
+    <w:p>
+      <w:pPr>
+        <w:rPr>
+          <w:sz w:val="24"/>
+          <w:szCs w:val="24"/>
+          <w:lang w:val="en-GB"/>
+        </w:rPr>
+      </w:pPr>
+    </w:p>
+    <w:p>
+      <w:pPr>
+        <w:rPr>
+          <w:sz w:val="24"/>
+          <w:szCs w:val="24"/>
+          <w:lang w:val="en-GB"/>
+        </w:rPr>
+      </w:pPr>
+    </w:p>
+    <w:p>
+      <w:pPr>
+        <w:rPr>
+          <w:sz w:val="24"/>
+          <w:szCs w:val="24"/>
+          <w:lang w:val="en-GB"/>
+        </w:rPr>
+      </w:pPr>
+      <w:r>
+        <w:rPr>
+          <w:sz w:val="24"/>
+          <w:szCs w:val="24"/>
+          <w:lang w:val="en-GB"/>
+        </w:rPr>
+        <w:t>Stacker limits</w:t>
+      </w:r>
+    </w:p>
+    <w:p>
+      <w:pPr>
+        <w:rPr>
+          <w:sz w:val="24"/>
+          <w:szCs w:val="24"/>
+          <w:lang w:val="en-GB"/>
+        </w:rPr>
+      </w:pPr>
+    </w:p>
+    <w:p>
+      <w:pPr>
+        <w:pStyle w:val="Paragrafoelenco"/>
+        <w:numPr>
+          <w:ilvl w:val="0"/>
+          <w:numId w:val="1"/>
+        </w:numPr>
+        <w:rPr>
+          <w:sz w:val="24"/>
+          <w:szCs w:val="24"/>
+          <w:lang w:val="en-GB"/>
+        </w:rPr>
+      </w:pPr>
+      <w:r>
+        <w:rPr>
+          <w:sz w:val="24"/>
+          <w:szCs w:val="24"/>
+          <w:lang w:val="en-GB"/>
+        </w:rPr>
+        <w:t>Works only for N images. Then it hangs</w:t>
+      </w:r>
+    </w:p>
+    <w:p>
+      <w:pPr>
+        <w:pStyle w:val="Paragrafoelenco"/>
+        <w:numPr>
+          <w:ilvl w:val="0"/>
+          <w:numId w:val="1"/>
+        </w:numPr>
+        <w:rPr>
+          <w:sz w:val="24"/>
+          <w:szCs w:val="24"/>
+          <w:lang w:val="en-GB"/>
+        </w:rPr>
+      </w:pPr>
+      <w:r>
+        <w:rPr>
+          <w:sz w:val="24"/>
+          <w:szCs w:val="24"/>
+          <w:lang w:val="en-GB"/>
+        </w:rPr>
+        <w:t>Produces B/W images</w:t>
+      </w:r>
+    </w:p>
+    <w:p>
+      <w:pPr>
+        <w:pStyle w:val="Paragrafoelenco"/>
+        <w:numPr>
+          <w:ilvl w:val="0"/>
+          <w:numId w:val="1"/>
+        </w:numPr>
+        <w:rPr>
+          <w:sz w:val="24"/>
+          <w:szCs w:val="24"/>
+          <w:lang w:val="en-GB"/>
+        </w:rPr>
+      </w:pPr>
+      <w:r>
+        <w:rPr>
+          <w:sz w:val="24"/>
+          <w:szCs w:val="24"/>
+          <w:lang w:val="en-GB"/>
+        </w:rPr>
+        <w:t>Works only with images in the /Pictures/CameraX folder</w:t>
+      </w:r>
+    </w:p>
+    <w:p>
+      <w:pPr>
+        <w:pStyle w:val="Paragrafoelenco"/>
+        <w:numPr>
+          <w:ilvl w:val="0"/>
+          <w:numId w:val="1"/>
+        </w:numPr>
+        <w:rPr>
+          <w:sz w:val="24"/>
+          <w:szCs w:val="24"/>
+          <w:lang w:val="en-GB"/>
+        </w:rPr>
+      </w:pPr>
+      <w:r>
+        <w:rPr>
+          <w:sz w:val="24"/>
+          <w:szCs w:val="24"/>
+          <w:lang w:val="en-GB"/>
+        </w:rPr>
+        <w:t>Works only with images done by the same app</w:t>
+      </w:r>
+    </w:p>
+    <w:p>
+      <w:pPr>
+        <w:rPr>
+          <w:sz w:val="24"/>
+          <w:szCs w:val="24"/>
+          <w:lang w:val="en-GB"/>
+        </w:rPr>
+      </w:pPr>
     </w:p>
     <w:p>
       <w:pPr>
@@ -1490,6 +1104,103 @@
     </w:sectPr>
   </w:body>
 </w:document>
+</file>
+
+<file path=word/numbering.xml><?xml version="1.0" encoding="utf-8"?>
+<w:numbering xmlns:wpc="http://schemas.microsoft.com/office/word/2010/wordprocessingCanvas" xmlns:cx="http://schemas.microsoft.com/office/drawing/2014/chartex" xmlns:cx1="http://schemas.microsoft.com/office/drawing/2015/9/8/chartex" xmlns:cx2="http://schemas.microsoft.com/office/drawing/2015/10/21/chartex" xmlns:cx3="http://schemas.microsoft.com/office/drawing/2016/5/9/chartex" xmlns:cx4="http://schemas.microsoft.com/office/drawing/2016/5/10/chartex" xmlns:cx5="http://schemas.microsoft.com/office/drawing/2016/5/11/chartex" xmlns:cx6="http://schemas.microsoft.com/office/drawing/2016/5/12/chartex" xmlns:cx7="http://schemas.microsoft.com/office/drawing/2016/5/13/chartex" xmlns:cx8="http://schemas.microsoft.com/office/drawing/2016/5/14/chartex" xmlns:mc="http://schemas.openxmlformats.org/markup-compatibility/2006" xmlns:aink="http://schemas.microsoft.com/office/drawing/2016/ink" xmlns:am3d="http://schemas.microsoft.com/office/drawing/2017/model3d" xmlns:o="urn:schemas-microsoft-com:office:office" xmlns:oel="http://schemas.microsoft.com/office/2019/extlst" xmlns:r="http://schemas.openxmlformats.org/officeDocument/2006/relationships" xmlns:m="http://schemas.openxmlformats.org/officeDocument/2006/math" xmlns:v="urn:schemas-microsoft-com:vml" xmlns:wp14="http://schemas.microsoft.com/office/word/2010/wordprocessingDrawing" xmlns:wp="http://schemas.openxmlformats.org/drawingml/2006/wordprocessingDrawing" xmlns:w10="urn:schemas-microsoft-com:office:word" xmlns:w="http://schemas.openxmlformats.org/wordprocessingml/2006/main" xmlns:w14="http://schemas.microsoft.com/office/word/2010/wordml" xmlns:w15="http://schemas.microsoft.com/office/word/2012/wordml" xmlns:w16cex="http://schemas.microsoft.com/office/word/2018/wordml/cex" xmlns:w16cid="http://schemas.microsoft.com/office/word/2016/wordml/cid" xmlns:w16="http://schemas.microsoft.com/office/word/2018/wordml" xmlns:w16du="http://schemas.microsoft.com/office/word/2023/wordml/word16du" xmlns:w16sdtdh="http://schemas.microsoft.com/office/word/2020/wordml/sdtdatahash" xmlns:w16sdtfl="http://schemas.microsoft.com/office/word/2024/wordml/sdtformatlock" xmlns:w16se="http://schemas.microsoft.com/office/word/2015/wordml/symex" xmlns:wpg="http://schemas.microsoft.com/office/word/2010/wordprocessingGroup" xmlns:wpi="http://schemas.microsoft.com/office/word/2010/wordprocessingInk" xmlns:wne="http://schemas.microsoft.com/office/word/2006/wordml" xmlns:wps="http://schemas.microsoft.com/office/word/2010/wordprocessingShape" mc:Ignorable="w14 w15 w16se w16cid w16 w16cex w16sdtdh w16sdtfl w16du wp14">
+  <w:abstractNum w:abstractNumId="0" w15:restartNumberingAfterBreak="0">
+    <w:nsid w:val="363F441B"/>
+    <w:multiLevelType w:val="hybridMultilevel"/>
+    <w:tmpl w:val="85A6B146"/>
+    <w:lvl w:ilvl="0" w:tplc="0410000F">
+      <w:start w:val="1"/>
+      <w:numFmt w:val="decimal"/>
+      <w:lvlText w:val="%1."/>
+      <w:lvlJc w:val="left"/>
+      <w:pPr>
+        <w:ind w:left="720" w:hanging="360"/>
+      </w:pPr>
+      <w:rPr>
+        <w:rFonts w:hint="default"/>
+      </w:rPr>
+    </w:lvl>
+    <w:lvl w:ilvl="1" w:tplc="04100019" w:tentative="1">
+      <w:start w:val="1"/>
+      <w:numFmt w:val="lowerLetter"/>
+      <w:lvlText w:val="%2."/>
+      <w:lvlJc w:val="left"/>
+      <w:pPr>
+        <w:ind w:left="1440" w:hanging="360"/>
+      </w:pPr>
+    </w:lvl>
+    <w:lvl w:ilvl="2" w:tplc="0410001B" w:tentative="1">
+      <w:start w:val="1"/>
+      <w:numFmt w:val="lowerRoman"/>
+      <w:lvlText w:val="%3."/>
+      <w:lvlJc w:val="right"/>
+      <w:pPr>
+        <w:ind w:left="2160" w:hanging="180"/>
+      </w:pPr>
+    </w:lvl>
+    <w:lvl w:ilvl="3" w:tplc="0410000F" w:tentative="1">
+      <w:start w:val="1"/>
+      <w:numFmt w:val="decimal"/>
+      <w:lvlText w:val="%4."/>
+      <w:lvlJc w:val="left"/>
+      <w:pPr>
+        <w:ind w:left="2880" w:hanging="360"/>
+      </w:pPr>
+    </w:lvl>
+    <w:lvl w:ilvl="4" w:tplc="04100019" w:tentative="1">
+      <w:start w:val="1"/>
+      <w:numFmt w:val="lowerLetter"/>
+      <w:lvlText w:val="%5."/>
+      <w:lvlJc w:val="left"/>
+      <w:pPr>
+        <w:ind w:left="3600" w:hanging="360"/>
+      </w:pPr>
+    </w:lvl>
+    <w:lvl w:ilvl="5" w:tplc="0410001B" w:tentative="1">
+      <w:start w:val="1"/>
+      <w:numFmt w:val="lowerRoman"/>
+      <w:lvlText w:val="%6."/>
+      <w:lvlJc w:val="right"/>
+      <w:pPr>
+        <w:ind w:left="4320" w:hanging="180"/>
+      </w:pPr>
+    </w:lvl>
+    <w:lvl w:ilvl="6" w:tplc="0410000F" w:tentative="1">
+      <w:start w:val="1"/>
+      <w:numFmt w:val="decimal"/>
+      <w:lvlText w:val="%7."/>
+      <w:lvlJc w:val="left"/>
+      <w:pPr>
+        <w:ind w:left="5040" w:hanging="360"/>
+      </w:pPr>
+    </w:lvl>
+    <w:lvl w:ilvl="7" w:tplc="04100019" w:tentative="1">
+      <w:start w:val="1"/>
+      <w:numFmt w:val="lowerLetter"/>
+      <w:lvlText w:val="%8."/>
+      <w:lvlJc w:val="left"/>
+      <w:pPr>
+        <w:ind w:left="5760" w:hanging="360"/>
+      </w:pPr>
+    </w:lvl>
+    <w:lvl w:ilvl="8" w:tplc="0410001B" w:tentative="1">
+      <w:start w:val="1"/>
+      <w:numFmt w:val="lowerRoman"/>
+      <w:lvlText w:val="%9."/>
+      <w:lvlJc w:val="right"/>
+      <w:pPr>
+        <w:ind w:left="6480" w:hanging="180"/>
+      </w:pPr>
+    </w:lvl>
+  </w:abstractNum>
+  <w:num w:numId="1" w16cid:durableId="253705041">
+    <w:abstractNumId w:val="0"/>
+  </w:num>
+</w:numbering>
 </file>
 
 <file path=word/styles.xml><?xml version="1.0" encoding="utf-8"?>

--- a/Doc/Release notes.docx
+++ b/Doc/Release notes.docx
@@ -35,13 +35,59 @@
     </w:p>
     <w:p>
       <w:pPr>
-        <w:rPr>
-          <w:sz w:val="24"/>
-          <w:szCs w:val="24"/>
-          <w:lang w:val="en-GB"/>
-        </w:rPr>
-      </w:pPr>
-      <w:r>
+        <w:pStyle w:val="Paragrafoelenco"/>
+        <w:numPr>
+          <w:ilvl w:val="0"/>
+          <w:numId w:val="3"/>
+        </w:numPr>
+        <w:rPr>
+          <w:sz w:val="24"/>
+          <w:szCs w:val="24"/>
+          <w:lang w:val="en-GB"/>
+        </w:rPr>
+      </w:pPr>
+      <w:r>
+        <w:rPr>
+          <w:sz w:val="24"/>
+          <w:szCs w:val="24"/>
+          <w:lang w:val="en-GB"/>
+        </w:rPr>
+        <w:t>Photo and Video work OK with programmable delay</w:t>
+      </w:r>
+    </w:p>
+    <w:p>
+      <w:pPr>
+        <w:pStyle w:val="Paragrafoelenco"/>
+        <w:numPr>
+          <w:ilvl w:val="0"/>
+          <w:numId w:val="3"/>
+        </w:numPr>
+        <w:rPr>
+          <w:sz w:val="24"/>
+          <w:szCs w:val="24"/>
+          <w:lang w:val="en-GB"/>
+        </w:rPr>
+      </w:pPr>
+      <w:r>
+        <w:rPr>
+          <w:sz w:val="24"/>
+          <w:szCs w:val="24"/>
+          <w:lang w:val="en-GB"/>
+        </w:rPr>
+        <w:t>Zoom implemented with horizontal slider</w:t>
+      </w:r>
+    </w:p>
+    <w:p>
+      <w:pPr>
+        <w:rPr>
+          <w:sz w:val="24"/>
+          <w:szCs w:val="24"/>
+          <w:lang w:val="en-GB"/>
+        </w:rPr>
+      </w:pPr>
+    </w:p>
+    <w:p>
+      <w:pPr>
         <w:rPr>
           <w:b/>
           <w:bCs/>
@@ -49,46 +95,9 @@
           <w:szCs w:val="28"/>
           <w:lang w:val="en-GB"/>
         </w:rPr>
-        <w:tab/>
-      </w:r>
-      <w:r>
-        <w:rPr>
-          <w:sz w:val="24"/>
-          <w:szCs w:val="24"/>
-          <w:lang w:val="en-GB"/>
-        </w:rPr>
-        <w:t>Photo and Video work OK with programmable delay</w:t>
-      </w:r>
-    </w:p>
-    <w:p>
-      <w:pPr>
-        <w:rPr>
-          <w:sz w:val="24"/>
-          <w:szCs w:val="24"/>
-          <w:lang w:val="en-GB"/>
-        </w:rPr>
-      </w:pPr>
-      <w:r>
-        <w:rPr>
-          <w:sz w:val="24"/>
-          <w:szCs w:val="24"/>
-          <w:lang w:val="en-GB"/>
-        </w:rPr>
-        <w:tab/>
-        <w:t>Zoom implemented with horizontal slider</w:t>
-      </w:r>
-    </w:p>
-    <w:p>
-      <w:pPr>
-        <w:rPr>
-          <w:sz w:val="24"/>
-          <w:szCs w:val="24"/>
-          <w:lang w:val="en-GB"/>
-        </w:rPr>
-      </w:pPr>
-    </w:p>
-    <w:p>
-      <w:pPr>
+      </w:pPr>
+      <w:proofErr w:type="spellStart"/>
+      <w:r>
         <w:rPr>
           <w:b/>
           <w:bCs/>
@@ -96,8 +105,9 @@
           <w:szCs w:val="28"/>
           <w:lang w:val="en-GB"/>
         </w:rPr>
-      </w:pPr>
-      <w:proofErr w:type="spellStart"/>
+        <w:t>Versione</w:t>
+      </w:r>
+      <w:proofErr w:type="spellEnd"/>
       <w:r>
         <w:rPr>
           <w:b/>
@@ -106,9 +116,140 @@
           <w:szCs w:val="28"/>
           <w:lang w:val="en-GB"/>
         </w:rPr>
-        <w:t>Versione</w:t>
+        <w:t xml:space="preserve"> 0.5.0</w:t>
+      </w:r>
+    </w:p>
+    <w:p>
+      <w:pPr>
+        <w:rPr>
+          <w:sz w:val="24"/>
+          <w:szCs w:val="24"/>
+          <w:lang w:val="en-GB"/>
+        </w:rPr>
+      </w:pPr>
+      <w:r>
+        <w:rPr>
+          <w:sz w:val="24"/>
+          <w:szCs w:val="24"/>
+          <w:lang w:val="en-GB"/>
+        </w:rPr>
+        <w:tab/>
+        <w:t xml:space="preserve">Restructured </w:t>
+      </w:r>
+    </w:p>
+    <w:p>
+      <w:pPr>
+        <w:pStyle w:val="Paragrafoelenco"/>
+        <w:numPr>
+          <w:ilvl w:val="0"/>
+          <w:numId w:val="7"/>
+        </w:numPr>
+        <w:rPr>
+          <w:sz w:val="24"/>
+          <w:szCs w:val="24"/>
+          <w:lang w:val="en-GB"/>
+        </w:rPr>
+      </w:pPr>
+      <w:proofErr w:type="spellStart"/>
+      <w:r>
+        <w:rPr>
+          <w:sz w:val="24"/>
+          <w:szCs w:val="24"/>
+          <w:lang w:val="en-GB"/>
+        </w:rPr>
+        <w:t>MainActivity</w:t>
       </w:r>
       <w:proofErr w:type="spellEnd"/>
+      <w:r>
+        <w:rPr>
+          <w:sz w:val="24"/>
+          <w:szCs w:val="24"/>
+          <w:lang w:val="en-GB"/>
+        </w:rPr>
+        <w:t xml:space="preserve"> is now the APP cover</w:t>
+      </w:r>
+    </w:p>
+    <w:p>
+      <w:pPr>
+        <w:pStyle w:val="Paragrafoelenco"/>
+        <w:numPr>
+          <w:ilvl w:val="0"/>
+          <w:numId w:val="7"/>
+        </w:numPr>
+        <w:rPr>
+          <w:sz w:val="24"/>
+          <w:szCs w:val="24"/>
+          <w:lang w:val="en-GB"/>
+        </w:rPr>
+      </w:pPr>
+      <w:proofErr w:type="spellStart"/>
+      <w:r>
+        <w:rPr>
+          <w:sz w:val="24"/>
+          <w:szCs w:val="24"/>
+          <w:lang w:val="en-GB"/>
+        </w:rPr>
+        <w:t>PhotoActivity</w:t>
+      </w:r>
+      <w:proofErr w:type="spellEnd"/>
+      <w:r>
+        <w:rPr>
+          <w:sz w:val="24"/>
+          <w:szCs w:val="24"/>
+          <w:lang w:val="en-GB"/>
+        </w:rPr>
+        <w:t xml:space="preserve"> added</w:t>
+      </w:r>
+    </w:p>
+    <w:p>
+      <w:pPr>
+        <w:pStyle w:val="Paragrafoelenco"/>
+        <w:numPr>
+          <w:ilvl w:val="0"/>
+          <w:numId w:val="7"/>
+        </w:numPr>
+        <w:rPr>
+          <w:sz w:val="24"/>
+          <w:szCs w:val="24"/>
+          <w:lang w:val="en-GB"/>
+        </w:rPr>
+      </w:pPr>
+      <w:proofErr w:type="spellStart"/>
+      <w:r>
+        <w:rPr>
+          <w:sz w:val="24"/>
+          <w:szCs w:val="24"/>
+          <w:lang w:val="en-GB"/>
+        </w:rPr>
+        <w:t>VideoActivity</w:t>
+      </w:r>
+      <w:proofErr w:type="spellEnd"/>
+      <w:r>
+        <w:rPr>
+          <w:sz w:val="24"/>
+          <w:szCs w:val="24"/>
+          <w:lang w:val="en-GB"/>
+        </w:rPr>
+        <w:t xml:space="preserve"> added</w:t>
+      </w:r>
+    </w:p>
+    <w:p>
+      <w:pPr>
+        <w:rPr>
+          <w:sz w:val="24"/>
+          <w:szCs w:val="24"/>
+          <w:lang w:val="en-GB"/>
+        </w:rPr>
+      </w:pPr>
+    </w:p>
+    <w:p>
+      <w:pPr>
+        <w:rPr>
+          <w:sz w:val="24"/>
+          <w:szCs w:val="24"/>
+          <w:lang w:val="en-GB"/>
+        </w:rPr>
+      </w:pPr>
       <w:r>
         <w:rPr>
           <w:b/>
@@ -117,128 +258,8 @@
           <w:szCs w:val="28"/>
           <w:lang w:val="en-GB"/>
         </w:rPr>
-        <w:t xml:space="preserve"> 0.5.0</w:t>
-      </w:r>
-    </w:p>
-    <w:p>
-      <w:pPr>
-        <w:rPr>
-          <w:sz w:val="24"/>
-          <w:szCs w:val="24"/>
-          <w:lang w:val="en-GB"/>
-        </w:rPr>
-      </w:pPr>
-      <w:r>
-        <w:rPr>
-          <w:sz w:val="24"/>
-          <w:szCs w:val="24"/>
-          <w:lang w:val="en-GB"/>
-        </w:rPr>
-        <w:tab/>
-        <w:t xml:space="preserve">Restructured </w:t>
-      </w:r>
-    </w:p>
-    <w:p>
-      <w:pPr>
-        <w:ind w:left="1416"/>
-        <w:rPr>
-          <w:sz w:val="24"/>
-          <w:szCs w:val="24"/>
-          <w:lang w:val="en-GB"/>
-        </w:rPr>
-      </w:pPr>
-      <w:proofErr w:type="spellStart"/>
-      <w:r>
-        <w:rPr>
-          <w:sz w:val="24"/>
-          <w:szCs w:val="24"/>
-          <w:lang w:val="en-GB"/>
-        </w:rPr>
-        <w:t>MainActivity</w:t>
-      </w:r>
-      <w:proofErr w:type="spellEnd"/>
-      <w:r>
-        <w:rPr>
-          <w:sz w:val="24"/>
-          <w:szCs w:val="24"/>
-          <w:lang w:val="en-GB"/>
-        </w:rPr>
-        <w:t xml:space="preserve"> is now the APP cover</w:t>
-      </w:r>
-    </w:p>
-    <w:p>
-      <w:pPr>
-        <w:ind w:left="1416"/>
-        <w:rPr>
-          <w:sz w:val="24"/>
-          <w:szCs w:val="24"/>
-          <w:lang w:val="en-GB"/>
-        </w:rPr>
-      </w:pPr>
-      <w:proofErr w:type="spellStart"/>
-      <w:r>
-        <w:rPr>
-          <w:sz w:val="24"/>
-          <w:szCs w:val="24"/>
-          <w:lang w:val="en-GB"/>
-        </w:rPr>
-        <w:t>PhotoActivity</w:t>
-      </w:r>
-      <w:proofErr w:type="spellEnd"/>
-      <w:r>
-        <w:rPr>
-          <w:sz w:val="24"/>
-          <w:szCs w:val="24"/>
-          <w:lang w:val="en-GB"/>
-        </w:rPr>
-        <w:t xml:space="preserve"> added</w:t>
-      </w:r>
-    </w:p>
-    <w:p>
-      <w:pPr>
-        <w:ind w:left="1416"/>
-        <w:rPr>
-          <w:sz w:val="24"/>
-          <w:szCs w:val="24"/>
-          <w:lang w:val="en-GB"/>
-        </w:rPr>
-      </w:pPr>
-      <w:proofErr w:type="spellStart"/>
-      <w:r>
-        <w:rPr>
-          <w:sz w:val="24"/>
-          <w:szCs w:val="24"/>
-          <w:lang w:val="en-GB"/>
-        </w:rPr>
-        <w:t>VideoActivity</w:t>
-      </w:r>
-      <w:proofErr w:type="spellEnd"/>
-      <w:r>
-        <w:rPr>
-          <w:sz w:val="24"/>
-          <w:szCs w:val="24"/>
-          <w:lang w:val="en-GB"/>
-        </w:rPr>
-        <w:t xml:space="preserve"> added</w:t>
-      </w:r>
-    </w:p>
-    <w:p>
-      <w:pPr>
-        <w:rPr>
-          <w:sz w:val="24"/>
-          <w:szCs w:val="24"/>
-          <w:lang w:val="en-GB"/>
-        </w:rPr>
-      </w:pPr>
-    </w:p>
-    <w:p>
-      <w:pPr>
-        <w:rPr>
-          <w:sz w:val="24"/>
-          <w:szCs w:val="24"/>
-          <w:lang w:val="en-GB"/>
-        </w:rPr>
-      </w:pPr>
+        <w:t>Version 0.6.0</w:t>
+      </w:r>
       <w:r>
         <w:rPr>
           <w:b/>
@@ -247,16 +268,6 @@
           <w:szCs w:val="28"/>
           <w:lang w:val="en-GB"/>
         </w:rPr>
-        <w:t>Version 0.6.0</w:t>
-      </w:r>
-      <w:r>
-        <w:rPr>
-          <w:b/>
-          <w:bCs/>
-          <w:sz w:val="28"/>
-          <w:szCs w:val="28"/>
-          <w:lang w:val="en-GB"/>
-        </w:rPr>
         <w:tab/>
       </w:r>
     </w:p>
@@ -287,27 +298,23 @@
     </w:p>
     <w:p>
       <w:pPr>
-        <w:rPr>
-          <w:sz w:val="24"/>
-          <w:szCs w:val="24"/>
-          <w:lang w:val="en-GB"/>
-        </w:rPr>
-      </w:pPr>
-      <w:r>
-        <w:rPr>
-          <w:sz w:val="24"/>
-          <w:szCs w:val="24"/>
-          <w:lang w:val="en-GB"/>
-        </w:rPr>
-        <w:tab/>
-      </w:r>
-      <w:r>
-        <w:rPr>
-          <w:sz w:val="24"/>
-          <w:szCs w:val="24"/>
-          <w:lang w:val="en-GB"/>
-        </w:rPr>
-        <w:tab/>
+        <w:pStyle w:val="Paragrafoelenco"/>
+        <w:numPr>
+          <w:ilvl w:val="0"/>
+          <w:numId w:val="6"/>
+        </w:numPr>
+        <w:rPr>
+          <w:sz w:val="24"/>
+          <w:szCs w:val="24"/>
+          <w:lang w:val="en-GB"/>
+        </w:rPr>
+      </w:pPr>
+      <w:r>
+        <w:rPr>
+          <w:sz w:val="24"/>
+          <w:szCs w:val="24"/>
+          <w:lang w:val="en-GB"/>
+        </w:rPr>
         <w:t xml:space="preserve">Changed name to </w:t>
       </w:r>
       <w:proofErr w:type="spellStart"/>
@@ -323,7 +330,11 @@
     </w:p>
     <w:p>
       <w:pPr>
-        <w:ind w:left="708" w:firstLine="708"/>
+        <w:pStyle w:val="Paragrafoelenco"/>
+        <w:numPr>
+          <w:ilvl w:val="0"/>
+          <w:numId w:val="6"/>
+        </w:numPr>
         <w:rPr>
           <w:sz w:val="24"/>
           <w:szCs w:val="24"/>
@@ -359,80 +370,61 @@
     </w:p>
     <w:p>
       <w:pPr>
-        <w:rPr>
-          <w:sz w:val="24"/>
-          <w:szCs w:val="24"/>
-          <w:lang w:val="en-GB"/>
-        </w:rPr>
-      </w:pPr>
-      <w:r>
-        <w:rPr>
-          <w:sz w:val="24"/>
-          <w:szCs w:val="24"/>
-          <w:lang w:val="en-GB"/>
-        </w:rPr>
-        <w:tab/>
-      </w:r>
-      <w:r>
-        <w:rPr>
-          <w:sz w:val="24"/>
-          <w:szCs w:val="24"/>
-          <w:lang w:val="en-GB"/>
-        </w:rPr>
-        <w:tab/>
+        <w:pStyle w:val="Paragrafoelenco"/>
+        <w:numPr>
+          <w:ilvl w:val="0"/>
+          <w:numId w:val="9"/>
+        </w:numPr>
+        <w:rPr>
+          <w:sz w:val="24"/>
+          <w:szCs w:val="24"/>
+          <w:lang w:val="en-GB"/>
+        </w:rPr>
+      </w:pPr>
+      <w:r>
+        <w:rPr>
+          <w:sz w:val="24"/>
+          <w:szCs w:val="24"/>
+          <w:lang w:val="en-GB"/>
+        </w:rPr>
         <w:t>Separated Photo and video settings</w:t>
       </w:r>
     </w:p>
     <w:p>
       <w:pPr>
-        <w:rPr>
-          <w:sz w:val="24"/>
-          <w:szCs w:val="24"/>
-          <w:lang w:val="en-GB"/>
-        </w:rPr>
-      </w:pPr>
-      <w:r>
-        <w:rPr>
-          <w:sz w:val="24"/>
-          <w:szCs w:val="24"/>
-          <w:lang w:val="en-GB"/>
-        </w:rPr>
-        <w:tab/>
-      </w:r>
-      <w:r>
-        <w:rPr>
-          <w:sz w:val="24"/>
-          <w:szCs w:val="24"/>
-          <w:lang w:val="en-GB"/>
-        </w:rPr>
-        <w:tab/>
+        <w:pStyle w:val="Paragrafoelenco"/>
+        <w:numPr>
+          <w:ilvl w:val="0"/>
+          <w:numId w:val="9"/>
+        </w:numPr>
+        <w:rPr>
+          <w:sz w:val="24"/>
+          <w:szCs w:val="24"/>
+          <w:lang w:val="en-GB"/>
+        </w:rPr>
+      </w:pPr>
+      <w:r>
+        <w:rPr>
+          <w:sz w:val="24"/>
+          <w:szCs w:val="24"/>
+          <w:lang w:val="en-GB"/>
+        </w:rPr>
         <w:t>All items have the same background elevation</w:t>
       </w:r>
     </w:p>
     <w:p>
       <w:pPr>
-        <w:rPr>
-          <w:sz w:val="24"/>
-          <w:szCs w:val="24"/>
-          <w:lang w:val="en-GB"/>
-        </w:rPr>
-      </w:pPr>
-      <w:r>
-        <w:rPr>
-          <w:sz w:val="24"/>
-          <w:szCs w:val="24"/>
-          <w:lang w:val="en-GB"/>
-        </w:rPr>
-        <w:tab/>
-      </w:r>
-      <w:r>
-        <w:rPr>
-          <w:sz w:val="24"/>
-          <w:szCs w:val="24"/>
-          <w:lang w:val="en-GB"/>
-        </w:rPr>
-        <w:tab/>
-      </w:r>
+        <w:pStyle w:val="Paragrafoelenco"/>
+        <w:numPr>
+          <w:ilvl w:val="0"/>
+          <w:numId w:val="9"/>
+        </w:numPr>
+        <w:rPr>
+          <w:sz w:val="24"/>
+          <w:szCs w:val="24"/>
+          <w:lang w:val="en-GB"/>
+        </w:rPr>
+      </w:pPr>
       <w:proofErr w:type="spellStart"/>
       <w:r>
         <w:rPr>
@@ -454,47 +446,76 @@
     </w:p>
     <w:p>
       <w:pPr>
-        <w:rPr>
-          <w:sz w:val="24"/>
-          <w:szCs w:val="24"/>
-          <w:lang w:val="en-GB"/>
-        </w:rPr>
-      </w:pPr>
-      <w:r>
-        <w:rPr>
-          <w:sz w:val="24"/>
-          <w:szCs w:val="24"/>
-          <w:lang w:val="en-GB"/>
-        </w:rPr>
-        <w:tab/>
-      </w:r>
-      <w:r>
-        <w:rPr>
-          <w:sz w:val="24"/>
-          <w:szCs w:val="24"/>
-          <w:lang w:val="en-GB"/>
-        </w:rPr>
-        <w:tab/>
+        <w:pStyle w:val="Paragrafoelenco"/>
+        <w:numPr>
+          <w:ilvl w:val="0"/>
+          <w:numId w:val="9"/>
+        </w:numPr>
+        <w:rPr>
+          <w:sz w:val="24"/>
+          <w:szCs w:val="24"/>
+          <w:lang w:val="en-GB"/>
+        </w:rPr>
+      </w:pPr>
+      <w:r>
+        <w:rPr>
+          <w:sz w:val="24"/>
+          <w:szCs w:val="24"/>
+          <w:lang w:val="en-GB"/>
+        </w:rPr>
         <w:t>More parameters added</w:t>
       </w:r>
     </w:p>
     <w:p>
       <w:pPr>
-        <w:rPr>
-          <w:sz w:val="24"/>
-          <w:szCs w:val="24"/>
-          <w:lang w:val="en-GB"/>
-        </w:rPr>
-      </w:pPr>
-      <w:r>
-        <w:rPr>
-          <w:sz w:val="24"/>
-          <w:szCs w:val="24"/>
-          <w:lang w:val="en-GB"/>
-        </w:rPr>
-        <w:tab/>
+        <w:ind w:firstLine="708"/>
+        <w:rPr>
+          <w:sz w:val="24"/>
+          <w:szCs w:val="24"/>
+          <w:lang w:val="en-GB"/>
+        </w:rPr>
+      </w:pPr>
+      <w:r>
+        <w:rPr>
+          <w:sz w:val="24"/>
+          <w:szCs w:val="24"/>
+          <w:lang w:val="en-GB"/>
+        </w:rPr>
         <w:t>Stacking</w:t>
       </w:r>
+    </w:p>
+    <w:p>
+      <w:pPr>
+        <w:pStyle w:val="Paragrafoelenco"/>
+        <w:numPr>
+          <w:ilvl w:val="0"/>
+          <w:numId w:val="13"/>
+        </w:numPr>
+        <w:rPr>
+          <w:sz w:val="24"/>
+          <w:szCs w:val="24"/>
+          <w:lang w:val="en-GB"/>
+        </w:rPr>
+      </w:pPr>
+      <w:r>
+        <w:rPr>
+          <w:sz w:val="24"/>
+          <w:szCs w:val="24"/>
+          <w:lang w:val="en-GB"/>
+        </w:rPr>
+        <w:t>Stacking feature with alignment added</w:t>
+      </w:r>
+    </w:p>
+    <w:p>
+      <w:pPr>
+        <w:pStyle w:val="Paragrafoelenco"/>
+        <w:ind w:left="1068"/>
+        <w:rPr>
+          <w:sz w:val="24"/>
+          <w:szCs w:val="24"/>
+          <w:lang w:val="en-GB"/>
+        </w:rPr>
+      </w:pPr>
     </w:p>
     <w:p>
       <w:pPr>
@@ -514,54 +535,6 @@
           <w:lang w:val="en-GB"/>
         </w:rPr>
       </w:pPr>
-      <w:r>
-        <w:rPr>
-          <w:sz w:val="24"/>
-          <w:szCs w:val="24"/>
-          <w:lang w:val="en-GB"/>
-        </w:rPr>
-        <w:tab/>
-      </w:r>
-      <w:r>
-        <w:rPr>
-          <w:sz w:val="24"/>
-          <w:szCs w:val="24"/>
-          <w:lang w:val="en-GB"/>
-        </w:rPr>
-        <w:tab/>
-      </w:r>
-      <w:r>
-        <w:rPr>
-          <w:sz w:val="24"/>
-          <w:szCs w:val="24"/>
-          <w:lang w:val="en-GB"/>
-        </w:rPr>
-        <w:t>Stacking</w:t>
-      </w:r>
-      <w:r>
-        <w:rPr>
-          <w:sz w:val="24"/>
-          <w:szCs w:val="24"/>
-          <w:lang w:val="en-GB"/>
-        </w:rPr>
-        <w:t xml:space="preserve"> feature</w:t>
-      </w:r>
-      <w:r>
-        <w:rPr>
-          <w:sz w:val="24"/>
-          <w:szCs w:val="24"/>
-          <w:lang w:val="en-GB"/>
-        </w:rPr>
-        <w:t xml:space="preserve"> with alignment added</w:t>
-      </w:r>
-      <w:r>
-        <w:rPr>
-          <w:sz w:val="24"/>
-          <w:szCs w:val="24"/>
-          <w:lang w:val="en-GB"/>
-        </w:rPr>
-        <w:tab/>
-      </w:r>
     </w:p>
     <w:p>
       <w:pPr>
@@ -581,6 +554,14 @@
           <w:lang w:val="en-GB"/>
         </w:rPr>
       </w:pPr>
+      <w:r>
+        <w:rPr>
+          <w:sz w:val="24"/>
+          <w:szCs w:val="24"/>
+          <w:lang w:val="en-GB"/>
+        </w:rPr>
+        <w:t>Version 0.6.1</w:t>
+      </w:r>
     </w:p>
     <w:p>
       <w:pPr>
@@ -606,7 +587,8 @@
           <w:szCs w:val="24"/>
           <w:lang w:val="en-GB"/>
         </w:rPr>
-        <w:t>Version 0.6.1</w:t>
+        <w:tab/>
+        <w:t>Stacking</w:t>
       </w:r>
     </w:p>
     <w:p>
@@ -634,8 +616,26 @@
           <w:lang w:val="en-GB"/>
         </w:rPr>
         <w:tab/>
-        <w:t>Stacking</w:t>
-      </w:r>
+      </w:r>
+      <w:r>
+        <w:rPr>
+          <w:sz w:val="24"/>
+          <w:szCs w:val="24"/>
+          <w:lang w:val="en-GB"/>
+        </w:rPr>
+        <w:tab/>
+        <w:t xml:space="preserve">Created a new </w:t>
+      </w:r>
+      <w:proofErr w:type="spellStart"/>
+      <w:r>
+        <w:rPr>
+          <w:sz w:val="24"/>
+          <w:szCs w:val="24"/>
+          <w:lang w:val="en-GB"/>
+        </w:rPr>
+        <w:t>StackerActivity</w:t>
+      </w:r>
+      <w:proofErr w:type="spellEnd"/>
     </w:p>
     <w:p>
       <w:pPr>
@@ -670,18 +670,8 @@
           <w:lang w:val="en-GB"/>
         </w:rPr>
         <w:tab/>
-        <w:t xml:space="preserve">Created a new </w:t>
-      </w:r>
-      <w:proofErr w:type="spellStart"/>
-      <w:r>
-        <w:rPr>
-          <w:sz w:val="24"/>
-          <w:szCs w:val="24"/>
-          <w:lang w:val="en-GB"/>
-        </w:rPr>
-        <w:t>StackerActivity</w:t>
-      </w:r>
-      <w:proofErr w:type="spellEnd"/>
+        <w:t>Has its own Settings</w:t>
+      </w:r>
     </w:p>
     <w:p>
       <w:pPr>
@@ -701,23 +691,6 @@
           <w:lang w:val="en-GB"/>
         </w:rPr>
       </w:pPr>
-      <w:r>
-        <w:rPr>
-          <w:sz w:val="24"/>
-          <w:szCs w:val="24"/>
-          <w:lang w:val="en-GB"/>
-        </w:rPr>
-        <w:tab/>
-      </w:r>
-      <w:r>
-        <w:rPr>
-          <w:sz w:val="24"/>
-          <w:szCs w:val="24"/>
-          <w:lang w:val="en-GB"/>
-        </w:rPr>
-        <w:tab/>
-        <w:t>Has its own Settings</w:t>
-      </w:r>
     </w:p>
     <w:p>
       <w:pPr>
@@ -737,6 +710,14 @@
           <w:lang w:val="en-GB"/>
         </w:rPr>
       </w:pPr>
+      <w:r>
+        <w:rPr>
+          <w:sz w:val="24"/>
+          <w:szCs w:val="24"/>
+          <w:lang w:val="en-GB"/>
+        </w:rPr>
+        <w:t>Version 0.6.2</w:t>
+      </w:r>
     </w:p>
     <w:p>
       <w:pPr>
@@ -762,33 +743,6 @@
           <w:szCs w:val="24"/>
           <w:lang w:val="en-GB"/>
         </w:rPr>
-        <w:t>Version 0.6.2</w:t>
-      </w:r>
-    </w:p>
-    <w:p>
-      <w:pPr>
-        <w:tabs>
-          <w:tab w:val="left" w:pos="708"/>
-          <w:tab w:val="left" w:pos="1416"/>
-          <w:tab w:val="left" w:pos="2124"/>
-          <w:tab w:val="left" w:pos="2832"/>
-          <w:tab w:val="left" w:pos="3540"/>
-          <w:tab w:val="left" w:pos="4248"/>
-          <w:tab w:val="left" w:pos="4956"/>
-          <w:tab w:val="left" w:pos="6246"/>
-        </w:tabs>
-        <w:rPr>
-          <w:sz w:val="24"/>
-          <w:szCs w:val="24"/>
-          <w:lang w:val="en-GB"/>
-        </w:rPr>
-      </w:pPr>
-      <w:r>
-        <w:rPr>
-          <w:sz w:val="24"/>
-          <w:szCs w:val="24"/>
-          <w:lang w:val="en-GB"/>
-        </w:rPr>
         <w:tab/>
       </w:r>
       <w:r>
@@ -824,24 +778,24 @@
           <w:szCs w:val="24"/>
           <w:lang w:val="en-GB"/>
         </w:rPr>
+        <w:t>Version 0.6.3</w:t>
+      </w:r>
+    </w:p>
+    <w:p>
+      <w:pPr>
+        <w:rPr>
+          <w:sz w:val="24"/>
+          <w:szCs w:val="24"/>
+          <w:lang w:val="en-GB"/>
+        </w:rPr>
+      </w:pPr>
+      <w:r>
+        <w:rPr>
+          <w:sz w:val="24"/>
+          <w:szCs w:val="24"/>
+          <w:lang w:val="en-GB"/>
+        </w:rPr>
         <w:lastRenderedPageBreak/>
-        <w:t>Version 0.6.3</w:t>
-      </w:r>
-    </w:p>
-    <w:p>
-      <w:pPr>
-        <w:rPr>
-          <w:sz w:val="24"/>
-          <w:szCs w:val="24"/>
-          <w:lang w:val="en-GB"/>
-        </w:rPr>
-      </w:pPr>
-      <w:r>
-        <w:rPr>
-          <w:sz w:val="24"/>
-          <w:szCs w:val="24"/>
-          <w:lang w:val="en-GB"/>
-        </w:rPr>
         <w:tab/>
       </w:r>
       <w:r>
@@ -945,6 +899,177 @@
           <w:lang w:val="en-GB"/>
         </w:rPr>
       </w:pPr>
+      <w:r>
+        <w:rPr>
+          <w:sz w:val="24"/>
+          <w:szCs w:val="24"/>
+          <w:lang w:val="en-GB"/>
+        </w:rPr>
+        <w:t>Version 0.6.5</w:t>
+      </w:r>
+    </w:p>
+    <w:p>
+      <w:pPr>
+        <w:rPr>
+          <w:sz w:val="24"/>
+          <w:szCs w:val="24"/>
+          <w:lang w:val="en-GB"/>
+        </w:rPr>
+      </w:pPr>
+      <w:r>
+        <w:rPr>
+          <w:sz w:val="24"/>
+          <w:szCs w:val="24"/>
+          <w:lang w:val="en-GB"/>
+        </w:rPr>
+        <w:tab/>
+      </w:r>
+      <w:r>
+        <w:rPr>
+          <w:sz w:val="24"/>
+          <w:szCs w:val="24"/>
+          <w:lang w:val="en-GB"/>
+        </w:rPr>
+        <w:tab/>
+        <w:t>Laplacian variance added</w:t>
+      </w:r>
+    </w:p>
+    <w:p>
+      <w:pPr>
+        <w:rPr>
+          <w:sz w:val="24"/>
+          <w:szCs w:val="24"/>
+          <w:lang w:val="en-GB"/>
+        </w:rPr>
+      </w:pPr>
+      <w:r>
+        <w:rPr>
+          <w:sz w:val="24"/>
+          <w:szCs w:val="24"/>
+          <w:lang w:val="en-GB"/>
+        </w:rPr>
+        <w:tab/>
+      </w:r>
+      <w:r>
+        <w:rPr>
+          <w:sz w:val="24"/>
+          <w:szCs w:val="24"/>
+          <w:lang w:val="en-GB"/>
+        </w:rPr>
+        <w:tab/>
+        <w:t>UI shows shifts and variances for each photo</w:t>
+      </w:r>
+    </w:p>
+    <w:p>
+      <w:pPr>
+        <w:rPr>
+          <w:sz w:val="24"/>
+          <w:szCs w:val="24"/>
+          <w:lang w:val="en-GB"/>
+        </w:rPr>
+      </w:pPr>
+    </w:p>
+    <w:p>
+      <w:pPr>
+        <w:rPr>
+          <w:sz w:val="24"/>
+          <w:szCs w:val="24"/>
+          <w:lang w:val="en-GB"/>
+        </w:rPr>
+      </w:pPr>
+      <w:r>
+        <w:rPr>
+          <w:sz w:val="24"/>
+          <w:szCs w:val="24"/>
+          <w:lang w:val="en-GB"/>
+        </w:rPr>
+        <w:t>Version 0.6.6</w:t>
+      </w:r>
+    </w:p>
+    <w:p>
+      <w:pPr>
+        <w:rPr>
+          <w:sz w:val="24"/>
+          <w:szCs w:val="24"/>
+          <w:lang w:val="en-GB"/>
+        </w:rPr>
+      </w:pPr>
+      <w:r>
+        <w:rPr>
+          <w:sz w:val="24"/>
+          <w:szCs w:val="24"/>
+          <w:lang w:val="en-GB"/>
+        </w:rPr>
+        <w:tab/>
+      </w:r>
+      <w:r>
+        <w:rPr>
+          <w:sz w:val="24"/>
+          <w:szCs w:val="24"/>
+          <w:lang w:val="en-GB"/>
+        </w:rPr>
+        <w:tab/>
+        <w:t xml:space="preserve">Each photo or </w:t>
+      </w:r>
+      <w:proofErr w:type="spellStart"/>
+      <w:r>
+        <w:rPr>
+          <w:sz w:val="24"/>
+          <w:szCs w:val="24"/>
+          <w:lang w:val="en-GB"/>
+        </w:rPr>
+        <w:t>multiplephot</w:t>
+      </w:r>
+      <w:proofErr w:type="spellEnd"/>
+      <w:r>
+        <w:rPr>
+          <w:sz w:val="24"/>
+          <w:szCs w:val="24"/>
+          <w:lang w:val="en-GB"/>
+        </w:rPr>
+        <w:t xml:space="preserve"> session saved in a specific path</w:t>
+      </w:r>
+    </w:p>
+    <w:p>
+      <w:pPr>
+        <w:rPr>
+          <w:sz w:val="24"/>
+          <w:szCs w:val="24"/>
+          <w:lang w:val="en-GB"/>
+        </w:rPr>
+      </w:pPr>
+      <w:r>
+        <w:rPr>
+          <w:sz w:val="24"/>
+          <w:szCs w:val="24"/>
+          <w:lang w:val="en-GB"/>
+        </w:rPr>
+        <w:tab/>
+      </w:r>
+      <w:r>
+        <w:rPr>
+          <w:sz w:val="24"/>
+          <w:szCs w:val="24"/>
+          <w:lang w:val="en-GB"/>
+        </w:rPr>
+        <w:tab/>
+      </w:r>
+      <w:r>
+        <w:rPr>
+          <w:sz w:val="24"/>
+          <w:szCs w:val="24"/>
+          <w:lang w:val="en-GB"/>
+        </w:rPr>
+        <w:tab/>
+      </w:r>
+      <w:r>
+        <w:rPr>
+          <w:sz w:val="24"/>
+          <w:szCs w:val="24"/>
+          <w:lang w:val="en-GB"/>
+        </w:rPr>
+        <w:tab/>
+      </w:r>
     </w:p>
     <w:p>
       <w:pPr>
@@ -971,15 +1096,6 @@
         </w:rPr>
         <w:t>Stacker limits</w:t>
       </w:r>
-    </w:p>
-    <w:p>
-      <w:pPr>
-        <w:rPr>
-          <w:sz w:val="24"/>
-          <w:szCs w:val="24"/>
-          <w:lang w:val="en-GB"/>
-        </w:rPr>
-      </w:pPr>
     </w:p>
     <w:p>
       <w:pPr>
@@ -1109,6 +1225,458 @@
 <file path=word/numbering.xml><?xml version="1.0" encoding="utf-8"?>
 <w:numbering xmlns:wpc="http://schemas.microsoft.com/office/word/2010/wordprocessingCanvas" xmlns:cx="http://schemas.microsoft.com/office/drawing/2014/chartex" xmlns:cx1="http://schemas.microsoft.com/office/drawing/2015/9/8/chartex" xmlns:cx2="http://schemas.microsoft.com/office/drawing/2015/10/21/chartex" xmlns:cx3="http://schemas.microsoft.com/office/drawing/2016/5/9/chartex" xmlns:cx4="http://schemas.microsoft.com/office/drawing/2016/5/10/chartex" xmlns:cx5="http://schemas.microsoft.com/office/drawing/2016/5/11/chartex" xmlns:cx6="http://schemas.microsoft.com/office/drawing/2016/5/12/chartex" xmlns:cx7="http://schemas.microsoft.com/office/drawing/2016/5/13/chartex" xmlns:cx8="http://schemas.microsoft.com/office/drawing/2016/5/14/chartex" xmlns:mc="http://schemas.openxmlformats.org/markup-compatibility/2006" xmlns:aink="http://schemas.microsoft.com/office/drawing/2016/ink" xmlns:am3d="http://schemas.microsoft.com/office/drawing/2017/model3d" xmlns:o="urn:schemas-microsoft-com:office:office" xmlns:oel="http://schemas.microsoft.com/office/2019/extlst" xmlns:r="http://schemas.openxmlformats.org/officeDocument/2006/relationships" xmlns:m="http://schemas.openxmlformats.org/officeDocument/2006/math" xmlns:v="urn:schemas-microsoft-com:vml" xmlns:wp14="http://schemas.microsoft.com/office/word/2010/wordprocessingDrawing" xmlns:wp="http://schemas.openxmlformats.org/drawingml/2006/wordprocessingDrawing" xmlns:w10="urn:schemas-microsoft-com:office:word" xmlns:w="http://schemas.openxmlformats.org/wordprocessingml/2006/main" xmlns:w14="http://schemas.microsoft.com/office/word/2010/wordml" xmlns:w15="http://schemas.microsoft.com/office/word/2012/wordml" xmlns:w16cex="http://schemas.microsoft.com/office/word/2018/wordml/cex" xmlns:w16cid="http://schemas.microsoft.com/office/word/2016/wordml/cid" xmlns:w16="http://schemas.microsoft.com/office/word/2018/wordml" xmlns:w16du="http://schemas.microsoft.com/office/word/2023/wordml/word16du" xmlns:w16sdtdh="http://schemas.microsoft.com/office/word/2020/wordml/sdtdatahash" xmlns:w16sdtfl="http://schemas.microsoft.com/office/word/2024/wordml/sdtformatlock" xmlns:w16se="http://schemas.microsoft.com/office/word/2015/wordml/symex" xmlns:wpg="http://schemas.microsoft.com/office/word/2010/wordprocessingGroup" xmlns:wpi="http://schemas.microsoft.com/office/word/2010/wordprocessingInk" xmlns:wne="http://schemas.microsoft.com/office/word/2006/wordml" xmlns:wps="http://schemas.microsoft.com/office/word/2010/wordprocessingShape" mc:Ignorable="w14 w15 w16se w16cid w16 w16cex w16sdtdh w16sdtfl w16du wp14">
   <w:abstractNum w:abstractNumId="0" w15:restartNumberingAfterBreak="0">
+    <w:nsid w:val="081D63AC"/>
+    <w:multiLevelType w:val="hybridMultilevel"/>
+    <w:tmpl w:val="24006DF0"/>
+    <w:lvl w:ilvl="0" w:tplc="04100001">
+      <w:start w:val="1"/>
+      <w:numFmt w:val="bullet"/>
+      <w:lvlText w:val=""/>
+      <w:lvlJc w:val="left"/>
+      <w:pPr>
+        <w:ind w:left="1428" w:hanging="360"/>
+      </w:pPr>
+      <w:rPr>
+        <w:rFonts w:ascii="Symbol" w:hAnsi="Symbol" w:hint="default"/>
+      </w:rPr>
+    </w:lvl>
+    <w:lvl w:ilvl="1" w:tplc="04100003" w:tentative="1">
+      <w:start w:val="1"/>
+      <w:numFmt w:val="bullet"/>
+      <w:lvlText w:val="o"/>
+      <w:lvlJc w:val="left"/>
+      <w:pPr>
+        <w:ind w:left="2148" w:hanging="360"/>
+      </w:pPr>
+      <w:rPr>
+        <w:rFonts w:ascii="Courier New" w:hAnsi="Courier New" w:cs="Courier New" w:hint="default"/>
+      </w:rPr>
+    </w:lvl>
+    <w:lvl w:ilvl="2" w:tplc="04100005" w:tentative="1">
+      <w:start w:val="1"/>
+      <w:numFmt w:val="bullet"/>
+      <w:lvlText w:val=""/>
+      <w:lvlJc w:val="left"/>
+      <w:pPr>
+        <w:ind w:left="2868" w:hanging="360"/>
+      </w:pPr>
+      <w:rPr>
+        <w:rFonts w:ascii="Wingdings" w:hAnsi="Wingdings" w:hint="default"/>
+      </w:rPr>
+    </w:lvl>
+    <w:lvl w:ilvl="3" w:tplc="04100001" w:tentative="1">
+      <w:start w:val="1"/>
+      <w:numFmt w:val="bullet"/>
+      <w:lvlText w:val=""/>
+      <w:lvlJc w:val="left"/>
+      <w:pPr>
+        <w:ind w:left="3588" w:hanging="360"/>
+      </w:pPr>
+      <w:rPr>
+        <w:rFonts w:ascii="Symbol" w:hAnsi="Symbol" w:hint="default"/>
+      </w:rPr>
+    </w:lvl>
+    <w:lvl w:ilvl="4" w:tplc="04100003" w:tentative="1">
+      <w:start w:val="1"/>
+      <w:numFmt w:val="bullet"/>
+      <w:lvlText w:val="o"/>
+      <w:lvlJc w:val="left"/>
+      <w:pPr>
+        <w:ind w:left="4308" w:hanging="360"/>
+      </w:pPr>
+      <w:rPr>
+        <w:rFonts w:ascii="Courier New" w:hAnsi="Courier New" w:cs="Courier New" w:hint="default"/>
+      </w:rPr>
+    </w:lvl>
+    <w:lvl w:ilvl="5" w:tplc="04100005" w:tentative="1">
+      <w:start w:val="1"/>
+      <w:numFmt w:val="bullet"/>
+      <w:lvlText w:val=""/>
+      <w:lvlJc w:val="left"/>
+      <w:pPr>
+        <w:ind w:left="5028" w:hanging="360"/>
+      </w:pPr>
+      <w:rPr>
+        <w:rFonts w:ascii="Wingdings" w:hAnsi="Wingdings" w:hint="default"/>
+      </w:rPr>
+    </w:lvl>
+    <w:lvl w:ilvl="6" w:tplc="04100001" w:tentative="1">
+      <w:start w:val="1"/>
+      <w:numFmt w:val="bullet"/>
+      <w:lvlText w:val=""/>
+      <w:lvlJc w:val="left"/>
+      <w:pPr>
+        <w:ind w:left="5748" w:hanging="360"/>
+      </w:pPr>
+      <w:rPr>
+        <w:rFonts w:ascii="Symbol" w:hAnsi="Symbol" w:hint="default"/>
+      </w:rPr>
+    </w:lvl>
+    <w:lvl w:ilvl="7" w:tplc="04100003" w:tentative="1">
+      <w:start w:val="1"/>
+      <w:numFmt w:val="bullet"/>
+      <w:lvlText w:val="o"/>
+      <w:lvlJc w:val="left"/>
+      <w:pPr>
+        <w:ind w:left="6468" w:hanging="360"/>
+      </w:pPr>
+      <w:rPr>
+        <w:rFonts w:ascii="Courier New" w:hAnsi="Courier New" w:cs="Courier New" w:hint="default"/>
+      </w:rPr>
+    </w:lvl>
+    <w:lvl w:ilvl="8" w:tplc="04100005" w:tentative="1">
+      <w:start w:val="1"/>
+      <w:numFmt w:val="bullet"/>
+      <w:lvlText w:val=""/>
+      <w:lvlJc w:val="left"/>
+      <w:pPr>
+        <w:ind w:left="7188" w:hanging="360"/>
+      </w:pPr>
+      <w:rPr>
+        <w:rFonts w:ascii="Wingdings" w:hAnsi="Wingdings" w:hint="default"/>
+      </w:rPr>
+    </w:lvl>
+  </w:abstractNum>
+  <w:abstractNum w:abstractNumId="1" w15:restartNumberingAfterBreak="0">
+    <w:nsid w:val="13AC70BF"/>
+    <w:multiLevelType w:val="hybridMultilevel"/>
+    <w:tmpl w:val="36E4130A"/>
+    <w:lvl w:ilvl="0" w:tplc="04100001">
+      <w:start w:val="1"/>
+      <w:numFmt w:val="bullet"/>
+      <w:lvlText w:val=""/>
+      <w:lvlJc w:val="left"/>
+      <w:pPr>
+        <w:ind w:left="720" w:hanging="360"/>
+      </w:pPr>
+      <w:rPr>
+        <w:rFonts w:ascii="Symbol" w:hAnsi="Symbol" w:hint="default"/>
+      </w:rPr>
+    </w:lvl>
+    <w:lvl w:ilvl="1" w:tplc="04100003" w:tentative="1">
+      <w:start w:val="1"/>
+      <w:numFmt w:val="bullet"/>
+      <w:lvlText w:val="o"/>
+      <w:lvlJc w:val="left"/>
+      <w:pPr>
+        <w:ind w:left="1440" w:hanging="360"/>
+      </w:pPr>
+      <w:rPr>
+        <w:rFonts w:ascii="Courier New" w:hAnsi="Courier New" w:cs="Courier New" w:hint="default"/>
+      </w:rPr>
+    </w:lvl>
+    <w:lvl w:ilvl="2" w:tplc="04100005" w:tentative="1">
+      <w:start w:val="1"/>
+      <w:numFmt w:val="bullet"/>
+      <w:lvlText w:val=""/>
+      <w:lvlJc w:val="left"/>
+      <w:pPr>
+        <w:ind w:left="2160" w:hanging="360"/>
+      </w:pPr>
+      <w:rPr>
+        <w:rFonts w:ascii="Wingdings" w:hAnsi="Wingdings" w:hint="default"/>
+      </w:rPr>
+    </w:lvl>
+    <w:lvl w:ilvl="3" w:tplc="04100001" w:tentative="1">
+      <w:start w:val="1"/>
+      <w:numFmt w:val="bullet"/>
+      <w:lvlText w:val=""/>
+      <w:lvlJc w:val="left"/>
+      <w:pPr>
+        <w:ind w:left="2880" w:hanging="360"/>
+      </w:pPr>
+      <w:rPr>
+        <w:rFonts w:ascii="Symbol" w:hAnsi="Symbol" w:hint="default"/>
+      </w:rPr>
+    </w:lvl>
+    <w:lvl w:ilvl="4" w:tplc="04100003" w:tentative="1">
+      <w:start w:val="1"/>
+      <w:numFmt w:val="bullet"/>
+      <w:lvlText w:val="o"/>
+      <w:lvlJc w:val="left"/>
+      <w:pPr>
+        <w:ind w:left="3600" w:hanging="360"/>
+      </w:pPr>
+      <w:rPr>
+        <w:rFonts w:ascii="Courier New" w:hAnsi="Courier New" w:cs="Courier New" w:hint="default"/>
+      </w:rPr>
+    </w:lvl>
+    <w:lvl w:ilvl="5" w:tplc="04100005" w:tentative="1">
+      <w:start w:val="1"/>
+      <w:numFmt w:val="bullet"/>
+      <w:lvlText w:val=""/>
+      <w:lvlJc w:val="left"/>
+      <w:pPr>
+        <w:ind w:left="4320" w:hanging="360"/>
+      </w:pPr>
+      <w:rPr>
+        <w:rFonts w:ascii="Wingdings" w:hAnsi="Wingdings" w:hint="default"/>
+      </w:rPr>
+    </w:lvl>
+    <w:lvl w:ilvl="6" w:tplc="04100001" w:tentative="1">
+      <w:start w:val="1"/>
+      <w:numFmt w:val="bullet"/>
+      <w:lvlText w:val=""/>
+      <w:lvlJc w:val="left"/>
+      <w:pPr>
+        <w:ind w:left="5040" w:hanging="360"/>
+      </w:pPr>
+      <w:rPr>
+        <w:rFonts w:ascii="Symbol" w:hAnsi="Symbol" w:hint="default"/>
+      </w:rPr>
+    </w:lvl>
+    <w:lvl w:ilvl="7" w:tplc="04100003" w:tentative="1">
+      <w:start w:val="1"/>
+      <w:numFmt w:val="bullet"/>
+      <w:lvlText w:val="o"/>
+      <w:lvlJc w:val="left"/>
+      <w:pPr>
+        <w:ind w:left="5760" w:hanging="360"/>
+      </w:pPr>
+      <w:rPr>
+        <w:rFonts w:ascii="Courier New" w:hAnsi="Courier New" w:cs="Courier New" w:hint="default"/>
+      </w:rPr>
+    </w:lvl>
+    <w:lvl w:ilvl="8" w:tplc="04100005" w:tentative="1">
+      <w:start w:val="1"/>
+      <w:numFmt w:val="bullet"/>
+      <w:lvlText w:val=""/>
+      <w:lvlJc w:val="left"/>
+      <w:pPr>
+        <w:ind w:left="6480" w:hanging="360"/>
+      </w:pPr>
+      <w:rPr>
+        <w:rFonts w:ascii="Wingdings" w:hAnsi="Wingdings" w:hint="default"/>
+      </w:rPr>
+    </w:lvl>
+  </w:abstractNum>
+  <w:abstractNum w:abstractNumId="2" w15:restartNumberingAfterBreak="0">
+    <w:nsid w:val="141A6076"/>
+    <w:multiLevelType w:val="hybridMultilevel"/>
+    <w:tmpl w:val="A92EE2F6"/>
+    <w:lvl w:ilvl="0" w:tplc="04100001">
+      <w:start w:val="1"/>
+      <w:numFmt w:val="bullet"/>
+      <w:lvlText w:val=""/>
+      <w:lvlJc w:val="left"/>
+      <w:pPr>
+        <w:ind w:left="1428" w:hanging="360"/>
+      </w:pPr>
+      <w:rPr>
+        <w:rFonts w:ascii="Symbol" w:hAnsi="Symbol" w:hint="default"/>
+      </w:rPr>
+    </w:lvl>
+    <w:lvl w:ilvl="1" w:tplc="04100003" w:tentative="1">
+      <w:start w:val="1"/>
+      <w:numFmt w:val="bullet"/>
+      <w:lvlText w:val="o"/>
+      <w:lvlJc w:val="left"/>
+      <w:pPr>
+        <w:ind w:left="2148" w:hanging="360"/>
+      </w:pPr>
+      <w:rPr>
+        <w:rFonts w:ascii="Courier New" w:hAnsi="Courier New" w:cs="Courier New" w:hint="default"/>
+      </w:rPr>
+    </w:lvl>
+    <w:lvl w:ilvl="2" w:tplc="04100005" w:tentative="1">
+      <w:start w:val="1"/>
+      <w:numFmt w:val="bullet"/>
+      <w:lvlText w:val=""/>
+      <w:lvlJc w:val="left"/>
+      <w:pPr>
+        <w:ind w:left="2868" w:hanging="360"/>
+      </w:pPr>
+      <w:rPr>
+        <w:rFonts w:ascii="Wingdings" w:hAnsi="Wingdings" w:hint="default"/>
+      </w:rPr>
+    </w:lvl>
+    <w:lvl w:ilvl="3" w:tplc="04100001" w:tentative="1">
+      <w:start w:val="1"/>
+      <w:numFmt w:val="bullet"/>
+      <w:lvlText w:val=""/>
+      <w:lvlJc w:val="left"/>
+      <w:pPr>
+        <w:ind w:left="3588" w:hanging="360"/>
+      </w:pPr>
+      <w:rPr>
+        <w:rFonts w:ascii="Symbol" w:hAnsi="Symbol" w:hint="default"/>
+      </w:rPr>
+    </w:lvl>
+    <w:lvl w:ilvl="4" w:tplc="04100003" w:tentative="1">
+      <w:start w:val="1"/>
+      <w:numFmt w:val="bullet"/>
+      <w:lvlText w:val="o"/>
+      <w:lvlJc w:val="left"/>
+      <w:pPr>
+        <w:ind w:left="4308" w:hanging="360"/>
+      </w:pPr>
+      <w:rPr>
+        <w:rFonts w:ascii="Courier New" w:hAnsi="Courier New" w:cs="Courier New" w:hint="default"/>
+      </w:rPr>
+    </w:lvl>
+    <w:lvl w:ilvl="5" w:tplc="04100005" w:tentative="1">
+      <w:start w:val="1"/>
+      <w:numFmt w:val="bullet"/>
+      <w:lvlText w:val=""/>
+      <w:lvlJc w:val="left"/>
+      <w:pPr>
+        <w:ind w:left="5028" w:hanging="360"/>
+      </w:pPr>
+      <w:rPr>
+        <w:rFonts w:ascii="Wingdings" w:hAnsi="Wingdings" w:hint="default"/>
+      </w:rPr>
+    </w:lvl>
+    <w:lvl w:ilvl="6" w:tplc="04100001" w:tentative="1">
+      <w:start w:val="1"/>
+      <w:numFmt w:val="bullet"/>
+      <w:lvlText w:val=""/>
+      <w:lvlJc w:val="left"/>
+      <w:pPr>
+        <w:ind w:left="5748" w:hanging="360"/>
+      </w:pPr>
+      <w:rPr>
+        <w:rFonts w:ascii="Symbol" w:hAnsi="Symbol" w:hint="default"/>
+      </w:rPr>
+    </w:lvl>
+    <w:lvl w:ilvl="7" w:tplc="04100003" w:tentative="1">
+      <w:start w:val="1"/>
+      <w:numFmt w:val="bullet"/>
+      <w:lvlText w:val="o"/>
+      <w:lvlJc w:val="left"/>
+      <w:pPr>
+        <w:ind w:left="6468" w:hanging="360"/>
+      </w:pPr>
+      <w:rPr>
+        <w:rFonts w:ascii="Courier New" w:hAnsi="Courier New" w:cs="Courier New" w:hint="default"/>
+      </w:rPr>
+    </w:lvl>
+    <w:lvl w:ilvl="8" w:tplc="04100005" w:tentative="1">
+      <w:start w:val="1"/>
+      <w:numFmt w:val="bullet"/>
+      <w:lvlText w:val=""/>
+      <w:lvlJc w:val="left"/>
+      <w:pPr>
+        <w:ind w:left="7188" w:hanging="360"/>
+      </w:pPr>
+      <w:rPr>
+        <w:rFonts w:ascii="Wingdings" w:hAnsi="Wingdings" w:hint="default"/>
+      </w:rPr>
+    </w:lvl>
+  </w:abstractNum>
+  <w:abstractNum w:abstractNumId="3" w15:restartNumberingAfterBreak="0">
+    <w:nsid w:val="1AEF700D"/>
+    <w:multiLevelType w:val="hybridMultilevel"/>
+    <w:tmpl w:val="E1C4BC54"/>
+    <w:lvl w:ilvl="0" w:tplc="04100001">
+      <w:start w:val="1"/>
+      <w:numFmt w:val="bullet"/>
+      <w:lvlText w:val=""/>
+      <w:lvlJc w:val="left"/>
+      <w:pPr>
+        <w:ind w:left="1068" w:hanging="360"/>
+      </w:pPr>
+      <w:rPr>
+        <w:rFonts w:ascii="Symbol" w:hAnsi="Symbol" w:hint="default"/>
+      </w:rPr>
+    </w:lvl>
+    <w:lvl w:ilvl="1" w:tplc="04100003" w:tentative="1">
+      <w:start w:val="1"/>
+      <w:numFmt w:val="bullet"/>
+      <w:lvlText w:val="o"/>
+      <w:lvlJc w:val="left"/>
+      <w:pPr>
+        <w:ind w:left="1788" w:hanging="360"/>
+      </w:pPr>
+      <w:rPr>
+        <w:rFonts w:ascii="Courier New" w:hAnsi="Courier New" w:cs="Courier New" w:hint="default"/>
+      </w:rPr>
+    </w:lvl>
+    <w:lvl w:ilvl="2" w:tplc="04100005" w:tentative="1">
+      <w:start w:val="1"/>
+      <w:numFmt w:val="bullet"/>
+      <w:lvlText w:val=""/>
+      <w:lvlJc w:val="left"/>
+      <w:pPr>
+        <w:ind w:left="2508" w:hanging="360"/>
+      </w:pPr>
+      <w:rPr>
+        <w:rFonts w:ascii="Wingdings" w:hAnsi="Wingdings" w:hint="default"/>
+      </w:rPr>
+    </w:lvl>
+    <w:lvl w:ilvl="3" w:tplc="04100001" w:tentative="1">
+      <w:start w:val="1"/>
+      <w:numFmt w:val="bullet"/>
+      <w:lvlText w:val=""/>
+      <w:lvlJc w:val="left"/>
+      <w:pPr>
+        <w:ind w:left="3228" w:hanging="360"/>
+      </w:pPr>
+      <w:rPr>
+        <w:rFonts w:ascii="Symbol" w:hAnsi="Symbol" w:hint="default"/>
+      </w:rPr>
+    </w:lvl>
+    <w:lvl w:ilvl="4" w:tplc="04100003" w:tentative="1">
+      <w:start w:val="1"/>
+      <w:numFmt w:val="bullet"/>
+      <w:lvlText w:val="o"/>
+      <w:lvlJc w:val="left"/>
+      <w:pPr>
+        <w:ind w:left="3948" w:hanging="360"/>
+      </w:pPr>
+      <w:rPr>
+        <w:rFonts w:ascii="Courier New" w:hAnsi="Courier New" w:cs="Courier New" w:hint="default"/>
+      </w:rPr>
+    </w:lvl>
+    <w:lvl w:ilvl="5" w:tplc="04100005" w:tentative="1">
+      <w:start w:val="1"/>
+      <w:numFmt w:val="bullet"/>
+      <w:lvlText w:val=""/>
+      <w:lvlJc w:val="left"/>
+      <w:pPr>
+        <w:ind w:left="4668" w:hanging="360"/>
+      </w:pPr>
+      <w:rPr>
+        <w:rFonts w:ascii="Wingdings" w:hAnsi="Wingdings" w:hint="default"/>
+      </w:rPr>
+    </w:lvl>
+    <w:lvl w:ilvl="6" w:tplc="04100001" w:tentative="1">
+      <w:start w:val="1"/>
+      <w:numFmt w:val="bullet"/>
+      <w:lvlText w:val=""/>
+      <w:lvlJc w:val="left"/>
+      <w:pPr>
+        <w:ind w:left="5388" w:hanging="360"/>
+      </w:pPr>
+      <w:rPr>
+        <w:rFonts w:ascii="Symbol" w:hAnsi="Symbol" w:hint="default"/>
+      </w:rPr>
+    </w:lvl>
+    <w:lvl w:ilvl="7" w:tplc="04100003" w:tentative="1">
+      <w:start w:val="1"/>
+      <w:numFmt w:val="bullet"/>
+      <w:lvlText w:val="o"/>
+      <w:lvlJc w:val="left"/>
+      <w:pPr>
+        <w:ind w:left="6108" w:hanging="360"/>
+      </w:pPr>
+      <w:rPr>
+        <w:rFonts w:ascii="Courier New" w:hAnsi="Courier New" w:cs="Courier New" w:hint="default"/>
+      </w:rPr>
+    </w:lvl>
+    <w:lvl w:ilvl="8" w:tplc="04100005" w:tentative="1">
+      <w:start w:val="1"/>
+      <w:numFmt w:val="bullet"/>
+      <w:lvlText w:val=""/>
+      <w:lvlJc w:val="left"/>
+      <w:pPr>
+        <w:ind w:left="6828" w:hanging="360"/>
+      </w:pPr>
+      <w:rPr>
+        <w:rFonts w:ascii="Wingdings" w:hAnsi="Wingdings" w:hint="default"/>
+      </w:rPr>
+    </w:lvl>
+  </w:abstractNum>
+  <w:abstractNum w:abstractNumId="4" w15:restartNumberingAfterBreak="0">
     <w:nsid w:val="363F441B"/>
     <w:multiLevelType w:val="hybridMultilevel"/>
     <w:tmpl w:val="85A6B146"/>
@@ -1197,8 +1765,948 @@
       </w:pPr>
     </w:lvl>
   </w:abstractNum>
+  <w:abstractNum w:abstractNumId="5" w15:restartNumberingAfterBreak="0">
+    <w:nsid w:val="438C0283"/>
+    <w:multiLevelType w:val="hybridMultilevel"/>
+    <w:tmpl w:val="3350F640"/>
+    <w:lvl w:ilvl="0" w:tplc="04100001">
+      <w:start w:val="1"/>
+      <w:numFmt w:val="bullet"/>
+      <w:lvlText w:val=""/>
+      <w:lvlJc w:val="left"/>
+      <w:pPr>
+        <w:ind w:left="1068" w:hanging="360"/>
+      </w:pPr>
+      <w:rPr>
+        <w:rFonts w:ascii="Symbol" w:hAnsi="Symbol" w:hint="default"/>
+      </w:rPr>
+    </w:lvl>
+    <w:lvl w:ilvl="1" w:tplc="04100003" w:tentative="1">
+      <w:start w:val="1"/>
+      <w:numFmt w:val="bullet"/>
+      <w:lvlText w:val="o"/>
+      <w:lvlJc w:val="left"/>
+      <w:pPr>
+        <w:ind w:left="1788" w:hanging="360"/>
+      </w:pPr>
+      <w:rPr>
+        <w:rFonts w:ascii="Courier New" w:hAnsi="Courier New" w:cs="Courier New" w:hint="default"/>
+      </w:rPr>
+    </w:lvl>
+    <w:lvl w:ilvl="2" w:tplc="04100005" w:tentative="1">
+      <w:start w:val="1"/>
+      <w:numFmt w:val="bullet"/>
+      <w:lvlText w:val=""/>
+      <w:lvlJc w:val="left"/>
+      <w:pPr>
+        <w:ind w:left="2508" w:hanging="360"/>
+      </w:pPr>
+      <w:rPr>
+        <w:rFonts w:ascii="Wingdings" w:hAnsi="Wingdings" w:hint="default"/>
+      </w:rPr>
+    </w:lvl>
+    <w:lvl w:ilvl="3" w:tplc="04100001" w:tentative="1">
+      <w:start w:val="1"/>
+      <w:numFmt w:val="bullet"/>
+      <w:lvlText w:val=""/>
+      <w:lvlJc w:val="left"/>
+      <w:pPr>
+        <w:ind w:left="3228" w:hanging="360"/>
+      </w:pPr>
+      <w:rPr>
+        <w:rFonts w:ascii="Symbol" w:hAnsi="Symbol" w:hint="default"/>
+      </w:rPr>
+    </w:lvl>
+    <w:lvl w:ilvl="4" w:tplc="04100003" w:tentative="1">
+      <w:start w:val="1"/>
+      <w:numFmt w:val="bullet"/>
+      <w:lvlText w:val="o"/>
+      <w:lvlJc w:val="left"/>
+      <w:pPr>
+        <w:ind w:left="3948" w:hanging="360"/>
+      </w:pPr>
+      <w:rPr>
+        <w:rFonts w:ascii="Courier New" w:hAnsi="Courier New" w:cs="Courier New" w:hint="default"/>
+      </w:rPr>
+    </w:lvl>
+    <w:lvl w:ilvl="5" w:tplc="04100005" w:tentative="1">
+      <w:start w:val="1"/>
+      <w:numFmt w:val="bullet"/>
+      <w:lvlText w:val=""/>
+      <w:lvlJc w:val="left"/>
+      <w:pPr>
+        <w:ind w:left="4668" w:hanging="360"/>
+      </w:pPr>
+      <w:rPr>
+        <w:rFonts w:ascii="Wingdings" w:hAnsi="Wingdings" w:hint="default"/>
+      </w:rPr>
+    </w:lvl>
+    <w:lvl w:ilvl="6" w:tplc="04100001" w:tentative="1">
+      <w:start w:val="1"/>
+      <w:numFmt w:val="bullet"/>
+      <w:lvlText w:val=""/>
+      <w:lvlJc w:val="left"/>
+      <w:pPr>
+        <w:ind w:left="5388" w:hanging="360"/>
+      </w:pPr>
+      <w:rPr>
+        <w:rFonts w:ascii="Symbol" w:hAnsi="Symbol" w:hint="default"/>
+      </w:rPr>
+    </w:lvl>
+    <w:lvl w:ilvl="7" w:tplc="04100003" w:tentative="1">
+      <w:start w:val="1"/>
+      <w:numFmt w:val="bullet"/>
+      <w:lvlText w:val="o"/>
+      <w:lvlJc w:val="left"/>
+      <w:pPr>
+        <w:ind w:left="6108" w:hanging="360"/>
+      </w:pPr>
+      <w:rPr>
+        <w:rFonts w:ascii="Courier New" w:hAnsi="Courier New" w:cs="Courier New" w:hint="default"/>
+      </w:rPr>
+    </w:lvl>
+    <w:lvl w:ilvl="8" w:tplc="04100005" w:tentative="1">
+      <w:start w:val="1"/>
+      <w:numFmt w:val="bullet"/>
+      <w:lvlText w:val=""/>
+      <w:lvlJc w:val="left"/>
+      <w:pPr>
+        <w:ind w:left="6828" w:hanging="360"/>
+      </w:pPr>
+      <w:rPr>
+        <w:rFonts w:ascii="Wingdings" w:hAnsi="Wingdings" w:hint="default"/>
+      </w:rPr>
+    </w:lvl>
+  </w:abstractNum>
+  <w:abstractNum w:abstractNumId="6" w15:restartNumberingAfterBreak="0">
+    <w:nsid w:val="465D279E"/>
+    <w:multiLevelType w:val="hybridMultilevel"/>
+    <w:tmpl w:val="3E6E5E54"/>
+    <w:lvl w:ilvl="0" w:tplc="04100001">
+      <w:start w:val="1"/>
+      <w:numFmt w:val="bullet"/>
+      <w:lvlText w:val=""/>
+      <w:lvlJc w:val="left"/>
+      <w:pPr>
+        <w:ind w:left="1776" w:hanging="360"/>
+      </w:pPr>
+      <w:rPr>
+        <w:rFonts w:ascii="Symbol" w:hAnsi="Symbol" w:hint="default"/>
+      </w:rPr>
+    </w:lvl>
+    <w:lvl w:ilvl="1" w:tplc="04100003">
+      <w:start w:val="1"/>
+      <w:numFmt w:val="bullet"/>
+      <w:lvlText w:val="o"/>
+      <w:lvlJc w:val="left"/>
+      <w:pPr>
+        <w:ind w:left="2496" w:hanging="360"/>
+      </w:pPr>
+      <w:rPr>
+        <w:rFonts w:ascii="Courier New" w:hAnsi="Courier New" w:cs="Courier New" w:hint="default"/>
+      </w:rPr>
+    </w:lvl>
+    <w:lvl w:ilvl="2" w:tplc="04100005" w:tentative="1">
+      <w:start w:val="1"/>
+      <w:numFmt w:val="bullet"/>
+      <w:lvlText w:val=""/>
+      <w:lvlJc w:val="left"/>
+      <w:pPr>
+        <w:ind w:left="3216" w:hanging="360"/>
+      </w:pPr>
+      <w:rPr>
+        <w:rFonts w:ascii="Wingdings" w:hAnsi="Wingdings" w:hint="default"/>
+      </w:rPr>
+    </w:lvl>
+    <w:lvl w:ilvl="3" w:tplc="04100001" w:tentative="1">
+      <w:start w:val="1"/>
+      <w:numFmt w:val="bullet"/>
+      <w:lvlText w:val=""/>
+      <w:lvlJc w:val="left"/>
+      <w:pPr>
+        <w:ind w:left="3936" w:hanging="360"/>
+      </w:pPr>
+      <w:rPr>
+        <w:rFonts w:ascii="Symbol" w:hAnsi="Symbol" w:hint="default"/>
+      </w:rPr>
+    </w:lvl>
+    <w:lvl w:ilvl="4" w:tplc="04100003" w:tentative="1">
+      <w:start w:val="1"/>
+      <w:numFmt w:val="bullet"/>
+      <w:lvlText w:val="o"/>
+      <w:lvlJc w:val="left"/>
+      <w:pPr>
+        <w:ind w:left="4656" w:hanging="360"/>
+      </w:pPr>
+      <w:rPr>
+        <w:rFonts w:ascii="Courier New" w:hAnsi="Courier New" w:cs="Courier New" w:hint="default"/>
+      </w:rPr>
+    </w:lvl>
+    <w:lvl w:ilvl="5" w:tplc="04100005" w:tentative="1">
+      <w:start w:val="1"/>
+      <w:numFmt w:val="bullet"/>
+      <w:lvlText w:val=""/>
+      <w:lvlJc w:val="left"/>
+      <w:pPr>
+        <w:ind w:left="5376" w:hanging="360"/>
+      </w:pPr>
+      <w:rPr>
+        <w:rFonts w:ascii="Wingdings" w:hAnsi="Wingdings" w:hint="default"/>
+      </w:rPr>
+    </w:lvl>
+    <w:lvl w:ilvl="6" w:tplc="04100001" w:tentative="1">
+      <w:start w:val="1"/>
+      <w:numFmt w:val="bullet"/>
+      <w:lvlText w:val=""/>
+      <w:lvlJc w:val="left"/>
+      <w:pPr>
+        <w:ind w:left="6096" w:hanging="360"/>
+      </w:pPr>
+      <w:rPr>
+        <w:rFonts w:ascii="Symbol" w:hAnsi="Symbol" w:hint="default"/>
+      </w:rPr>
+    </w:lvl>
+    <w:lvl w:ilvl="7" w:tplc="04100003" w:tentative="1">
+      <w:start w:val="1"/>
+      <w:numFmt w:val="bullet"/>
+      <w:lvlText w:val="o"/>
+      <w:lvlJc w:val="left"/>
+      <w:pPr>
+        <w:ind w:left="6816" w:hanging="360"/>
+      </w:pPr>
+      <w:rPr>
+        <w:rFonts w:ascii="Courier New" w:hAnsi="Courier New" w:cs="Courier New" w:hint="default"/>
+      </w:rPr>
+    </w:lvl>
+    <w:lvl w:ilvl="8" w:tplc="04100005" w:tentative="1">
+      <w:start w:val="1"/>
+      <w:numFmt w:val="bullet"/>
+      <w:lvlText w:val=""/>
+      <w:lvlJc w:val="left"/>
+      <w:pPr>
+        <w:ind w:left="7536" w:hanging="360"/>
+      </w:pPr>
+      <w:rPr>
+        <w:rFonts w:ascii="Wingdings" w:hAnsi="Wingdings" w:hint="default"/>
+      </w:rPr>
+    </w:lvl>
+  </w:abstractNum>
+  <w:abstractNum w:abstractNumId="7" w15:restartNumberingAfterBreak="0">
+    <w:nsid w:val="5AE545D8"/>
+    <w:multiLevelType w:val="hybridMultilevel"/>
+    <w:tmpl w:val="757EE006"/>
+    <w:lvl w:ilvl="0" w:tplc="04100001">
+      <w:start w:val="1"/>
+      <w:numFmt w:val="bullet"/>
+      <w:lvlText w:val=""/>
+      <w:lvlJc w:val="left"/>
+      <w:pPr>
+        <w:ind w:left="720" w:hanging="360"/>
+      </w:pPr>
+      <w:rPr>
+        <w:rFonts w:ascii="Symbol" w:hAnsi="Symbol" w:hint="default"/>
+      </w:rPr>
+    </w:lvl>
+    <w:lvl w:ilvl="1" w:tplc="04100003">
+      <w:start w:val="1"/>
+      <w:numFmt w:val="bullet"/>
+      <w:lvlText w:val="o"/>
+      <w:lvlJc w:val="left"/>
+      <w:pPr>
+        <w:ind w:left="1440" w:hanging="360"/>
+      </w:pPr>
+      <w:rPr>
+        <w:rFonts w:ascii="Courier New" w:hAnsi="Courier New" w:cs="Courier New" w:hint="default"/>
+      </w:rPr>
+    </w:lvl>
+    <w:lvl w:ilvl="2" w:tplc="04100005">
+      <w:start w:val="1"/>
+      <w:numFmt w:val="bullet"/>
+      <w:lvlText w:val=""/>
+      <w:lvlJc w:val="left"/>
+      <w:pPr>
+        <w:ind w:left="2160" w:hanging="360"/>
+      </w:pPr>
+      <w:rPr>
+        <w:rFonts w:ascii="Wingdings" w:hAnsi="Wingdings" w:hint="default"/>
+      </w:rPr>
+    </w:lvl>
+    <w:lvl w:ilvl="3" w:tplc="04100001" w:tentative="1">
+      <w:start w:val="1"/>
+      <w:numFmt w:val="bullet"/>
+      <w:lvlText w:val=""/>
+      <w:lvlJc w:val="left"/>
+      <w:pPr>
+        <w:ind w:left="2880" w:hanging="360"/>
+      </w:pPr>
+      <w:rPr>
+        <w:rFonts w:ascii="Symbol" w:hAnsi="Symbol" w:hint="default"/>
+      </w:rPr>
+    </w:lvl>
+    <w:lvl w:ilvl="4" w:tplc="04100003" w:tentative="1">
+      <w:start w:val="1"/>
+      <w:numFmt w:val="bullet"/>
+      <w:lvlText w:val="o"/>
+      <w:lvlJc w:val="left"/>
+      <w:pPr>
+        <w:ind w:left="3600" w:hanging="360"/>
+      </w:pPr>
+      <w:rPr>
+        <w:rFonts w:ascii="Courier New" w:hAnsi="Courier New" w:cs="Courier New" w:hint="default"/>
+      </w:rPr>
+    </w:lvl>
+    <w:lvl w:ilvl="5" w:tplc="04100005" w:tentative="1">
+      <w:start w:val="1"/>
+      <w:numFmt w:val="bullet"/>
+      <w:lvlText w:val=""/>
+      <w:lvlJc w:val="left"/>
+      <w:pPr>
+        <w:ind w:left="4320" w:hanging="360"/>
+      </w:pPr>
+      <w:rPr>
+        <w:rFonts w:ascii="Wingdings" w:hAnsi="Wingdings" w:hint="default"/>
+      </w:rPr>
+    </w:lvl>
+    <w:lvl w:ilvl="6" w:tplc="04100001" w:tentative="1">
+      <w:start w:val="1"/>
+      <w:numFmt w:val="bullet"/>
+      <w:lvlText w:val=""/>
+      <w:lvlJc w:val="left"/>
+      <w:pPr>
+        <w:ind w:left="5040" w:hanging="360"/>
+      </w:pPr>
+      <w:rPr>
+        <w:rFonts w:ascii="Symbol" w:hAnsi="Symbol" w:hint="default"/>
+      </w:rPr>
+    </w:lvl>
+    <w:lvl w:ilvl="7" w:tplc="04100003" w:tentative="1">
+      <w:start w:val="1"/>
+      <w:numFmt w:val="bullet"/>
+      <w:lvlText w:val="o"/>
+      <w:lvlJc w:val="left"/>
+      <w:pPr>
+        <w:ind w:left="5760" w:hanging="360"/>
+      </w:pPr>
+      <w:rPr>
+        <w:rFonts w:ascii="Courier New" w:hAnsi="Courier New" w:cs="Courier New" w:hint="default"/>
+      </w:rPr>
+    </w:lvl>
+    <w:lvl w:ilvl="8" w:tplc="04100005" w:tentative="1">
+      <w:start w:val="1"/>
+      <w:numFmt w:val="bullet"/>
+      <w:lvlText w:val=""/>
+      <w:lvlJc w:val="left"/>
+      <w:pPr>
+        <w:ind w:left="6480" w:hanging="360"/>
+      </w:pPr>
+      <w:rPr>
+        <w:rFonts w:ascii="Wingdings" w:hAnsi="Wingdings" w:hint="default"/>
+      </w:rPr>
+    </w:lvl>
+  </w:abstractNum>
+  <w:abstractNum w:abstractNumId="8" w15:restartNumberingAfterBreak="0">
+    <w:nsid w:val="5BC71D55"/>
+    <w:multiLevelType w:val="hybridMultilevel"/>
+    <w:tmpl w:val="EB5826D0"/>
+    <w:lvl w:ilvl="0" w:tplc="04100001">
+      <w:start w:val="1"/>
+      <w:numFmt w:val="bullet"/>
+      <w:lvlText w:val=""/>
+      <w:lvlJc w:val="left"/>
+      <w:pPr>
+        <w:ind w:left="720" w:hanging="360"/>
+      </w:pPr>
+      <w:rPr>
+        <w:rFonts w:ascii="Symbol" w:hAnsi="Symbol" w:hint="default"/>
+      </w:rPr>
+    </w:lvl>
+    <w:lvl w:ilvl="1" w:tplc="04100003">
+      <w:start w:val="1"/>
+      <w:numFmt w:val="bullet"/>
+      <w:lvlText w:val="o"/>
+      <w:lvlJc w:val="left"/>
+      <w:pPr>
+        <w:ind w:left="1440" w:hanging="360"/>
+      </w:pPr>
+      <w:rPr>
+        <w:rFonts w:ascii="Courier New" w:hAnsi="Courier New" w:cs="Courier New" w:hint="default"/>
+      </w:rPr>
+    </w:lvl>
+    <w:lvl w:ilvl="2" w:tplc="04100005">
+      <w:start w:val="1"/>
+      <w:numFmt w:val="bullet"/>
+      <w:lvlText w:val=""/>
+      <w:lvlJc w:val="left"/>
+      <w:pPr>
+        <w:ind w:left="2160" w:hanging="360"/>
+      </w:pPr>
+      <w:rPr>
+        <w:rFonts w:ascii="Wingdings" w:hAnsi="Wingdings" w:hint="default"/>
+      </w:rPr>
+    </w:lvl>
+    <w:lvl w:ilvl="3" w:tplc="04100001" w:tentative="1">
+      <w:start w:val="1"/>
+      <w:numFmt w:val="bullet"/>
+      <w:lvlText w:val=""/>
+      <w:lvlJc w:val="left"/>
+      <w:pPr>
+        <w:ind w:left="2880" w:hanging="360"/>
+      </w:pPr>
+      <w:rPr>
+        <w:rFonts w:ascii="Symbol" w:hAnsi="Symbol" w:hint="default"/>
+      </w:rPr>
+    </w:lvl>
+    <w:lvl w:ilvl="4" w:tplc="04100003" w:tentative="1">
+      <w:start w:val="1"/>
+      <w:numFmt w:val="bullet"/>
+      <w:lvlText w:val="o"/>
+      <w:lvlJc w:val="left"/>
+      <w:pPr>
+        <w:ind w:left="3600" w:hanging="360"/>
+      </w:pPr>
+      <w:rPr>
+        <w:rFonts w:ascii="Courier New" w:hAnsi="Courier New" w:cs="Courier New" w:hint="default"/>
+      </w:rPr>
+    </w:lvl>
+    <w:lvl w:ilvl="5" w:tplc="04100005" w:tentative="1">
+      <w:start w:val="1"/>
+      <w:numFmt w:val="bullet"/>
+      <w:lvlText w:val=""/>
+      <w:lvlJc w:val="left"/>
+      <w:pPr>
+        <w:ind w:left="4320" w:hanging="360"/>
+      </w:pPr>
+      <w:rPr>
+        <w:rFonts w:ascii="Wingdings" w:hAnsi="Wingdings" w:hint="default"/>
+      </w:rPr>
+    </w:lvl>
+    <w:lvl w:ilvl="6" w:tplc="04100001" w:tentative="1">
+      <w:start w:val="1"/>
+      <w:numFmt w:val="bullet"/>
+      <w:lvlText w:val=""/>
+      <w:lvlJc w:val="left"/>
+      <w:pPr>
+        <w:ind w:left="5040" w:hanging="360"/>
+      </w:pPr>
+      <w:rPr>
+        <w:rFonts w:ascii="Symbol" w:hAnsi="Symbol" w:hint="default"/>
+      </w:rPr>
+    </w:lvl>
+    <w:lvl w:ilvl="7" w:tplc="04100003" w:tentative="1">
+      <w:start w:val="1"/>
+      <w:numFmt w:val="bullet"/>
+      <w:lvlText w:val="o"/>
+      <w:lvlJc w:val="left"/>
+      <w:pPr>
+        <w:ind w:left="5760" w:hanging="360"/>
+      </w:pPr>
+      <w:rPr>
+        <w:rFonts w:ascii="Courier New" w:hAnsi="Courier New" w:cs="Courier New" w:hint="default"/>
+      </w:rPr>
+    </w:lvl>
+    <w:lvl w:ilvl="8" w:tplc="04100005" w:tentative="1">
+      <w:start w:val="1"/>
+      <w:numFmt w:val="bullet"/>
+      <w:lvlText w:val=""/>
+      <w:lvlJc w:val="left"/>
+      <w:pPr>
+        <w:ind w:left="6480" w:hanging="360"/>
+      </w:pPr>
+      <w:rPr>
+        <w:rFonts w:ascii="Wingdings" w:hAnsi="Wingdings" w:hint="default"/>
+      </w:rPr>
+    </w:lvl>
+  </w:abstractNum>
+  <w:abstractNum w:abstractNumId="9" w15:restartNumberingAfterBreak="0">
+    <w:nsid w:val="755345AF"/>
+    <w:multiLevelType w:val="hybridMultilevel"/>
+    <w:tmpl w:val="2020B95A"/>
+    <w:lvl w:ilvl="0" w:tplc="04100001">
+      <w:start w:val="1"/>
+      <w:numFmt w:val="bullet"/>
+      <w:lvlText w:val=""/>
+      <w:lvlJc w:val="left"/>
+      <w:pPr>
+        <w:ind w:left="1428" w:hanging="360"/>
+      </w:pPr>
+      <w:rPr>
+        <w:rFonts w:ascii="Symbol" w:hAnsi="Symbol" w:hint="default"/>
+      </w:rPr>
+    </w:lvl>
+    <w:lvl w:ilvl="1" w:tplc="04100003" w:tentative="1">
+      <w:start w:val="1"/>
+      <w:numFmt w:val="bullet"/>
+      <w:lvlText w:val="o"/>
+      <w:lvlJc w:val="left"/>
+      <w:pPr>
+        <w:ind w:left="2148" w:hanging="360"/>
+      </w:pPr>
+      <w:rPr>
+        <w:rFonts w:ascii="Courier New" w:hAnsi="Courier New" w:cs="Courier New" w:hint="default"/>
+      </w:rPr>
+    </w:lvl>
+    <w:lvl w:ilvl="2" w:tplc="04100005" w:tentative="1">
+      <w:start w:val="1"/>
+      <w:numFmt w:val="bullet"/>
+      <w:lvlText w:val=""/>
+      <w:lvlJc w:val="left"/>
+      <w:pPr>
+        <w:ind w:left="2868" w:hanging="360"/>
+      </w:pPr>
+      <w:rPr>
+        <w:rFonts w:ascii="Wingdings" w:hAnsi="Wingdings" w:hint="default"/>
+      </w:rPr>
+    </w:lvl>
+    <w:lvl w:ilvl="3" w:tplc="04100001" w:tentative="1">
+      <w:start w:val="1"/>
+      <w:numFmt w:val="bullet"/>
+      <w:lvlText w:val=""/>
+      <w:lvlJc w:val="left"/>
+      <w:pPr>
+        <w:ind w:left="3588" w:hanging="360"/>
+      </w:pPr>
+      <w:rPr>
+        <w:rFonts w:ascii="Symbol" w:hAnsi="Symbol" w:hint="default"/>
+      </w:rPr>
+    </w:lvl>
+    <w:lvl w:ilvl="4" w:tplc="04100003" w:tentative="1">
+      <w:start w:val="1"/>
+      <w:numFmt w:val="bullet"/>
+      <w:lvlText w:val="o"/>
+      <w:lvlJc w:val="left"/>
+      <w:pPr>
+        <w:ind w:left="4308" w:hanging="360"/>
+      </w:pPr>
+      <w:rPr>
+        <w:rFonts w:ascii="Courier New" w:hAnsi="Courier New" w:cs="Courier New" w:hint="default"/>
+      </w:rPr>
+    </w:lvl>
+    <w:lvl w:ilvl="5" w:tplc="04100005" w:tentative="1">
+      <w:start w:val="1"/>
+      <w:numFmt w:val="bullet"/>
+      <w:lvlText w:val=""/>
+      <w:lvlJc w:val="left"/>
+      <w:pPr>
+        <w:ind w:left="5028" w:hanging="360"/>
+      </w:pPr>
+      <w:rPr>
+        <w:rFonts w:ascii="Wingdings" w:hAnsi="Wingdings" w:hint="default"/>
+      </w:rPr>
+    </w:lvl>
+    <w:lvl w:ilvl="6" w:tplc="04100001" w:tentative="1">
+      <w:start w:val="1"/>
+      <w:numFmt w:val="bullet"/>
+      <w:lvlText w:val=""/>
+      <w:lvlJc w:val="left"/>
+      <w:pPr>
+        <w:ind w:left="5748" w:hanging="360"/>
+      </w:pPr>
+      <w:rPr>
+        <w:rFonts w:ascii="Symbol" w:hAnsi="Symbol" w:hint="default"/>
+      </w:rPr>
+    </w:lvl>
+    <w:lvl w:ilvl="7" w:tplc="04100003" w:tentative="1">
+      <w:start w:val="1"/>
+      <w:numFmt w:val="bullet"/>
+      <w:lvlText w:val="o"/>
+      <w:lvlJc w:val="left"/>
+      <w:pPr>
+        <w:ind w:left="6468" w:hanging="360"/>
+      </w:pPr>
+      <w:rPr>
+        <w:rFonts w:ascii="Courier New" w:hAnsi="Courier New" w:cs="Courier New" w:hint="default"/>
+      </w:rPr>
+    </w:lvl>
+    <w:lvl w:ilvl="8" w:tplc="04100005" w:tentative="1">
+      <w:start w:val="1"/>
+      <w:numFmt w:val="bullet"/>
+      <w:lvlText w:val=""/>
+      <w:lvlJc w:val="left"/>
+      <w:pPr>
+        <w:ind w:left="7188" w:hanging="360"/>
+      </w:pPr>
+      <w:rPr>
+        <w:rFonts w:ascii="Wingdings" w:hAnsi="Wingdings" w:hint="default"/>
+      </w:rPr>
+    </w:lvl>
+  </w:abstractNum>
+  <w:abstractNum w:abstractNumId="10" w15:restartNumberingAfterBreak="0">
+    <w:nsid w:val="759F160E"/>
+    <w:multiLevelType w:val="hybridMultilevel"/>
+    <w:tmpl w:val="A43402C2"/>
+    <w:lvl w:ilvl="0" w:tplc="04100001">
+      <w:start w:val="1"/>
+      <w:numFmt w:val="bullet"/>
+      <w:lvlText w:val=""/>
+      <w:lvlJc w:val="left"/>
+      <w:pPr>
+        <w:ind w:left="360" w:hanging="360"/>
+      </w:pPr>
+      <w:rPr>
+        <w:rFonts w:ascii="Symbol" w:hAnsi="Symbol" w:hint="default"/>
+      </w:rPr>
+    </w:lvl>
+    <w:lvl w:ilvl="1" w:tplc="04100003" w:tentative="1">
+      <w:start w:val="1"/>
+      <w:numFmt w:val="bullet"/>
+      <w:lvlText w:val="o"/>
+      <w:lvlJc w:val="left"/>
+      <w:pPr>
+        <w:ind w:left="1080" w:hanging="360"/>
+      </w:pPr>
+      <w:rPr>
+        <w:rFonts w:ascii="Courier New" w:hAnsi="Courier New" w:cs="Courier New" w:hint="default"/>
+      </w:rPr>
+    </w:lvl>
+    <w:lvl w:ilvl="2" w:tplc="04100005" w:tentative="1">
+      <w:start w:val="1"/>
+      <w:numFmt w:val="bullet"/>
+      <w:lvlText w:val=""/>
+      <w:lvlJc w:val="left"/>
+      <w:pPr>
+        <w:ind w:left="1800" w:hanging="360"/>
+      </w:pPr>
+      <w:rPr>
+        <w:rFonts w:ascii="Wingdings" w:hAnsi="Wingdings" w:hint="default"/>
+      </w:rPr>
+    </w:lvl>
+    <w:lvl w:ilvl="3" w:tplc="04100001" w:tentative="1">
+      <w:start w:val="1"/>
+      <w:numFmt w:val="bullet"/>
+      <w:lvlText w:val=""/>
+      <w:lvlJc w:val="left"/>
+      <w:pPr>
+        <w:ind w:left="2520" w:hanging="360"/>
+      </w:pPr>
+      <w:rPr>
+        <w:rFonts w:ascii="Symbol" w:hAnsi="Symbol" w:hint="default"/>
+      </w:rPr>
+    </w:lvl>
+    <w:lvl w:ilvl="4" w:tplc="04100003" w:tentative="1">
+      <w:start w:val="1"/>
+      <w:numFmt w:val="bullet"/>
+      <w:lvlText w:val="o"/>
+      <w:lvlJc w:val="left"/>
+      <w:pPr>
+        <w:ind w:left="3240" w:hanging="360"/>
+      </w:pPr>
+      <w:rPr>
+        <w:rFonts w:ascii="Courier New" w:hAnsi="Courier New" w:cs="Courier New" w:hint="default"/>
+      </w:rPr>
+    </w:lvl>
+    <w:lvl w:ilvl="5" w:tplc="04100005" w:tentative="1">
+      <w:start w:val="1"/>
+      <w:numFmt w:val="bullet"/>
+      <w:lvlText w:val=""/>
+      <w:lvlJc w:val="left"/>
+      <w:pPr>
+        <w:ind w:left="3960" w:hanging="360"/>
+      </w:pPr>
+      <w:rPr>
+        <w:rFonts w:ascii="Wingdings" w:hAnsi="Wingdings" w:hint="default"/>
+      </w:rPr>
+    </w:lvl>
+    <w:lvl w:ilvl="6" w:tplc="04100001" w:tentative="1">
+      <w:start w:val="1"/>
+      <w:numFmt w:val="bullet"/>
+      <w:lvlText w:val=""/>
+      <w:lvlJc w:val="left"/>
+      <w:pPr>
+        <w:ind w:left="4680" w:hanging="360"/>
+      </w:pPr>
+      <w:rPr>
+        <w:rFonts w:ascii="Symbol" w:hAnsi="Symbol" w:hint="default"/>
+      </w:rPr>
+    </w:lvl>
+    <w:lvl w:ilvl="7" w:tplc="04100003" w:tentative="1">
+      <w:start w:val="1"/>
+      <w:numFmt w:val="bullet"/>
+      <w:lvlText w:val="o"/>
+      <w:lvlJc w:val="left"/>
+      <w:pPr>
+        <w:ind w:left="5400" w:hanging="360"/>
+      </w:pPr>
+      <w:rPr>
+        <w:rFonts w:ascii="Courier New" w:hAnsi="Courier New" w:cs="Courier New" w:hint="default"/>
+      </w:rPr>
+    </w:lvl>
+    <w:lvl w:ilvl="8" w:tplc="04100005" w:tentative="1">
+      <w:start w:val="1"/>
+      <w:numFmt w:val="bullet"/>
+      <w:lvlText w:val=""/>
+      <w:lvlJc w:val="left"/>
+      <w:pPr>
+        <w:ind w:left="6120" w:hanging="360"/>
+      </w:pPr>
+      <w:rPr>
+        <w:rFonts w:ascii="Wingdings" w:hAnsi="Wingdings" w:hint="default"/>
+      </w:rPr>
+    </w:lvl>
+  </w:abstractNum>
+  <w:abstractNum w:abstractNumId="11" w15:restartNumberingAfterBreak="0">
+    <w:nsid w:val="7C046A64"/>
+    <w:multiLevelType w:val="hybridMultilevel"/>
+    <w:tmpl w:val="7FAC48A2"/>
+    <w:lvl w:ilvl="0" w:tplc="04100001">
+      <w:start w:val="1"/>
+      <w:numFmt w:val="bullet"/>
+      <w:lvlText w:val=""/>
+      <w:lvlJc w:val="left"/>
+      <w:pPr>
+        <w:ind w:left="360" w:hanging="360"/>
+      </w:pPr>
+      <w:rPr>
+        <w:rFonts w:ascii="Symbol" w:hAnsi="Symbol" w:hint="default"/>
+      </w:rPr>
+    </w:lvl>
+    <w:lvl w:ilvl="1" w:tplc="04100003" w:tentative="1">
+      <w:start w:val="1"/>
+      <w:numFmt w:val="bullet"/>
+      <w:lvlText w:val="o"/>
+      <w:lvlJc w:val="left"/>
+      <w:pPr>
+        <w:ind w:left="1080" w:hanging="360"/>
+      </w:pPr>
+      <w:rPr>
+        <w:rFonts w:ascii="Courier New" w:hAnsi="Courier New" w:cs="Courier New" w:hint="default"/>
+      </w:rPr>
+    </w:lvl>
+    <w:lvl w:ilvl="2" w:tplc="04100005" w:tentative="1">
+      <w:start w:val="1"/>
+      <w:numFmt w:val="bullet"/>
+      <w:lvlText w:val=""/>
+      <w:lvlJc w:val="left"/>
+      <w:pPr>
+        <w:ind w:left="1800" w:hanging="360"/>
+      </w:pPr>
+      <w:rPr>
+        <w:rFonts w:ascii="Wingdings" w:hAnsi="Wingdings" w:hint="default"/>
+      </w:rPr>
+    </w:lvl>
+    <w:lvl w:ilvl="3" w:tplc="04100001" w:tentative="1">
+      <w:start w:val="1"/>
+      <w:numFmt w:val="bullet"/>
+      <w:lvlText w:val=""/>
+      <w:lvlJc w:val="left"/>
+      <w:pPr>
+        <w:ind w:left="2520" w:hanging="360"/>
+      </w:pPr>
+      <w:rPr>
+        <w:rFonts w:ascii="Symbol" w:hAnsi="Symbol" w:hint="default"/>
+      </w:rPr>
+    </w:lvl>
+    <w:lvl w:ilvl="4" w:tplc="04100003" w:tentative="1">
+      <w:start w:val="1"/>
+      <w:numFmt w:val="bullet"/>
+      <w:lvlText w:val="o"/>
+      <w:lvlJc w:val="left"/>
+      <w:pPr>
+        <w:ind w:left="3240" w:hanging="360"/>
+      </w:pPr>
+      <w:rPr>
+        <w:rFonts w:ascii="Courier New" w:hAnsi="Courier New" w:cs="Courier New" w:hint="default"/>
+      </w:rPr>
+    </w:lvl>
+    <w:lvl w:ilvl="5" w:tplc="04100005" w:tentative="1">
+      <w:start w:val="1"/>
+      <w:numFmt w:val="bullet"/>
+      <w:lvlText w:val=""/>
+      <w:lvlJc w:val="left"/>
+      <w:pPr>
+        <w:ind w:left="3960" w:hanging="360"/>
+      </w:pPr>
+      <w:rPr>
+        <w:rFonts w:ascii="Wingdings" w:hAnsi="Wingdings" w:hint="default"/>
+      </w:rPr>
+    </w:lvl>
+    <w:lvl w:ilvl="6" w:tplc="04100001" w:tentative="1">
+      <w:start w:val="1"/>
+      <w:numFmt w:val="bullet"/>
+      <w:lvlText w:val=""/>
+      <w:lvlJc w:val="left"/>
+      <w:pPr>
+        <w:ind w:left="4680" w:hanging="360"/>
+      </w:pPr>
+      <w:rPr>
+        <w:rFonts w:ascii="Symbol" w:hAnsi="Symbol" w:hint="default"/>
+      </w:rPr>
+    </w:lvl>
+    <w:lvl w:ilvl="7" w:tplc="04100003" w:tentative="1">
+      <w:start w:val="1"/>
+      <w:numFmt w:val="bullet"/>
+      <w:lvlText w:val="o"/>
+      <w:lvlJc w:val="left"/>
+      <w:pPr>
+        <w:ind w:left="5400" w:hanging="360"/>
+      </w:pPr>
+      <w:rPr>
+        <w:rFonts w:ascii="Courier New" w:hAnsi="Courier New" w:cs="Courier New" w:hint="default"/>
+      </w:rPr>
+    </w:lvl>
+    <w:lvl w:ilvl="8" w:tplc="04100005" w:tentative="1">
+      <w:start w:val="1"/>
+      <w:numFmt w:val="bullet"/>
+      <w:lvlText w:val=""/>
+      <w:lvlJc w:val="left"/>
+      <w:pPr>
+        <w:ind w:left="6120" w:hanging="360"/>
+      </w:pPr>
+      <w:rPr>
+        <w:rFonts w:ascii="Wingdings" w:hAnsi="Wingdings" w:hint="default"/>
+      </w:rPr>
+    </w:lvl>
+  </w:abstractNum>
+  <w:abstractNum w:abstractNumId="12" w15:restartNumberingAfterBreak="0">
+    <w:nsid w:val="7D992D31"/>
+    <w:multiLevelType w:val="hybridMultilevel"/>
+    <w:tmpl w:val="E576A4E8"/>
+    <w:lvl w:ilvl="0" w:tplc="04100001">
+      <w:start w:val="1"/>
+      <w:numFmt w:val="bullet"/>
+      <w:lvlText w:val=""/>
+      <w:lvlJc w:val="left"/>
+      <w:pPr>
+        <w:ind w:left="1428" w:hanging="360"/>
+      </w:pPr>
+      <w:rPr>
+        <w:rFonts w:ascii="Symbol" w:hAnsi="Symbol" w:hint="default"/>
+      </w:rPr>
+    </w:lvl>
+    <w:lvl w:ilvl="1" w:tplc="04100003" w:tentative="1">
+      <w:start w:val="1"/>
+      <w:numFmt w:val="bullet"/>
+      <w:lvlText w:val="o"/>
+      <w:lvlJc w:val="left"/>
+      <w:pPr>
+        <w:ind w:left="2148" w:hanging="360"/>
+      </w:pPr>
+      <w:rPr>
+        <w:rFonts w:ascii="Courier New" w:hAnsi="Courier New" w:cs="Courier New" w:hint="default"/>
+      </w:rPr>
+    </w:lvl>
+    <w:lvl w:ilvl="2" w:tplc="04100005" w:tentative="1">
+      <w:start w:val="1"/>
+      <w:numFmt w:val="bullet"/>
+      <w:lvlText w:val=""/>
+      <w:lvlJc w:val="left"/>
+      <w:pPr>
+        <w:ind w:left="2868" w:hanging="360"/>
+      </w:pPr>
+      <w:rPr>
+        <w:rFonts w:ascii="Wingdings" w:hAnsi="Wingdings" w:hint="default"/>
+      </w:rPr>
+    </w:lvl>
+    <w:lvl w:ilvl="3" w:tplc="04100001" w:tentative="1">
+      <w:start w:val="1"/>
+      <w:numFmt w:val="bullet"/>
+      <w:lvlText w:val=""/>
+      <w:lvlJc w:val="left"/>
+      <w:pPr>
+        <w:ind w:left="3588" w:hanging="360"/>
+      </w:pPr>
+      <w:rPr>
+        <w:rFonts w:ascii="Symbol" w:hAnsi="Symbol" w:hint="default"/>
+      </w:rPr>
+    </w:lvl>
+    <w:lvl w:ilvl="4" w:tplc="04100003" w:tentative="1">
+      <w:start w:val="1"/>
+      <w:numFmt w:val="bullet"/>
+      <w:lvlText w:val="o"/>
+      <w:lvlJc w:val="left"/>
+      <w:pPr>
+        <w:ind w:left="4308" w:hanging="360"/>
+      </w:pPr>
+      <w:rPr>
+        <w:rFonts w:ascii="Courier New" w:hAnsi="Courier New" w:cs="Courier New" w:hint="default"/>
+      </w:rPr>
+    </w:lvl>
+    <w:lvl w:ilvl="5" w:tplc="04100005" w:tentative="1">
+      <w:start w:val="1"/>
+      <w:numFmt w:val="bullet"/>
+      <w:lvlText w:val=""/>
+      <w:lvlJc w:val="left"/>
+      <w:pPr>
+        <w:ind w:left="5028" w:hanging="360"/>
+      </w:pPr>
+      <w:rPr>
+        <w:rFonts w:ascii="Wingdings" w:hAnsi="Wingdings" w:hint="default"/>
+      </w:rPr>
+    </w:lvl>
+    <w:lvl w:ilvl="6" w:tplc="04100001" w:tentative="1">
+      <w:start w:val="1"/>
+      <w:numFmt w:val="bullet"/>
+      <w:lvlText w:val=""/>
+      <w:lvlJc w:val="left"/>
+      <w:pPr>
+        <w:ind w:left="5748" w:hanging="360"/>
+      </w:pPr>
+      <w:rPr>
+        <w:rFonts w:ascii="Symbol" w:hAnsi="Symbol" w:hint="default"/>
+      </w:rPr>
+    </w:lvl>
+    <w:lvl w:ilvl="7" w:tplc="04100003" w:tentative="1">
+      <w:start w:val="1"/>
+      <w:numFmt w:val="bullet"/>
+      <w:lvlText w:val="o"/>
+      <w:lvlJc w:val="left"/>
+      <w:pPr>
+        <w:ind w:left="6468" w:hanging="360"/>
+      </w:pPr>
+      <w:rPr>
+        <w:rFonts w:ascii="Courier New" w:hAnsi="Courier New" w:cs="Courier New" w:hint="default"/>
+      </w:rPr>
+    </w:lvl>
+    <w:lvl w:ilvl="8" w:tplc="04100005" w:tentative="1">
+      <w:start w:val="1"/>
+      <w:numFmt w:val="bullet"/>
+      <w:lvlText w:val=""/>
+      <w:lvlJc w:val="left"/>
+      <w:pPr>
+        <w:ind w:left="7188" w:hanging="360"/>
+      </w:pPr>
+      <w:rPr>
+        <w:rFonts w:ascii="Wingdings" w:hAnsi="Wingdings" w:hint="default"/>
+      </w:rPr>
+    </w:lvl>
+  </w:abstractNum>
   <w:num w:numId="1" w16cid:durableId="253705041">
+    <w:abstractNumId w:val="4"/>
+  </w:num>
+  <w:num w:numId="2" w16cid:durableId="809783968">
+    <w:abstractNumId w:val="1"/>
+  </w:num>
+  <w:num w:numId="3" w16cid:durableId="1073426842">
+    <w:abstractNumId w:val="2"/>
+  </w:num>
+  <w:num w:numId="4" w16cid:durableId="368795632">
+    <w:abstractNumId w:val="6"/>
+  </w:num>
+  <w:num w:numId="5" w16cid:durableId="45109268">
+    <w:abstractNumId w:val="8"/>
+  </w:num>
+  <w:num w:numId="6" w16cid:durableId="1232160465">
     <w:abstractNumId w:val="0"/>
+  </w:num>
+  <w:num w:numId="7" w16cid:durableId="1745953823">
+    <w:abstractNumId w:val="12"/>
+  </w:num>
+  <w:num w:numId="8" w16cid:durableId="1605067707">
+    <w:abstractNumId w:val="7"/>
+  </w:num>
+  <w:num w:numId="9" w16cid:durableId="376781486">
+    <w:abstractNumId w:val="9"/>
+  </w:num>
+  <w:num w:numId="10" w16cid:durableId="1434940817">
+    <w:abstractNumId w:val="11"/>
+  </w:num>
+  <w:num w:numId="11" w16cid:durableId="1347831888">
+    <w:abstractNumId w:val="10"/>
+  </w:num>
+  <w:num w:numId="12" w16cid:durableId="1130325436">
+    <w:abstractNumId w:val="3"/>
+  </w:num>
+  <w:num w:numId="13" w16cid:durableId="1541627481">
+    <w:abstractNumId w:val="5"/>
   </w:num>
 </w:numbering>
 </file>

--- a/Doc/Release notes.docx
+++ b/Doc/Release notes.docx
@@ -535,6 +535,38 @@
           <w:lang w:val="en-GB"/>
         </w:rPr>
       </w:pPr>
+      <w:r>
+        <w:rPr>
+          <w:sz w:val="24"/>
+          <w:szCs w:val="24"/>
+          <w:lang w:val="en-GB"/>
+        </w:rPr>
+        <w:t>Version 0.</w:t>
+      </w:r>
+      <w:r>
+        <w:rPr>
+          <w:sz w:val="24"/>
+          <w:szCs w:val="24"/>
+          <w:lang w:val="en-GB"/>
+        </w:rPr>
+        <w:t>7</w:t>
+      </w:r>
+      <w:r>
+        <w:rPr>
+          <w:sz w:val="24"/>
+          <w:szCs w:val="24"/>
+          <w:lang w:val="en-GB"/>
+        </w:rPr>
+        <w:t>.</w:t>
+      </w:r>
+      <w:r>
+        <w:rPr>
+          <w:sz w:val="24"/>
+          <w:szCs w:val="24"/>
+          <w:lang w:val="en-GB"/>
+        </w:rPr>
+        <w:t>0</w:t>
+      </w:r>
     </w:p>
     <w:p>
       <w:pPr>
@@ -560,7 +592,57 @@
           <w:szCs w:val="24"/>
           <w:lang w:val="en-GB"/>
         </w:rPr>
-        <w:t>Version 0.6.1</w:t>
+        <w:tab/>
+      </w:r>
+      <w:r>
+        <w:rPr>
+          <w:sz w:val="24"/>
+          <w:szCs w:val="24"/>
+          <w:lang w:val="en-GB"/>
+        </w:rPr>
+        <w:tab/>
+      </w:r>
+      <w:r>
+        <w:rPr>
+          <w:sz w:val="24"/>
+          <w:szCs w:val="24"/>
+          <w:lang w:val="en-GB"/>
+        </w:rPr>
+        <w:t xml:space="preserve">Created a new </w:t>
+      </w:r>
+      <w:proofErr w:type="spellStart"/>
+      <w:r>
+        <w:rPr>
+          <w:sz w:val="24"/>
+          <w:szCs w:val="24"/>
+          <w:lang w:val="en-GB"/>
+        </w:rPr>
+        <w:t>StackerActivity</w:t>
+      </w:r>
+      <w:proofErr w:type="spellEnd"/>
+      <w:r>
+        <w:rPr>
+          <w:sz w:val="24"/>
+          <w:szCs w:val="24"/>
+          <w:lang w:val="en-GB"/>
+        </w:rPr>
+        <w:t xml:space="preserve"> with his own settings</w:t>
+      </w:r>
+      <w:r>
+        <w:rPr>
+          <w:sz w:val="24"/>
+          <w:szCs w:val="24"/>
+          <w:lang w:val="en-GB"/>
+        </w:rPr>
+        <w:tab/>
+      </w:r>
+      <w:r>
+        <w:rPr>
+          <w:sz w:val="24"/>
+          <w:szCs w:val="24"/>
+          <w:lang w:val="en-GB"/>
+        </w:rPr>
+        <w:tab/>
       </w:r>
     </w:p>
     <w:p>
@@ -588,27 +670,7 @@
           <w:lang w:val="en-GB"/>
         </w:rPr>
         <w:tab/>
-        <w:t>Stacking</w:t>
-      </w:r>
-    </w:p>
-    <w:p>
-      <w:pPr>
-        <w:tabs>
-          <w:tab w:val="left" w:pos="708"/>
-          <w:tab w:val="left" w:pos="1416"/>
-          <w:tab w:val="left" w:pos="2124"/>
-          <w:tab w:val="left" w:pos="2832"/>
-          <w:tab w:val="left" w:pos="3540"/>
-          <w:tab w:val="left" w:pos="4248"/>
-          <w:tab w:val="left" w:pos="4956"/>
-          <w:tab w:val="left" w:pos="6246"/>
-        </w:tabs>
-        <w:rPr>
-          <w:sz w:val="24"/>
-          <w:szCs w:val="24"/>
-          <w:lang w:val="en-GB"/>
-        </w:rPr>
-      </w:pPr>
+      </w:r>
       <w:r>
         <w:rPr>
           <w:sz w:val="24"/>
@@ -616,296 +678,23 @@
           <w:lang w:val="en-GB"/>
         </w:rPr>
         <w:tab/>
-      </w:r>
-      <w:r>
-        <w:rPr>
-          <w:sz w:val="24"/>
-          <w:szCs w:val="24"/>
-          <w:lang w:val="en-GB"/>
-        </w:rPr>
-        <w:tab/>
-        <w:t xml:space="preserve">Created a new </w:t>
-      </w:r>
-      <w:proofErr w:type="spellStart"/>
-      <w:r>
-        <w:rPr>
-          <w:sz w:val="24"/>
-          <w:szCs w:val="24"/>
-          <w:lang w:val="en-GB"/>
-        </w:rPr>
-        <w:t>StackerActivity</w:t>
-      </w:r>
-      <w:proofErr w:type="spellEnd"/>
-    </w:p>
-    <w:p>
-      <w:pPr>
-        <w:tabs>
-          <w:tab w:val="left" w:pos="708"/>
-          <w:tab w:val="left" w:pos="1416"/>
-          <w:tab w:val="left" w:pos="2124"/>
-          <w:tab w:val="left" w:pos="2832"/>
-          <w:tab w:val="left" w:pos="3540"/>
-          <w:tab w:val="left" w:pos="4248"/>
-          <w:tab w:val="left" w:pos="4956"/>
-          <w:tab w:val="left" w:pos="6246"/>
-        </w:tabs>
-        <w:rPr>
-          <w:sz w:val="24"/>
-          <w:szCs w:val="24"/>
-          <w:lang w:val="en-GB"/>
-        </w:rPr>
-      </w:pPr>
-      <w:r>
-        <w:rPr>
-          <w:sz w:val="24"/>
-          <w:szCs w:val="24"/>
-          <w:lang w:val="en-GB"/>
-        </w:rPr>
-        <w:tab/>
-      </w:r>
-      <w:r>
-        <w:rPr>
-          <w:sz w:val="24"/>
-          <w:szCs w:val="24"/>
-          <w:lang w:val="en-GB"/>
-        </w:rPr>
-        <w:tab/>
-        <w:t>Has its own Settings</w:t>
-      </w:r>
-    </w:p>
-    <w:p>
-      <w:pPr>
-        <w:tabs>
-          <w:tab w:val="left" w:pos="708"/>
-          <w:tab w:val="left" w:pos="1416"/>
-          <w:tab w:val="left" w:pos="2124"/>
-          <w:tab w:val="left" w:pos="2832"/>
-          <w:tab w:val="left" w:pos="3540"/>
-          <w:tab w:val="left" w:pos="4248"/>
-          <w:tab w:val="left" w:pos="4956"/>
-          <w:tab w:val="left" w:pos="6246"/>
-        </w:tabs>
-        <w:rPr>
-          <w:sz w:val="24"/>
-          <w:szCs w:val="24"/>
-          <w:lang w:val="en-GB"/>
-        </w:rPr>
-      </w:pPr>
-    </w:p>
-    <w:p>
-      <w:pPr>
-        <w:tabs>
-          <w:tab w:val="left" w:pos="708"/>
-          <w:tab w:val="left" w:pos="1416"/>
-          <w:tab w:val="left" w:pos="2124"/>
-          <w:tab w:val="left" w:pos="2832"/>
-          <w:tab w:val="left" w:pos="3540"/>
-          <w:tab w:val="left" w:pos="4248"/>
-          <w:tab w:val="left" w:pos="4956"/>
-          <w:tab w:val="left" w:pos="6246"/>
-        </w:tabs>
-        <w:rPr>
-          <w:sz w:val="24"/>
-          <w:szCs w:val="24"/>
-          <w:lang w:val="en-GB"/>
-        </w:rPr>
-      </w:pPr>
-      <w:r>
-        <w:rPr>
-          <w:sz w:val="24"/>
-          <w:szCs w:val="24"/>
-          <w:lang w:val="en-GB"/>
-        </w:rPr>
-        <w:t>Version 0.6.2</w:t>
-      </w:r>
-    </w:p>
-    <w:p>
-      <w:pPr>
-        <w:tabs>
-          <w:tab w:val="left" w:pos="708"/>
-          <w:tab w:val="left" w:pos="1416"/>
-          <w:tab w:val="left" w:pos="2124"/>
-          <w:tab w:val="left" w:pos="2832"/>
-          <w:tab w:val="left" w:pos="3540"/>
-          <w:tab w:val="left" w:pos="4248"/>
-          <w:tab w:val="left" w:pos="4956"/>
-          <w:tab w:val="left" w:pos="6246"/>
-        </w:tabs>
-        <w:rPr>
-          <w:sz w:val="24"/>
-          <w:szCs w:val="24"/>
-          <w:lang w:val="en-GB"/>
-        </w:rPr>
-      </w:pPr>
-      <w:r>
-        <w:rPr>
-          <w:sz w:val="24"/>
-          <w:szCs w:val="24"/>
-          <w:lang w:val="en-GB"/>
-        </w:rPr>
-        <w:tab/>
-      </w:r>
-      <w:r>
-        <w:rPr>
-          <w:sz w:val="24"/>
-          <w:szCs w:val="24"/>
-          <w:lang w:val="en-GB"/>
-        </w:rPr>
-        <w:tab/>
-        <w:t xml:space="preserve">RAW Photo added </w:t>
-      </w:r>
-    </w:p>
-    <w:p>
-      <w:pPr>
-        <w:rPr>
-          <w:sz w:val="24"/>
-          <w:szCs w:val="24"/>
-          <w:lang w:val="en-GB"/>
-        </w:rPr>
-      </w:pPr>
-    </w:p>
-    <w:p>
-      <w:pPr>
-        <w:rPr>
-          <w:sz w:val="24"/>
-          <w:szCs w:val="24"/>
-          <w:lang w:val="en-GB"/>
-        </w:rPr>
-      </w:pPr>
-      <w:r>
-        <w:rPr>
-          <w:sz w:val="24"/>
-          <w:szCs w:val="24"/>
-          <w:lang w:val="en-GB"/>
-        </w:rPr>
-        <w:t>Version 0.6.3</w:t>
-      </w:r>
-    </w:p>
-    <w:p>
-      <w:pPr>
-        <w:rPr>
-          <w:sz w:val="24"/>
-          <w:szCs w:val="24"/>
-          <w:lang w:val="en-GB"/>
-        </w:rPr>
-      </w:pPr>
-      <w:r>
-        <w:rPr>
-          <w:sz w:val="24"/>
-          <w:szCs w:val="24"/>
-          <w:lang w:val="en-GB"/>
-        </w:rPr>
-        <w:lastRenderedPageBreak/>
-        <w:tab/>
-      </w:r>
-      <w:r>
-        <w:rPr>
-          <w:sz w:val="24"/>
-          <w:szCs w:val="24"/>
-          <w:lang w:val="en-GB"/>
-        </w:rPr>
-        <w:tab/>
-        <w:t>Multiple photo fix</w:t>
-      </w:r>
-      <w:r>
-        <w:rPr>
-          <w:sz w:val="24"/>
-          <w:szCs w:val="24"/>
-          <w:lang w:val="en-GB"/>
-        </w:rPr>
-        <w:t>e</w:t>
-      </w:r>
-      <w:r>
-        <w:rPr>
-          <w:sz w:val="24"/>
-          <w:szCs w:val="24"/>
-          <w:lang w:val="en-GB"/>
-        </w:rPr>
-        <w:t>d also for RAW photos</w:t>
-      </w:r>
-    </w:p>
-    <w:p>
-      <w:pPr>
-        <w:rPr>
-          <w:sz w:val="24"/>
-          <w:szCs w:val="24"/>
-          <w:lang w:val="en-GB"/>
-        </w:rPr>
-      </w:pPr>
-      <w:r>
-        <w:rPr>
-          <w:sz w:val="24"/>
-          <w:szCs w:val="24"/>
-          <w:lang w:val="en-GB"/>
-        </w:rPr>
-        <w:tab/>
-      </w:r>
-      <w:r>
-        <w:rPr>
-          <w:sz w:val="24"/>
-          <w:szCs w:val="24"/>
-          <w:lang w:val="en-GB"/>
-        </w:rPr>
-        <w:tab/>
-        <w:t xml:space="preserve">Messages and Beep Ok for multiple </w:t>
-      </w:r>
-      <w:r>
-        <w:rPr>
-          <w:sz w:val="24"/>
-          <w:szCs w:val="24"/>
-          <w:lang w:val="en-GB"/>
-        </w:rPr>
-        <w:t>p</w:t>
-      </w:r>
-      <w:r>
-        <w:rPr>
-          <w:sz w:val="24"/>
-          <w:szCs w:val="24"/>
-          <w:lang w:val="en-GB"/>
-        </w:rPr>
-        <w:t>hotos</w:t>
-      </w:r>
-      <w:r>
-        <w:rPr>
-          <w:sz w:val="24"/>
-          <w:szCs w:val="24"/>
-          <w:lang w:val="en-GB"/>
-        </w:rPr>
-        <w:tab/>
-      </w:r>
-      <w:r>
-        <w:rPr>
-          <w:sz w:val="24"/>
-          <w:szCs w:val="24"/>
-          <w:lang w:val="en-GB"/>
-        </w:rPr>
-        <w:tab/>
-      </w:r>
-    </w:p>
-    <w:p>
-      <w:pPr>
-        <w:rPr>
-          <w:sz w:val="24"/>
-          <w:szCs w:val="24"/>
-          <w:lang w:val="en-GB"/>
-        </w:rPr>
-      </w:pPr>
-    </w:p>
-    <w:p>
-      <w:pPr>
-        <w:rPr>
-          <w:sz w:val="24"/>
-          <w:szCs w:val="24"/>
-          <w:lang w:val="en-GB"/>
-        </w:rPr>
-      </w:pPr>
-      <w:r>
-        <w:rPr>
-          <w:sz w:val="24"/>
-          <w:szCs w:val="24"/>
-          <w:lang w:val="en-GB"/>
-        </w:rPr>
-        <w:t>Version 0.6.5</w:t>
+        <w:t>RAW Photo</w:t>
+      </w:r>
+      <w:r>
+        <w:rPr>
+          <w:sz w:val="24"/>
+          <w:szCs w:val="24"/>
+          <w:lang w:val="en-GB"/>
+        </w:rPr>
+        <w:t>s</w:t>
+      </w:r>
+      <w:r>
+        <w:rPr>
+          <w:sz w:val="24"/>
+          <w:szCs w:val="24"/>
+          <w:lang w:val="en-GB"/>
+        </w:rPr>
+        <w:t xml:space="preserve"> added </w:t>
       </w:r>
     </w:p>
     <w:p>
@@ -968,32 +757,6 @@
           <w:lang w:val="en-GB"/>
         </w:rPr>
       </w:pPr>
-    </w:p>
-    <w:p>
-      <w:pPr>
-        <w:rPr>
-          <w:sz w:val="24"/>
-          <w:szCs w:val="24"/>
-          <w:lang w:val="en-GB"/>
-        </w:rPr>
-      </w:pPr>
-      <w:r>
-        <w:rPr>
-          <w:sz w:val="24"/>
-          <w:szCs w:val="24"/>
-          <w:lang w:val="en-GB"/>
-        </w:rPr>
-        <w:t>Version 0.6.6</w:t>
-      </w:r>
-    </w:p>
-    <w:p>
-      <w:pPr>
-        <w:rPr>
-          <w:sz w:val="24"/>
-          <w:szCs w:val="24"/>
-          <w:lang w:val="en-GB"/>
-        </w:rPr>
-      </w:pPr>
       <w:r>
         <w:rPr>
           <w:sz w:val="24"/>
@@ -1020,6 +783,14 @@
         </w:rPr>
         <w:t>multiplephot</w:t>
       </w:r>
+      <w:r>
+        <w:rPr>
+          <w:sz w:val="24"/>
+          <w:szCs w:val="24"/>
+          <w:lang w:val="en-GB"/>
+        </w:rPr>
+        <w:t>o</w:t>
+      </w:r>
       <w:proofErr w:type="spellEnd"/>
       <w:r>
         <w:rPr>
@@ -1038,6 +809,15 @@
           <w:lang w:val="en-GB"/>
         </w:rPr>
       </w:pPr>
+    </w:p>
+    <w:p>
+      <w:pPr>
+        <w:rPr>
+          <w:sz w:val="24"/>
+          <w:szCs w:val="24"/>
+          <w:lang w:val="en-GB"/>
+        </w:rPr>
+      </w:pPr>
       <w:r>
         <w:rPr>
           <w:sz w:val="24"/>
@@ -1046,54 +826,40 @@
         </w:rPr>
         <w:tab/>
       </w:r>
-      <w:r>
-        <w:rPr>
-          <w:sz w:val="24"/>
-          <w:szCs w:val="24"/>
-          <w:lang w:val="en-GB"/>
-        </w:rPr>
-        <w:tab/>
-      </w:r>
-      <w:r>
-        <w:rPr>
-          <w:sz w:val="24"/>
-          <w:szCs w:val="24"/>
-          <w:lang w:val="en-GB"/>
-        </w:rPr>
-        <w:tab/>
-      </w:r>
-      <w:r>
-        <w:rPr>
-          <w:sz w:val="24"/>
-          <w:szCs w:val="24"/>
-          <w:lang w:val="en-GB"/>
-        </w:rPr>
-        <w:tab/>
-      </w:r>
-    </w:p>
-    <w:p>
-      <w:pPr>
-        <w:rPr>
-          <w:sz w:val="24"/>
-          <w:szCs w:val="24"/>
-          <w:lang w:val="en-GB"/>
-        </w:rPr>
-      </w:pPr>
-    </w:p>
-    <w:p>
-      <w:pPr>
-        <w:rPr>
-          <w:sz w:val="24"/>
-          <w:szCs w:val="24"/>
-          <w:lang w:val="en-GB"/>
-        </w:rPr>
-      </w:pPr>
-      <w:r>
-        <w:rPr>
-          <w:sz w:val="24"/>
-          <w:szCs w:val="24"/>
-          <w:lang w:val="en-GB"/>
-        </w:rPr>
+    </w:p>
+    <w:p>
+      <w:pPr>
+        <w:rPr>
+          <w:sz w:val="24"/>
+          <w:szCs w:val="24"/>
+          <w:lang w:val="en-GB"/>
+        </w:rPr>
+      </w:pPr>
+    </w:p>
+    <w:p>
+      <w:pPr>
+        <w:rPr>
+          <w:sz w:val="24"/>
+          <w:szCs w:val="24"/>
+          <w:lang w:val="en-GB"/>
+        </w:rPr>
+      </w:pPr>
+    </w:p>
+    <w:p>
+      <w:pPr>
+        <w:rPr>
+          <w:sz w:val="24"/>
+          <w:szCs w:val="24"/>
+          <w:lang w:val="en-GB"/>
+        </w:rPr>
+      </w:pPr>
+      <w:r>
+        <w:rPr>
+          <w:sz w:val="24"/>
+          <w:szCs w:val="24"/>
+          <w:lang w:val="en-GB"/>
+        </w:rPr>
+        <w:lastRenderedPageBreak/>
         <w:t>Stacker limits</w:t>
       </w:r>
     </w:p>
@@ -1118,6 +884,39 @@
         </w:rPr>
         <w:t>Works only for N images. Then it hangs</w:t>
       </w:r>
+      <w:r>
+        <w:rPr>
+          <w:sz w:val="24"/>
+          <w:szCs w:val="24"/>
+          <w:lang w:val="en-GB"/>
+        </w:rPr>
+        <w:tab/>
+      </w:r>
+      <w:r>
+        <w:rPr>
+          <w:sz w:val="24"/>
+          <w:szCs w:val="24"/>
+          <w:lang w:val="en-GB"/>
+        </w:rPr>
+        <w:tab/>
+      </w:r>
+      <w:r>
+        <w:rPr>
+          <w:sz w:val="24"/>
+          <w:szCs w:val="24"/>
+          <w:lang w:val="en-GB"/>
+        </w:rPr>
+        <w:tab/>
+      </w:r>
+      <w:r>
+        <w:rPr>
+          <w:sz w:val="24"/>
+          <w:szCs w:val="24"/>
+          <w:lang w:val="en-GB"/>
+        </w:rPr>
+        <w:tab/>
+        <w:t>gravity = 8</w:t>
+      </w:r>
     </w:p>
     <w:p>
       <w:pPr>
@@ -1138,7 +937,40 @@
           <w:szCs w:val="24"/>
           <w:lang w:val="en-GB"/>
         </w:rPr>
-        <w:t>Produces B/W images</w:t>
+        <w:t>Works only with images done by the same app</w:t>
+      </w:r>
+      <w:r>
+        <w:rPr>
+          <w:sz w:val="24"/>
+          <w:szCs w:val="24"/>
+          <w:lang w:val="en-GB"/>
+        </w:rPr>
+        <w:tab/>
+      </w:r>
+      <w:r>
+        <w:rPr>
+          <w:sz w:val="24"/>
+          <w:szCs w:val="24"/>
+          <w:lang w:val="en-GB"/>
+        </w:rPr>
+        <w:tab/>
+      </w:r>
+      <w:r>
+        <w:rPr>
+          <w:sz w:val="24"/>
+          <w:szCs w:val="24"/>
+          <w:lang w:val="en-GB"/>
+        </w:rPr>
+        <w:tab/>
+      </w:r>
+      <w:r>
+        <w:rPr>
+          <w:sz w:val="24"/>
+          <w:szCs w:val="24"/>
+          <w:lang w:val="en-GB"/>
+        </w:rPr>
+        <w:tab/>
+        <w:t xml:space="preserve">   5</w:t>
       </w:r>
     </w:p>
     <w:p>
@@ -1160,7 +992,87 @@
           <w:szCs w:val="24"/>
           <w:lang w:val="en-GB"/>
         </w:rPr>
-        <w:t>Works only with images in the /Pictures/CameraX folder</w:t>
+        <w:t>Produces B/W images</w:t>
+      </w:r>
+      <w:r>
+        <w:rPr>
+          <w:sz w:val="24"/>
+          <w:szCs w:val="24"/>
+          <w:lang w:val="en-GB"/>
+        </w:rPr>
+        <w:tab/>
+      </w:r>
+      <w:r>
+        <w:rPr>
+          <w:sz w:val="24"/>
+          <w:szCs w:val="24"/>
+          <w:lang w:val="en-GB"/>
+        </w:rPr>
+        <w:tab/>
+      </w:r>
+      <w:r>
+        <w:rPr>
+          <w:sz w:val="24"/>
+          <w:szCs w:val="24"/>
+          <w:lang w:val="en-GB"/>
+        </w:rPr>
+        <w:tab/>
+      </w:r>
+      <w:r>
+        <w:rPr>
+          <w:sz w:val="24"/>
+          <w:szCs w:val="24"/>
+          <w:lang w:val="en-GB"/>
+        </w:rPr>
+        <w:tab/>
+      </w:r>
+      <w:r>
+        <w:rPr>
+          <w:sz w:val="24"/>
+          <w:szCs w:val="24"/>
+          <w:lang w:val="en-GB"/>
+        </w:rPr>
+        <w:tab/>
+      </w:r>
+      <w:r>
+        <w:rPr>
+          <w:sz w:val="24"/>
+          <w:szCs w:val="24"/>
+          <w:lang w:val="en-GB"/>
+        </w:rPr>
+        <w:tab/>
+      </w:r>
+      <w:r>
+        <w:rPr>
+          <w:sz w:val="24"/>
+          <w:szCs w:val="24"/>
+          <w:lang w:val="en-GB"/>
+        </w:rPr>
+        <w:tab/>
+      </w:r>
+      <w:r>
+        <w:rPr>
+          <w:sz w:val="24"/>
+          <w:szCs w:val="24"/>
+          <w:lang w:val="en-GB"/>
+        </w:rPr>
+        <w:t xml:space="preserve">   3</w:t>
+      </w:r>
+      <w:r>
+        <w:rPr>
+          <w:sz w:val="24"/>
+          <w:szCs w:val="24"/>
+          <w:lang w:val="en-GB"/>
+        </w:rPr>
+        <w:tab/>
+      </w:r>
+      <w:r>
+        <w:rPr>
+          <w:sz w:val="24"/>
+          <w:szCs w:val="24"/>
+          <w:lang w:val="en-GB"/>
+        </w:rPr>
+        <w:tab/>
       </w:r>
     </w:p>
     <w:p>
@@ -1182,7 +1094,32 @@
           <w:szCs w:val="24"/>
           <w:lang w:val="en-GB"/>
         </w:rPr>
-        <w:t>Works only with images done by the same app</w:t>
+        <w:t>Works only with images in the /Pictures/Astro folder</w:t>
+      </w:r>
+      <w:r>
+        <w:rPr>
+          <w:sz w:val="24"/>
+          <w:szCs w:val="24"/>
+          <w:lang w:val="en-GB"/>
+        </w:rPr>
+        <w:tab/>
+      </w:r>
+      <w:r>
+        <w:rPr>
+          <w:sz w:val="24"/>
+          <w:szCs w:val="24"/>
+          <w:lang w:val="en-GB"/>
+        </w:rPr>
+        <w:tab/>
+      </w:r>
+      <w:r>
+        <w:rPr>
+          <w:sz w:val="24"/>
+          <w:szCs w:val="24"/>
+          <w:lang w:val="en-GB"/>
+        </w:rPr>
+        <w:tab/>
+        <w:t xml:space="preserve">   2</w:t>
       </w:r>
     </w:p>
     <w:p>
@@ -1775,7 +1712,7 @@
       <w:lvlText w:val=""/>
       <w:lvlJc w:val="left"/>
       <w:pPr>
-        <w:ind w:left="1068" w:hanging="360"/>
+        <w:ind w:left="1776" w:hanging="360"/>
       </w:pPr>
       <w:rPr>
         <w:rFonts w:ascii="Symbol" w:hAnsi="Symbol" w:hint="default"/>
@@ -1787,7 +1724,7 @@
       <w:lvlText w:val="o"/>
       <w:lvlJc w:val="left"/>
       <w:pPr>
-        <w:ind w:left="1788" w:hanging="360"/>
+        <w:ind w:left="2496" w:hanging="360"/>
       </w:pPr>
       <w:rPr>
         <w:rFonts w:ascii="Courier New" w:hAnsi="Courier New" w:cs="Courier New" w:hint="default"/>
@@ -1799,7 +1736,7 @@
       <w:lvlText w:val=""/>
       <w:lvlJc w:val="left"/>
       <w:pPr>
-        <w:ind w:left="2508" w:hanging="360"/>
+        <w:ind w:left="3216" w:hanging="360"/>
       </w:pPr>
       <w:rPr>
         <w:rFonts w:ascii="Wingdings" w:hAnsi="Wingdings" w:hint="default"/>
@@ -1811,7 +1748,7 @@
       <w:lvlText w:val=""/>
       <w:lvlJc w:val="left"/>
       <w:pPr>
-        <w:ind w:left="3228" w:hanging="360"/>
+        <w:ind w:left="3936" w:hanging="360"/>
       </w:pPr>
       <w:rPr>
         <w:rFonts w:ascii="Symbol" w:hAnsi="Symbol" w:hint="default"/>
@@ -1823,7 +1760,7 @@
       <w:lvlText w:val="o"/>
       <w:lvlJc w:val="left"/>
       <w:pPr>
-        <w:ind w:left="3948" w:hanging="360"/>
+        <w:ind w:left="4656" w:hanging="360"/>
       </w:pPr>
       <w:rPr>
         <w:rFonts w:ascii="Courier New" w:hAnsi="Courier New" w:cs="Courier New" w:hint="default"/>
@@ -1835,7 +1772,7 @@
       <w:lvlText w:val=""/>
       <w:lvlJc w:val="left"/>
       <w:pPr>
-        <w:ind w:left="4668" w:hanging="360"/>
+        <w:ind w:left="5376" w:hanging="360"/>
       </w:pPr>
       <w:rPr>
         <w:rFonts w:ascii="Wingdings" w:hAnsi="Wingdings" w:hint="default"/>
@@ -1847,7 +1784,7 @@
       <w:lvlText w:val=""/>
       <w:lvlJc w:val="left"/>
       <w:pPr>
-        <w:ind w:left="5388" w:hanging="360"/>
+        <w:ind w:left="6096" w:hanging="360"/>
       </w:pPr>
       <w:rPr>
         <w:rFonts w:ascii="Symbol" w:hAnsi="Symbol" w:hint="default"/>
@@ -1859,7 +1796,7 @@
       <w:lvlText w:val="o"/>
       <w:lvlJc w:val="left"/>
       <w:pPr>
-        <w:ind w:left="6108" w:hanging="360"/>
+        <w:ind w:left="6816" w:hanging="360"/>
       </w:pPr>
       <w:rPr>
         <w:rFonts w:ascii="Courier New" w:hAnsi="Courier New" w:cs="Courier New" w:hint="default"/>
@@ -1871,7 +1808,7 @@
       <w:lvlText w:val=""/>
       <w:lvlJc w:val="left"/>
       <w:pPr>
-        <w:ind w:left="6828" w:hanging="360"/>
+        <w:ind w:left="7536" w:hanging="360"/>
       </w:pPr>
       <w:rPr>
         <w:rFonts w:ascii="Wingdings" w:hAnsi="Wingdings" w:hint="default"/>

--- a/Doc/Release notes.docx
+++ b/Doc/Release notes.docx
@@ -96,7 +96,6 @@
           <w:lang w:val="en-GB"/>
         </w:rPr>
       </w:pPr>
-      <w:proofErr w:type="spellStart"/>
       <w:r>
         <w:rPr>
           <w:b/>
@@ -105,18 +104,7 @@
           <w:szCs w:val="28"/>
           <w:lang w:val="en-GB"/>
         </w:rPr>
-        <w:t>Versione</w:t>
-      </w:r>
-      <w:proofErr w:type="spellEnd"/>
-      <w:r>
-        <w:rPr>
-          <w:b/>
-          <w:bCs/>
-          <w:sz w:val="28"/>
-          <w:szCs w:val="28"/>
-          <w:lang w:val="en-GB"/>
-        </w:rPr>
-        <w:t xml:space="preserve"> 0.5.0</w:t>
+        <w:t>Versione 0.5.0</w:t>
       </w:r>
     </w:p>
     <w:p>
@@ -150,23 +138,13 @@
           <w:lang w:val="en-GB"/>
         </w:rPr>
       </w:pPr>
-      <w:proofErr w:type="spellStart"/>
-      <w:r>
-        <w:rPr>
-          <w:sz w:val="24"/>
-          <w:szCs w:val="24"/>
-          <w:lang w:val="en-GB"/>
-        </w:rPr>
-        <w:t>MainActivity</w:t>
-      </w:r>
-      <w:proofErr w:type="spellEnd"/>
-      <w:r>
-        <w:rPr>
-          <w:sz w:val="24"/>
-          <w:szCs w:val="24"/>
-          <w:lang w:val="en-GB"/>
-        </w:rPr>
-        <w:t xml:space="preserve"> is now the APP cover</w:t>
+      <w:r>
+        <w:rPr>
+          <w:sz w:val="24"/>
+          <w:szCs w:val="24"/>
+          <w:lang w:val="en-GB"/>
+        </w:rPr>
+        <w:t>MainActivity is now the APP cover</w:t>
       </w:r>
     </w:p>
     <w:p>
@@ -182,23 +160,13 @@
           <w:lang w:val="en-GB"/>
         </w:rPr>
       </w:pPr>
-      <w:proofErr w:type="spellStart"/>
-      <w:r>
-        <w:rPr>
-          <w:sz w:val="24"/>
-          <w:szCs w:val="24"/>
-          <w:lang w:val="en-GB"/>
-        </w:rPr>
-        <w:t>PhotoActivity</w:t>
-      </w:r>
-      <w:proofErr w:type="spellEnd"/>
-      <w:r>
-        <w:rPr>
-          <w:sz w:val="24"/>
-          <w:szCs w:val="24"/>
-          <w:lang w:val="en-GB"/>
-        </w:rPr>
-        <w:t xml:space="preserve"> added</w:t>
+      <w:r>
+        <w:rPr>
+          <w:sz w:val="24"/>
+          <w:szCs w:val="24"/>
+          <w:lang w:val="en-GB"/>
+        </w:rPr>
+        <w:t>PhotoActivity added</w:t>
       </w:r>
     </w:p>
     <w:p>
@@ -214,23 +182,13 @@
           <w:lang w:val="en-GB"/>
         </w:rPr>
       </w:pPr>
-      <w:proofErr w:type="spellStart"/>
-      <w:r>
-        <w:rPr>
-          <w:sz w:val="24"/>
-          <w:szCs w:val="24"/>
-          <w:lang w:val="en-GB"/>
-        </w:rPr>
-        <w:t>VideoActivity</w:t>
-      </w:r>
-      <w:proofErr w:type="spellEnd"/>
-      <w:r>
-        <w:rPr>
-          <w:sz w:val="24"/>
-          <w:szCs w:val="24"/>
-          <w:lang w:val="en-GB"/>
-        </w:rPr>
-        <w:t xml:space="preserve"> added</w:t>
+      <w:r>
+        <w:rPr>
+          <w:sz w:val="24"/>
+          <w:szCs w:val="24"/>
+          <w:lang w:val="en-GB"/>
+        </w:rPr>
+        <w:t>VideoActivity added</w:t>
       </w:r>
     </w:p>
     <w:p>
@@ -315,18 +273,8 @@
           <w:szCs w:val="24"/>
           <w:lang w:val="en-GB"/>
         </w:rPr>
-        <w:t xml:space="preserve">Changed name to </w:t>
-      </w:r>
-      <w:proofErr w:type="spellStart"/>
-      <w:r>
-        <w:rPr>
-          <w:sz w:val="24"/>
-          <w:szCs w:val="24"/>
-          <w:lang w:val="en-GB"/>
-        </w:rPr>
-        <w:t>AstroPhoto</w:t>
-      </w:r>
-      <w:proofErr w:type="spellEnd"/>
+        <w:t>Changed name to AstroPhoto</w:t>
+      </w:r>
     </w:p>
     <w:p>
       <w:pPr>
@@ -425,23 +373,13 @@
           <w:lang w:val="en-GB"/>
         </w:rPr>
       </w:pPr>
-      <w:proofErr w:type="spellStart"/>
-      <w:r>
-        <w:rPr>
-          <w:sz w:val="24"/>
-          <w:szCs w:val="24"/>
-          <w:lang w:val="en-GB"/>
-        </w:rPr>
-        <w:t>SettingSwitch</w:t>
-      </w:r>
-      <w:proofErr w:type="spellEnd"/>
-      <w:r>
-        <w:rPr>
-          <w:sz w:val="24"/>
-          <w:szCs w:val="24"/>
-          <w:lang w:val="en-GB"/>
-        </w:rPr>
-        <w:t xml:space="preserve"> has buttons and value aligned to the right</w:t>
+      <w:r>
+        <w:rPr>
+          <w:sz w:val="24"/>
+          <w:szCs w:val="24"/>
+          <w:lang w:val="en-GB"/>
+        </w:rPr>
+        <w:t>SettingSwitch has buttons and value aligned to the right</w:t>
       </w:r>
     </w:p>
     <w:p>
@@ -489,8 +427,9 @@
         <w:pStyle w:val="Paragrafoelenco"/>
         <w:numPr>
           <w:ilvl w:val="0"/>
-          <w:numId w:val="13"/>
+          <w:numId w:val="14"/>
         </w:numPr>
+        <w:ind w:left="1418" w:hanging="284"/>
         <w:rPr>
           <w:sz w:val="24"/>
           <w:szCs w:val="24"/>
@@ -530,39 +469,49 @@
           <w:tab w:val="left" w:pos="6246"/>
         </w:tabs>
         <w:rPr>
-          <w:sz w:val="24"/>
-          <w:szCs w:val="24"/>
-          <w:lang w:val="en-GB"/>
-        </w:rPr>
-      </w:pPr>
-      <w:r>
-        <w:rPr>
-          <w:sz w:val="24"/>
-          <w:szCs w:val="24"/>
+          <w:b/>
+          <w:bCs/>
+          <w:sz w:val="28"/>
+          <w:szCs w:val="28"/>
+          <w:lang w:val="en-GB"/>
+        </w:rPr>
+      </w:pPr>
+      <w:r>
+        <w:rPr>
+          <w:b/>
+          <w:bCs/>
+          <w:sz w:val="28"/>
+          <w:szCs w:val="28"/>
           <w:lang w:val="en-GB"/>
         </w:rPr>
         <w:t>Version 0.</w:t>
       </w:r>
       <w:r>
         <w:rPr>
-          <w:sz w:val="24"/>
-          <w:szCs w:val="24"/>
+          <w:b/>
+          <w:bCs/>
+          <w:sz w:val="28"/>
+          <w:szCs w:val="28"/>
           <w:lang w:val="en-GB"/>
         </w:rPr>
         <w:t>7</w:t>
       </w:r>
       <w:r>
         <w:rPr>
-          <w:sz w:val="24"/>
-          <w:szCs w:val="24"/>
+          <w:b/>
+          <w:bCs/>
+          <w:sz w:val="28"/>
+          <w:szCs w:val="28"/>
           <w:lang w:val="en-GB"/>
         </w:rPr>
         <w:t>.</w:t>
       </w:r>
       <w:r>
         <w:rPr>
-          <w:sz w:val="24"/>
-          <w:szCs w:val="24"/>
+          <w:b/>
+          <w:bCs/>
+          <w:sz w:val="28"/>
+          <w:szCs w:val="28"/>
           <w:lang w:val="en-GB"/>
         </w:rPr>
         <w:t>0</w:t>
@@ -570,6 +519,11 @@
     </w:p>
     <w:p>
       <w:pPr>
+        <w:pStyle w:val="Paragrafoelenco"/>
+        <w:numPr>
+          <w:ilvl w:val="0"/>
+          <w:numId w:val="14"/>
+        </w:numPr>
         <w:tabs>
           <w:tab w:val="left" w:pos="708"/>
           <w:tab w:val="left" w:pos="1416"/>
@@ -580,12 +534,29 @@
           <w:tab w:val="left" w:pos="4956"/>
           <w:tab w:val="left" w:pos="6246"/>
         </w:tabs>
-        <w:rPr>
-          <w:sz w:val="24"/>
-          <w:szCs w:val="24"/>
-          <w:lang w:val="en-GB"/>
-        </w:rPr>
-      </w:pPr>
+        <w:ind w:left="1418" w:hanging="284"/>
+        <w:rPr>
+          <w:sz w:val="24"/>
+          <w:szCs w:val="24"/>
+          <w:lang w:val="en-GB"/>
+        </w:rPr>
+      </w:pPr>
+      <w:r>
+        <w:rPr>
+          <w:sz w:val="24"/>
+          <w:szCs w:val="24"/>
+          <w:lang w:val="en-GB"/>
+        </w:rPr>
+        <w:t>Created a new StackerActivity</w:t>
+      </w:r>
+      <w:r>
+        <w:rPr>
+          <w:sz w:val="24"/>
+          <w:szCs w:val="24"/>
+          <w:lang w:val="en-GB"/>
+        </w:rPr>
+        <w:t xml:space="preserve"> with his own settings</w:t>
+      </w:r>
       <w:r>
         <w:rPr>
           <w:sz w:val="24"/>
@@ -602,51 +573,14 @@
         </w:rPr>
         <w:tab/>
       </w:r>
-      <w:r>
-        <w:rPr>
-          <w:sz w:val="24"/>
-          <w:szCs w:val="24"/>
-          <w:lang w:val="en-GB"/>
-        </w:rPr>
-        <w:t xml:space="preserve">Created a new </w:t>
-      </w:r>
-      <w:proofErr w:type="spellStart"/>
-      <w:r>
-        <w:rPr>
-          <w:sz w:val="24"/>
-          <w:szCs w:val="24"/>
-          <w:lang w:val="en-GB"/>
-        </w:rPr>
-        <w:t>StackerActivity</w:t>
-      </w:r>
-      <w:proofErr w:type="spellEnd"/>
-      <w:r>
-        <w:rPr>
-          <w:sz w:val="24"/>
-          <w:szCs w:val="24"/>
-          <w:lang w:val="en-GB"/>
-        </w:rPr>
-        <w:t xml:space="preserve"> with his own settings</w:t>
-      </w:r>
-      <w:r>
-        <w:rPr>
-          <w:sz w:val="24"/>
-          <w:szCs w:val="24"/>
-          <w:lang w:val="en-GB"/>
-        </w:rPr>
-        <w:tab/>
-      </w:r>
-      <w:r>
-        <w:rPr>
-          <w:sz w:val="24"/>
-          <w:szCs w:val="24"/>
-          <w:lang w:val="en-GB"/>
-        </w:rPr>
-        <w:tab/>
-      </w:r>
-    </w:p>
-    <w:p>
-      <w:pPr>
+    </w:p>
+    <w:p>
+      <w:pPr>
+        <w:pStyle w:val="Paragrafoelenco"/>
+        <w:numPr>
+          <w:ilvl w:val="0"/>
+          <w:numId w:val="14"/>
+        </w:numPr>
         <w:tabs>
           <w:tab w:val="left" w:pos="708"/>
           <w:tab w:val="left" w:pos="1416"/>
@@ -657,6 +591,287 @@
           <w:tab w:val="left" w:pos="4956"/>
           <w:tab w:val="left" w:pos="6246"/>
         </w:tabs>
+        <w:ind w:left="1418" w:hanging="284"/>
+        <w:rPr>
+          <w:sz w:val="24"/>
+          <w:szCs w:val="24"/>
+          <w:lang w:val="en-GB"/>
+        </w:rPr>
+      </w:pPr>
+      <w:r>
+        <w:rPr>
+          <w:sz w:val="24"/>
+          <w:szCs w:val="24"/>
+          <w:lang w:val="en-GB"/>
+        </w:rPr>
+        <w:t>RAW Photo</w:t>
+      </w:r>
+      <w:r>
+        <w:rPr>
+          <w:sz w:val="24"/>
+          <w:szCs w:val="24"/>
+          <w:lang w:val="en-GB"/>
+        </w:rPr>
+        <w:t>s</w:t>
+      </w:r>
+      <w:r>
+        <w:rPr>
+          <w:sz w:val="24"/>
+          <w:szCs w:val="24"/>
+          <w:lang w:val="en-GB"/>
+        </w:rPr>
+        <w:t xml:space="preserve"> added </w:t>
+      </w:r>
+    </w:p>
+    <w:p>
+      <w:pPr>
+        <w:pStyle w:val="Paragrafoelenco"/>
+        <w:numPr>
+          <w:ilvl w:val="0"/>
+          <w:numId w:val="14"/>
+        </w:numPr>
+        <w:ind w:left="1418" w:hanging="284"/>
+        <w:rPr>
+          <w:sz w:val="24"/>
+          <w:szCs w:val="24"/>
+          <w:lang w:val="en-GB"/>
+        </w:rPr>
+      </w:pPr>
+      <w:r>
+        <w:rPr>
+          <w:sz w:val="24"/>
+          <w:szCs w:val="24"/>
+          <w:lang w:val="en-GB"/>
+        </w:rPr>
+        <w:t>Laplacian variance added</w:t>
+      </w:r>
+    </w:p>
+    <w:p>
+      <w:pPr>
+        <w:pStyle w:val="Paragrafoelenco"/>
+        <w:numPr>
+          <w:ilvl w:val="0"/>
+          <w:numId w:val="14"/>
+        </w:numPr>
+        <w:ind w:left="1418" w:hanging="284"/>
+        <w:rPr>
+          <w:sz w:val="24"/>
+          <w:szCs w:val="24"/>
+          <w:lang w:val="en-GB"/>
+        </w:rPr>
+      </w:pPr>
+      <w:r>
+        <w:rPr>
+          <w:sz w:val="24"/>
+          <w:szCs w:val="24"/>
+          <w:lang w:val="en-GB"/>
+        </w:rPr>
+        <w:t>UI shows shifts and variances for each photo</w:t>
+      </w:r>
+    </w:p>
+    <w:p>
+      <w:pPr>
+        <w:pStyle w:val="Paragrafoelenco"/>
+        <w:numPr>
+          <w:ilvl w:val="0"/>
+          <w:numId w:val="14"/>
+        </w:numPr>
+        <w:ind w:left="1418" w:hanging="284"/>
+        <w:rPr>
+          <w:sz w:val="24"/>
+          <w:szCs w:val="24"/>
+          <w:lang w:val="en-GB"/>
+        </w:rPr>
+      </w:pPr>
+      <w:r>
+        <w:rPr>
+          <w:sz w:val="24"/>
+          <w:szCs w:val="24"/>
+          <w:lang w:val="en-GB"/>
+        </w:rPr>
+        <w:t>Each photo or multiple</w:t>
+      </w:r>
+      <w:r>
+        <w:rPr>
+          <w:sz w:val="24"/>
+          <w:szCs w:val="24"/>
+          <w:lang w:val="en-GB"/>
+        </w:rPr>
+        <w:t xml:space="preserve"> </w:t>
+      </w:r>
+      <w:r>
+        <w:rPr>
+          <w:sz w:val="24"/>
+          <w:szCs w:val="24"/>
+          <w:lang w:val="en-GB"/>
+        </w:rPr>
+        <w:t>phot</w:t>
+      </w:r>
+      <w:r>
+        <w:rPr>
+          <w:sz w:val="24"/>
+          <w:szCs w:val="24"/>
+          <w:lang w:val="en-GB"/>
+        </w:rPr>
+        <w:t>o</w:t>
+      </w:r>
+      <w:r>
+        <w:rPr>
+          <w:sz w:val="24"/>
+          <w:szCs w:val="24"/>
+          <w:lang w:val="en-GB"/>
+        </w:rPr>
+        <w:t xml:space="preserve"> session saved in a specific path</w:t>
+      </w:r>
+    </w:p>
+    <w:p>
+      <w:pPr>
+        <w:rPr>
+          <w:sz w:val="24"/>
+          <w:szCs w:val="24"/>
+          <w:lang w:val="en-GB"/>
+        </w:rPr>
+      </w:pPr>
+    </w:p>
+    <w:p>
+      <w:pPr>
+        <w:rPr>
+          <w:sz w:val="24"/>
+          <w:szCs w:val="24"/>
+          <w:lang w:val="en-GB"/>
+        </w:rPr>
+      </w:pPr>
+      <w:r>
+        <w:rPr>
+          <w:sz w:val="24"/>
+          <w:szCs w:val="24"/>
+          <w:lang w:val="en-GB"/>
+        </w:rPr>
+        <w:t>Version 0.7.</w:t>
+      </w:r>
+      <w:r>
+        <w:rPr>
+          <w:sz w:val="24"/>
+          <w:szCs w:val="24"/>
+          <w:lang w:val="en-GB"/>
+        </w:rPr>
+        <w:t>x</w:t>
+      </w:r>
+    </w:p>
+    <w:p>
+      <w:pPr>
+        <w:pStyle w:val="Paragrafoelenco"/>
+        <w:numPr>
+          <w:ilvl w:val="0"/>
+          <w:numId w:val="15"/>
+        </w:numPr>
+        <w:ind w:left="1418" w:hanging="284"/>
+        <w:rPr>
+          <w:sz w:val="24"/>
+          <w:szCs w:val="24"/>
+          <w:lang w:val="en-GB"/>
+        </w:rPr>
+      </w:pPr>
+      <w:r>
+        <w:rPr>
+          <w:sz w:val="24"/>
+          <w:szCs w:val="24"/>
+          <w:lang w:val="en-GB"/>
+        </w:rPr>
+        <w:t>Implemented Focus Picker</w:t>
+      </w:r>
+    </w:p>
+    <w:p>
+      <w:pPr>
+        <w:pStyle w:val="Paragrafoelenco"/>
+        <w:numPr>
+          <w:ilvl w:val="0"/>
+          <w:numId w:val="15"/>
+        </w:numPr>
+        <w:ind w:left="1418" w:hanging="284"/>
+        <w:rPr>
+          <w:sz w:val="24"/>
+          <w:szCs w:val="24"/>
+          <w:lang w:val="en-GB"/>
+        </w:rPr>
+      </w:pPr>
+      <w:r>
+        <w:rPr>
+          <w:sz w:val="24"/>
+          <w:szCs w:val="24"/>
+          <w:lang w:val="en-GB"/>
+        </w:rPr>
+        <w:t>Shifts &amp; Variance list are now scrollable</w:t>
+      </w:r>
+    </w:p>
+    <w:p>
+      <w:pPr>
+        <w:pStyle w:val="Paragrafoelenco"/>
+        <w:numPr>
+          <w:ilvl w:val="0"/>
+          <w:numId w:val="15"/>
+        </w:numPr>
+        <w:ind w:left="1418" w:hanging="284"/>
+        <w:rPr>
+          <w:sz w:val="24"/>
+          <w:szCs w:val="24"/>
+          <w:lang w:val="en-GB"/>
+        </w:rPr>
+      </w:pPr>
+      <w:r>
+        <w:rPr>
+          <w:sz w:val="24"/>
+          <w:szCs w:val="24"/>
+          <w:lang w:val="en-GB"/>
+        </w:rPr>
+        <w:t>Taken photos are renamed to “Photo_1”, “Photo_2”, ….</w:t>
+      </w:r>
+    </w:p>
+    <w:p>
+      <w:pPr>
+        <w:pStyle w:val="Paragrafoelenco"/>
+        <w:numPr>
+          <w:ilvl w:val="0"/>
+          <w:numId w:val="15"/>
+        </w:numPr>
+        <w:ind w:left="1418" w:hanging="284"/>
+        <w:rPr>
+          <w:sz w:val="24"/>
+          <w:szCs w:val="24"/>
+          <w:lang w:val="en-GB"/>
+        </w:rPr>
+      </w:pPr>
+      <w:r>
+        <w:rPr>
+          <w:sz w:val="24"/>
+          <w:szCs w:val="24"/>
+          <w:lang w:val="en-GB"/>
+        </w:rPr>
+        <w:t>Only one routine in cameraLib to take photos</w:t>
+      </w:r>
+    </w:p>
+    <w:p>
+      <w:pPr>
+        <w:pStyle w:val="Paragrafoelenco"/>
+        <w:ind w:left="1418"/>
+        <w:rPr>
+          <w:sz w:val="24"/>
+          <w:szCs w:val="24"/>
+          <w:lang w:val="en-GB"/>
+        </w:rPr>
+      </w:pPr>
+    </w:p>
+    <w:p>
+      <w:pPr>
+        <w:rPr>
+          <w:sz w:val="24"/>
+          <w:szCs w:val="24"/>
+          <w:lang w:val="en-GB"/>
+        </w:rPr>
+      </w:pPr>
+    </w:p>
+    <w:p>
+      <w:pPr>
         <w:rPr>
           <w:sz w:val="24"/>
           <w:szCs w:val="24"/>
@@ -671,195 +886,39 @@
         </w:rPr>
         <w:tab/>
       </w:r>
-      <w:r>
-        <w:rPr>
-          <w:sz w:val="24"/>
-          <w:szCs w:val="24"/>
-          <w:lang w:val="en-GB"/>
-        </w:rPr>
-        <w:tab/>
-        <w:t>RAW Photo</w:t>
-      </w:r>
-      <w:r>
-        <w:rPr>
-          <w:sz w:val="24"/>
-          <w:szCs w:val="24"/>
-          <w:lang w:val="en-GB"/>
-        </w:rPr>
-        <w:t>s</w:t>
-      </w:r>
-      <w:r>
-        <w:rPr>
-          <w:sz w:val="24"/>
-          <w:szCs w:val="24"/>
-          <w:lang w:val="en-GB"/>
-        </w:rPr>
-        <w:t xml:space="preserve"> added </w:t>
-      </w:r>
-    </w:p>
-    <w:p>
-      <w:pPr>
-        <w:rPr>
-          <w:sz w:val="24"/>
-          <w:szCs w:val="24"/>
-          <w:lang w:val="en-GB"/>
-        </w:rPr>
-      </w:pPr>
-      <w:r>
-        <w:rPr>
-          <w:sz w:val="24"/>
-          <w:szCs w:val="24"/>
-          <w:lang w:val="en-GB"/>
-        </w:rPr>
-        <w:tab/>
-      </w:r>
-      <w:r>
-        <w:rPr>
-          <w:sz w:val="24"/>
-          <w:szCs w:val="24"/>
-          <w:lang w:val="en-GB"/>
-        </w:rPr>
-        <w:tab/>
-        <w:t>Laplacian variance added</w:t>
-      </w:r>
-    </w:p>
-    <w:p>
-      <w:pPr>
-        <w:rPr>
-          <w:sz w:val="24"/>
-          <w:szCs w:val="24"/>
-          <w:lang w:val="en-GB"/>
-        </w:rPr>
-      </w:pPr>
-      <w:r>
-        <w:rPr>
-          <w:sz w:val="24"/>
-          <w:szCs w:val="24"/>
-          <w:lang w:val="en-GB"/>
-        </w:rPr>
-        <w:tab/>
-      </w:r>
-      <w:r>
-        <w:rPr>
-          <w:sz w:val="24"/>
-          <w:szCs w:val="24"/>
-          <w:lang w:val="en-GB"/>
-        </w:rPr>
-        <w:tab/>
-        <w:t>UI shows shifts and variances for each photo</w:t>
-      </w:r>
-    </w:p>
-    <w:p>
-      <w:pPr>
-        <w:rPr>
-          <w:sz w:val="24"/>
-          <w:szCs w:val="24"/>
-          <w:lang w:val="en-GB"/>
-        </w:rPr>
-      </w:pPr>
-      <w:r>
-        <w:rPr>
-          <w:sz w:val="24"/>
-          <w:szCs w:val="24"/>
-          <w:lang w:val="en-GB"/>
-        </w:rPr>
-        <w:tab/>
-      </w:r>
-      <w:r>
-        <w:rPr>
-          <w:sz w:val="24"/>
-          <w:szCs w:val="24"/>
-          <w:lang w:val="en-GB"/>
-        </w:rPr>
-        <w:tab/>
-        <w:t xml:space="preserve">Each photo or </w:t>
-      </w:r>
-      <w:proofErr w:type="spellStart"/>
-      <w:r>
-        <w:rPr>
-          <w:sz w:val="24"/>
-          <w:szCs w:val="24"/>
-          <w:lang w:val="en-GB"/>
-        </w:rPr>
-        <w:t>multiplephot</w:t>
-      </w:r>
-      <w:r>
-        <w:rPr>
-          <w:sz w:val="24"/>
-          <w:szCs w:val="24"/>
-          <w:lang w:val="en-GB"/>
-        </w:rPr>
-        <w:t>o</w:t>
-      </w:r>
-      <w:proofErr w:type="spellEnd"/>
-      <w:r>
-        <w:rPr>
-          <w:sz w:val="24"/>
-          <w:szCs w:val="24"/>
-          <w:lang w:val="en-GB"/>
-        </w:rPr>
-        <w:t xml:space="preserve"> session saved in a specific path</w:t>
-      </w:r>
-    </w:p>
-    <w:p>
-      <w:pPr>
-        <w:rPr>
-          <w:sz w:val="24"/>
-          <w:szCs w:val="24"/>
-          <w:lang w:val="en-GB"/>
-        </w:rPr>
-      </w:pPr>
-    </w:p>
-    <w:p>
-      <w:pPr>
-        <w:rPr>
-          <w:sz w:val="24"/>
-          <w:szCs w:val="24"/>
-          <w:lang w:val="en-GB"/>
-        </w:rPr>
-      </w:pPr>
-      <w:r>
-        <w:rPr>
-          <w:sz w:val="24"/>
-          <w:szCs w:val="24"/>
-          <w:lang w:val="en-GB"/>
-        </w:rPr>
-        <w:tab/>
-      </w:r>
-    </w:p>
-    <w:p>
-      <w:pPr>
-        <w:rPr>
-          <w:sz w:val="24"/>
-          <w:szCs w:val="24"/>
-          <w:lang w:val="en-GB"/>
-        </w:rPr>
-      </w:pPr>
-    </w:p>
-    <w:p>
-      <w:pPr>
-        <w:rPr>
-          <w:sz w:val="24"/>
-          <w:szCs w:val="24"/>
-          <w:lang w:val="en-GB"/>
-        </w:rPr>
-      </w:pPr>
-    </w:p>
-    <w:p>
-      <w:pPr>
-        <w:rPr>
-          <w:sz w:val="24"/>
-          <w:szCs w:val="24"/>
-          <w:lang w:val="en-GB"/>
-        </w:rPr>
-      </w:pPr>
-      <w:r>
-        <w:rPr>
-          <w:sz w:val="24"/>
-          <w:szCs w:val="24"/>
-          <w:lang w:val="en-GB"/>
-        </w:rPr>
-        <w:lastRenderedPageBreak/>
+    </w:p>
+    <w:p>
+      <w:pPr>
+        <w:rPr>
+          <w:sz w:val="24"/>
+          <w:szCs w:val="24"/>
+          <w:lang w:val="en-GB"/>
+        </w:rPr>
+      </w:pPr>
+    </w:p>
+    <w:p>
+      <w:pPr>
+        <w:rPr>
+          <w:sz w:val="24"/>
+          <w:szCs w:val="24"/>
+          <w:lang w:val="en-GB"/>
+        </w:rPr>
+      </w:pPr>
+    </w:p>
+    <w:p>
+      <w:pPr>
+        <w:rPr>
+          <w:sz w:val="24"/>
+          <w:szCs w:val="24"/>
+          <w:lang w:val="en-GB"/>
+        </w:rPr>
+      </w:pPr>
+      <w:r>
+        <w:rPr>
+          <w:sz w:val="24"/>
+          <w:szCs w:val="24"/>
+          <w:lang w:val="en-GB"/>
+        </w:rPr>
         <w:t>Stacker limits</w:t>
       </w:r>
     </w:p>
@@ -1049,13 +1108,6 @@
           <w:lang w:val="en-GB"/>
         </w:rPr>
         <w:tab/>
-      </w:r>
-      <w:r>
-        <w:rPr>
-          <w:sz w:val="24"/>
-          <w:szCs w:val="24"/>
-          <w:lang w:val="en-GB"/>
-        </w:rPr>
         <w:t xml:space="preserve">   3</w:t>
       </w:r>
       <w:r>
@@ -1705,7 +1757,7 @@
   <w:abstractNum w:abstractNumId="5" w15:restartNumberingAfterBreak="0">
     <w:nsid w:val="438C0283"/>
     <w:multiLevelType w:val="hybridMultilevel"/>
-    <w:tmpl w:val="3350F640"/>
+    <w:tmpl w:val="28A843A8"/>
     <w:lvl w:ilvl="0" w:tplc="04100001">
       <w:start w:val="1"/>
       <w:numFmt w:val="bullet"/>
@@ -1929,6 +1981,119 @@
     </w:lvl>
   </w:abstractNum>
   <w:abstractNum w:abstractNumId="7" w15:restartNumberingAfterBreak="0">
+    <w:nsid w:val="55B715E4"/>
+    <w:multiLevelType w:val="hybridMultilevel"/>
+    <w:tmpl w:val="205CCF3E"/>
+    <w:lvl w:ilvl="0" w:tplc="04100001">
+      <w:start w:val="1"/>
+      <w:numFmt w:val="bullet"/>
+      <w:lvlText w:val=""/>
+      <w:lvlJc w:val="left"/>
+      <w:pPr>
+        <w:ind w:left="2130" w:hanging="360"/>
+      </w:pPr>
+      <w:rPr>
+        <w:rFonts w:ascii="Symbol" w:hAnsi="Symbol" w:hint="default"/>
+      </w:rPr>
+    </w:lvl>
+    <w:lvl w:ilvl="1" w:tplc="04100003" w:tentative="1">
+      <w:start w:val="1"/>
+      <w:numFmt w:val="bullet"/>
+      <w:lvlText w:val="o"/>
+      <w:lvlJc w:val="left"/>
+      <w:pPr>
+        <w:ind w:left="2850" w:hanging="360"/>
+      </w:pPr>
+      <w:rPr>
+        <w:rFonts w:ascii="Courier New" w:hAnsi="Courier New" w:cs="Courier New" w:hint="default"/>
+      </w:rPr>
+    </w:lvl>
+    <w:lvl w:ilvl="2" w:tplc="04100005" w:tentative="1">
+      <w:start w:val="1"/>
+      <w:numFmt w:val="bullet"/>
+      <w:lvlText w:val=""/>
+      <w:lvlJc w:val="left"/>
+      <w:pPr>
+        <w:ind w:left="3570" w:hanging="360"/>
+      </w:pPr>
+      <w:rPr>
+        <w:rFonts w:ascii="Wingdings" w:hAnsi="Wingdings" w:hint="default"/>
+      </w:rPr>
+    </w:lvl>
+    <w:lvl w:ilvl="3" w:tplc="04100001" w:tentative="1">
+      <w:start w:val="1"/>
+      <w:numFmt w:val="bullet"/>
+      <w:lvlText w:val=""/>
+      <w:lvlJc w:val="left"/>
+      <w:pPr>
+        <w:ind w:left="4290" w:hanging="360"/>
+      </w:pPr>
+      <w:rPr>
+        <w:rFonts w:ascii="Symbol" w:hAnsi="Symbol" w:hint="default"/>
+      </w:rPr>
+    </w:lvl>
+    <w:lvl w:ilvl="4" w:tplc="04100003" w:tentative="1">
+      <w:start w:val="1"/>
+      <w:numFmt w:val="bullet"/>
+      <w:lvlText w:val="o"/>
+      <w:lvlJc w:val="left"/>
+      <w:pPr>
+        <w:ind w:left="5010" w:hanging="360"/>
+      </w:pPr>
+      <w:rPr>
+        <w:rFonts w:ascii="Courier New" w:hAnsi="Courier New" w:cs="Courier New" w:hint="default"/>
+      </w:rPr>
+    </w:lvl>
+    <w:lvl w:ilvl="5" w:tplc="04100005" w:tentative="1">
+      <w:start w:val="1"/>
+      <w:numFmt w:val="bullet"/>
+      <w:lvlText w:val=""/>
+      <w:lvlJc w:val="left"/>
+      <w:pPr>
+        <w:ind w:left="5730" w:hanging="360"/>
+      </w:pPr>
+      <w:rPr>
+        <w:rFonts w:ascii="Wingdings" w:hAnsi="Wingdings" w:hint="default"/>
+      </w:rPr>
+    </w:lvl>
+    <w:lvl w:ilvl="6" w:tplc="04100001" w:tentative="1">
+      <w:start w:val="1"/>
+      <w:numFmt w:val="bullet"/>
+      <w:lvlText w:val=""/>
+      <w:lvlJc w:val="left"/>
+      <w:pPr>
+        <w:ind w:left="6450" w:hanging="360"/>
+      </w:pPr>
+      <w:rPr>
+        <w:rFonts w:ascii="Symbol" w:hAnsi="Symbol" w:hint="default"/>
+      </w:rPr>
+    </w:lvl>
+    <w:lvl w:ilvl="7" w:tplc="04100003" w:tentative="1">
+      <w:start w:val="1"/>
+      <w:numFmt w:val="bullet"/>
+      <w:lvlText w:val="o"/>
+      <w:lvlJc w:val="left"/>
+      <w:pPr>
+        <w:ind w:left="7170" w:hanging="360"/>
+      </w:pPr>
+      <w:rPr>
+        <w:rFonts w:ascii="Courier New" w:hAnsi="Courier New" w:cs="Courier New" w:hint="default"/>
+      </w:rPr>
+    </w:lvl>
+    <w:lvl w:ilvl="8" w:tplc="04100005" w:tentative="1">
+      <w:start w:val="1"/>
+      <w:numFmt w:val="bullet"/>
+      <w:lvlText w:val=""/>
+      <w:lvlJc w:val="left"/>
+      <w:pPr>
+        <w:ind w:left="7890" w:hanging="360"/>
+      </w:pPr>
+      <w:rPr>
+        <w:rFonts w:ascii="Wingdings" w:hAnsi="Wingdings" w:hint="default"/>
+      </w:rPr>
+    </w:lvl>
+  </w:abstractNum>
+  <w:abstractNum w:abstractNumId="8" w15:restartNumberingAfterBreak="0">
     <w:nsid w:val="5AE545D8"/>
     <w:multiLevelType w:val="hybridMultilevel"/>
     <w:tmpl w:val="757EE006"/>
@@ -2041,7 +2206,7 @@
       </w:rPr>
     </w:lvl>
   </w:abstractNum>
-  <w:abstractNum w:abstractNumId="8" w15:restartNumberingAfterBreak="0">
+  <w:abstractNum w:abstractNumId="9" w15:restartNumberingAfterBreak="0">
     <w:nsid w:val="5BC71D55"/>
     <w:multiLevelType w:val="hybridMultilevel"/>
     <w:tmpl w:val="EB5826D0"/>
@@ -2154,7 +2319,120 @@
       </w:rPr>
     </w:lvl>
   </w:abstractNum>
-  <w:abstractNum w:abstractNumId="9" w15:restartNumberingAfterBreak="0">
+  <w:abstractNum w:abstractNumId="10" w15:restartNumberingAfterBreak="0">
+    <w:nsid w:val="5CA60C33"/>
+    <w:multiLevelType w:val="hybridMultilevel"/>
+    <w:tmpl w:val="7EFC1024"/>
+    <w:lvl w:ilvl="0" w:tplc="04100001">
+      <w:start w:val="1"/>
+      <w:numFmt w:val="bullet"/>
+      <w:lvlText w:val=""/>
+      <w:lvlJc w:val="left"/>
+      <w:pPr>
+        <w:ind w:left="1776" w:hanging="360"/>
+      </w:pPr>
+      <w:rPr>
+        <w:rFonts w:ascii="Symbol" w:hAnsi="Symbol" w:hint="default"/>
+      </w:rPr>
+    </w:lvl>
+    <w:lvl w:ilvl="1" w:tplc="04100003" w:tentative="1">
+      <w:start w:val="1"/>
+      <w:numFmt w:val="bullet"/>
+      <w:lvlText w:val="o"/>
+      <w:lvlJc w:val="left"/>
+      <w:pPr>
+        <w:ind w:left="2496" w:hanging="360"/>
+      </w:pPr>
+      <w:rPr>
+        <w:rFonts w:ascii="Courier New" w:hAnsi="Courier New" w:cs="Courier New" w:hint="default"/>
+      </w:rPr>
+    </w:lvl>
+    <w:lvl w:ilvl="2" w:tplc="04100005" w:tentative="1">
+      <w:start w:val="1"/>
+      <w:numFmt w:val="bullet"/>
+      <w:lvlText w:val=""/>
+      <w:lvlJc w:val="left"/>
+      <w:pPr>
+        <w:ind w:left="3216" w:hanging="360"/>
+      </w:pPr>
+      <w:rPr>
+        <w:rFonts w:ascii="Wingdings" w:hAnsi="Wingdings" w:hint="default"/>
+      </w:rPr>
+    </w:lvl>
+    <w:lvl w:ilvl="3" w:tplc="04100001" w:tentative="1">
+      <w:start w:val="1"/>
+      <w:numFmt w:val="bullet"/>
+      <w:lvlText w:val=""/>
+      <w:lvlJc w:val="left"/>
+      <w:pPr>
+        <w:ind w:left="3936" w:hanging="360"/>
+      </w:pPr>
+      <w:rPr>
+        <w:rFonts w:ascii="Symbol" w:hAnsi="Symbol" w:hint="default"/>
+      </w:rPr>
+    </w:lvl>
+    <w:lvl w:ilvl="4" w:tplc="04100003" w:tentative="1">
+      <w:start w:val="1"/>
+      <w:numFmt w:val="bullet"/>
+      <w:lvlText w:val="o"/>
+      <w:lvlJc w:val="left"/>
+      <w:pPr>
+        <w:ind w:left="4656" w:hanging="360"/>
+      </w:pPr>
+      <w:rPr>
+        <w:rFonts w:ascii="Courier New" w:hAnsi="Courier New" w:cs="Courier New" w:hint="default"/>
+      </w:rPr>
+    </w:lvl>
+    <w:lvl w:ilvl="5" w:tplc="04100005" w:tentative="1">
+      <w:start w:val="1"/>
+      <w:numFmt w:val="bullet"/>
+      <w:lvlText w:val=""/>
+      <w:lvlJc w:val="left"/>
+      <w:pPr>
+        <w:ind w:left="5376" w:hanging="360"/>
+      </w:pPr>
+      <w:rPr>
+        <w:rFonts w:ascii="Wingdings" w:hAnsi="Wingdings" w:hint="default"/>
+      </w:rPr>
+    </w:lvl>
+    <w:lvl w:ilvl="6" w:tplc="04100001" w:tentative="1">
+      <w:start w:val="1"/>
+      <w:numFmt w:val="bullet"/>
+      <w:lvlText w:val=""/>
+      <w:lvlJc w:val="left"/>
+      <w:pPr>
+        <w:ind w:left="6096" w:hanging="360"/>
+      </w:pPr>
+      <w:rPr>
+        <w:rFonts w:ascii="Symbol" w:hAnsi="Symbol" w:hint="default"/>
+      </w:rPr>
+    </w:lvl>
+    <w:lvl w:ilvl="7" w:tplc="04100003" w:tentative="1">
+      <w:start w:val="1"/>
+      <w:numFmt w:val="bullet"/>
+      <w:lvlText w:val="o"/>
+      <w:lvlJc w:val="left"/>
+      <w:pPr>
+        <w:ind w:left="6816" w:hanging="360"/>
+      </w:pPr>
+      <w:rPr>
+        <w:rFonts w:ascii="Courier New" w:hAnsi="Courier New" w:cs="Courier New" w:hint="default"/>
+      </w:rPr>
+    </w:lvl>
+    <w:lvl w:ilvl="8" w:tplc="04100005" w:tentative="1">
+      <w:start w:val="1"/>
+      <w:numFmt w:val="bullet"/>
+      <w:lvlText w:val=""/>
+      <w:lvlJc w:val="left"/>
+      <w:pPr>
+        <w:ind w:left="7536" w:hanging="360"/>
+      </w:pPr>
+      <w:rPr>
+        <w:rFonts w:ascii="Wingdings" w:hAnsi="Wingdings" w:hint="default"/>
+      </w:rPr>
+    </w:lvl>
+  </w:abstractNum>
+  <w:abstractNum w:abstractNumId="11" w15:restartNumberingAfterBreak="0">
     <w:nsid w:val="755345AF"/>
     <w:multiLevelType w:val="hybridMultilevel"/>
     <w:tmpl w:val="2020B95A"/>
@@ -2267,7 +2545,7 @@
       </w:rPr>
     </w:lvl>
   </w:abstractNum>
-  <w:abstractNum w:abstractNumId="10" w15:restartNumberingAfterBreak="0">
+  <w:abstractNum w:abstractNumId="12" w15:restartNumberingAfterBreak="0">
     <w:nsid w:val="759F160E"/>
     <w:multiLevelType w:val="hybridMultilevel"/>
     <w:tmpl w:val="A43402C2"/>
@@ -2380,7 +2658,7 @@
       </w:rPr>
     </w:lvl>
   </w:abstractNum>
-  <w:abstractNum w:abstractNumId="11" w15:restartNumberingAfterBreak="0">
+  <w:abstractNum w:abstractNumId="13" w15:restartNumberingAfterBreak="0">
     <w:nsid w:val="7C046A64"/>
     <w:multiLevelType w:val="hybridMultilevel"/>
     <w:tmpl w:val="7FAC48A2"/>
@@ -2493,7 +2771,7 @@
       </w:rPr>
     </w:lvl>
   </w:abstractNum>
-  <w:abstractNum w:abstractNumId="12" w15:restartNumberingAfterBreak="0">
+  <w:abstractNum w:abstractNumId="14" w15:restartNumberingAfterBreak="0">
     <w:nsid w:val="7D992D31"/>
     <w:multiLevelType w:val="hybridMultilevel"/>
     <w:tmpl w:val="E576A4E8"/>
@@ -2619,31 +2897,37 @@
     <w:abstractNumId w:val="6"/>
   </w:num>
   <w:num w:numId="5" w16cid:durableId="45109268">
-    <w:abstractNumId w:val="8"/>
+    <w:abstractNumId w:val="9"/>
   </w:num>
   <w:num w:numId="6" w16cid:durableId="1232160465">
     <w:abstractNumId w:val="0"/>
   </w:num>
   <w:num w:numId="7" w16cid:durableId="1745953823">
-    <w:abstractNumId w:val="12"/>
+    <w:abstractNumId w:val="14"/>
   </w:num>
   <w:num w:numId="8" w16cid:durableId="1605067707">
-    <w:abstractNumId w:val="7"/>
+    <w:abstractNumId w:val="8"/>
   </w:num>
   <w:num w:numId="9" w16cid:durableId="376781486">
-    <w:abstractNumId w:val="9"/>
+    <w:abstractNumId w:val="11"/>
   </w:num>
   <w:num w:numId="10" w16cid:durableId="1434940817">
-    <w:abstractNumId w:val="11"/>
+    <w:abstractNumId w:val="13"/>
   </w:num>
   <w:num w:numId="11" w16cid:durableId="1347831888">
-    <w:abstractNumId w:val="10"/>
+    <w:abstractNumId w:val="12"/>
   </w:num>
   <w:num w:numId="12" w16cid:durableId="1130325436">
     <w:abstractNumId w:val="3"/>
   </w:num>
   <w:num w:numId="13" w16cid:durableId="1541627481">
     <w:abstractNumId w:val="5"/>
+  </w:num>
+  <w:num w:numId="14" w16cid:durableId="969826852">
+    <w:abstractNumId w:val="10"/>
+  </w:num>
+  <w:num w:numId="15" w16cid:durableId="41176224">
+    <w:abstractNumId w:val="7"/>
   </w:num>
 </w:numbering>
 </file>

--- a/Doc/Release notes.docx
+++ b/Doc/Release notes.docx
@@ -96,6 +96,7 @@
           <w:lang w:val="en-GB"/>
         </w:rPr>
       </w:pPr>
+      <w:proofErr w:type="spellStart"/>
       <w:r>
         <w:rPr>
           <w:b/>
@@ -104,7 +105,18 @@
           <w:szCs w:val="28"/>
           <w:lang w:val="en-GB"/>
         </w:rPr>
-        <w:t>Versione 0.5.0</w:t>
+        <w:t>Versione</w:t>
+      </w:r>
+      <w:proofErr w:type="spellEnd"/>
+      <w:r>
+        <w:rPr>
+          <w:b/>
+          <w:bCs/>
+          <w:sz w:val="28"/>
+          <w:szCs w:val="28"/>
+          <w:lang w:val="en-GB"/>
+        </w:rPr>
+        <w:t xml:space="preserve"> 0.5.0</w:t>
       </w:r>
     </w:p>
     <w:p>
@@ -138,13 +150,23 @@
           <w:lang w:val="en-GB"/>
         </w:rPr>
       </w:pPr>
-      <w:r>
-        <w:rPr>
-          <w:sz w:val="24"/>
-          <w:szCs w:val="24"/>
-          <w:lang w:val="en-GB"/>
-        </w:rPr>
-        <w:t>MainActivity is now the APP cover</w:t>
+      <w:proofErr w:type="spellStart"/>
+      <w:r>
+        <w:rPr>
+          <w:sz w:val="24"/>
+          <w:szCs w:val="24"/>
+          <w:lang w:val="en-GB"/>
+        </w:rPr>
+        <w:t>MainActivity</w:t>
+      </w:r>
+      <w:proofErr w:type="spellEnd"/>
+      <w:r>
+        <w:rPr>
+          <w:sz w:val="24"/>
+          <w:szCs w:val="24"/>
+          <w:lang w:val="en-GB"/>
+        </w:rPr>
+        <w:t xml:space="preserve"> is now the APP cover</w:t>
       </w:r>
     </w:p>
     <w:p>
@@ -160,13 +182,23 @@
           <w:lang w:val="en-GB"/>
         </w:rPr>
       </w:pPr>
-      <w:r>
-        <w:rPr>
-          <w:sz w:val="24"/>
-          <w:szCs w:val="24"/>
-          <w:lang w:val="en-GB"/>
-        </w:rPr>
-        <w:t>PhotoActivity added</w:t>
+      <w:proofErr w:type="spellStart"/>
+      <w:r>
+        <w:rPr>
+          <w:sz w:val="24"/>
+          <w:szCs w:val="24"/>
+          <w:lang w:val="en-GB"/>
+        </w:rPr>
+        <w:t>PhotoActivity</w:t>
+      </w:r>
+      <w:proofErr w:type="spellEnd"/>
+      <w:r>
+        <w:rPr>
+          <w:sz w:val="24"/>
+          <w:szCs w:val="24"/>
+          <w:lang w:val="en-GB"/>
+        </w:rPr>
+        <w:t xml:space="preserve"> added</w:t>
       </w:r>
     </w:p>
     <w:p>
@@ -182,13 +214,23 @@
           <w:lang w:val="en-GB"/>
         </w:rPr>
       </w:pPr>
-      <w:r>
-        <w:rPr>
-          <w:sz w:val="24"/>
-          <w:szCs w:val="24"/>
-          <w:lang w:val="en-GB"/>
-        </w:rPr>
-        <w:t>VideoActivity added</w:t>
+      <w:proofErr w:type="spellStart"/>
+      <w:r>
+        <w:rPr>
+          <w:sz w:val="24"/>
+          <w:szCs w:val="24"/>
+          <w:lang w:val="en-GB"/>
+        </w:rPr>
+        <w:t>VideoActivity</w:t>
+      </w:r>
+      <w:proofErr w:type="spellEnd"/>
+      <w:r>
+        <w:rPr>
+          <w:sz w:val="24"/>
+          <w:szCs w:val="24"/>
+          <w:lang w:val="en-GB"/>
+        </w:rPr>
+        <w:t xml:space="preserve"> added</w:t>
       </w:r>
     </w:p>
     <w:p>
@@ -273,8 +315,18 @@
           <w:szCs w:val="24"/>
           <w:lang w:val="en-GB"/>
         </w:rPr>
-        <w:t>Changed name to AstroPhoto</w:t>
-      </w:r>
+        <w:t xml:space="preserve">Changed name to </w:t>
+      </w:r>
+      <w:proofErr w:type="spellStart"/>
+      <w:r>
+        <w:rPr>
+          <w:sz w:val="24"/>
+          <w:szCs w:val="24"/>
+          <w:lang w:val="en-GB"/>
+        </w:rPr>
+        <w:t>AstroPhoto</w:t>
+      </w:r>
+      <w:proofErr w:type="spellEnd"/>
     </w:p>
     <w:p>
       <w:pPr>
@@ -373,13 +425,23 @@
           <w:lang w:val="en-GB"/>
         </w:rPr>
       </w:pPr>
-      <w:r>
-        <w:rPr>
-          <w:sz w:val="24"/>
-          <w:szCs w:val="24"/>
-          <w:lang w:val="en-GB"/>
-        </w:rPr>
-        <w:t>SettingSwitch has buttons and value aligned to the right</w:t>
+      <w:proofErr w:type="spellStart"/>
+      <w:r>
+        <w:rPr>
+          <w:sz w:val="24"/>
+          <w:szCs w:val="24"/>
+          <w:lang w:val="en-GB"/>
+        </w:rPr>
+        <w:t>SettingSwitch</w:t>
+      </w:r>
+      <w:proofErr w:type="spellEnd"/>
+      <w:r>
+        <w:rPr>
+          <w:sz w:val="24"/>
+          <w:szCs w:val="24"/>
+          <w:lang w:val="en-GB"/>
+        </w:rPr>
+        <w:t xml:space="preserve"> has buttons and value aligned to the right</w:t>
       </w:r>
     </w:p>
     <w:p>
@@ -547,8 +609,18 @@
           <w:szCs w:val="24"/>
           <w:lang w:val="en-GB"/>
         </w:rPr>
-        <w:t>Created a new StackerActivity</w:t>
-      </w:r>
+        <w:t xml:space="preserve">Created a new </w:t>
+      </w:r>
+      <w:proofErr w:type="spellStart"/>
+      <w:r>
+        <w:rPr>
+          <w:sz w:val="24"/>
+          <w:szCs w:val="24"/>
+          <w:lang w:val="en-GB"/>
+        </w:rPr>
+        <w:t>StackerActivity</w:t>
+      </w:r>
+      <w:proofErr w:type="spellEnd"/>
       <w:r>
         <w:rPr>
           <w:sz w:val="24"/>
@@ -741,12 +813,49 @@
           <w:lang w:val="en-GB"/>
         </w:rPr>
       </w:pPr>
-      <w:r>
-        <w:rPr>
-          <w:sz w:val="24"/>
-          <w:szCs w:val="24"/>
-          <w:lang w:val="en-GB"/>
-        </w:rPr>
+    </w:p>
+    <w:p>
+      <w:pPr>
+        <w:rPr>
+          <w:sz w:val="24"/>
+          <w:szCs w:val="24"/>
+          <w:lang w:val="en-GB"/>
+        </w:rPr>
+      </w:pPr>
+    </w:p>
+    <w:p>
+      <w:pPr>
+        <w:rPr>
+          <w:sz w:val="24"/>
+          <w:szCs w:val="24"/>
+          <w:lang w:val="en-GB"/>
+        </w:rPr>
+      </w:pPr>
+    </w:p>
+    <w:p>
+      <w:pPr>
+        <w:rPr>
+          <w:sz w:val="24"/>
+          <w:szCs w:val="24"/>
+          <w:lang w:val="en-GB"/>
+        </w:rPr>
+      </w:pPr>
+    </w:p>
+    <w:p>
+      <w:pPr>
+        <w:rPr>
+          <w:sz w:val="24"/>
+          <w:szCs w:val="24"/>
+          <w:lang w:val="en-GB"/>
+        </w:rPr>
+      </w:pPr>
+      <w:r>
+        <w:rPr>
+          <w:sz w:val="24"/>
+          <w:szCs w:val="24"/>
+          <w:lang w:val="en-GB"/>
+        </w:rPr>
+        <w:lastRenderedPageBreak/>
         <w:t>Version 0.7.</w:t>
       </w:r>
       <w:r>
@@ -847,7 +956,71 @@
           <w:szCs w:val="24"/>
           <w:lang w:val="en-GB"/>
         </w:rPr>
-        <w:t>Only one routine in cameraLib to take photos</w:t>
+        <w:t xml:space="preserve">Only one routine in </w:t>
+      </w:r>
+      <w:proofErr w:type="spellStart"/>
+      <w:r>
+        <w:rPr>
+          <w:sz w:val="24"/>
+          <w:szCs w:val="24"/>
+          <w:lang w:val="en-GB"/>
+        </w:rPr>
+        <w:t>cameraLib</w:t>
+      </w:r>
+      <w:proofErr w:type="spellEnd"/>
+      <w:r>
+        <w:rPr>
+          <w:sz w:val="24"/>
+          <w:szCs w:val="24"/>
+          <w:lang w:val="en-GB"/>
+        </w:rPr>
+        <w:t xml:space="preserve"> to take photos</w:t>
+      </w:r>
+    </w:p>
+    <w:p>
+      <w:pPr>
+        <w:pStyle w:val="Paragrafoelenco"/>
+        <w:numPr>
+          <w:ilvl w:val="0"/>
+          <w:numId w:val="15"/>
+        </w:numPr>
+        <w:ind w:left="1418" w:hanging="284"/>
+        <w:rPr>
+          <w:sz w:val="24"/>
+          <w:szCs w:val="24"/>
+          <w:lang w:val="en-GB"/>
+        </w:rPr>
+      </w:pPr>
+      <w:r>
+        <w:rPr>
+          <w:sz w:val="24"/>
+          <w:szCs w:val="24"/>
+          <w:lang w:val="en-GB"/>
+        </w:rPr>
+        <w:t>Sharpening function added</w:t>
+      </w:r>
+    </w:p>
+    <w:p>
+      <w:pPr>
+        <w:pStyle w:val="Paragrafoelenco"/>
+        <w:numPr>
+          <w:ilvl w:val="0"/>
+          <w:numId w:val="15"/>
+        </w:numPr>
+        <w:ind w:left="1418" w:hanging="284"/>
+        <w:rPr>
+          <w:sz w:val="24"/>
+          <w:szCs w:val="24"/>
+          <w:lang w:val="en-GB"/>
+        </w:rPr>
+      </w:pPr>
+      <w:r>
+        <w:rPr>
+          <w:sz w:val="24"/>
+          <w:szCs w:val="24"/>
+          <w:lang w:val="en-GB"/>
+        </w:rPr>
+        <w:t>Sharpening value added in Settings</w:t>
       </w:r>
     </w:p>
     <w:p>

--- a/Doc/Release notes.docx
+++ b/Doc/Release notes.docx
@@ -793,6 +793,14 @@
           <w:szCs w:val="24"/>
           <w:lang w:val="en-GB"/>
         </w:rPr>
+        <w:t>s</w:t>
+      </w:r>
+      <w:r>
+        <w:rPr>
+          <w:sz w:val="24"/>
+          <w:szCs w:val="24"/>
+          <w:lang w:val="en-GB"/>
+        </w:rPr>
         <w:t xml:space="preserve"> session saved in a specific path</w:t>
       </w:r>
     </w:p>
@@ -844,27 +852,53 @@
     <w:p>
       <w:pPr>
         <w:rPr>
-          <w:sz w:val="24"/>
-          <w:szCs w:val="24"/>
-          <w:lang w:val="en-GB"/>
-        </w:rPr>
-      </w:pPr>
-      <w:r>
-        <w:rPr>
-          <w:sz w:val="24"/>
-          <w:szCs w:val="24"/>
+          <w:b/>
+          <w:bCs/>
+          <w:sz w:val="28"/>
+          <w:szCs w:val="28"/>
+          <w:lang w:val="en-GB"/>
+        </w:rPr>
+      </w:pPr>
+      <w:r>
+        <w:rPr>
+          <w:b/>
+          <w:bCs/>
+          <w:sz w:val="28"/>
+          <w:szCs w:val="28"/>
           <w:lang w:val="en-GB"/>
         </w:rPr>
         <w:lastRenderedPageBreak/>
-        <w:t>Version 0.7.</w:t>
-      </w:r>
-      <w:r>
-        <w:rPr>
-          <w:sz w:val="24"/>
-          <w:szCs w:val="24"/>
-          <w:lang w:val="en-GB"/>
-        </w:rPr>
-        <w:t>x</w:t>
+        <w:t>Version 0.</w:t>
+      </w:r>
+      <w:r>
+        <w:rPr>
+          <w:b/>
+          <w:bCs/>
+          <w:sz w:val="28"/>
+          <w:szCs w:val="28"/>
+          <w:lang w:val="en-GB"/>
+        </w:rPr>
+        <w:t>8</w:t>
+      </w:r>
+      <w:r>
+        <w:rPr>
+          <w:b/>
+          <w:bCs/>
+          <w:sz w:val="28"/>
+          <w:szCs w:val="28"/>
+          <w:lang w:val="en-GB"/>
+        </w:rPr>
+        <w:t>.</w:t>
+      </w:r>
+      <w:r>
+        <w:rPr>
+          <w:b/>
+          <w:bCs/>
+          <w:sz w:val="28"/>
+          <w:szCs w:val="28"/>
+          <w:lang w:val="en-GB"/>
+        </w:rPr>
+        <w:t>0</w:t>
       </w:r>
     </w:p>
     <w:p>
@@ -910,7 +944,7 @@
           <w:szCs w:val="24"/>
           <w:lang w:val="en-GB"/>
         </w:rPr>
-        <w:t>Shifts &amp; Variance list are now scrollable</w:t>
+        <w:t>Implemented Histogram</w:t>
       </w:r>
     </w:p>
     <w:p>
@@ -933,7 +967,7 @@
           <w:szCs w:val="24"/>
           <w:lang w:val="en-GB"/>
         </w:rPr>
-        <w:t>Taken photos are renamed to “Photo_1”, “Photo_2”, ….</w:t>
+        <w:t>Camera front added in Photo</w:t>
       </w:r>
     </w:p>
     <w:p>
@@ -956,25 +990,7 @@
           <w:szCs w:val="24"/>
           <w:lang w:val="en-GB"/>
         </w:rPr>
-        <w:t xml:space="preserve">Only one routine in </w:t>
-      </w:r>
-      <w:proofErr w:type="spellStart"/>
-      <w:r>
-        <w:rPr>
-          <w:sz w:val="24"/>
-          <w:szCs w:val="24"/>
-          <w:lang w:val="en-GB"/>
-        </w:rPr>
-        <w:t>cameraLib</w:t>
-      </w:r>
-      <w:proofErr w:type="spellEnd"/>
-      <w:r>
-        <w:rPr>
-          <w:sz w:val="24"/>
-          <w:szCs w:val="24"/>
-          <w:lang w:val="en-GB"/>
-        </w:rPr>
-        <w:t xml:space="preserve"> to take photos</w:t>
+        <w:t>Sharpening function added (+setting param)</w:t>
       </w:r>
     </w:p>
     <w:p>
@@ -997,7 +1013,7 @@
           <w:szCs w:val="24"/>
           <w:lang w:val="en-GB"/>
         </w:rPr>
-        <w:t>Sharpening function added</w:t>
+        <w:t>Taken photos are renamed to “Photo_1”, “Photo_2”, ….</w:t>
       </w:r>
     </w:p>
     <w:p>
@@ -1020,8 +1036,83 @@
           <w:szCs w:val="24"/>
           <w:lang w:val="en-GB"/>
         </w:rPr>
+        <w:t xml:space="preserve">Only one routine in </w:t>
+      </w:r>
+      <w:proofErr w:type="spellStart"/>
+      <w:r>
+        <w:rPr>
+          <w:sz w:val="24"/>
+          <w:szCs w:val="24"/>
+          <w:lang w:val="en-GB"/>
+        </w:rPr>
+        <w:t>cameraLib</w:t>
+      </w:r>
+      <w:proofErr w:type="spellEnd"/>
+      <w:r>
+        <w:rPr>
+          <w:sz w:val="24"/>
+          <w:szCs w:val="24"/>
+          <w:lang w:val="en-GB"/>
+        </w:rPr>
+        <w:t xml:space="preserve"> to take photos</w:t>
+      </w:r>
+    </w:p>
+    <w:p>
+      <w:pPr>
+        <w:pStyle w:val="Paragrafoelenco"/>
+        <w:numPr>
+          <w:ilvl w:val="0"/>
+          <w:numId w:val="15"/>
+        </w:numPr>
+        <w:ind w:left="1418" w:hanging="284"/>
+        <w:rPr>
+          <w:sz w:val="24"/>
+          <w:szCs w:val="24"/>
+          <w:lang w:val="en-GB"/>
+        </w:rPr>
+      </w:pPr>
+      <w:r>
+        <w:rPr>
+          <w:sz w:val="24"/>
+          <w:szCs w:val="24"/>
+          <w:lang w:val="en-GB"/>
+        </w:rPr>
         <w:t>Sharpening value added in Settings</w:t>
       </w:r>
+    </w:p>
+    <w:p>
+      <w:pPr>
+        <w:pStyle w:val="Paragrafoelenco"/>
+        <w:numPr>
+          <w:ilvl w:val="0"/>
+          <w:numId w:val="15"/>
+        </w:numPr>
+        <w:ind w:left="1418" w:hanging="284"/>
+        <w:rPr>
+          <w:sz w:val="24"/>
+          <w:szCs w:val="24"/>
+          <w:lang w:val="en-GB"/>
+        </w:rPr>
+      </w:pPr>
+      <w:r>
+        <w:rPr>
+          <w:sz w:val="24"/>
+          <w:szCs w:val="24"/>
+          <w:lang w:val="en-GB"/>
+        </w:rPr>
+        <w:t>Shifts &amp; Variance list are now scrollable</w:t>
+      </w:r>
+    </w:p>
+    <w:p>
+      <w:pPr>
+        <w:pStyle w:val="Paragrafoelenco"/>
+        <w:ind w:left="1418"/>
+        <w:rPr>
+          <w:sz w:val="24"/>
+          <w:szCs w:val="24"/>
+          <w:lang w:val="en-GB"/>
+        </w:rPr>
+      </w:pPr>
     </w:p>
     <w:p>
       <w:pPr>

--- a/Doc/Release notes.docx
+++ b/Doc/Release notes.docx
@@ -1105,6 +1105,103 @@
     </w:p>
     <w:p>
       <w:pPr>
+        <w:rPr>
+          <w:sz w:val="24"/>
+          <w:szCs w:val="24"/>
+          <w:lang w:val="en-GB"/>
+        </w:rPr>
+      </w:pPr>
+    </w:p>
+    <w:p>
+      <w:pPr>
+        <w:rPr>
+          <w:sz w:val="24"/>
+          <w:szCs w:val="24"/>
+          <w:lang w:val="en-GB"/>
+        </w:rPr>
+      </w:pPr>
+      <w:r>
+        <w:rPr>
+          <w:sz w:val="24"/>
+          <w:szCs w:val="24"/>
+          <w:lang w:val="en-GB"/>
+        </w:rPr>
+        <w:t>Version 0.8.1</w:t>
+      </w:r>
+    </w:p>
+    <w:p>
+      <w:pPr>
+        <w:pStyle w:val="Paragrafoelenco"/>
+        <w:numPr>
+          <w:ilvl w:val="0"/>
+          <w:numId w:val="16"/>
+        </w:numPr>
+        <w:rPr>
+          <w:sz w:val="24"/>
+          <w:szCs w:val="24"/>
+          <w:lang w:val="en-GB"/>
+        </w:rPr>
+      </w:pPr>
+      <w:proofErr w:type="spellStart"/>
+      <w:r>
+        <w:rPr>
+          <w:sz w:val="24"/>
+          <w:szCs w:val="24"/>
+          <w:lang w:val="en-GB"/>
+        </w:rPr>
+        <w:t>HistogramView</w:t>
+      </w:r>
+      <w:proofErr w:type="spellEnd"/>
+      <w:r>
+        <w:rPr>
+          <w:sz w:val="24"/>
+          <w:szCs w:val="24"/>
+          <w:lang w:val="en-GB"/>
+        </w:rPr>
+        <w:t xml:space="preserve"> canvas fixed</w:t>
+      </w:r>
+    </w:p>
+    <w:p>
+      <w:pPr>
+        <w:pStyle w:val="Paragrafoelenco"/>
+        <w:numPr>
+          <w:ilvl w:val="0"/>
+          <w:numId w:val="16"/>
+        </w:numPr>
+        <w:rPr>
+          <w:sz w:val="24"/>
+          <w:szCs w:val="24"/>
+          <w:lang w:val="en-GB"/>
+        </w:rPr>
+      </w:pPr>
+      <w:r>
+        <w:rPr>
+          <w:sz w:val="24"/>
+          <w:szCs w:val="24"/>
+          <w:lang w:val="en-GB"/>
+        </w:rPr>
+        <w:t>Histogram can be hidden (doesn’t work after exiting settings)</w:t>
+      </w:r>
+    </w:p>
+    <w:p>
+      <w:pPr>
+        <w:rPr>
+          <w:sz w:val="24"/>
+          <w:szCs w:val="24"/>
+          <w:lang w:val="en-GB"/>
+        </w:rPr>
+      </w:pPr>
+      <w:r>
+        <w:rPr>
+          <w:sz w:val="24"/>
+          <w:szCs w:val="24"/>
+          <w:lang w:val="en-GB"/>
+        </w:rPr>
+        <w:tab/>
+      </w:r>
+    </w:p>
+    <w:p>
+      <w:pPr>
         <w:pStyle w:val="Paragrafoelenco"/>
         <w:ind w:left="1418"/>
         <w:rPr>
@@ -1478,6 +1575,119 @@
 <file path=word/numbering.xml><?xml version="1.0" encoding="utf-8"?>
 <w:numbering xmlns:wpc="http://schemas.microsoft.com/office/word/2010/wordprocessingCanvas" xmlns:cx="http://schemas.microsoft.com/office/drawing/2014/chartex" xmlns:cx1="http://schemas.microsoft.com/office/drawing/2015/9/8/chartex" xmlns:cx2="http://schemas.microsoft.com/office/drawing/2015/10/21/chartex" xmlns:cx3="http://schemas.microsoft.com/office/drawing/2016/5/9/chartex" xmlns:cx4="http://schemas.microsoft.com/office/drawing/2016/5/10/chartex" xmlns:cx5="http://schemas.microsoft.com/office/drawing/2016/5/11/chartex" xmlns:cx6="http://schemas.microsoft.com/office/drawing/2016/5/12/chartex" xmlns:cx7="http://schemas.microsoft.com/office/drawing/2016/5/13/chartex" xmlns:cx8="http://schemas.microsoft.com/office/drawing/2016/5/14/chartex" xmlns:mc="http://schemas.openxmlformats.org/markup-compatibility/2006" xmlns:aink="http://schemas.microsoft.com/office/drawing/2016/ink" xmlns:am3d="http://schemas.microsoft.com/office/drawing/2017/model3d" xmlns:o="urn:schemas-microsoft-com:office:office" xmlns:oel="http://schemas.microsoft.com/office/2019/extlst" xmlns:r="http://schemas.openxmlformats.org/officeDocument/2006/relationships" xmlns:m="http://schemas.openxmlformats.org/officeDocument/2006/math" xmlns:v="urn:schemas-microsoft-com:vml" xmlns:wp14="http://schemas.microsoft.com/office/word/2010/wordprocessingDrawing" xmlns:wp="http://schemas.openxmlformats.org/drawingml/2006/wordprocessingDrawing" xmlns:w10="urn:schemas-microsoft-com:office:word" xmlns:w="http://schemas.openxmlformats.org/wordprocessingml/2006/main" xmlns:w14="http://schemas.microsoft.com/office/word/2010/wordml" xmlns:w15="http://schemas.microsoft.com/office/word/2012/wordml" xmlns:w16cex="http://schemas.microsoft.com/office/word/2018/wordml/cex" xmlns:w16cid="http://schemas.microsoft.com/office/word/2016/wordml/cid" xmlns:w16="http://schemas.microsoft.com/office/word/2018/wordml" xmlns:w16du="http://schemas.microsoft.com/office/word/2023/wordml/word16du" xmlns:w16sdtdh="http://schemas.microsoft.com/office/word/2020/wordml/sdtdatahash" xmlns:w16sdtfl="http://schemas.microsoft.com/office/word/2024/wordml/sdtformatlock" xmlns:w16se="http://schemas.microsoft.com/office/word/2015/wordml/symex" xmlns:wpg="http://schemas.microsoft.com/office/word/2010/wordprocessingGroup" xmlns:wpi="http://schemas.microsoft.com/office/word/2010/wordprocessingInk" xmlns:wne="http://schemas.microsoft.com/office/word/2006/wordml" xmlns:wps="http://schemas.microsoft.com/office/word/2010/wordprocessingShape" mc:Ignorable="w14 w15 w16se w16cid w16 w16cex w16sdtdh w16sdtfl w16du wp14">
   <w:abstractNum w:abstractNumId="0" w15:restartNumberingAfterBreak="0">
+    <w:nsid w:val="056D53AC"/>
+    <w:multiLevelType w:val="hybridMultilevel"/>
+    <w:tmpl w:val="8654A93A"/>
+    <w:lvl w:ilvl="0" w:tplc="04100001">
+      <w:start w:val="1"/>
+      <w:numFmt w:val="bullet"/>
+      <w:lvlText w:val=""/>
+      <w:lvlJc w:val="left"/>
+      <w:pPr>
+        <w:ind w:left="1428" w:hanging="360"/>
+      </w:pPr>
+      <w:rPr>
+        <w:rFonts w:ascii="Symbol" w:hAnsi="Symbol" w:hint="default"/>
+      </w:rPr>
+    </w:lvl>
+    <w:lvl w:ilvl="1" w:tplc="04100003" w:tentative="1">
+      <w:start w:val="1"/>
+      <w:numFmt w:val="bullet"/>
+      <w:lvlText w:val="o"/>
+      <w:lvlJc w:val="left"/>
+      <w:pPr>
+        <w:ind w:left="2148" w:hanging="360"/>
+      </w:pPr>
+      <w:rPr>
+        <w:rFonts w:ascii="Courier New" w:hAnsi="Courier New" w:cs="Courier New" w:hint="default"/>
+      </w:rPr>
+    </w:lvl>
+    <w:lvl w:ilvl="2" w:tplc="04100005" w:tentative="1">
+      <w:start w:val="1"/>
+      <w:numFmt w:val="bullet"/>
+      <w:lvlText w:val=""/>
+      <w:lvlJc w:val="left"/>
+      <w:pPr>
+        <w:ind w:left="2868" w:hanging="360"/>
+      </w:pPr>
+      <w:rPr>
+        <w:rFonts w:ascii="Wingdings" w:hAnsi="Wingdings" w:hint="default"/>
+      </w:rPr>
+    </w:lvl>
+    <w:lvl w:ilvl="3" w:tplc="04100001" w:tentative="1">
+      <w:start w:val="1"/>
+      <w:numFmt w:val="bullet"/>
+      <w:lvlText w:val=""/>
+      <w:lvlJc w:val="left"/>
+      <w:pPr>
+        <w:ind w:left="3588" w:hanging="360"/>
+      </w:pPr>
+      <w:rPr>
+        <w:rFonts w:ascii="Symbol" w:hAnsi="Symbol" w:hint="default"/>
+      </w:rPr>
+    </w:lvl>
+    <w:lvl w:ilvl="4" w:tplc="04100003" w:tentative="1">
+      <w:start w:val="1"/>
+      <w:numFmt w:val="bullet"/>
+      <w:lvlText w:val="o"/>
+      <w:lvlJc w:val="left"/>
+      <w:pPr>
+        <w:ind w:left="4308" w:hanging="360"/>
+      </w:pPr>
+      <w:rPr>
+        <w:rFonts w:ascii="Courier New" w:hAnsi="Courier New" w:cs="Courier New" w:hint="default"/>
+      </w:rPr>
+    </w:lvl>
+    <w:lvl w:ilvl="5" w:tplc="04100005" w:tentative="1">
+      <w:start w:val="1"/>
+      <w:numFmt w:val="bullet"/>
+      <w:lvlText w:val=""/>
+      <w:lvlJc w:val="left"/>
+      <w:pPr>
+        <w:ind w:left="5028" w:hanging="360"/>
+      </w:pPr>
+      <w:rPr>
+        <w:rFonts w:ascii="Wingdings" w:hAnsi="Wingdings" w:hint="default"/>
+      </w:rPr>
+    </w:lvl>
+    <w:lvl w:ilvl="6" w:tplc="04100001" w:tentative="1">
+      <w:start w:val="1"/>
+      <w:numFmt w:val="bullet"/>
+      <w:lvlText w:val=""/>
+      <w:lvlJc w:val="left"/>
+      <w:pPr>
+        <w:ind w:left="5748" w:hanging="360"/>
+      </w:pPr>
+      <w:rPr>
+        <w:rFonts w:ascii="Symbol" w:hAnsi="Symbol" w:hint="default"/>
+      </w:rPr>
+    </w:lvl>
+    <w:lvl w:ilvl="7" w:tplc="04100003" w:tentative="1">
+      <w:start w:val="1"/>
+      <w:numFmt w:val="bullet"/>
+      <w:lvlText w:val="o"/>
+      <w:lvlJc w:val="left"/>
+      <w:pPr>
+        <w:ind w:left="6468" w:hanging="360"/>
+      </w:pPr>
+      <w:rPr>
+        <w:rFonts w:ascii="Courier New" w:hAnsi="Courier New" w:cs="Courier New" w:hint="default"/>
+      </w:rPr>
+    </w:lvl>
+    <w:lvl w:ilvl="8" w:tplc="04100005" w:tentative="1">
+      <w:start w:val="1"/>
+      <w:numFmt w:val="bullet"/>
+      <w:lvlText w:val=""/>
+      <w:lvlJc w:val="left"/>
+      <w:pPr>
+        <w:ind w:left="7188" w:hanging="360"/>
+      </w:pPr>
+      <w:rPr>
+        <w:rFonts w:ascii="Wingdings" w:hAnsi="Wingdings" w:hint="default"/>
+      </w:rPr>
+    </w:lvl>
+  </w:abstractNum>
+  <w:abstractNum w:abstractNumId="1" w15:restartNumberingAfterBreak="0">
     <w:nsid w:val="081D63AC"/>
     <w:multiLevelType w:val="hybridMultilevel"/>
     <w:tmpl w:val="24006DF0"/>
@@ -1590,7 +1800,7 @@
       </w:rPr>
     </w:lvl>
   </w:abstractNum>
-  <w:abstractNum w:abstractNumId="1" w15:restartNumberingAfterBreak="0">
+  <w:abstractNum w:abstractNumId="2" w15:restartNumberingAfterBreak="0">
     <w:nsid w:val="13AC70BF"/>
     <w:multiLevelType w:val="hybridMultilevel"/>
     <w:tmpl w:val="36E4130A"/>
@@ -1703,7 +1913,7 @@
       </w:rPr>
     </w:lvl>
   </w:abstractNum>
-  <w:abstractNum w:abstractNumId="2" w15:restartNumberingAfterBreak="0">
+  <w:abstractNum w:abstractNumId="3" w15:restartNumberingAfterBreak="0">
     <w:nsid w:val="141A6076"/>
     <w:multiLevelType w:val="hybridMultilevel"/>
     <w:tmpl w:val="A92EE2F6"/>
@@ -1816,7 +2026,7 @@
       </w:rPr>
     </w:lvl>
   </w:abstractNum>
-  <w:abstractNum w:abstractNumId="3" w15:restartNumberingAfterBreak="0">
+  <w:abstractNum w:abstractNumId="4" w15:restartNumberingAfterBreak="0">
     <w:nsid w:val="1AEF700D"/>
     <w:multiLevelType w:val="hybridMultilevel"/>
     <w:tmpl w:val="E1C4BC54"/>
@@ -1929,7 +2139,7 @@
       </w:rPr>
     </w:lvl>
   </w:abstractNum>
-  <w:abstractNum w:abstractNumId="4" w15:restartNumberingAfterBreak="0">
+  <w:abstractNum w:abstractNumId="5" w15:restartNumberingAfterBreak="0">
     <w:nsid w:val="363F441B"/>
     <w:multiLevelType w:val="hybridMultilevel"/>
     <w:tmpl w:val="85A6B146"/>
@@ -2018,7 +2228,7 @@
       </w:pPr>
     </w:lvl>
   </w:abstractNum>
-  <w:abstractNum w:abstractNumId="5" w15:restartNumberingAfterBreak="0">
+  <w:abstractNum w:abstractNumId="6" w15:restartNumberingAfterBreak="0">
     <w:nsid w:val="438C0283"/>
     <w:multiLevelType w:val="hybridMultilevel"/>
     <w:tmpl w:val="28A843A8"/>
@@ -2131,7 +2341,7 @@
       </w:rPr>
     </w:lvl>
   </w:abstractNum>
-  <w:abstractNum w:abstractNumId="6" w15:restartNumberingAfterBreak="0">
+  <w:abstractNum w:abstractNumId="7" w15:restartNumberingAfterBreak="0">
     <w:nsid w:val="465D279E"/>
     <w:multiLevelType w:val="hybridMultilevel"/>
     <w:tmpl w:val="3E6E5E54"/>
@@ -2244,7 +2454,7 @@
       </w:rPr>
     </w:lvl>
   </w:abstractNum>
-  <w:abstractNum w:abstractNumId="7" w15:restartNumberingAfterBreak="0">
+  <w:abstractNum w:abstractNumId="8" w15:restartNumberingAfterBreak="0">
     <w:nsid w:val="55B715E4"/>
     <w:multiLevelType w:val="hybridMultilevel"/>
     <w:tmpl w:val="205CCF3E"/>
@@ -2357,7 +2567,7 @@
       </w:rPr>
     </w:lvl>
   </w:abstractNum>
-  <w:abstractNum w:abstractNumId="8" w15:restartNumberingAfterBreak="0">
+  <w:abstractNum w:abstractNumId="9" w15:restartNumberingAfterBreak="0">
     <w:nsid w:val="5AE545D8"/>
     <w:multiLevelType w:val="hybridMultilevel"/>
     <w:tmpl w:val="757EE006"/>
@@ -2470,7 +2680,7 @@
       </w:rPr>
     </w:lvl>
   </w:abstractNum>
-  <w:abstractNum w:abstractNumId="9" w15:restartNumberingAfterBreak="0">
+  <w:abstractNum w:abstractNumId="10" w15:restartNumberingAfterBreak="0">
     <w:nsid w:val="5BC71D55"/>
     <w:multiLevelType w:val="hybridMultilevel"/>
     <w:tmpl w:val="EB5826D0"/>
@@ -2583,7 +2793,7 @@
       </w:rPr>
     </w:lvl>
   </w:abstractNum>
-  <w:abstractNum w:abstractNumId="10" w15:restartNumberingAfterBreak="0">
+  <w:abstractNum w:abstractNumId="11" w15:restartNumberingAfterBreak="0">
     <w:nsid w:val="5CA60C33"/>
     <w:multiLevelType w:val="hybridMultilevel"/>
     <w:tmpl w:val="7EFC1024"/>
@@ -2696,7 +2906,7 @@
       </w:rPr>
     </w:lvl>
   </w:abstractNum>
-  <w:abstractNum w:abstractNumId="11" w15:restartNumberingAfterBreak="0">
+  <w:abstractNum w:abstractNumId="12" w15:restartNumberingAfterBreak="0">
     <w:nsid w:val="755345AF"/>
     <w:multiLevelType w:val="hybridMultilevel"/>
     <w:tmpl w:val="2020B95A"/>
@@ -2809,7 +3019,7 @@
       </w:rPr>
     </w:lvl>
   </w:abstractNum>
-  <w:abstractNum w:abstractNumId="12" w15:restartNumberingAfterBreak="0">
+  <w:abstractNum w:abstractNumId="13" w15:restartNumberingAfterBreak="0">
     <w:nsid w:val="759F160E"/>
     <w:multiLevelType w:val="hybridMultilevel"/>
     <w:tmpl w:val="A43402C2"/>
@@ -2922,7 +3132,7 @@
       </w:rPr>
     </w:lvl>
   </w:abstractNum>
-  <w:abstractNum w:abstractNumId="13" w15:restartNumberingAfterBreak="0">
+  <w:abstractNum w:abstractNumId="14" w15:restartNumberingAfterBreak="0">
     <w:nsid w:val="7C046A64"/>
     <w:multiLevelType w:val="hybridMultilevel"/>
     <w:tmpl w:val="7FAC48A2"/>
@@ -3035,7 +3245,7 @@
       </w:rPr>
     </w:lvl>
   </w:abstractNum>
-  <w:abstractNum w:abstractNumId="14" w15:restartNumberingAfterBreak="0">
+  <w:abstractNum w:abstractNumId="15" w15:restartNumberingAfterBreak="0">
     <w:nsid w:val="7D992D31"/>
     <w:multiLevelType w:val="hybridMultilevel"/>
     <w:tmpl w:val="E576A4E8"/>
@@ -3149,49 +3359,52 @@
     </w:lvl>
   </w:abstractNum>
   <w:num w:numId="1" w16cid:durableId="253705041">
+    <w:abstractNumId w:val="5"/>
+  </w:num>
+  <w:num w:numId="2" w16cid:durableId="809783968">
+    <w:abstractNumId w:val="2"/>
+  </w:num>
+  <w:num w:numId="3" w16cid:durableId="1073426842">
+    <w:abstractNumId w:val="3"/>
+  </w:num>
+  <w:num w:numId="4" w16cid:durableId="368795632">
+    <w:abstractNumId w:val="7"/>
+  </w:num>
+  <w:num w:numId="5" w16cid:durableId="45109268">
+    <w:abstractNumId w:val="10"/>
+  </w:num>
+  <w:num w:numId="6" w16cid:durableId="1232160465">
+    <w:abstractNumId w:val="1"/>
+  </w:num>
+  <w:num w:numId="7" w16cid:durableId="1745953823">
+    <w:abstractNumId w:val="15"/>
+  </w:num>
+  <w:num w:numId="8" w16cid:durableId="1605067707">
+    <w:abstractNumId w:val="9"/>
+  </w:num>
+  <w:num w:numId="9" w16cid:durableId="376781486">
+    <w:abstractNumId w:val="12"/>
+  </w:num>
+  <w:num w:numId="10" w16cid:durableId="1434940817">
+    <w:abstractNumId w:val="14"/>
+  </w:num>
+  <w:num w:numId="11" w16cid:durableId="1347831888">
+    <w:abstractNumId w:val="13"/>
+  </w:num>
+  <w:num w:numId="12" w16cid:durableId="1130325436">
     <w:abstractNumId w:val="4"/>
   </w:num>
-  <w:num w:numId="2" w16cid:durableId="809783968">
-    <w:abstractNumId w:val="1"/>
-  </w:num>
-  <w:num w:numId="3" w16cid:durableId="1073426842">
-    <w:abstractNumId w:val="2"/>
-  </w:num>
-  <w:num w:numId="4" w16cid:durableId="368795632">
+  <w:num w:numId="13" w16cid:durableId="1541627481">
     <w:abstractNumId w:val="6"/>
   </w:num>
-  <w:num w:numId="5" w16cid:durableId="45109268">
-    <w:abstractNumId w:val="9"/>
+  <w:num w:numId="14" w16cid:durableId="969826852">
+    <w:abstractNumId w:val="11"/>
   </w:num>
-  <w:num w:numId="6" w16cid:durableId="1232160465">
-    <w:abstractNumId w:val="0"/>
-  </w:num>
-  <w:num w:numId="7" w16cid:durableId="1745953823">
-    <w:abstractNumId w:val="14"/>
-  </w:num>
-  <w:num w:numId="8" w16cid:durableId="1605067707">
+  <w:num w:numId="15" w16cid:durableId="41176224">
     <w:abstractNumId w:val="8"/>
   </w:num>
-  <w:num w:numId="9" w16cid:durableId="376781486">
-    <w:abstractNumId w:val="11"/>
-  </w:num>
-  <w:num w:numId="10" w16cid:durableId="1434940817">
-    <w:abstractNumId w:val="13"/>
-  </w:num>
-  <w:num w:numId="11" w16cid:durableId="1347831888">
-    <w:abstractNumId w:val="12"/>
-  </w:num>
-  <w:num w:numId="12" w16cid:durableId="1130325436">
-    <w:abstractNumId w:val="3"/>
-  </w:num>
-  <w:num w:numId="13" w16cid:durableId="1541627481">
-    <w:abstractNumId w:val="5"/>
-  </w:num>
-  <w:num w:numId="14" w16cid:durableId="969826852">
-    <w:abstractNumId w:val="10"/>
-  </w:num>
-  <w:num w:numId="15" w16cid:durableId="41176224">
-    <w:abstractNumId w:val="7"/>
+  <w:num w:numId="16" w16cid:durableId="744183736">
+    <w:abstractNumId w:val="0"/>
   </w:num>
 </w:numbering>
 </file>

--- a/Doc/Release notes.docx
+++ b/Doc/Release notes.docx
@@ -1197,6 +1197,146 @@
           <w:szCs w:val="24"/>
           <w:lang w:val="en-GB"/>
         </w:rPr>
+        <w:t>Version 0.8.2</w:t>
+      </w:r>
+    </w:p>
+    <w:p>
+      <w:pPr>
+        <w:pStyle w:val="Paragrafoelenco"/>
+        <w:numPr>
+          <w:ilvl w:val="1"/>
+          <w:numId w:val="17"/>
+        </w:numPr>
+        <w:rPr>
+          <w:sz w:val="24"/>
+          <w:szCs w:val="24"/>
+        </w:rPr>
+      </w:pPr>
+      <w:r>
+        <w:rPr>
+          <w:sz w:val="24"/>
+          <w:szCs w:val="24"/>
+        </w:rPr>
+        <w:t>Nuova funzione Dark (finire)</w:t>
+      </w:r>
+    </w:p>
+    <w:p>
+      <w:pPr>
+        <w:pStyle w:val="Paragrafoelenco"/>
+        <w:numPr>
+          <w:ilvl w:val="1"/>
+          <w:numId w:val="17"/>
+        </w:numPr>
+        <w:rPr>
+          <w:sz w:val="24"/>
+          <w:szCs w:val="24"/>
+        </w:rPr>
+      </w:pPr>
+      <w:r>
+        <w:rPr>
+          <w:sz w:val="24"/>
+          <w:szCs w:val="24"/>
+        </w:rPr>
+        <w:t xml:space="preserve">Valori </w:t>
+      </w:r>
+      <w:proofErr w:type="spellStart"/>
+      <w:r>
+        <w:rPr>
+          <w:sz w:val="24"/>
+          <w:szCs w:val="24"/>
+        </w:rPr>
+        <w:t>sharpening</w:t>
+      </w:r>
+      <w:proofErr w:type="spellEnd"/>
+      <w:r>
+        <w:rPr>
+          <w:sz w:val="24"/>
+          <w:szCs w:val="24"/>
+        </w:rPr>
+        <w:t xml:space="preserve"> usati con </w:t>
+      </w:r>
+      <w:proofErr w:type="spellStart"/>
+      <w:r>
+        <w:rPr>
+          <w:sz w:val="24"/>
+          <w:szCs w:val="24"/>
+        </w:rPr>
+        <w:t>combobox</w:t>
+      </w:r>
+      <w:proofErr w:type="spellEnd"/>
+    </w:p>
+    <w:p>
+      <w:pPr>
+        <w:pStyle w:val="Paragrafoelenco"/>
+        <w:numPr>
+          <w:ilvl w:val="1"/>
+          <w:numId w:val="17"/>
+        </w:numPr>
+        <w:rPr>
+          <w:sz w:val="24"/>
+          <w:szCs w:val="24"/>
+        </w:rPr>
+      </w:pPr>
+      <w:r>
+        <w:rPr>
+          <w:sz w:val="24"/>
+          <w:szCs w:val="24"/>
+        </w:rPr>
+        <w:t xml:space="preserve">Nuovo ordine in </w:t>
+      </w:r>
+      <w:proofErr w:type="spellStart"/>
+      <w:r>
+        <w:rPr>
+          <w:sz w:val="24"/>
+          <w:szCs w:val="24"/>
+        </w:rPr>
+        <w:t>PhotoActivity</w:t>
+      </w:r>
+      <w:proofErr w:type="spellEnd"/>
+      <w:r>
+        <w:rPr>
+          <w:sz w:val="24"/>
+          <w:szCs w:val="24"/>
+        </w:rPr>
+        <w:t xml:space="preserve"> – </w:t>
+      </w:r>
+      <w:proofErr w:type="spellStart"/>
+      <w:r>
+        <w:rPr>
+          <w:sz w:val="24"/>
+          <w:szCs w:val="24"/>
+        </w:rPr>
+        <w:t>SinglePhoto</w:t>
+      </w:r>
+      <w:proofErr w:type="spellEnd"/>
+      <w:r>
+        <w:rPr>
+          <w:sz w:val="24"/>
+          <w:szCs w:val="24"/>
+        </w:rPr>
+        <w:t>, Mul Photo, Dark, Focus</w:t>
+      </w:r>
+    </w:p>
+    <w:p>
+      <w:pPr>
+        <w:rPr>
+          <w:sz w:val="24"/>
+          <w:szCs w:val="24"/>
+        </w:rPr>
+      </w:pPr>
+    </w:p>
+    <w:p>
+      <w:pPr>
+        <w:rPr>
+          <w:sz w:val="24"/>
+          <w:szCs w:val="24"/>
+        </w:rPr>
+      </w:pPr>
+      <w:r>
+        <w:rPr>
+          <w:sz w:val="24"/>
+          <w:szCs w:val="24"/>
+        </w:rPr>
         <w:tab/>
       </w:r>
     </w:p>
@@ -1207,7 +1347,6 @@
         <w:rPr>
           <w:sz w:val="24"/>
           <w:szCs w:val="24"/>
-          <w:lang w:val="en-GB"/>
         </w:rPr>
       </w:pPr>
     </w:p>
@@ -1218,32 +1357,28 @@
         <w:rPr>
           <w:sz w:val="24"/>
           <w:szCs w:val="24"/>
-          <w:lang w:val="en-GB"/>
-        </w:rPr>
-      </w:pPr>
-    </w:p>
-    <w:p>
-      <w:pPr>
-        <w:rPr>
-          <w:sz w:val="24"/>
-          <w:szCs w:val="24"/>
-          <w:lang w:val="en-GB"/>
-        </w:rPr>
-      </w:pPr>
-    </w:p>
-    <w:p>
-      <w:pPr>
-        <w:rPr>
-          <w:sz w:val="24"/>
-          <w:szCs w:val="24"/>
-          <w:lang w:val="en-GB"/>
-        </w:rPr>
-      </w:pPr>
-      <w:r>
-        <w:rPr>
-          <w:sz w:val="24"/>
-          <w:szCs w:val="24"/>
-          <w:lang w:val="en-GB"/>
+        </w:rPr>
+      </w:pPr>
+    </w:p>
+    <w:p>
+      <w:pPr>
+        <w:rPr>
+          <w:sz w:val="24"/>
+          <w:szCs w:val="24"/>
+        </w:rPr>
+      </w:pPr>
+    </w:p>
+    <w:p>
+      <w:pPr>
+        <w:rPr>
+          <w:sz w:val="24"/>
+          <w:szCs w:val="24"/>
+        </w:rPr>
+      </w:pPr>
+      <w:r>
+        <w:rPr>
+          <w:sz w:val="24"/>
+          <w:szCs w:val="24"/>
         </w:rPr>
         <w:tab/>
       </w:r>
@@ -1253,35 +1388,40 @@
         <w:rPr>
           <w:sz w:val="24"/>
           <w:szCs w:val="24"/>
-          <w:lang w:val="en-GB"/>
-        </w:rPr>
-      </w:pPr>
-    </w:p>
-    <w:p>
-      <w:pPr>
-        <w:rPr>
-          <w:sz w:val="24"/>
-          <w:szCs w:val="24"/>
-          <w:lang w:val="en-GB"/>
-        </w:rPr>
-      </w:pPr>
-    </w:p>
-    <w:p>
-      <w:pPr>
-        <w:rPr>
-          <w:sz w:val="24"/>
-          <w:szCs w:val="24"/>
-          <w:lang w:val="en-GB"/>
-        </w:rPr>
-      </w:pPr>
-      <w:r>
-        <w:rPr>
-          <w:sz w:val="24"/>
-          <w:szCs w:val="24"/>
-          <w:lang w:val="en-GB"/>
-        </w:rPr>
-        <w:t>Stacker limits</w:t>
-      </w:r>
+        </w:rPr>
+      </w:pPr>
+    </w:p>
+    <w:p>
+      <w:pPr>
+        <w:rPr>
+          <w:sz w:val="24"/>
+          <w:szCs w:val="24"/>
+        </w:rPr>
+      </w:pPr>
+    </w:p>
+    <w:p>
+      <w:pPr>
+        <w:rPr>
+          <w:sz w:val="24"/>
+          <w:szCs w:val="24"/>
+        </w:rPr>
+      </w:pPr>
+      <w:r>
+        <w:rPr>
+          <w:sz w:val="24"/>
+          <w:szCs w:val="24"/>
+        </w:rPr>
+        <w:t xml:space="preserve">Stacker </w:t>
+      </w:r>
+      <w:proofErr w:type="spellStart"/>
+      <w:r>
+        <w:rPr>
+          <w:sz w:val="24"/>
+          <w:szCs w:val="24"/>
+        </w:rPr>
+        <w:t>limits</w:t>
+      </w:r>
+      <w:proofErr w:type="spellEnd"/>
     </w:p>
     <w:p>
       <w:pPr>
@@ -1801,6 +1941,119 @@
     </w:lvl>
   </w:abstractNum>
   <w:abstractNum w:abstractNumId="2" w15:restartNumberingAfterBreak="0">
+    <w:nsid w:val="09605722"/>
+    <w:multiLevelType w:val="hybridMultilevel"/>
+    <w:tmpl w:val="1B6A1306"/>
+    <w:lvl w:ilvl="0" w:tplc="04100001">
+      <w:start w:val="1"/>
+      <w:numFmt w:val="bullet"/>
+      <w:lvlText w:val=""/>
+      <w:lvlJc w:val="left"/>
+      <w:pPr>
+        <w:ind w:left="720" w:hanging="360"/>
+      </w:pPr>
+      <w:rPr>
+        <w:rFonts w:ascii="Symbol" w:hAnsi="Symbol" w:hint="default"/>
+      </w:rPr>
+    </w:lvl>
+    <w:lvl w:ilvl="1" w:tplc="04100003">
+      <w:start w:val="1"/>
+      <w:numFmt w:val="bullet"/>
+      <w:lvlText w:val="o"/>
+      <w:lvlJc w:val="left"/>
+      <w:pPr>
+        <w:ind w:left="1440" w:hanging="360"/>
+      </w:pPr>
+      <w:rPr>
+        <w:rFonts w:ascii="Courier New" w:hAnsi="Courier New" w:cs="Courier New" w:hint="default"/>
+      </w:rPr>
+    </w:lvl>
+    <w:lvl w:ilvl="2" w:tplc="04100005">
+      <w:start w:val="1"/>
+      <w:numFmt w:val="bullet"/>
+      <w:lvlText w:val=""/>
+      <w:lvlJc w:val="left"/>
+      <w:pPr>
+        <w:ind w:left="2160" w:hanging="360"/>
+      </w:pPr>
+      <w:rPr>
+        <w:rFonts w:ascii="Wingdings" w:hAnsi="Wingdings" w:hint="default"/>
+      </w:rPr>
+    </w:lvl>
+    <w:lvl w:ilvl="3" w:tplc="04100001" w:tentative="1">
+      <w:start w:val="1"/>
+      <w:numFmt w:val="bullet"/>
+      <w:lvlText w:val=""/>
+      <w:lvlJc w:val="left"/>
+      <w:pPr>
+        <w:ind w:left="2880" w:hanging="360"/>
+      </w:pPr>
+      <w:rPr>
+        <w:rFonts w:ascii="Symbol" w:hAnsi="Symbol" w:hint="default"/>
+      </w:rPr>
+    </w:lvl>
+    <w:lvl w:ilvl="4" w:tplc="04100003" w:tentative="1">
+      <w:start w:val="1"/>
+      <w:numFmt w:val="bullet"/>
+      <w:lvlText w:val="o"/>
+      <w:lvlJc w:val="left"/>
+      <w:pPr>
+        <w:ind w:left="3600" w:hanging="360"/>
+      </w:pPr>
+      <w:rPr>
+        <w:rFonts w:ascii="Courier New" w:hAnsi="Courier New" w:cs="Courier New" w:hint="default"/>
+      </w:rPr>
+    </w:lvl>
+    <w:lvl w:ilvl="5" w:tplc="04100005" w:tentative="1">
+      <w:start w:val="1"/>
+      <w:numFmt w:val="bullet"/>
+      <w:lvlText w:val=""/>
+      <w:lvlJc w:val="left"/>
+      <w:pPr>
+        <w:ind w:left="4320" w:hanging="360"/>
+      </w:pPr>
+      <w:rPr>
+        <w:rFonts w:ascii="Wingdings" w:hAnsi="Wingdings" w:hint="default"/>
+      </w:rPr>
+    </w:lvl>
+    <w:lvl w:ilvl="6" w:tplc="04100001" w:tentative="1">
+      <w:start w:val="1"/>
+      <w:numFmt w:val="bullet"/>
+      <w:lvlText w:val=""/>
+      <w:lvlJc w:val="left"/>
+      <w:pPr>
+        <w:ind w:left="5040" w:hanging="360"/>
+      </w:pPr>
+      <w:rPr>
+        <w:rFonts w:ascii="Symbol" w:hAnsi="Symbol" w:hint="default"/>
+      </w:rPr>
+    </w:lvl>
+    <w:lvl w:ilvl="7" w:tplc="04100003" w:tentative="1">
+      <w:start w:val="1"/>
+      <w:numFmt w:val="bullet"/>
+      <w:lvlText w:val="o"/>
+      <w:lvlJc w:val="left"/>
+      <w:pPr>
+        <w:ind w:left="5760" w:hanging="360"/>
+      </w:pPr>
+      <w:rPr>
+        <w:rFonts w:ascii="Courier New" w:hAnsi="Courier New" w:cs="Courier New" w:hint="default"/>
+      </w:rPr>
+    </w:lvl>
+    <w:lvl w:ilvl="8" w:tplc="04100005" w:tentative="1">
+      <w:start w:val="1"/>
+      <w:numFmt w:val="bullet"/>
+      <w:lvlText w:val=""/>
+      <w:lvlJc w:val="left"/>
+      <w:pPr>
+        <w:ind w:left="6480" w:hanging="360"/>
+      </w:pPr>
+      <w:rPr>
+        <w:rFonts w:ascii="Wingdings" w:hAnsi="Wingdings" w:hint="default"/>
+      </w:rPr>
+    </w:lvl>
+  </w:abstractNum>
+  <w:abstractNum w:abstractNumId="3" w15:restartNumberingAfterBreak="0">
     <w:nsid w:val="13AC70BF"/>
     <w:multiLevelType w:val="hybridMultilevel"/>
     <w:tmpl w:val="36E4130A"/>
@@ -1913,7 +2166,7 @@
       </w:rPr>
     </w:lvl>
   </w:abstractNum>
-  <w:abstractNum w:abstractNumId="3" w15:restartNumberingAfterBreak="0">
+  <w:abstractNum w:abstractNumId="4" w15:restartNumberingAfterBreak="0">
     <w:nsid w:val="141A6076"/>
     <w:multiLevelType w:val="hybridMultilevel"/>
     <w:tmpl w:val="A92EE2F6"/>
@@ -2026,7 +2279,7 @@
       </w:rPr>
     </w:lvl>
   </w:abstractNum>
-  <w:abstractNum w:abstractNumId="4" w15:restartNumberingAfterBreak="0">
+  <w:abstractNum w:abstractNumId="5" w15:restartNumberingAfterBreak="0">
     <w:nsid w:val="1AEF700D"/>
     <w:multiLevelType w:val="hybridMultilevel"/>
     <w:tmpl w:val="E1C4BC54"/>
@@ -2139,7 +2392,7 @@
       </w:rPr>
     </w:lvl>
   </w:abstractNum>
-  <w:abstractNum w:abstractNumId="5" w15:restartNumberingAfterBreak="0">
+  <w:abstractNum w:abstractNumId="6" w15:restartNumberingAfterBreak="0">
     <w:nsid w:val="363F441B"/>
     <w:multiLevelType w:val="hybridMultilevel"/>
     <w:tmpl w:val="85A6B146"/>
@@ -2228,7 +2481,7 @@
       </w:pPr>
     </w:lvl>
   </w:abstractNum>
-  <w:abstractNum w:abstractNumId="6" w15:restartNumberingAfterBreak="0">
+  <w:abstractNum w:abstractNumId="7" w15:restartNumberingAfterBreak="0">
     <w:nsid w:val="438C0283"/>
     <w:multiLevelType w:val="hybridMultilevel"/>
     <w:tmpl w:val="28A843A8"/>
@@ -2341,7 +2594,7 @@
       </w:rPr>
     </w:lvl>
   </w:abstractNum>
-  <w:abstractNum w:abstractNumId="7" w15:restartNumberingAfterBreak="0">
+  <w:abstractNum w:abstractNumId="8" w15:restartNumberingAfterBreak="0">
     <w:nsid w:val="465D279E"/>
     <w:multiLevelType w:val="hybridMultilevel"/>
     <w:tmpl w:val="3E6E5E54"/>
@@ -2454,7 +2707,7 @@
       </w:rPr>
     </w:lvl>
   </w:abstractNum>
-  <w:abstractNum w:abstractNumId="8" w15:restartNumberingAfterBreak="0">
+  <w:abstractNum w:abstractNumId="9" w15:restartNumberingAfterBreak="0">
     <w:nsid w:val="55B715E4"/>
     <w:multiLevelType w:val="hybridMultilevel"/>
     <w:tmpl w:val="205CCF3E"/>
@@ -2567,7 +2820,7 @@
       </w:rPr>
     </w:lvl>
   </w:abstractNum>
-  <w:abstractNum w:abstractNumId="9" w15:restartNumberingAfterBreak="0">
+  <w:abstractNum w:abstractNumId="10" w15:restartNumberingAfterBreak="0">
     <w:nsid w:val="5AE545D8"/>
     <w:multiLevelType w:val="hybridMultilevel"/>
     <w:tmpl w:val="757EE006"/>
@@ -2680,7 +2933,7 @@
       </w:rPr>
     </w:lvl>
   </w:abstractNum>
-  <w:abstractNum w:abstractNumId="10" w15:restartNumberingAfterBreak="0">
+  <w:abstractNum w:abstractNumId="11" w15:restartNumberingAfterBreak="0">
     <w:nsid w:val="5BC71D55"/>
     <w:multiLevelType w:val="hybridMultilevel"/>
     <w:tmpl w:val="EB5826D0"/>
@@ -2793,7 +3046,7 @@
       </w:rPr>
     </w:lvl>
   </w:abstractNum>
-  <w:abstractNum w:abstractNumId="11" w15:restartNumberingAfterBreak="0">
+  <w:abstractNum w:abstractNumId="12" w15:restartNumberingAfterBreak="0">
     <w:nsid w:val="5CA60C33"/>
     <w:multiLevelType w:val="hybridMultilevel"/>
     <w:tmpl w:val="7EFC1024"/>
@@ -2906,7 +3159,7 @@
       </w:rPr>
     </w:lvl>
   </w:abstractNum>
-  <w:abstractNum w:abstractNumId="12" w15:restartNumberingAfterBreak="0">
+  <w:abstractNum w:abstractNumId="13" w15:restartNumberingAfterBreak="0">
     <w:nsid w:val="755345AF"/>
     <w:multiLevelType w:val="hybridMultilevel"/>
     <w:tmpl w:val="2020B95A"/>
@@ -3019,7 +3272,7 @@
       </w:rPr>
     </w:lvl>
   </w:abstractNum>
-  <w:abstractNum w:abstractNumId="13" w15:restartNumberingAfterBreak="0">
+  <w:abstractNum w:abstractNumId="14" w15:restartNumberingAfterBreak="0">
     <w:nsid w:val="759F160E"/>
     <w:multiLevelType w:val="hybridMultilevel"/>
     <w:tmpl w:val="A43402C2"/>
@@ -3132,7 +3385,7 @@
       </w:rPr>
     </w:lvl>
   </w:abstractNum>
-  <w:abstractNum w:abstractNumId="14" w15:restartNumberingAfterBreak="0">
+  <w:abstractNum w:abstractNumId="15" w15:restartNumberingAfterBreak="0">
     <w:nsid w:val="7C046A64"/>
     <w:multiLevelType w:val="hybridMultilevel"/>
     <w:tmpl w:val="7FAC48A2"/>
@@ -3245,7 +3498,7 @@
       </w:rPr>
     </w:lvl>
   </w:abstractNum>
-  <w:abstractNum w:abstractNumId="15" w15:restartNumberingAfterBreak="0">
+  <w:abstractNum w:abstractNumId="16" w15:restartNumberingAfterBreak="0">
     <w:nsid w:val="7D992D31"/>
     <w:multiLevelType w:val="hybridMultilevel"/>
     <w:tmpl w:val="E576A4E8"/>
@@ -3359,52 +3612,55 @@
     </w:lvl>
   </w:abstractNum>
   <w:num w:numId="1" w16cid:durableId="253705041">
-    <w:abstractNumId w:val="5"/>
+    <w:abstractNumId w:val="6"/>
   </w:num>
   <w:num w:numId="2" w16cid:durableId="809783968">
-    <w:abstractNumId w:val="2"/>
+    <w:abstractNumId w:val="3"/>
   </w:num>
   <w:num w:numId="3" w16cid:durableId="1073426842">
-    <w:abstractNumId w:val="3"/>
+    <w:abstractNumId w:val="4"/>
   </w:num>
   <w:num w:numId="4" w16cid:durableId="368795632">
-    <w:abstractNumId w:val="7"/>
+    <w:abstractNumId w:val="8"/>
   </w:num>
   <w:num w:numId="5" w16cid:durableId="45109268">
-    <w:abstractNumId w:val="10"/>
+    <w:abstractNumId w:val="11"/>
   </w:num>
   <w:num w:numId="6" w16cid:durableId="1232160465">
     <w:abstractNumId w:val="1"/>
   </w:num>
   <w:num w:numId="7" w16cid:durableId="1745953823">
+    <w:abstractNumId w:val="16"/>
+  </w:num>
+  <w:num w:numId="8" w16cid:durableId="1605067707">
+    <w:abstractNumId w:val="10"/>
+  </w:num>
+  <w:num w:numId="9" w16cid:durableId="376781486">
+    <w:abstractNumId w:val="13"/>
+  </w:num>
+  <w:num w:numId="10" w16cid:durableId="1434940817">
     <w:abstractNumId w:val="15"/>
   </w:num>
-  <w:num w:numId="8" w16cid:durableId="1605067707">
-    <w:abstractNumId w:val="9"/>
+  <w:num w:numId="11" w16cid:durableId="1347831888">
+    <w:abstractNumId w:val="14"/>
   </w:num>
-  <w:num w:numId="9" w16cid:durableId="376781486">
+  <w:num w:numId="12" w16cid:durableId="1130325436">
+    <w:abstractNumId w:val="5"/>
+  </w:num>
+  <w:num w:numId="13" w16cid:durableId="1541627481">
+    <w:abstractNumId w:val="7"/>
+  </w:num>
+  <w:num w:numId="14" w16cid:durableId="969826852">
     <w:abstractNumId w:val="12"/>
   </w:num>
-  <w:num w:numId="10" w16cid:durableId="1434940817">
-    <w:abstractNumId w:val="14"/>
-  </w:num>
-  <w:num w:numId="11" w16cid:durableId="1347831888">
-    <w:abstractNumId w:val="13"/>
-  </w:num>
-  <w:num w:numId="12" w16cid:durableId="1130325436">
-    <w:abstractNumId w:val="4"/>
-  </w:num>
-  <w:num w:numId="13" w16cid:durableId="1541627481">
-    <w:abstractNumId w:val="6"/>
-  </w:num>
-  <w:num w:numId="14" w16cid:durableId="969826852">
-    <w:abstractNumId w:val="11"/>
-  </w:num>
   <w:num w:numId="15" w16cid:durableId="41176224">
-    <w:abstractNumId w:val="8"/>
+    <w:abstractNumId w:val="9"/>
   </w:num>
   <w:num w:numId="16" w16cid:durableId="744183736">
     <w:abstractNumId w:val="0"/>
+  </w:num>
+  <w:num w:numId="17" w16cid:durableId="619722508">
+    <w:abstractNumId w:val="2"/>
   </w:num>
 </w:numbering>
 </file>

--- a/Doc/Release notes.docx
+++ b/Doc/Release notes.docx
@@ -1197,7 +1197,15 @@
           <w:szCs w:val="24"/>
           <w:lang w:val="en-GB"/>
         </w:rPr>
-        <w:t>Version 0.8.2</w:t>
+        <w:t>Version 0.8.</w:t>
+      </w:r>
+      <w:r>
+        <w:rPr>
+          <w:sz w:val="24"/>
+          <w:szCs w:val="24"/>
+          <w:lang w:val="en-GB"/>
+        </w:rPr>
+        <w:t>3</w:t>
       </w:r>
     </w:p>
     <w:p>
@@ -1217,7 +1225,7 @@
           <w:sz w:val="24"/>
           <w:szCs w:val="24"/>
         </w:rPr>
-        <w:t>Nuova funzione Dark (finire)</w:t>
+        <w:t>Nuova funzione Dark</w:t>
       </w:r>
     </w:p>
     <w:p>
@@ -1701,6 +1709,870 @@
           <w:lang w:val="en-GB"/>
         </w:rPr>
       </w:pPr>
+      <w:r>
+        <w:rPr>
+          <w:sz w:val="24"/>
+          <w:szCs w:val="24"/>
+          <w:lang w:val="en-GB"/>
+        </w:rPr>
+        <w:br w:type="page"/>
+      </w:r>
+    </w:p>
+    <w:p>
+      <w:pPr>
+        <w:rPr>
+          <w:sz w:val="24"/>
+          <w:szCs w:val="24"/>
+        </w:rPr>
+      </w:pPr>
+      <w:proofErr w:type="spellStart"/>
+      <w:r>
+        <w:rPr>
+          <w:sz w:val="24"/>
+          <w:szCs w:val="24"/>
+        </w:rPr>
+        <w:lastRenderedPageBreak/>
+        <w:t>startCa</w:t>
+      </w:r>
+      <w:r>
+        <w:rPr>
+          <w:sz w:val="24"/>
+          <w:szCs w:val="24"/>
+        </w:rPr>
+        <w:t>mera</w:t>
+      </w:r>
+      <w:proofErr w:type="spellEnd"/>
+      <w:r>
+        <w:rPr>
+          <w:sz w:val="24"/>
+          <w:szCs w:val="24"/>
+        </w:rPr>
+        <w:t xml:space="preserve"> per impostare ISO e shutter</w:t>
+      </w:r>
+    </w:p>
+    <w:p>
+      <w:pPr>
+        <w:rPr>
+          <w:sz w:val="24"/>
+          <w:szCs w:val="24"/>
+        </w:rPr>
+      </w:pPr>
+      <w:r>
+        <w:rPr>
+          <w:sz w:val="24"/>
+          <w:szCs w:val="24"/>
+        </w:rPr>
+        <w:t xml:space="preserve">private </w:t>
+      </w:r>
+      <w:proofErr w:type="spellStart"/>
+      <w:r>
+        <w:rPr>
+          <w:sz w:val="24"/>
+          <w:szCs w:val="24"/>
+        </w:rPr>
+        <w:t>fun</w:t>
+      </w:r>
+      <w:proofErr w:type="spellEnd"/>
+      <w:r>
+        <w:rPr>
+          <w:sz w:val="24"/>
+          <w:szCs w:val="24"/>
+        </w:rPr>
+        <w:t xml:space="preserve"> </w:t>
+      </w:r>
+      <w:proofErr w:type="spellStart"/>
+      <w:proofErr w:type="gramStart"/>
+      <w:r>
+        <w:rPr>
+          <w:sz w:val="24"/>
+          <w:szCs w:val="24"/>
+        </w:rPr>
+        <w:t>startCamera</w:t>
+      </w:r>
+      <w:proofErr w:type="spellEnd"/>
+      <w:r>
+        <w:rPr>
+          <w:sz w:val="24"/>
+          <w:szCs w:val="24"/>
+        </w:rPr>
+        <w:t>(</w:t>
+      </w:r>
+      <w:proofErr w:type="gramEnd"/>
+      <w:r>
+        <w:rPr>
+          <w:sz w:val="24"/>
+          <w:szCs w:val="24"/>
+        </w:rPr>
+        <w:t>) {</w:t>
+      </w:r>
+    </w:p>
+    <w:p>
+      <w:pPr>
+        <w:rPr>
+          <w:sz w:val="24"/>
+          <w:szCs w:val="24"/>
+          <w:lang w:val="en-GB"/>
+        </w:rPr>
+      </w:pPr>
+      <w:r>
+        <w:rPr>
+          <w:sz w:val="24"/>
+          <w:szCs w:val="24"/>
+        </w:rPr>
+        <w:t xml:space="preserve">    </w:t>
+      </w:r>
+      <w:proofErr w:type="spellStart"/>
+      <w:r>
+        <w:rPr>
+          <w:sz w:val="24"/>
+          <w:szCs w:val="24"/>
+          <w:lang w:val="en-GB"/>
+        </w:rPr>
+        <w:t>val</w:t>
+      </w:r>
+      <w:proofErr w:type="spellEnd"/>
+      <w:r>
+        <w:rPr>
+          <w:sz w:val="24"/>
+          <w:szCs w:val="24"/>
+          <w:lang w:val="en-GB"/>
+        </w:rPr>
+        <w:t xml:space="preserve"> </w:t>
+      </w:r>
+      <w:proofErr w:type="spellStart"/>
+      <w:r>
+        <w:rPr>
+          <w:sz w:val="24"/>
+          <w:szCs w:val="24"/>
+          <w:lang w:val="en-GB"/>
+        </w:rPr>
+        <w:t>cameraProviderFuture</w:t>
+      </w:r>
+      <w:proofErr w:type="spellEnd"/>
+      <w:r>
+        <w:rPr>
+          <w:sz w:val="24"/>
+          <w:szCs w:val="24"/>
+          <w:lang w:val="en-GB"/>
+        </w:rPr>
+        <w:t xml:space="preserve"> = </w:t>
+      </w:r>
+      <w:proofErr w:type="spellStart"/>
+      <w:r>
+        <w:rPr>
+          <w:sz w:val="24"/>
+          <w:szCs w:val="24"/>
+          <w:lang w:val="en-GB"/>
+        </w:rPr>
+        <w:t>ProcessCameraProvider.getInstance</w:t>
+      </w:r>
+      <w:proofErr w:type="spellEnd"/>
+      <w:r>
+        <w:rPr>
+          <w:sz w:val="24"/>
+          <w:szCs w:val="24"/>
+          <w:lang w:val="en-GB"/>
+        </w:rPr>
+        <w:t>(context)</w:t>
+      </w:r>
+    </w:p>
+    <w:p>
+      <w:pPr>
+        <w:rPr>
+          <w:sz w:val="24"/>
+          <w:szCs w:val="24"/>
+          <w:lang w:val="en-GB"/>
+        </w:rPr>
+      </w:pPr>
+    </w:p>
+    <w:p>
+      <w:pPr>
+        <w:rPr>
+          <w:sz w:val="24"/>
+          <w:szCs w:val="24"/>
+          <w:lang w:val="en-GB"/>
+        </w:rPr>
+      </w:pPr>
+      <w:r>
+        <w:rPr>
+          <w:sz w:val="24"/>
+          <w:szCs w:val="24"/>
+          <w:lang w:val="en-GB"/>
+        </w:rPr>
+        <w:t xml:space="preserve">    </w:t>
+      </w:r>
+      <w:proofErr w:type="spellStart"/>
+      <w:r>
+        <w:rPr>
+          <w:sz w:val="24"/>
+          <w:szCs w:val="24"/>
+          <w:lang w:val="en-GB"/>
+        </w:rPr>
+        <w:t>cameraProviderFuture.addListener</w:t>
+      </w:r>
+      <w:proofErr w:type="spellEnd"/>
+      <w:r>
+        <w:rPr>
+          <w:sz w:val="24"/>
+          <w:szCs w:val="24"/>
+          <w:lang w:val="en-GB"/>
+        </w:rPr>
+        <w:t>({</w:t>
+      </w:r>
+    </w:p>
+    <w:p>
+      <w:pPr>
+        <w:rPr>
+          <w:sz w:val="24"/>
+          <w:szCs w:val="24"/>
+          <w:lang w:val="en-GB"/>
+        </w:rPr>
+      </w:pPr>
+      <w:r>
+        <w:rPr>
+          <w:sz w:val="24"/>
+          <w:szCs w:val="24"/>
+          <w:lang w:val="en-GB"/>
+        </w:rPr>
+        <w:t xml:space="preserve">        </w:t>
+      </w:r>
+      <w:proofErr w:type="spellStart"/>
+      <w:r>
+        <w:rPr>
+          <w:sz w:val="24"/>
+          <w:szCs w:val="24"/>
+          <w:lang w:val="en-GB"/>
+        </w:rPr>
+        <w:t>val</w:t>
+      </w:r>
+      <w:proofErr w:type="spellEnd"/>
+      <w:r>
+        <w:rPr>
+          <w:sz w:val="24"/>
+          <w:szCs w:val="24"/>
+          <w:lang w:val="en-GB"/>
+        </w:rPr>
+        <w:t xml:space="preserve"> </w:t>
+      </w:r>
+      <w:proofErr w:type="spellStart"/>
+      <w:r>
+        <w:rPr>
+          <w:sz w:val="24"/>
+          <w:szCs w:val="24"/>
+          <w:lang w:val="en-GB"/>
+        </w:rPr>
+        <w:t>cameraProvider</w:t>
+      </w:r>
+      <w:proofErr w:type="spellEnd"/>
+      <w:r>
+        <w:rPr>
+          <w:sz w:val="24"/>
+          <w:szCs w:val="24"/>
+          <w:lang w:val="en-GB"/>
+        </w:rPr>
+        <w:t xml:space="preserve"> = </w:t>
+      </w:r>
+      <w:proofErr w:type="spellStart"/>
+      <w:proofErr w:type="gramStart"/>
+      <w:r>
+        <w:rPr>
+          <w:sz w:val="24"/>
+          <w:szCs w:val="24"/>
+          <w:lang w:val="en-GB"/>
+        </w:rPr>
+        <w:t>cameraProviderFuture.get</w:t>
+      </w:r>
+      <w:proofErr w:type="spellEnd"/>
+      <w:r>
+        <w:rPr>
+          <w:sz w:val="24"/>
+          <w:szCs w:val="24"/>
+          <w:lang w:val="en-GB"/>
+        </w:rPr>
+        <w:t>(</w:t>
+      </w:r>
+      <w:proofErr w:type="gramEnd"/>
+      <w:r>
+        <w:rPr>
+          <w:sz w:val="24"/>
+          <w:szCs w:val="24"/>
+          <w:lang w:val="en-GB"/>
+        </w:rPr>
+        <w:t>)</w:t>
+      </w:r>
+    </w:p>
+    <w:p>
+      <w:pPr>
+        <w:rPr>
+          <w:sz w:val="24"/>
+          <w:szCs w:val="24"/>
+          <w:lang w:val="en-GB"/>
+        </w:rPr>
+      </w:pPr>
+    </w:p>
+    <w:p>
+      <w:pPr>
+        <w:rPr>
+          <w:sz w:val="24"/>
+          <w:szCs w:val="24"/>
+          <w:lang w:val="en-GB"/>
+        </w:rPr>
+      </w:pPr>
+      <w:r>
+        <w:rPr>
+          <w:sz w:val="24"/>
+          <w:szCs w:val="24"/>
+          <w:lang w:val="en-GB"/>
+        </w:rPr>
+        <w:t xml:space="preserve">        </w:t>
+      </w:r>
+      <w:proofErr w:type="spellStart"/>
+      <w:r>
+        <w:rPr>
+          <w:sz w:val="24"/>
+          <w:szCs w:val="24"/>
+          <w:lang w:val="en-GB"/>
+        </w:rPr>
+        <w:t>val</w:t>
+      </w:r>
+      <w:proofErr w:type="spellEnd"/>
+      <w:r>
+        <w:rPr>
+          <w:sz w:val="24"/>
+          <w:szCs w:val="24"/>
+          <w:lang w:val="en-GB"/>
+        </w:rPr>
+        <w:t xml:space="preserve"> preview = </w:t>
+      </w:r>
+      <w:proofErr w:type="spellStart"/>
+      <w:r>
+        <w:rPr>
+          <w:sz w:val="24"/>
+          <w:szCs w:val="24"/>
+          <w:lang w:val="en-GB"/>
+        </w:rPr>
+        <w:t>Preview.Builder</w:t>
+      </w:r>
+      <w:proofErr w:type="spellEnd"/>
+      <w:r>
+        <w:rPr>
+          <w:sz w:val="24"/>
+          <w:szCs w:val="24"/>
+          <w:lang w:val="en-GB"/>
+        </w:rPr>
+        <w:t>(</w:t>
+      </w:r>
+      <w:proofErr w:type="gramStart"/>
+      <w:r>
+        <w:rPr>
+          <w:sz w:val="24"/>
+          <w:szCs w:val="24"/>
+          <w:lang w:val="en-GB"/>
+        </w:rPr>
+        <w:t>).build</w:t>
+      </w:r>
+      <w:proofErr w:type="gramEnd"/>
+      <w:r>
+        <w:rPr>
+          <w:sz w:val="24"/>
+          <w:szCs w:val="24"/>
+          <w:lang w:val="en-GB"/>
+        </w:rPr>
+        <w:t>()</w:t>
+      </w:r>
+    </w:p>
+    <w:p>
+      <w:pPr>
+        <w:rPr>
+          <w:sz w:val="24"/>
+          <w:szCs w:val="24"/>
+          <w:lang w:val="en-GB"/>
+        </w:rPr>
+      </w:pPr>
+    </w:p>
+    <w:p>
+      <w:pPr>
+        <w:rPr>
+          <w:sz w:val="24"/>
+          <w:szCs w:val="24"/>
+        </w:rPr>
+      </w:pPr>
+      <w:r>
+        <w:rPr>
+          <w:sz w:val="24"/>
+          <w:szCs w:val="24"/>
+          <w:lang w:val="en-GB"/>
+        </w:rPr>
+        <w:t xml:space="preserve">        </w:t>
+      </w:r>
+      <w:r>
+        <w:rPr>
+          <w:sz w:val="24"/>
+          <w:szCs w:val="24"/>
+        </w:rPr>
+        <w:t xml:space="preserve">val </w:t>
+      </w:r>
+      <w:proofErr w:type="spellStart"/>
+      <w:r>
+        <w:rPr>
+          <w:sz w:val="24"/>
+          <w:szCs w:val="24"/>
+        </w:rPr>
+        <w:t>imageCaptureBuilder</w:t>
+      </w:r>
+      <w:proofErr w:type="spellEnd"/>
+      <w:r>
+        <w:rPr>
+          <w:sz w:val="24"/>
+          <w:szCs w:val="24"/>
+        </w:rPr>
+        <w:t xml:space="preserve"> = </w:t>
+      </w:r>
+      <w:proofErr w:type="spellStart"/>
+      <w:r>
+        <w:rPr>
+          <w:sz w:val="24"/>
+          <w:szCs w:val="24"/>
+        </w:rPr>
+        <w:t>ImageCapture.Builder</w:t>
+      </w:r>
+      <w:proofErr w:type="spellEnd"/>
+      <w:r>
+        <w:rPr>
+          <w:sz w:val="24"/>
+          <w:szCs w:val="24"/>
+        </w:rPr>
+        <w:t>()</w:t>
+      </w:r>
+    </w:p>
+    <w:p>
+      <w:pPr>
+        <w:rPr>
+          <w:sz w:val="24"/>
+          <w:szCs w:val="24"/>
+        </w:rPr>
+      </w:pPr>
+    </w:p>
+    <w:p>
+      <w:pPr>
+        <w:rPr>
+          <w:sz w:val="24"/>
+          <w:szCs w:val="24"/>
+        </w:rPr>
+      </w:pPr>
+      <w:r>
+        <w:rPr>
+          <w:sz w:val="24"/>
+          <w:szCs w:val="24"/>
+        </w:rPr>
+        <w:t xml:space="preserve">        // QUI dentro aggiungi Camera2Interop</w:t>
+      </w:r>
+    </w:p>
+    <w:p>
+      <w:pPr>
+        <w:rPr>
+          <w:sz w:val="24"/>
+          <w:szCs w:val="24"/>
+        </w:rPr>
+      </w:pPr>
+      <w:r>
+        <w:rPr>
+          <w:sz w:val="24"/>
+          <w:szCs w:val="24"/>
+        </w:rPr>
+        <w:t xml:space="preserve">        val </w:t>
+      </w:r>
+      <w:proofErr w:type="spellStart"/>
+      <w:r>
+        <w:rPr>
+          <w:sz w:val="24"/>
+          <w:szCs w:val="24"/>
+        </w:rPr>
+        <w:t>extender</w:t>
+      </w:r>
+      <w:proofErr w:type="spellEnd"/>
+      <w:r>
+        <w:rPr>
+          <w:sz w:val="24"/>
+          <w:szCs w:val="24"/>
+        </w:rPr>
+        <w:t xml:space="preserve"> = Camera2Interop.Extender(</w:t>
+      </w:r>
+      <w:proofErr w:type="spellStart"/>
+      <w:r>
+        <w:rPr>
+          <w:sz w:val="24"/>
+          <w:szCs w:val="24"/>
+        </w:rPr>
+        <w:t>imageCaptureBuilder</w:t>
+      </w:r>
+      <w:proofErr w:type="spellEnd"/>
+      <w:r>
+        <w:rPr>
+          <w:sz w:val="24"/>
+          <w:szCs w:val="24"/>
+        </w:rPr>
+        <w:t>)</w:t>
+      </w:r>
+    </w:p>
+    <w:p>
+      <w:pPr>
+        <w:rPr>
+          <w:sz w:val="24"/>
+          <w:szCs w:val="24"/>
+        </w:rPr>
+      </w:pPr>
+      <w:r>
+        <w:rPr>
+          <w:sz w:val="24"/>
+          <w:szCs w:val="24"/>
+        </w:rPr>
+        <w:t xml:space="preserve">        </w:t>
+      </w:r>
+      <w:proofErr w:type="spellStart"/>
+      <w:proofErr w:type="gramStart"/>
+      <w:r>
+        <w:rPr>
+          <w:sz w:val="24"/>
+          <w:szCs w:val="24"/>
+        </w:rPr>
+        <w:t>extender.setCaptureRequestOption</w:t>
+      </w:r>
+      <w:proofErr w:type="spellEnd"/>
+      <w:proofErr w:type="gramEnd"/>
+      <w:r>
+        <w:rPr>
+          <w:sz w:val="24"/>
+          <w:szCs w:val="24"/>
+        </w:rPr>
+        <w:t>(...)</w:t>
+      </w:r>
+    </w:p>
+    <w:p>
+      <w:pPr>
+        <w:rPr>
+          <w:sz w:val="24"/>
+          <w:szCs w:val="24"/>
+        </w:rPr>
+      </w:pPr>
+      <w:r>
+        <w:rPr>
+          <w:sz w:val="24"/>
+          <w:szCs w:val="24"/>
+        </w:rPr>
+        <w:t xml:space="preserve">        </w:t>
+      </w:r>
+      <w:proofErr w:type="spellStart"/>
+      <w:proofErr w:type="gramStart"/>
+      <w:r>
+        <w:rPr>
+          <w:sz w:val="24"/>
+          <w:szCs w:val="24"/>
+        </w:rPr>
+        <w:t>extender.setCaptureRequestOption</w:t>
+      </w:r>
+      <w:proofErr w:type="spellEnd"/>
+      <w:proofErr w:type="gramEnd"/>
+      <w:r>
+        <w:rPr>
+          <w:sz w:val="24"/>
+          <w:szCs w:val="24"/>
+        </w:rPr>
+        <w:t>(...)</w:t>
+      </w:r>
+    </w:p>
+    <w:p>
+      <w:pPr>
+        <w:rPr>
+          <w:sz w:val="24"/>
+          <w:szCs w:val="24"/>
+        </w:rPr>
+      </w:pPr>
+      <w:r>
+        <w:rPr>
+          <w:sz w:val="24"/>
+          <w:szCs w:val="24"/>
+        </w:rPr>
+        <w:t xml:space="preserve">        </w:t>
+      </w:r>
+      <w:proofErr w:type="spellStart"/>
+      <w:proofErr w:type="gramStart"/>
+      <w:r>
+        <w:rPr>
+          <w:sz w:val="24"/>
+          <w:szCs w:val="24"/>
+        </w:rPr>
+        <w:t>extender.setCaptureRequestOption</w:t>
+      </w:r>
+      <w:proofErr w:type="spellEnd"/>
+      <w:proofErr w:type="gramEnd"/>
+      <w:r>
+        <w:rPr>
+          <w:sz w:val="24"/>
+          <w:szCs w:val="24"/>
+        </w:rPr>
+        <w:t>(...)</w:t>
+      </w:r>
+    </w:p>
+    <w:p>
+      <w:pPr>
+        <w:rPr>
+          <w:sz w:val="24"/>
+          <w:szCs w:val="24"/>
+        </w:rPr>
+      </w:pPr>
+    </w:p>
+    <w:p>
+      <w:pPr>
+        <w:rPr>
+          <w:sz w:val="24"/>
+          <w:szCs w:val="24"/>
+        </w:rPr>
+      </w:pPr>
+      <w:r>
+        <w:rPr>
+          <w:sz w:val="24"/>
+          <w:szCs w:val="24"/>
+        </w:rPr>
+        <w:t xml:space="preserve">        val </w:t>
+      </w:r>
+      <w:proofErr w:type="spellStart"/>
+      <w:r>
+        <w:rPr>
+          <w:sz w:val="24"/>
+          <w:szCs w:val="24"/>
+        </w:rPr>
+        <w:t>imageCapture</w:t>
+      </w:r>
+      <w:proofErr w:type="spellEnd"/>
+      <w:r>
+        <w:rPr>
+          <w:sz w:val="24"/>
+          <w:szCs w:val="24"/>
+        </w:rPr>
+        <w:t xml:space="preserve"> = </w:t>
+      </w:r>
+      <w:proofErr w:type="spellStart"/>
+      <w:r>
+        <w:rPr>
+          <w:sz w:val="24"/>
+          <w:szCs w:val="24"/>
+        </w:rPr>
+        <w:t>imageCaptureBuilder.build</w:t>
+      </w:r>
+      <w:proofErr w:type="spellEnd"/>
+      <w:r>
+        <w:rPr>
+          <w:sz w:val="24"/>
+          <w:szCs w:val="24"/>
+        </w:rPr>
+        <w:t>()</w:t>
+      </w:r>
+    </w:p>
+    <w:p>
+      <w:pPr>
+        <w:rPr>
+          <w:sz w:val="24"/>
+          <w:szCs w:val="24"/>
+        </w:rPr>
+      </w:pPr>
+    </w:p>
+    <w:p>
+      <w:pPr>
+        <w:rPr>
+          <w:sz w:val="24"/>
+          <w:szCs w:val="24"/>
+          <w:lang w:val="en-GB"/>
+        </w:rPr>
+      </w:pPr>
+      <w:r>
+        <w:rPr>
+          <w:sz w:val="24"/>
+          <w:szCs w:val="24"/>
+        </w:rPr>
+        <w:t xml:space="preserve">        </w:t>
+      </w:r>
+      <w:proofErr w:type="spellStart"/>
+      <w:r>
+        <w:rPr>
+          <w:sz w:val="24"/>
+          <w:szCs w:val="24"/>
+          <w:lang w:val="en-GB"/>
+        </w:rPr>
+        <w:t>cameraProvider.unbindAll</w:t>
+      </w:r>
+      <w:proofErr w:type="spellEnd"/>
+      <w:r>
+        <w:rPr>
+          <w:sz w:val="24"/>
+          <w:szCs w:val="24"/>
+          <w:lang w:val="en-GB"/>
+        </w:rPr>
+        <w:t>()</w:t>
+      </w:r>
+    </w:p>
+    <w:p>
+      <w:pPr>
+        <w:rPr>
+          <w:sz w:val="24"/>
+          <w:szCs w:val="24"/>
+          <w:lang w:val="en-GB"/>
+        </w:rPr>
+      </w:pPr>
+      <w:r>
+        <w:rPr>
+          <w:sz w:val="24"/>
+          <w:szCs w:val="24"/>
+          <w:lang w:val="en-GB"/>
+        </w:rPr>
+        <w:t xml:space="preserve">        cameraProvider.bindToLifecycle(</w:t>
+      </w:r>
+    </w:p>
+    <w:p>
+      <w:pPr>
+        <w:rPr>
+          <w:sz w:val="24"/>
+          <w:szCs w:val="24"/>
+          <w:lang w:val="en-GB"/>
+        </w:rPr>
+      </w:pPr>
+      <w:r>
+        <w:rPr>
+          <w:sz w:val="24"/>
+          <w:szCs w:val="24"/>
+          <w:lang w:val="en-GB"/>
+        </w:rPr>
+        <w:t xml:space="preserve">            lifecycleOwner,</w:t>
+      </w:r>
+    </w:p>
+    <w:p>
+      <w:pPr>
+        <w:rPr>
+          <w:sz w:val="24"/>
+          <w:szCs w:val="24"/>
+          <w:lang w:val="en-GB"/>
+        </w:rPr>
+      </w:pPr>
+      <w:r>
+        <w:rPr>
+          <w:sz w:val="24"/>
+          <w:szCs w:val="24"/>
+          <w:lang w:val="en-GB"/>
+        </w:rPr>
+        <w:t xml:space="preserve">            cameraSelector,</w:t>
+      </w:r>
+    </w:p>
+    <w:p>
+      <w:pPr>
+        <w:rPr>
+          <w:sz w:val="24"/>
+          <w:szCs w:val="24"/>
+          <w:lang w:val="en-GB"/>
+        </w:rPr>
+      </w:pPr>
+      <w:r>
+        <w:rPr>
+          <w:sz w:val="24"/>
+          <w:szCs w:val="24"/>
+          <w:lang w:val="en-GB"/>
+        </w:rPr>
+        <w:t xml:space="preserve">            preview,</w:t>
+      </w:r>
+    </w:p>
+    <w:p>
+      <w:pPr>
+        <w:rPr>
+          <w:sz w:val="24"/>
+          <w:szCs w:val="24"/>
+          <w:lang w:val="en-GB"/>
+        </w:rPr>
+      </w:pPr>
+      <w:r>
+        <w:rPr>
+          <w:sz w:val="24"/>
+          <w:szCs w:val="24"/>
+          <w:lang w:val="en-GB"/>
+        </w:rPr>
+        <w:t xml:space="preserve">            imageCapture</w:t>
+      </w:r>
+    </w:p>
+    <w:p>
+      <w:pPr>
+        <w:rPr>
+          <w:sz w:val="24"/>
+          <w:szCs w:val="24"/>
+          <w:lang w:val="en-GB"/>
+        </w:rPr>
+      </w:pPr>
+      <w:r>
+        <w:rPr>
+          <w:sz w:val="24"/>
+          <w:szCs w:val="24"/>
+          <w:lang w:val="en-GB"/>
+        </w:rPr>
+        <w:t xml:space="preserve">        )</w:t>
+      </w:r>
+    </w:p>
+    <w:p>
+      <w:pPr>
+        <w:rPr>
+          <w:sz w:val="24"/>
+          <w:szCs w:val="24"/>
+          <w:lang w:val="en-GB"/>
+        </w:rPr>
+      </w:pPr>
+    </w:p>
+    <w:p>
+      <w:pPr>
+        <w:rPr>
+          <w:sz w:val="24"/>
+          <w:szCs w:val="24"/>
+          <w:lang w:val="en-GB"/>
+        </w:rPr>
+      </w:pPr>
+      <w:r>
+        <w:rPr>
+          <w:sz w:val="24"/>
+          <w:szCs w:val="24"/>
+          <w:lang w:val="en-GB"/>
+        </w:rPr>
+        <w:t xml:space="preserve">    }, </w:t>
+      </w:r>
+      <w:proofErr w:type="spellStart"/>
+      <w:r>
+        <w:rPr>
+          <w:sz w:val="24"/>
+          <w:szCs w:val="24"/>
+          <w:lang w:val="en-GB"/>
+        </w:rPr>
+        <w:t>ContextCompat.getMainExecutor</w:t>
+      </w:r>
+      <w:proofErr w:type="spellEnd"/>
+      <w:r>
+        <w:rPr>
+          <w:sz w:val="24"/>
+          <w:szCs w:val="24"/>
+          <w:lang w:val="en-GB"/>
+        </w:rPr>
+        <w:t>(context))</w:t>
+      </w:r>
+    </w:p>
+    <w:p>
+      <w:pPr>
+        <w:rPr>
+          <w:sz w:val="24"/>
+          <w:szCs w:val="24"/>
+          <w:lang w:val="en-GB"/>
+        </w:rPr>
+      </w:pPr>
+      <w:r>
+        <w:rPr>
+          <w:sz w:val="24"/>
+          <w:szCs w:val="24"/>
+          <w:lang w:val="en-GB"/>
+        </w:rPr>
+        <w:t>}</w:t>
+      </w:r>
     </w:p>
     <w:sectPr>
       <w:pgSz w:w="11906" w:h="16838"/>
